--- a/6-过程管理/流程制度规范类文件/SFKJ-ITSS-0601-运维服务过程框架管理制度.docx
+++ b/6-过程管理/流程制度规范类文件/SFKJ-ITSS-0601-运维服务过程框架管理制度.docx
@@ -1,11 +1,10 @@
 
 <file path=word/document.xml><?xml version="1.0" encoding="utf-8"?>
-<w:document xmlns:wpc="http://schemas.microsoft.com/office/word/2010/wordprocessingCanvas" xmlns:mc="http://schemas.openxmlformats.org/markup-compatibility/2006" xmlns:o="urn:schemas-microsoft-com:office:office" xmlns:r="http://schemas.openxmlformats.org/officeDocument/2006/relationships" xmlns:m="http://schemas.openxmlformats.org/officeDocument/2006/math" xmlns:v="urn:schemas-microsoft-com:vml" xmlns:wp14="http://schemas.microsoft.com/office/word/2010/wordprocessingDrawing" xmlns:wp="http://schemas.openxmlformats.org/drawingml/2006/wordprocessingDrawing" xmlns:w10="urn:schemas-microsoft-com:office:word" xmlns:w="http://schemas.openxmlformats.org/wordprocessingml/2006/main" xmlns:w14="http://schemas.microsoft.com/office/word/2010/wordml" xmlns:w15="http://schemas.microsoft.com/office/word/2012/wordml" xmlns:wne="http://schemas.microsoft.com/office/word/2006/wordml" xmlns:wpg="http://schemas.microsoft.com/office/word/2010/wordprocessingGroup" xmlns:wpi="http://schemas.microsoft.com/office/word/2010/wordprocessingInk" xmlns:wps="http://schemas.microsoft.com/office/word/2010/wordprocessingShape" mc:Ignorable="w14 w15 wp14">
-  <!-- Generated by Aspose.Words for .NET 13.3.0.1 -->
+<w:document xmlns:wpc="http://schemas.microsoft.com/office/word/2010/wordprocessingCanvas" xmlns:cx="http://schemas.microsoft.com/office/drawing/2014/chartex" xmlns:cx1="http://schemas.microsoft.com/office/drawing/2015/9/8/chartex" xmlns:cx2="http://schemas.microsoft.com/office/drawing/2015/10/21/chartex" xmlns:cx3="http://schemas.microsoft.com/office/drawing/2016/5/9/chartex" xmlns:cx4="http://schemas.microsoft.com/office/drawing/2016/5/10/chartex" xmlns:cx5="http://schemas.microsoft.com/office/drawing/2016/5/11/chartex" xmlns:cx6="http://schemas.microsoft.com/office/drawing/2016/5/12/chartex" xmlns:cx7="http://schemas.microsoft.com/office/drawing/2016/5/13/chartex" xmlns:cx8="http://schemas.microsoft.com/office/drawing/2016/5/14/chartex" xmlns:mc="http://schemas.openxmlformats.org/markup-compatibility/2006" xmlns:o="urn:schemas-microsoft-com:office:office" xmlns:r="http://schemas.openxmlformats.org/officeDocument/2006/relationships" xmlns:m="http://schemas.openxmlformats.org/officeDocument/2006/math" xmlns:v="urn:schemas-microsoft-com:vml" xmlns:wp14="http://schemas.microsoft.com/office/word/2010/wordprocessingDrawing" xmlns:wp="http://schemas.openxmlformats.org/drawingml/2006/wordprocessingDrawing" xmlns:w="http://schemas.openxmlformats.org/wordprocessingml/2006/main" xmlns:w14="http://schemas.microsoft.com/office/word/2010/wordml" xmlns:w10="urn:schemas-microsoft-com:office:word" xmlns:w15="http://schemas.microsoft.com/office/word/2012/wordml" xmlns:wpg="http://schemas.microsoft.com/office/word/2010/wordprocessingGroup" xmlns:wpi="http://schemas.microsoft.com/office/word/2010/wordprocessingInk" xmlns:wne="http://schemas.microsoft.com/office/word/2006/wordml" xmlns:wps="http://schemas.microsoft.com/office/word/2010/wordprocessingShape" xmlns:wpsCustomData="http://www.wps.cn/officeDocument/2013/wpsCustomData" mc:Ignorable="w14 w15 wp14">
   <w:body>
     <w:p>
       <w:pPr>
-        <w:pStyle w:val="a0"/>
+        <w:pStyle w:val="27"/>
         <w:keepNext w:val="0"/>
         <w:keepLines w:val="0"/>
         <w:pageBreakBefore w:val="0"/>
@@ -38,7 +37,7 @@
     </w:p>
     <w:p>
       <w:pPr>
-        <w:pStyle w:val="a1"/>
+        <w:pStyle w:val="28"/>
         <w:keepNext w:val="0"/>
         <w:keepLines w:val="0"/>
         <w:pageBreakBefore w:val="0"/>
@@ -69,17 +68,18 @@
     </w:p>
     <w:tbl>
       <w:tblPr>
-        <w:tblStyle w:val="TableGrid"/>
+        <w:tblStyle w:val="23"/>
         <w:tblW w:w="8522" w:type="dxa"/>
         <w:jc w:val="center"/>
         <w:tblBorders>
-          <w:top w:val="nil"/>
-          <w:left w:val="nil"/>
-          <w:bottom w:val="nil"/>
-          <w:right w:val="nil"/>
-          <w:insideH w:val="nil"/>
-          <w:insideV w:val="nil"/>
+          <w:top w:val="none" w:color="auto" w:sz="0" w:space="0"/>
+          <w:left w:val="none" w:color="auto" w:sz="0" w:space="0"/>
+          <w:bottom w:val="none" w:color="auto" w:sz="0" w:space="0"/>
+          <w:right w:val="none" w:color="auto" w:sz="0" w:space="0"/>
+          <w:insideH w:val="none" w:color="auto" w:sz="0" w:space="0"/>
+          <w:insideV w:val="none" w:color="auto" w:sz="0" w:space="0"/>
         </w:tblBorders>
+        <w:tblLayout w:type="autofit"/>
         <w:tblCellMar>
           <w:top w:w="0" w:type="dxa"/>
           <w:left w:w="108" w:type="dxa"/>
@@ -95,15 +95,13 @@
       </w:tblGrid>
       <w:tr>
         <w:tblPrEx>
-          <w:tblW w:w="8522" w:type="dxa"/>
-          <w:jc w:val="center"/>
           <w:tblBorders>
-            <w:top w:val="nil"/>
-            <w:left w:val="nil"/>
-            <w:bottom w:val="nil"/>
-            <w:right w:val="nil"/>
-            <w:insideH w:val="nil"/>
-            <w:insideV w:val="nil"/>
+            <w:top w:val="none" w:color="auto" w:sz="0" w:space="0"/>
+            <w:left w:val="none" w:color="auto" w:sz="0" w:space="0"/>
+            <w:bottom w:val="none" w:color="auto" w:sz="0" w:space="0"/>
+            <w:right w:val="none" w:color="auto" w:sz="0" w:space="0"/>
+            <w:insideH w:val="none" w:color="auto" w:sz="0" w:space="0"/>
+            <w:insideV w:val="none" w:color="auto" w:sz="0" w:space="0"/>
           </w:tblBorders>
           <w:tblCellMar>
             <w:top w:w="0" w:type="dxa"/>
@@ -113,7 +111,7 @@
           </w:tblCellMar>
         </w:tblPrEx>
         <w:trPr>
-          <w:trHeight w:val="0"/>
+          <w:trHeight w:val="0" w:hRule="atLeast"/>
           <w:tblHeader/>
           <w:jc w:val="center"/>
         </w:trPr>
@@ -121,8 +119,8 @@
           <w:tcPr>
             <w:tcW w:w="1824" w:type="dxa"/>
             <w:tcBorders>
-              <w:top w:val="single" w:sz="4" w:space="0" w:color="auto"/>
-              <w:left w:val="single" w:sz="4" w:space="0" w:color="auto"/>
+              <w:top w:val="single" w:color="auto" w:sz="4" w:space="0"/>
+              <w:left w:val="single" w:color="auto" w:sz="4" w:space="0"/>
               <w:bottom w:val="nil"/>
               <w:right w:val="nil"/>
             </w:tcBorders>
@@ -168,8 +166,8 @@
           <w:tcPr>
             <w:tcW w:w="3090" w:type="dxa"/>
             <w:tcBorders>
-              <w:top w:val="single" w:sz="4" w:space="0" w:color="auto"/>
-              <w:left w:val="single" w:sz="4" w:space="0" w:color="auto"/>
+              <w:top w:val="single" w:color="auto" w:sz="4" w:space="0"/>
+              <w:left w:val="single" w:color="auto" w:sz="4" w:space="0"/>
               <w:bottom w:val="nil"/>
               <w:right w:val="nil"/>
             </w:tcBorders>
@@ -214,8 +212,8 @@
           <w:tcPr>
             <w:tcW w:w="1824" w:type="dxa"/>
             <w:tcBorders>
-              <w:top w:val="single" w:sz="4" w:space="0" w:color="auto"/>
-              <w:left w:val="single" w:sz="4" w:space="0" w:color="auto"/>
+              <w:top w:val="single" w:color="auto" w:sz="4" w:space="0"/>
+              <w:left w:val="single" w:color="auto" w:sz="4" w:space="0"/>
               <w:bottom w:val="nil"/>
               <w:right w:val="nil"/>
             </w:tcBorders>
@@ -261,10 +259,10 @@
           <w:tcPr>
             <w:tcW w:w="1784" w:type="dxa"/>
             <w:tcBorders>
-              <w:top w:val="single" w:sz="4" w:space="0" w:color="auto"/>
-              <w:left w:val="single" w:sz="4" w:space="0" w:color="auto"/>
+              <w:top w:val="single" w:color="auto" w:sz="4" w:space="0"/>
+              <w:left w:val="single" w:color="auto" w:sz="4" w:space="0"/>
               <w:bottom w:val="nil"/>
-              <w:right w:val="single" w:sz="4" w:space="0" w:color="auto"/>
+              <w:right w:val="single" w:color="auto" w:sz="4" w:space="0"/>
             </w:tcBorders>
             <w:tcMar>
               <w:top w:w="-1" w:type="dxa"/>
@@ -306,8 +304,14 @@
       </w:tr>
       <w:tr>
         <w:tblPrEx>
-          <w:tblW w:w="8522" w:type="dxa"/>
-          <w:jc w:val="center"/>
+          <w:tblBorders>
+            <w:top w:val="none" w:color="auto" w:sz="0" w:space="0"/>
+            <w:left w:val="none" w:color="auto" w:sz="0" w:space="0"/>
+            <w:bottom w:val="none" w:color="auto" w:sz="0" w:space="0"/>
+            <w:right w:val="none" w:color="auto" w:sz="0" w:space="0"/>
+            <w:insideH w:val="none" w:color="auto" w:sz="0" w:space="0"/>
+            <w:insideV w:val="none" w:color="auto" w:sz="0" w:space="0"/>
+          </w:tblBorders>
           <w:tblCellMar>
             <w:top w:w="0" w:type="dxa"/>
             <w:left w:w="108" w:type="dxa"/>
@@ -316,7 +320,7 @@
           </w:tblCellMar>
         </w:tblPrEx>
         <w:trPr>
-          <w:trHeight w:val="0"/>
+          <w:trHeight w:val="0" w:hRule="atLeast"/>
           <w:tblHeader/>
           <w:jc w:val="center"/>
         </w:trPr>
@@ -324,8 +328,8 @@
           <w:tcPr>
             <w:tcW w:w="1824" w:type="dxa"/>
             <w:tcBorders>
-              <w:top w:val="single" w:sz="4" w:space="0" w:color="auto"/>
-              <w:left w:val="single" w:sz="4" w:space="0" w:color="auto"/>
+              <w:top w:val="single" w:color="auto" w:sz="4" w:space="0"/>
+              <w:left w:val="single" w:color="auto" w:sz="4" w:space="0"/>
               <w:bottom w:val="nil"/>
               <w:right w:val="nil"/>
             </w:tcBorders>
@@ -371,8 +375,8 @@
           <w:tcPr>
             <w:tcW w:w="3090" w:type="dxa"/>
             <w:tcBorders>
-              <w:top w:val="single" w:sz="4" w:space="0" w:color="auto"/>
-              <w:left w:val="single" w:sz="4" w:space="0" w:color="auto"/>
+              <w:top w:val="single" w:color="auto" w:sz="4" w:space="0"/>
+              <w:left w:val="single" w:color="auto" w:sz="4" w:space="0"/>
               <w:bottom w:val="nil"/>
               <w:right w:val="nil"/>
             </w:tcBorders>
@@ -417,8 +421,8 @@
           <w:tcPr>
             <w:tcW w:w="1824" w:type="dxa"/>
             <w:tcBorders>
-              <w:top w:val="single" w:sz="4" w:space="0" w:color="auto"/>
-              <w:left w:val="single" w:sz="4" w:space="0" w:color="auto"/>
+              <w:top w:val="single" w:color="auto" w:sz="4" w:space="0"/>
+              <w:left w:val="single" w:color="auto" w:sz="4" w:space="0"/>
               <w:bottom w:val="nil"/>
               <w:right w:val="nil"/>
             </w:tcBorders>
@@ -464,10 +468,10 @@
           <w:tcPr>
             <w:tcW w:w="1784" w:type="dxa"/>
             <w:tcBorders>
-              <w:top w:val="single" w:sz="4" w:space="0" w:color="auto"/>
-              <w:left w:val="single" w:sz="4" w:space="0" w:color="auto"/>
+              <w:top w:val="single" w:color="auto" w:sz="4" w:space="0"/>
+              <w:left w:val="single" w:color="auto" w:sz="4" w:space="0"/>
               <w:bottom w:val="nil"/>
-              <w:right w:val="single" w:sz="4" w:space="0" w:color="auto"/>
+              <w:right w:val="single" w:color="auto" w:sz="4" w:space="0"/>
             </w:tcBorders>
             <w:tcMar>
               <w:top w:w="-1" w:type="dxa"/>
@@ -509,8 +513,14 @@
       </w:tr>
       <w:tr>
         <w:tblPrEx>
-          <w:tblW w:w="8522" w:type="dxa"/>
-          <w:jc w:val="center"/>
+          <w:tblBorders>
+            <w:top w:val="none" w:color="auto" w:sz="0" w:space="0"/>
+            <w:left w:val="none" w:color="auto" w:sz="0" w:space="0"/>
+            <w:bottom w:val="none" w:color="auto" w:sz="0" w:space="0"/>
+            <w:right w:val="none" w:color="auto" w:sz="0" w:space="0"/>
+            <w:insideH w:val="none" w:color="auto" w:sz="0" w:space="0"/>
+            <w:insideV w:val="none" w:color="auto" w:sz="0" w:space="0"/>
+          </w:tblBorders>
           <w:tblCellMar>
             <w:top w:w="0" w:type="dxa"/>
             <w:left w:w="108" w:type="dxa"/>
@@ -519,7 +529,7 @@
           </w:tblCellMar>
         </w:tblPrEx>
         <w:trPr>
-          <w:trHeight w:val="0"/>
+          <w:trHeight w:val="0" w:hRule="atLeast"/>
           <w:tblHeader/>
           <w:jc w:val="center"/>
         </w:trPr>
@@ -527,8 +537,8 @@
           <w:tcPr>
             <w:tcW w:w="1824" w:type="dxa"/>
             <w:tcBorders>
-              <w:top w:val="single" w:sz="4" w:space="0" w:color="auto"/>
-              <w:left w:val="single" w:sz="4" w:space="0" w:color="auto"/>
+              <w:top w:val="single" w:color="auto" w:sz="4" w:space="0"/>
+              <w:left w:val="single" w:color="auto" w:sz="4" w:space="0"/>
               <w:bottom w:val="nil"/>
               <w:right w:val="nil"/>
             </w:tcBorders>
@@ -574,8 +584,8 @@
           <w:tcPr>
             <w:tcW w:w="3090" w:type="dxa"/>
             <w:tcBorders>
-              <w:top w:val="single" w:sz="4" w:space="0" w:color="auto"/>
-              <w:left w:val="single" w:sz="4" w:space="0" w:color="auto"/>
+              <w:top w:val="single" w:color="auto" w:sz="4" w:space="0"/>
+              <w:left w:val="single" w:color="auto" w:sz="4" w:space="0"/>
               <w:bottom w:val="nil"/>
               <w:right w:val="nil"/>
             </w:tcBorders>
@@ -620,8 +630,8 @@
           <w:tcPr>
             <w:tcW w:w="1824" w:type="dxa"/>
             <w:tcBorders>
-              <w:top w:val="single" w:sz="4" w:space="0" w:color="auto"/>
-              <w:left w:val="single" w:sz="4" w:space="0" w:color="auto"/>
+              <w:top w:val="single" w:color="auto" w:sz="4" w:space="0"/>
+              <w:left w:val="single" w:color="auto" w:sz="4" w:space="0"/>
               <w:bottom w:val="nil"/>
               <w:right w:val="nil"/>
             </w:tcBorders>
@@ -667,10 +677,10 @@
           <w:tcPr>
             <w:tcW w:w="1784" w:type="dxa"/>
             <w:tcBorders>
-              <w:top w:val="single" w:sz="4" w:space="0" w:color="auto"/>
-              <w:left w:val="single" w:sz="4" w:space="0" w:color="auto"/>
+              <w:top w:val="single" w:color="auto" w:sz="4" w:space="0"/>
+              <w:left w:val="single" w:color="auto" w:sz="4" w:space="0"/>
               <w:bottom w:val="nil"/>
-              <w:right w:val="single" w:sz="4" w:space="0" w:color="auto"/>
+              <w:right w:val="single" w:color="auto" w:sz="4" w:space="0"/>
             </w:tcBorders>
             <w:tcMar>
               <w:top w:w="-1" w:type="dxa"/>
@@ -712,8 +722,14 @@
       </w:tr>
       <w:tr>
         <w:tblPrEx>
-          <w:tblW w:w="8522" w:type="dxa"/>
-          <w:jc w:val="center"/>
+          <w:tblBorders>
+            <w:top w:val="none" w:color="auto" w:sz="0" w:space="0"/>
+            <w:left w:val="none" w:color="auto" w:sz="0" w:space="0"/>
+            <w:bottom w:val="none" w:color="auto" w:sz="0" w:space="0"/>
+            <w:right w:val="none" w:color="auto" w:sz="0" w:space="0"/>
+            <w:insideH w:val="none" w:color="auto" w:sz="0" w:space="0"/>
+            <w:insideV w:val="none" w:color="auto" w:sz="0" w:space="0"/>
+          </w:tblBorders>
           <w:tblCellMar>
             <w:top w:w="0" w:type="dxa"/>
             <w:left w:w="108" w:type="dxa"/>
@@ -722,7 +738,7 @@
           </w:tblCellMar>
         </w:tblPrEx>
         <w:trPr>
-          <w:trHeight w:val="0"/>
+          <w:trHeight w:val="0" w:hRule="atLeast"/>
           <w:tblHeader/>
           <w:jc w:val="center"/>
         </w:trPr>
@@ -730,8 +746,8 @@
           <w:tcPr>
             <w:tcW w:w="1824" w:type="dxa"/>
             <w:tcBorders>
-              <w:top w:val="single" w:sz="4" w:space="0" w:color="auto"/>
-              <w:left w:val="single" w:sz="4" w:space="0" w:color="auto"/>
+              <w:top w:val="single" w:color="auto" w:sz="4" w:space="0"/>
+              <w:left w:val="single" w:color="auto" w:sz="4" w:space="0"/>
               <w:bottom w:val="nil"/>
               <w:right w:val="nil"/>
             </w:tcBorders>
@@ -777,8 +793,8 @@
           <w:tcPr>
             <w:tcW w:w="3090" w:type="dxa"/>
             <w:tcBorders>
-              <w:top w:val="single" w:sz="4" w:space="0" w:color="auto"/>
-              <w:left w:val="single" w:sz="4" w:space="0" w:color="auto"/>
+              <w:top w:val="single" w:color="auto" w:sz="4" w:space="0"/>
+              <w:left w:val="single" w:color="auto" w:sz="4" w:space="0"/>
               <w:bottom w:val="nil"/>
               <w:right w:val="nil"/>
             </w:tcBorders>
@@ -823,8 +839,8 @@
           <w:tcPr>
             <w:tcW w:w="1824" w:type="dxa"/>
             <w:tcBorders>
-              <w:top w:val="single" w:sz="4" w:space="0" w:color="auto"/>
-              <w:left w:val="single" w:sz="4" w:space="0" w:color="auto"/>
+              <w:top w:val="single" w:color="auto" w:sz="4" w:space="0"/>
+              <w:left w:val="single" w:color="auto" w:sz="4" w:space="0"/>
               <w:bottom w:val="nil"/>
               <w:right w:val="nil"/>
             </w:tcBorders>
@@ -870,10 +886,10 @@
           <w:tcPr>
             <w:tcW w:w="1784" w:type="dxa"/>
             <w:tcBorders>
-              <w:top w:val="single" w:sz="4" w:space="0" w:color="auto"/>
-              <w:left w:val="single" w:sz="4" w:space="0" w:color="auto"/>
+              <w:top w:val="single" w:color="auto" w:sz="4" w:space="0"/>
+              <w:left w:val="single" w:color="auto" w:sz="4" w:space="0"/>
               <w:bottom w:val="nil"/>
-              <w:right w:val="single" w:sz="4" w:space="0" w:color="auto"/>
+              <w:right w:val="single" w:color="auto" w:sz="4" w:space="0"/>
             </w:tcBorders>
             <w:tcMar>
               <w:top w:w="-1" w:type="dxa"/>
@@ -915,8 +931,14 @@
       </w:tr>
       <w:tr>
         <w:tblPrEx>
-          <w:tblW w:w="8522" w:type="dxa"/>
-          <w:jc w:val="center"/>
+          <w:tblBorders>
+            <w:top w:val="none" w:color="auto" w:sz="0" w:space="0"/>
+            <w:left w:val="none" w:color="auto" w:sz="0" w:space="0"/>
+            <w:bottom w:val="none" w:color="auto" w:sz="0" w:space="0"/>
+            <w:right w:val="none" w:color="auto" w:sz="0" w:space="0"/>
+            <w:insideH w:val="none" w:color="auto" w:sz="0" w:space="0"/>
+            <w:insideV w:val="none" w:color="auto" w:sz="0" w:space="0"/>
+          </w:tblBorders>
           <w:tblCellMar>
             <w:top w:w="0" w:type="dxa"/>
             <w:left w:w="108" w:type="dxa"/>
@@ -925,7 +947,7 @@
           </w:tblCellMar>
         </w:tblPrEx>
         <w:trPr>
-          <w:trHeight w:val="0"/>
+          <w:trHeight w:val="0" w:hRule="atLeast"/>
           <w:tblHeader/>
           <w:jc w:val="center"/>
         </w:trPr>
@@ -933,9 +955,9 @@
           <w:tcPr>
             <w:tcW w:w="1824" w:type="dxa"/>
             <w:tcBorders>
-              <w:top w:val="single" w:sz="4" w:space="0" w:color="auto"/>
-              <w:left w:val="single" w:sz="4" w:space="0" w:color="auto"/>
-              <w:bottom w:val="single" w:sz="4" w:space="0" w:color="auto"/>
+              <w:top w:val="single" w:color="auto" w:sz="4" w:space="0"/>
+              <w:left w:val="single" w:color="auto" w:sz="4" w:space="0"/>
+              <w:bottom w:val="single" w:color="auto" w:sz="4" w:space="0"/>
               <w:right w:val="nil"/>
             </w:tcBorders>
             <w:shd w:val="clear" w:color="auto" w:fill="AEAAAA" w:themeFill="background2" w:themeFillShade="BF"/>
@@ -980,9 +1002,9 @@
           <w:tcPr>
             <w:tcW w:w="3090" w:type="dxa"/>
             <w:tcBorders>
-              <w:top w:val="single" w:sz="4" w:space="0" w:color="auto"/>
-              <w:left w:val="single" w:sz="4" w:space="0" w:color="auto"/>
-              <w:bottom w:val="single" w:sz="4" w:space="0" w:color="auto"/>
+              <w:top w:val="single" w:color="auto" w:sz="4" w:space="0"/>
+              <w:left w:val="single" w:color="auto" w:sz="4" w:space="0"/>
+              <w:bottom w:val="single" w:color="auto" w:sz="4" w:space="0"/>
               <w:right w:val="nil"/>
             </w:tcBorders>
             <w:tcMar>
@@ -1026,9 +1048,9 @@
           <w:tcPr>
             <w:tcW w:w="1824" w:type="dxa"/>
             <w:tcBorders>
-              <w:top w:val="single" w:sz="4" w:space="0" w:color="auto"/>
-              <w:left w:val="single" w:sz="4" w:space="0" w:color="auto"/>
-              <w:bottom w:val="single" w:sz="4" w:space="0" w:color="auto"/>
+              <w:top w:val="single" w:color="auto" w:sz="4" w:space="0"/>
+              <w:left w:val="single" w:color="auto" w:sz="4" w:space="0"/>
+              <w:bottom w:val="single" w:color="auto" w:sz="4" w:space="0"/>
               <w:right w:val="nil"/>
             </w:tcBorders>
             <w:shd w:val="clear" w:color="auto" w:fill="AEAAAA" w:themeFill="background2" w:themeFillShade="BF"/>
@@ -1073,10 +1095,10 @@
           <w:tcPr>
             <w:tcW w:w="1784" w:type="dxa"/>
             <w:tcBorders>
-              <w:top w:val="single" w:sz="4" w:space="0" w:color="auto"/>
-              <w:left w:val="single" w:sz="4" w:space="0" w:color="auto"/>
-              <w:bottom w:val="single" w:sz="4" w:space="0" w:color="auto"/>
-              <w:right w:val="single" w:sz="4" w:space="0" w:color="auto"/>
+              <w:top w:val="single" w:color="auto" w:sz="4" w:space="0"/>
+              <w:left w:val="single" w:color="auto" w:sz="4" w:space="0"/>
+              <w:bottom w:val="single" w:color="auto" w:sz="4" w:space="0"/>
+              <w:right w:val="single" w:color="auto" w:sz="4" w:space="0"/>
             </w:tcBorders>
             <w:tcMar>
               <w:top w:w="-1" w:type="dxa"/>
@@ -1148,7 +1170,7 @@
     </w:p>
     <w:p>
       <w:pPr>
-        <w:pStyle w:val="a2"/>
+        <w:pStyle w:val="32"/>
         <w:keepNext w:val="0"/>
         <w:keepLines w:val="0"/>
         <w:pageBreakBefore w:val="0"/>
@@ -1183,17 +1205,18 @@
     </w:p>
     <w:tbl>
       <w:tblPr>
-        <w:tblStyle w:val="TableGrid"/>
+        <w:tblStyle w:val="23"/>
         <w:tblW w:w="8519" w:type="dxa"/>
         <w:jc w:val="center"/>
         <w:tblBorders>
-          <w:top w:val="nil"/>
-          <w:left w:val="nil"/>
-          <w:bottom w:val="nil"/>
-          <w:right w:val="nil"/>
-          <w:insideH w:val="nil"/>
-          <w:insideV w:val="nil"/>
+          <w:top w:val="none" w:color="auto" w:sz="0" w:space="0"/>
+          <w:left w:val="none" w:color="auto" w:sz="0" w:space="0"/>
+          <w:bottom w:val="none" w:color="auto" w:sz="0" w:space="0"/>
+          <w:right w:val="none" w:color="auto" w:sz="0" w:space="0"/>
+          <w:insideH w:val="none" w:color="auto" w:sz="0" w:space="0"/>
+          <w:insideV w:val="none" w:color="auto" w:sz="0" w:space="0"/>
         </w:tblBorders>
+        <w:tblLayout w:type="autofit"/>
         <w:tblCellMar>
           <w:top w:w="0" w:type="dxa"/>
           <w:left w:w="108" w:type="dxa"/>
@@ -1210,15 +1233,13 @@
       </w:tblGrid>
       <w:tr>
         <w:tblPrEx>
-          <w:tblW w:w="8519" w:type="dxa"/>
-          <w:jc w:val="center"/>
           <w:tblBorders>
-            <w:top w:val="nil"/>
-            <w:left w:val="nil"/>
-            <w:bottom w:val="nil"/>
-            <w:right w:val="nil"/>
-            <w:insideH w:val="nil"/>
-            <w:insideV w:val="nil"/>
+            <w:top w:val="none" w:color="auto" w:sz="0" w:space="0"/>
+            <w:left w:val="none" w:color="auto" w:sz="0" w:space="0"/>
+            <w:bottom w:val="none" w:color="auto" w:sz="0" w:space="0"/>
+            <w:right w:val="none" w:color="auto" w:sz="0" w:space="0"/>
+            <w:insideH w:val="none" w:color="auto" w:sz="0" w:space="0"/>
+            <w:insideV w:val="none" w:color="auto" w:sz="0" w:space="0"/>
           </w:tblBorders>
           <w:tblCellMar>
             <w:top w:w="0" w:type="dxa"/>
@@ -1228,7 +1249,7 @@
           </w:tblCellMar>
         </w:tblPrEx>
         <w:trPr>
-          <w:trHeight w:val="0"/>
+          <w:trHeight w:val="0" w:hRule="atLeast"/>
           <w:tblHeader/>
           <w:jc w:val="center"/>
         </w:trPr>
@@ -1236,8 +1257,8 @@
           <w:tcPr>
             <w:tcW w:w="0" w:type="auto"/>
             <w:tcBorders>
-              <w:top w:val="single" w:sz="12" w:space="0" w:color="auto"/>
-              <w:left w:val="single" w:sz="12" w:space="0" w:color="auto"/>
+              <w:top w:val="single" w:color="auto" w:sz="12" w:space="0"/>
+              <w:left w:val="single" w:color="auto" w:sz="12" w:space="0"/>
               <w:bottom w:val="nil"/>
               <w:right w:val="nil"/>
             </w:tcBorders>
@@ -1265,12 +1286,12 @@
               <w:adjustRightInd w:val="0"/>
               <w:snapToGrid w:val="0"/>
               <w:spacing w:line="240" w:lineRule="auto"/>
-              <w:ind w:left="0" w:right="0" w:firstLine="0" w:leftChars="0" w:rightChars="0" w:firstLineChars="0"/>
+              <w:ind w:left="0" w:leftChars="0" w:right="0" w:rightChars="0" w:firstLine="0" w:firstLineChars="0"/>
               <w:jc w:val="center"/>
               <w:textAlignment w:val="baseline"/>
               <w:rPr>
-                <w:rStyle w:val="Strong"/>
-                <w:rFonts w:ascii="微软雅黑" w:eastAsia="微软雅黑" w:hAnsi="微软雅黑" w:cs="微软雅黑" w:hint="default"/>
+                <w:rStyle w:val="25"/>
+                <w:rFonts w:hint="default" w:ascii="微软雅黑" w:hAnsi="微软雅黑" w:eastAsia="微软雅黑" w:cs="微软雅黑"/>
                 <w:b/>
                 <w:bCs/>
                 <w:i w:val="0"/>
@@ -1288,8 +1309,8 @@
             </w:pPr>
             <w:r>
               <w:rPr>
-                <w:rStyle w:val="Strong"/>
-                <w:rFonts w:ascii="微软雅黑" w:eastAsia="微软雅黑" w:hAnsi="微软雅黑" w:cs="微软雅黑" w:hint="eastAsia"/>
+                <w:rStyle w:val="25"/>
+                <w:rFonts w:hint="eastAsia" w:ascii="微软雅黑" w:hAnsi="微软雅黑" w:eastAsia="微软雅黑" w:cs="微软雅黑"/>
                 <w:b/>
                 <w:bCs/>
                 <w:i w:val="0"/>
@@ -1312,8 +1333,8 @@
           <w:tcPr>
             <w:tcW w:w="0" w:type="auto"/>
             <w:tcBorders>
-              <w:top w:val="single" w:sz="12" w:space="0" w:color="auto"/>
-              <w:left w:val="single" w:sz="4" w:space="0" w:color="auto"/>
+              <w:top w:val="single" w:color="auto" w:sz="12" w:space="0"/>
+              <w:left w:val="single" w:color="auto" w:sz="4" w:space="0"/>
               <w:bottom w:val="nil"/>
               <w:right w:val="nil"/>
             </w:tcBorders>
@@ -1341,12 +1362,12 @@
               <w:adjustRightInd w:val="0"/>
               <w:snapToGrid w:val="0"/>
               <w:spacing w:line="240" w:lineRule="auto"/>
-              <w:ind w:left="0" w:right="0" w:firstLine="0" w:leftChars="0" w:rightChars="0" w:firstLineChars="0"/>
+              <w:ind w:left="0" w:leftChars="0" w:right="0" w:rightChars="0" w:firstLine="0" w:firstLineChars="0"/>
               <w:jc w:val="center"/>
               <w:textAlignment w:val="baseline"/>
               <w:rPr>
-                <w:rStyle w:val="Strong"/>
-                <w:rFonts w:ascii="微软雅黑" w:eastAsia="微软雅黑" w:hAnsi="微软雅黑" w:cs="微软雅黑" w:hint="default"/>
+                <w:rStyle w:val="25"/>
+                <w:rFonts w:hint="default" w:ascii="微软雅黑" w:hAnsi="微软雅黑" w:eastAsia="微软雅黑" w:cs="微软雅黑"/>
                 <w:b/>
                 <w:bCs/>
                 <w:i w:val="0"/>
@@ -1364,8 +1385,8 @@
             </w:pPr>
             <w:r>
               <w:rPr>
-                <w:rStyle w:val="Strong"/>
-                <w:rFonts w:ascii="微软雅黑" w:eastAsia="微软雅黑" w:hAnsi="微软雅黑" w:cs="微软雅黑" w:hint="eastAsia"/>
+                <w:rStyle w:val="25"/>
+                <w:rFonts w:hint="eastAsia" w:ascii="微软雅黑" w:hAnsi="微软雅黑" w:eastAsia="微软雅黑" w:cs="微软雅黑"/>
                 <w:b/>
                 <w:bCs/>
                 <w:i w:val="0"/>
@@ -1388,8 +1409,8 @@
           <w:tcPr>
             <w:tcW w:w="0" w:type="auto"/>
             <w:tcBorders>
-              <w:top w:val="single" w:sz="12" w:space="0" w:color="auto"/>
-              <w:left w:val="single" w:sz="4" w:space="0" w:color="auto"/>
+              <w:top w:val="single" w:color="auto" w:sz="12" w:space="0"/>
+              <w:left w:val="single" w:color="auto" w:sz="4" w:space="0"/>
               <w:bottom w:val="nil"/>
               <w:right w:val="nil"/>
             </w:tcBorders>
@@ -1417,12 +1438,12 @@
               <w:adjustRightInd w:val="0"/>
               <w:snapToGrid w:val="0"/>
               <w:spacing w:line="240" w:lineRule="auto"/>
-              <w:ind w:left="0" w:right="0" w:firstLine="0" w:leftChars="0" w:rightChars="0" w:firstLineChars="0"/>
+              <w:ind w:left="0" w:leftChars="0" w:right="0" w:rightChars="0" w:firstLine="0" w:firstLineChars="0"/>
               <w:jc w:val="center"/>
               <w:textAlignment w:val="baseline"/>
               <w:rPr>
-                <w:rStyle w:val="Strong"/>
-                <w:rFonts w:ascii="微软雅黑" w:eastAsia="微软雅黑" w:hAnsi="微软雅黑" w:cs="微软雅黑" w:hint="default"/>
+                <w:rStyle w:val="25"/>
+                <w:rFonts w:hint="default" w:ascii="微软雅黑" w:hAnsi="微软雅黑" w:eastAsia="微软雅黑" w:cs="微软雅黑"/>
                 <w:b/>
                 <w:bCs/>
                 <w:i w:val="0"/>
@@ -1440,8 +1461,8 @@
             </w:pPr>
             <w:r>
               <w:rPr>
-                <w:rStyle w:val="Strong"/>
-                <w:rFonts w:ascii="微软雅黑" w:eastAsia="微软雅黑" w:hAnsi="微软雅黑" w:cs="微软雅黑" w:hint="eastAsia"/>
+                <w:rStyle w:val="25"/>
+                <w:rFonts w:hint="eastAsia" w:ascii="微软雅黑" w:hAnsi="微软雅黑" w:eastAsia="微软雅黑" w:cs="微软雅黑"/>
                 <w:b/>
                 <w:bCs/>
                 <w:i w:val="0"/>
@@ -1464,8 +1485,8 @@
           <w:tcPr>
             <w:tcW w:w="0" w:type="auto"/>
             <w:tcBorders>
-              <w:top w:val="single" w:sz="12" w:space="0" w:color="auto"/>
-              <w:left w:val="single" w:sz="4" w:space="0" w:color="auto"/>
+              <w:top w:val="single" w:color="auto" w:sz="12" w:space="0"/>
+              <w:left w:val="single" w:color="auto" w:sz="4" w:space="0"/>
               <w:bottom w:val="nil"/>
               <w:right w:val="nil"/>
             </w:tcBorders>
@@ -1493,12 +1514,12 @@
               <w:adjustRightInd w:val="0"/>
               <w:snapToGrid w:val="0"/>
               <w:spacing w:line="240" w:lineRule="auto"/>
-              <w:ind w:left="0" w:right="0" w:firstLine="0" w:leftChars="0" w:rightChars="0" w:firstLineChars="0"/>
+              <w:ind w:left="0" w:leftChars="0" w:right="0" w:rightChars="0" w:firstLine="0" w:firstLineChars="0"/>
               <w:jc w:val="center"/>
               <w:textAlignment w:val="baseline"/>
               <w:rPr>
-                <w:rStyle w:val="Strong"/>
-                <w:rFonts w:ascii="微软雅黑" w:eastAsia="微软雅黑" w:hAnsi="微软雅黑" w:cs="微软雅黑" w:hint="default"/>
+                <w:rStyle w:val="25"/>
+                <w:rFonts w:hint="default" w:ascii="微软雅黑" w:hAnsi="微软雅黑" w:eastAsia="微软雅黑" w:cs="微软雅黑"/>
                 <w:b/>
                 <w:bCs/>
                 <w:i w:val="0"/>
@@ -1516,8 +1537,8 @@
             </w:pPr>
             <w:r>
               <w:rPr>
-                <w:rStyle w:val="Strong"/>
-                <w:rFonts w:ascii="微软雅黑" w:eastAsia="微软雅黑" w:hAnsi="微软雅黑" w:cs="微软雅黑" w:hint="eastAsia"/>
+                <w:rStyle w:val="25"/>
+                <w:rFonts w:hint="eastAsia" w:ascii="微软雅黑" w:hAnsi="微软雅黑" w:eastAsia="微软雅黑" w:cs="微软雅黑"/>
                 <w:b/>
                 <w:bCs/>
                 <w:i w:val="0"/>
@@ -1540,10 +1561,10 @@
           <w:tcPr>
             <w:tcW w:w="1205" w:type="dxa"/>
             <w:tcBorders>
-              <w:top w:val="single" w:sz="12" w:space="0" w:color="auto"/>
-              <w:left w:val="single" w:sz="4" w:space="0" w:color="auto"/>
+              <w:top w:val="single" w:color="auto" w:sz="12" w:space="0"/>
+              <w:left w:val="single" w:color="auto" w:sz="4" w:space="0"/>
               <w:bottom w:val="nil"/>
-              <w:right w:val="single" w:sz="12" w:space="0" w:color="auto"/>
+              <w:right w:val="single" w:color="auto" w:sz="12" w:space="0"/>
             </w:tcBorders>
             <w:tcMar>
               <w:top w:w="-1" w:type="dxa"/>
@@ -1569,12 +1590,12 @@
               <w:adjustRightInd w:val="0"/>
               <w:snapToGrid w:val="0"/>
               <w:spacing w:line="240" w:lineRule="auto"/>
-              <w:ind w:left="0" w:right="0" w:firstLine="0" w:leftChars="0" w:rightChars="0" w:firstLineChars="0"/>
+              <w:ind w:left="0" w:leftChars="0" w:right="0" w:rightChars="0" w:firstLine="0" w:firstLineChars="0"/>
               <w:jc w:val="center"/>
               <w:textAlignment w:val="baseline"/>
               <w:rPr>
-                <w:rStyle w:val="Strong"/>
-                <w:rFonts w:ascii="微软雅黑" w:eastAsia="微软雅黑" w:hAnsi="微软雅黑" w:cs="微软雅黑" w:hint="default"/>
+                <w:rStyle w:val="25"/>
+                <w:rFonts w:hint="default" w:ascii="微软雅黑" w:hAnsi="微软雅黑" w:eastAsia="微软雅黑" w:cs="微软雅黑"/>
                 <w:b/>
                 <w:bCs/>
                 <w:i w:val="0"/>
@@ -1592,8 +1613,8 @@
             </w:pPr>
             <w:r>
               <w:rPr>
-                <w:rStyle w:val="Strong"/>
-                <w:rFonts w:ascii="微软雅黑" w:eastAsia="微软雅黑" w:hAnsi="微软雅黑" w:cs="微软雅黑" w:hint="eastAsia"/>
+                <w:rStyle w:val="25"/>
+                <w:rFonts w:hint="eastAsia" w:ascii="微软雅黑" w:hAnsi="微软雅黑" w:eastAsia="微软雅黑" w:cs="微软雅黑"/>
                 <w:b/>
                 <w:bCs/>
                 <w:i w:val="0"/>
@@ -1615,8 +1636,14 @@
       </w:tr>
       <w:tr>
         <w:tblPrEx>
-          <w:tblW w:w="8519" w:type="dxa"/>
-          <w:jc w:val="center"/>
+          <w:tblBorders>
+            <w:top w:val="none" w:color="auto" w:sz="0" w:space="0"/>
+            <w:left w:val="none" w:color="auto" w:sz="0" w:space="0"/>
+            <w:bottom w:val="none" w:color="auto" w:sz="0" w:space="0"/>
+            <w:right w:val="none" w:color="auto" w:sz="0" w:space="0"/>
+            <w:insideH w:val="none" w:color="auto" w:sz="0" w:space="0"/>
+            <w:insideV w:val="none" w:color="auto" w:sz="0" w:space="0"/>
+          </w:tblBorders>
           <w:tblCellMar>
             <w:top w:w="0" w:type="dxa"/>
             <w:left w:w="108" w:type="dxa"/>
@@ -1625,15 +1652,15 @@
           </w:tblCellMar>
         </w:tblPrEx>
         <w:trPr>
-          <w:trHeight w:val="0"/>
+          <w:trHeight w:val="0" w:hRule="atLeast"/>
           <w:jc w:val="center"/>
         </w:trPr>
         <w:tc>
           <w:tcPr>
             <w:tcW w:w="0" w:type="auto"/>
             <w:tcBorders>
-              <w:top w:val="single" w:sz="4" w:space="0" w:color="auto"/>
-              <w:left w:val="single" w:sz="12" w:space="0" w:color="auto"/>
+              <w:top w:val="single" w:color="auto" w:sz="4" w:space="0"/>
+              <w:left w:val="single" w:color="auto" w:sz="12" w:space="0"/>
               <w:bottom w:val="nil"/>
               <w:right w:val="nil"/>
             </w:tcBorders>
@@ -1661,12 +1688,12 @@
               <w:adjustRightInd w:val="0"/>
               <w:snapToGrid w:val="0"/>
               <w:spacing w:line="240" w:lineRule="auto"/>
-              <w:ind w:left="0" w:right="0" w:firstLine="0" w:leftChars="0" w:rightChars="0" w:firstLineChars="0"/>
+              <w:ind w:left="0" w:leftChars="0" w:right="0" w:rightChars="0" w:firstLine="0" w:firstLineChars="0"/>
               <w:jc w:val="center"/>
               <w:textAlignment w:val="baseline"/>
               <w:rPr>
-                <w:rStyle w:val="Strong"/>
-                <w:rFonts w:ascii="微软雅黑" w:eastAsia="微软雅黑" w:hAnsi="微软雅黑" w:cs="微软雅黑" w:hint="default"/>
+                <w:rStyle w:val="25"/>
+                <w:rFonts w:hint="default" w:ascii="微软雅黑" w:hAnsi="微软雅黑" w:eastAsia="微软雅黑" w:cs="微软雅黑"/>
                 <w:b w:val="0"/>
                 <w:bCs/>
                 <w:i w:val="0"/>
@@ -1684,8 +1711,8 @@
             </w:pPr>
             <w:r>
               <w:rPr>
-                <w:rStyle w:val="Strong"/>
-                <w:rFonts w:ascii="微软雅黑" w:eastAsia="微软雅黑" w:hAnsi="微软雅黑" w:cs="微软雅黑" w:hint="eastAsia"/>
+                <w:rStyle w:val="25"/>
+                <w:rFonts w:hint="eastAsia" w:ascii="微软雅黑" w:hAnsi="微软雅黑" w:eastAsia="微软雅黑" w:cs="微软雅黑"/>
                 <w:b w:val="0"/>
                 <w:bCs/>
                 <w:i w:val="0"/>
@@ -1703,8 +1730,8 @@
             </w:r>
             <w:r>
               <w:rPr>
-                <w:rStyle w:val="Strong"/>
-                <w:rFonts w:ascii="微软雅黑" w:eastAsia="微软雅黑" w:hAnsi="微软雅黑" w:cs="微软雅黑" w:hint="eastAsia"/>
+                <w:rStyle w:val="25"/>
+                <w:rFonts w:hint="eastAsia" w:ascii="微软雅黑" w:hAnsi="微软雅黑" w:eastAsia="微软雅黑" w:cs="微软雅黑"/>
                 <w:b w:val="0"/>
                 <w:bCs/>
                 <w:i w:val="0"/>
@@ -1727,8 +1754,8 @@
           <w:tcPr>
             <w:tcW w:w="0" w:type="auto"/>
             <w:tcBorders>
-              <w:top w:val="single" w:sz="4" w:space="0" w:color="auto"/>
-              <w:left w:val="single" w:sz="4" w:space="0" w:color="auto"/>
+              <w:top w:val="single" w:color="auto" w:sz="4" w:space="0"/>
+              <w:left w:val="single" w:color="auto" w:sz="4" w:space="0"/>
               <w:bottom w:val="nil"/>
               <w:right w:val="nil"/>
             </w:tcBorders>
@@ -1756,12 +1783,12 @@
               <w:adjustRightInd w:val="0"/>
               <w:snapToGrid w:val="0"/>
               <w:spacing w:line="240" w:lineRule="auto"/>
-              <w:ind w:left="0" w:right="0" w:firstLine="0" w:leftChars="0" w:rightChars="0" w:firstLineChars="0"/>
+              <w:ind w:left="0" w:leftChars="0" w:right="0" w:rightChars="0" w:firstLine="0" w:firstLineChars="0"/>
               <w:jc w:val="center"/>
               <w:textAlignment w:val="baseline"/>
               <w:rPr>
-                <w:rStyle w:val="Strong"/>
-                <w:rFonts w:ascii="微软雅黑" w:eastAsia="微软雅黑" w:hAnsi="微软雅黑" w:cs="微软雅黑" w:hint="default"/>
+                <w:rStyle w:val="25"/>
+                <w:rFonts w:hint="default" w:ascii="微软雅黑" w:hAnsi="微软雅黑" w:eastAsia="微软雅黑" w:cs="微软雅黑"/>
                 <w:b w:val="0"/>
                 <w:bCs/>
                 <w:i w:val="0"/>
@@ -1779,8 +1806,8 @@
             </w:pPr>
             <w:r>
               <w:rPr>
-                <w:rStyle w:val="Strong"/>
-                <w:rFonts w:ascii="微软雅黑" w:eastAsia="微软雅黑" w:hAnsi="微软雅黑" w:cs="微软雅黑" w:hint="eastAsia"/>
+                <w:rStyle w:val="25"/>
+                <w:rFonts w:hint="eastAsia" w:ascii="微软雅黑" w:hAnsi="微软雅黑" w:eastAsia="微软雅黑" w:cs="微软雅黑"/>
                 <w:b w:val="0"/>
                 <w:bCs/>
                 <w:i w:val="0"/>
@@ -1803,8 +1830,8 @@
           <w:tcPr>
             <w:tcW w:w="0" w:type="auto"/>
             <w:tcBorders>
-              <w:top w:val="single" w:sz="4" w:space="0" w:color="auto"/>
-              <w:left w:val="single" w:sz="4" w:space="0" w:color="auto"/>
+              <w:top w:val="single" w:color="auto" w:sz="4" w:space="0"/>
+              <w:left w:val="single" w:color="auto" w:sz="4" w:space="0"/>
               <w:bottom w:val="nil"/>
               <w:right w:val="nil"/>
             </w:tcBorders>
@@ -1832,12 +1859,12 @@
               <w:adjustRightInd w:val="0"/>
               <w:snapToGrid w:val="0"/>
               <w:spacing w:line="240" w:lineRule="auto"/>
-              <w:ind w:left="0" w:right="0" w:firstLine="0" w:leftChars="0" w:rightChars="0" w:firstLineChars="0"/>
+              <w:ind w:left="0" w:leftChars="0" w:right="0" w:rightChars="0" w:firstLine="0" w:firstLineChars="0"/>
               <w:jc w:val="center"/>
               <w:textAlignment w:val="baseline"/>
               <w:rPr>
-                <w:rStyle w:val="Strong"/>
-                <w:rFonts w:ascii="微软雅黑" w:eastAsia="微软雅黑" w:hAnsi="微软雅黑" w:cs="微软雅黑" w:hint="default"/>
+                <w:rStyle w:val="25"/>
+                <w:rFonts w:hint="default" w:ascii="微软雅黑" w:hAnsi="微软雅黑" w:eastAsia="微软雅黑" w:cs="微软雅黑"/>
                 <w:b w:val="0"/>
                 <w:bCs/>
                 <w:i w:val="0"/>
@@ -1855,8 +1882,8 @@
             </w:pPr>
             <w:r>
               <w:rPr>
-                <w:rStyle w:val="Strong"/>
-                <w:rFonts w:ascii="微软雅黑" w:eastAsia="微软雅黑" w:hAnsi="微软雅黑" w:cs="微软雅黑" w:hint="eastAsia"/>
+                <w:rStyle w:val="25"/>
+                <w:rFonts w:hint="eastAsia" w:ascii="微软雅黑" w:hAnsi="微软雅黑" w:eastAsia="微软雅黑" w:cs="微软雅黑"/>
                 <w:b w:val="0"/>
                 <w:bCs/>
                 <w:i w:val="0"/>
@@ -1879,8 +1906,8 @@
           <w:tcPr>
             <w:tcW w:w="0" w:type="auto"/>
             <w:tcBorders>
-              <w:top w:val="single" w:sz="4" w:space="0" w:color="auto"/>
-              <w:left w:val="single" w:sz="4" w:space="0" w:color="auto"/>
+              <w:top w:val="single" w:color="auto" w:sz="4" w:space="0"/>
+              <w:left w:val="single" w:color="auto" w:sz="4" w:space="0"/>
               <w:bottom w:val="nil"/>
               <w:right w:val="nil"/>
             </w:tcBorders>
@@ -1908,12 +1935,12 @@
               <w:adjustRightInd w:val="0"/>
               <w:snapToGrid w:val="0"/>
               <w:spacing w:line="240" w:lineRule="auto"/>
-              <w:ind w:left="0" w:right="0" w:firstLine="0" w:leftChars="0" w:rightChars="0" w:firstLineChars="0"/>
+              <w:ind w:left="0" w:leftChars="0" w:right="0" w:rightChars="0" w:firstLine="0" w:firstLineChars="0"/>
               <w:jc w:val="center"/>
               <w:textAlignment w:val="baseline"/>
               <w:rPr>
-                <w:rStyle w:val="Strong"/>
-                <w:rFonts w:ascii="微软雅黑" w:eastAsia="微软雅黑" w:hAnsi="微软雅黑" w:cs="微软雅黑" w:hint="default"/>
+                <w:rStyle w:val="25"/>
+                <w:rFonts w:hint="default" w:ascii="微软雅黑" w:hAnsi="微软雅黑" w:eastAsia="微软雅黑" w:cs="微软雅黑"/>
                 <w:b w:val="0"/>
                 <w:bCs/>
                 <w:i w:val="0"/>
@@ -1931,8 +1958,8 @@
             </w:pPr>
             <w:r>
               <w:rPr>
-                <w:rStyle w:val="Strong"/>
-                <w:rFonts w:ascii="微软雅黑" w:eastAsia="微软雅黑" w:hAnsi="微软雅黑" w:cs="微软雅黑" w:hint="eastAsia"/>
+                <w:rStyle w:val="25"/>
+                <w:rFonts w:hint="eastAsia" w:ascii="微软雅黑" w:hAnsi="微软雅黑" w:eastAsia="微软雅黑" w:cs="微软雅黑"/>
                 <w:b w:val="0"/>
                 <w:bCs/>
                 <w:i w:val="0"/>
@@ -1955,10 +1982,10 @@
           <w:tcPr>
             <w:tcW w:w="1205" w:type="dxa"/>
             <w:tcBorders>
-              <w:top w:val="single" w:sz="4" w:space="0" w:color="auto"/>
-              <w:left w:val="single" w:sz="4" w:space="0" w:color="auto"/>
+              <w:top w:val="single" w:color="auto" w:sz="4" w:space="0"/>
+              <w:left w:val="single" w:color="auto" w:sz="4" w:space="0"/>
               <w:bottom w:val="nil"/>
-              <w:right w:val="single" w:sz="12" w:space="0" w:color="auto"/>
+              <w:right w:val="single" w:color="auto" w:sz="12" w:space="0"/>
             </w:tcBorders>
             <w:tcMar>
               <w:top w:w="-1" w:type="dxa"/>
@@ -1984,12 +2011,12 @@
               <w:adjustRightInd w:val="0"/>
               <w:snapToGrid w:val="0"/>
               <w:spacing w:line="240" w:lineRule="auto"/>
-              <w:ind w:left="0" w:right="0" w:firstLine="0" w:leftChars="0" w:rightChars="0" w:firstLineChars="0"/>
+              <w:ind w:left="0" w:leftChars="0" w:right="0" w:rightChars="0" w:firstLine="0" w:firstLineChars="0"/>
               <w:jc w:val="center"/>
               <w:textAlignment w:val="baseline"/>
               <w:rPr>
-                <w:rStyle w:val="Strong"/>
-                <w:rFonts w:ascii="微软雅黑" w:eastAsia="微软雅黑" w:hAnsi="微软雅黑" w:cs="微软雅黑" w:hint="default"/>
+                <w:rStyle w:val="25"/>
+                <w:rFonts w:hint="default" w:ascii="微软雅黑" w:hAnsi="微软雅黑" w:eastAsia="微软雅黑" w:cs="微软雅黑"/>
                 <w:b w:val="0"/>
                 <w:bCs/>
                 <w:i w:val="0"/>
@@ -2010,8 +2037,14 @@
       </w:tr>
       <w:tr>
         <w:tblPrEx>
-          <w:tblW w:w="8519" w:type="dxa"/>
-          <w:jc w:val="center"/>
+          <w:tblBorders>
+            <w:top w:val="none" w:color="auto" w:sz="0" w:space="0"/>
+            <w:left w:val="none" w:color="auto" w:sz="0" w:space="0"/>
+            <w:bottom w:val="none" w:color="auto" w:sz="0" w:space="0"/>
+            <w:right w:val="none" w:color="auto" w:sz="0" w:space="0"/>
+            <w:insideH w:val="none" w:color="auto" w:sz="0" w:space="0"/>
+            <w:insideV w:val="none" w:color="auto" w:sz="0" w:space="0"/>
+          </w:tblBorders>
           <w:tblCellMar>
             <w:top w:w="0" w:type="dxa"/>
             <w:left w:w="108" w:type="dxa"/>
@@ -2020,15 +2053,15 @@
           </w:tblCellMar>
         </w:tblPrEx>
         <w:trPr>
-          <w:trHeight w:val="0"/>
+          <w:trHeight w:val="0" w:hRule="atLeast"/>
           <w:jc w:val="center"/>
         </w:trPr>
         <w:tc>
           <w:tcPr>
             <w:tcW w:w="0" w:type="auto"/>
             <w:tcBorders>
-              <w:top w:val="single" w:sz="4" w:space="0" w:color="auto"/>
-              <w:left w:val="single" w:sz="12" w:space="0" w:color="auto"/>
+              <w:top w:val="single" w:color="auto" w:sz="4" w:space="0"/>
+              <w:left w:val="single" w:color="auto" w:sz="12" w:space="0"/>
               <w:bottom w:val="nil"/>
               <w:right w:val="nil"/>
             </w:tcBorders>
@@ -2056,12 +2089,12 @@
               <w:adjustRightInd w:val="0"/>
               <w:snapToGrid w:val="0"/>
               <w:spacing w:line="240" w:lineRule="auto"/>
-              <w:ind w:left="0" w:right="0" w:firstLine="0" w:leftChars="0" w:rightChars="0" w:firstLineChars="0"/>
+              <w:ind w:left="0" w:leftChars="0" w:right="0" w:rightChars="0" w:firstLine="0" w:firstLineChars="0"/>
               <w:jc w:val="center"/>
               <w:textAlignment w:val="baseline"/>
               <w:rPr>
-                <w:rStyle w:val="Strong"/>
-                <w:rFonts w:ascii="微软雅黑" w:eastAsia="微软雅黑" w:hAnsi="微软雅黑" w:cs="微软雅黑" w:hint="default"/>
+                <w:rStyle w:val="25"/>
+                <w:rFonts w:hint="default" w:ascii="微软雅黑" w:hAnsi="微软雅黑" w:eastAsia="微软雅黑" w:cs="微软雅黑"/>
                 <w:b w:val="0"/>
                 <w:bCs/>
                 <w:i w:val="0"/>
@@ -2083,8 +2116,8 @@
           <w:tcPr>
             <w:tcW w:w="0" w:type="auto"/>
             <w:tcBorders>
-              <w:top w:val="single" w:sz="4" w:space="0" w:color="auto"/>
-              <w:left w:val="single" w:sz="4" w:space="0" w:color="auto"/>
+              <w:top w:val="single" w:color="auto" w:sz="4" w:space="0"/>
+              <w:left w:val="single" w:color="auto" w:sz="4" w:space="0"/>
               <w:bottom w:val="nil"/>
               <w:right w:val="nil"/>
             </w:tcBorders>
@@ -2112,12 +2145,12 @@
               <w:adjustRightInd w:val="0"/>
               <w:snapToGrid w:val="0"/>
               <w:spacing w:line="240" w:lineRule="auto"/>
-              <w:ind w:left="0" w:right="0" w:firstLine="0" w:leftChars="0" w:rightChars="0" w:firstLineChars="0"/>
+              <w:ind w:left="0" w:leftChars="0" w:right="0" w:rightChars="0" w:firstLine="0" w:firstLineChars="0"/>
               <w:jc w:val="center"/>
               <w:textAlignment w:val="baseline"/>
               <w:rPr>
-                <w:rStyle w:val="Strong"/>
-                <w:rFonts w:ascii="微软雅黑" w:eastAsia="微软雅黑" w:hAnsi="微软雅黑" w:cs="微软雅黑" w:hint="default"/>
+                <w:rStyle w:val="25"/>
+                <w:rFonts w:hint="default" w:ascii="微软雅黑" w:hAnsi="微软雅黑" w:eastAsia="微软雅黑" w:cs="微软雅黑"/>
                 <w:b w:val="0"/>
                 <w:bCs/>
                 <w:i w:val="0"/>
@@ -2139,8 +2172,8 @@
           <w:tcPr>
             <w:tcW w:w="0" w:type="auto"/>
             <w:tcBorders>
-              <w:top w:val="single" w:sz="4" w:space="0" w:color="auto"/>
-              <w:left w:val="single" w:sz="4" w:space="0" w:color="auto"/>
+              <w:top w:val="single" w:color="auto" w:sz="4" w:space="0"/>
+              <w:left w:val="single" w:color="auto" w:sz="4" w:space="0"/>
               <w:bottom w:val="nil"/>
               <w:right w:val="nil"/>
             </w:tcBorders>
@@ -2168,12 +2201,12 @@
               <w:adjustRightInd w:val="0"/>
               <w:snapToGrid w:val="0"/>
               <w:spacing w:line="240" w:lineRule="auto"/>
-              <w:ind w:left="0" w:right="0" w:firstLine="0" w:leftChars="0" w:rightChars="0" w:firstLineChars="0"/>
+              <w:ind w:left="0" w:leftChars="0" w:right="0" w:rightChars="0" w:firstLine="0" w:firstLineChars="0"/>
               <w:jc w:val="center"/>
               <w:textAlignment w:val="baseline"/>
               <w:rPr>
-                <w:rStyle w:val="Strong"/>
-                <w:rFonts w:ascii="微软雅黑" w:eastAsia="微软雅黑" w:hAnsi="微软雅黑" w:cs="微软雅黑" w:hint="default"/>
+                <w:rStyle w:val="25"/>
+                <w:rFonts w:hint="default" w:ascii="微软雅黑" w:hAnsi="微软雅黑" w:eastAsia="微软雅黑" w:cs="微软雅黑"/>
                 <w:b w:val="0"/>
                 <w:bCs/>
                 <w:i w:val="0"/>
@@ -2195,8 +2228,8 @@
           <w:tcPr>
             <w:tcW w:w="0" w:type="auto"/>
             <w:tcBorders>
-              <w:top w:val="single" w:sz="4" w:space="0" w:color="auto"/>
-              <w:left w:val="single" w:sz="4" w:space="0" w:color="auto"/>
+              <w:top w:val="single" w:color="auto" w:sz="4" w:space="0"/>
+              <w:left w:val="single" w:color="auto" w:sz="4" w:space="0"/>
               <w:bottom w:val="nil"/>
               <w:right w:val="nil"/>
             </w:tcBorders>
@@ -2224,12 +2257,12 @@
               <w:adjustRightInd w:val="0"/>
               <w:snapToGrid w:val="0"/>
               <w:spacing w:line="240" w:lineRule="auto"/>
-              <w:ind w:left="0" w:right="0" w:firstLine="0" w:leftChars="0" w:rightChars="0" w:firstLineChars="0"/>
+              <w:ind w:left="0" w:leftChars="0" w:right="0" w:rightChars="0" w:firstLine="0" w:firstLineChars="0"/>
               <w:jc w:val="center"/>
               <w:textAlignment w:val="baseline"/>
               <w:rPr>
-                <w:rStyle w:val="Strong"/>
-                <w:rFonts w:ascii="微软雅黑" w:eastAsia="微软雅黑" w:hAnsi="微软雅黑" w:cs="微软雅黑" w:hint="default"/>
+                <w:rStyle w:val="25"/>
+                <w:rFonts w:hint="default" w:ascii="微软雅黑" w:hAnsi="微软雅黑" w:eastAsia="微软雅黑" w:cs="微软雅黑"/>
                 <w:b w:val="0"/>
                 <w:bCs/>
                 <w:i w:val="0"/>
@@ -2251,10 +2284,10 @@
           <w:tcPr>
             <w:tcW w:w="1205" w:type="dxa"/>
             <w:tcBorders>
-              <w:top w:val="single" w:sz="4" w:space="0" w:color="auto"/>
-              <w:left w:val="single" w:sz="4" w:space="0" w:color="auto"/>
+              <w:top w:val="single" w:color="auto" w:sz="4" w:space="0"/>
+              <w:left w:val="single" w:color="auto" w:sz="4" w:space="0"/>
               <w:bottom w:val="nil"/>
-              <w:right w:val="single" w:sz="12" w:space="0" w:color="auto"/>
+              <w:right w:val="single" w:color="auto" w:sz="12" w:space="0"/>
             </w:tcBorders>
             <w:tcMar>
               <w:top w:w="-1" w:type="dxa"/>
@@ -2280,12 +2313,12 @@
               <w:adjustRightInd w:val="0"/>
               <w:snapToGrid w:val="0"/>
               <w:spacing w:line="240" w:lineRule="auto"/>
-              <w:ind w:left="0" w:right="0" w:firstLine="0" w:leftChars="0" w:rightChars="0" w:firstLineChars="0"/>
+              <w:ind w:left="0" w:leftChars="0" w:right="0" w:rightChars="0" w:firstLine="0" w:firstLineChars="0"/>
               <w:jc w:val="center"/>
               <w:textAlignment w:val="baseline"/>
               <w:rPr>
-                <w:rStyle w:val="Strong"/>
-                <w:rFonts w:ascii="微软雅黑" w:eastAsia="微软雅黑" w:hAnsi="微软雅黑" w:cs="微软雅黑" w:hint="default"/>
+                <w:rStyle w:val="25"/>
+                <w:rFonts w:hint="default" w:ascii="微软雅黑" w:hAnsi="微软雅黑" w:eastAsia="微软雅黑" w:cs="微软雅黑"/>
                 <w:b w:val="0"/>
                 <w:bCs/>
                 <w:i w:val="0"/>
@@ -2306,8 +2339,14 @@
       </w:tr>
       <w:tr>
         <w:tblPrEx>
-          <w:tblW w:w="8519" w:type="dxa"/>
-          <w:jc w:val="center"/>
+          <w:tblBorders>
+            <w:top w:val="none" w:color="auto" w:sz="0" w:space="0"/>
+            <w:left w:val="none" w:color="auto" w:sz="0" w:space="0"/>
+            <w:bottom w:val="none" w:color="auto" w:sz="0" w:space="0"/>
+            <w:right w:val="none" w:color="auto" w:sz="0" w:space="0"/>
+            <w:insideH w:val="none" w:color="auto" w:sz="0" w:space="0"/>
+            <w:insideV w:val="none" w:color="auto" w:sz="0" w:space="0"/>
+          </w:tblBorders>
           <w:tblCellMar>
             <w:top w:w="0" w:type="dxa"/>
             <w:left w:w="108" w:type="dxa"/>
@@ -2316,15 +2355,15 @@
           </w:tblCellMar>
         </w:tblPrEx>
         <w:trPr>
-          <w:trHeight w:val="0"/>
+          <w:trHeight w:val="0" w:hRule="atLeast"/>
           <w:jc w:val="center"/>
         </w:trPr>
         <w:tc>
           <w:tcPr>
             <w:tcW w:w="0" w:type="auto"/>
             <w:tcBorders>
-              <w:top w:val="single" w:sz="4" w:space="0" w:color="auto"/>
-              <w:left w:val="single" w:sz="12" w:space="0" w:color="auto"/>
+              <w:top w:val="single" w:color="auto" w:sz="4" w:space="0"/>
+              <w:left w:val="single" w:color="auto" w:sz="12" w:space="0"/>
               <w:bottom w:val="nil"/>
               <w:right w:val="nil"/>
             </w:tcBorders>
@@ -2352,12 +2391,12 @@
               <w:adjustRightInd w:val="0"/>
               <w:snapToGrid w:val="0"/>
               <w:spacing w:line="240" w:lineRule="auto"/>
-              <w:ind w:left="0" w:right="0" w:firstLine="0" w:leftChars="0" w:rightChars="0" w:firstLineChars="0"/>
+              <w:ind w:left="0" w:leftChars="0" w:right="0" w:rightChars="0" w:firstLine="0" w:firstLineChars="0"/>
               <w:jc w:val="center"/>
               <w:textAlignment w:val="baseline"/>
               <w:rPr>
-                <w:rStyle w:val="Strong"/>
-                <w:rFonts w:ascii="微软雅黑" w:eastAsia="微软雅黑" w:hAnsi="微软雅黑" w:cs="微软雅黑" w:hint="default"/>
+                <w:rStyle w:val="25"/>
+                <w:rFonts w:hint="default" w:ascii="微软雅黑" w:hAnsi="微软雅黑" w:eastAsia="微软雅黑" w:cs="微软雅黑"/>
                 <w:b w:val="0"/>
                 <w:bCs/>
                 <w:i w:val="0"/>
@@ -2379,8 +2418,8 @@
           <w:tcPr>
             <w:tcW w:w="0" w:type="auto"/>
             <w:tcBorders>
-              <w:top w:val="single" w:sz="4" w:space="0" w:color="auto"/>
-              <w:left w:val="single" w:sz="4" w:space="0" w:color="auto"/>
+              <w:top w:val="single" w:color="auto" w:sz="4" w:space="0"/>
+              <w:left w:val="single" w:color="auto" w:sz="4" w:space="0"/>
               <w:bottom w:val="nil"/>
               <w:right w:val="nil"/>
             </w:tcBorders>
@@ -2408,12 +2447,12 @@
               <w:adjustRightInd w:val="0"/>
               <w:snapToGrid w:val="0"/>
               <w:spacing w:line="240" w:lineRule="auto"/>
-              <w:ind w:left="0" w:right="0" w:firstLine="0" w:leftChars="0" w:rightChars="0" w:firstLineChars="0"/>
+              <w:ind w:left="0" w:leftChars="0" w:right="0" w:rightChars="0" w:firstLine="0" w:firstLineChars="0"/>
               <w:jc w:val="center"/>
               <w:textAlignment w:val="baseline"/>
               <w:rPr>
-                <w:rStyle w:val="Strong"/>
-                <w:rFonts w:ascii="微软雅黑" w:eastAsia="微软雅黑" w:hAnsi="微软雅黑" w:cs="微软雅黑" w:hint="default"/>
+                <w:rStyle w:val="25"/>
+                <w:rFonts w:hint="default" w:ascii="微软雅黑" w:hAnsi="微软雅黑" w:eastAsia="微软雅黑" w:cs="微软雅黑"/>
                 <w:b w:val="0"/>
                 <w:bCs/>
                 <w:i w:val="0"/>
@@ -2435,8 +2474,8 @@
           <w:tcPr>
             <w:tcW w:w="0" w:type="auto"/>
             <w:tcBorders>
-              <w:top w:val="single" w:sz="4" w:space="0" w:color="auto"/>
-              <w:left w:val="single" w:sz="4" w:space="0" w:color="auto"/>
+              <w:top w:val="single" w:color="auto" w:sz="4" w:space="0"/>
+              <w:left w:val="single" w:color="auto" w:sz="4" w:space="0"/>
               <w:bottom w:val="nil"/>
               <w:right w:val="nil"/>
             </w:tcBorders>
@@ -2464,12 +2503,12 @@
               <w:adjustRightInd w:val="0"/>
               <w:snapToGrid w:val="0"/>
               <w:spacing w:line="240" w:lineRule="auto"/>
-              <w:ind w:left="0" w:right="0" w:firstLine="0" w:leftChars="0" w:rightChars="0" w:firstLineChars="0"/>
+              <w:ind w:left="0" w:leftChars="0" w:right="0" w:rightChars="0" w:firstLine="0" w:firstLineChars="0"/>
               <w:jc w:val="center"/>
               <w:textAlignment w:val="baseline"/>
               <w:rPr>
-                <w:rStyle w:val="Strong"/>
-                <w:rFonts w:ascii="微软雅黑" w:eastAsia="微软雅黑" w:hAnsi="微软雅黑" w:cs="微软雅黑" w:hint="default"/>
+                <w:rStyle w:val="25"/>
+                <w:rFonts w:hint="default" w:ascii="微软雅黑" w:hAnsi="微软雅黑" w:eastAsia="微软雅黑" w:cs="微软雅黑"/>
                 <w:b w:val="0"/>
                 <w:bCs/>
                 <w:i w:val="0"/>
@@ -2491,8 +2530,8 @@
           <w:tcPr>
             <w:tcW w:w="0" w:type="auto"/>
             <w:tcBorders>
-              <w:top w:val="single" w:sz="4" w:space="0" w:color="auto"/>
-              <w:left w:val="single" w:sz="4" w:space="0" w:color="auto"/>
+              <w:top w:val="single" w:color="auto" w:sz="4" w:space="0"/>
+              <w:left w:val="single" w:color="auto" w:sz="4" w:space="0"/>
               <w:bottom w:val="nil"/>
               <w:right w:val="nil"/>
             </w:tcBorders>
@@ -2520,12 +2559,12 @@
               <w:adjustRightInd w:val="0"/>
               <w:snapToGrid w:val="0"/>
               <w:spacing w:line="240" w:lineRule="auto"/>
-              <w:ind w:left="0" w:right="0" w:firstLine="0" w:leftChars="0" w:rightChars="0" w:firstLineChars="0"/>
+              <w:ind w:left="0" w:leftChars="0" w:right="0" w:rightChars="0" w:firstLine="0" w:firstLineChars="0"/>
               <w:jc w:val="center"/>
               <w:textAlignment w:val="baseline"/>
               <w:rPr>
-                <w:rStyle w:val="Strong"/>
-                <w:rFonts w:ascii="微软雅黑" w:eastAsia="微软雅黑" w:hAnsi="微软雅黑" w:cs="微软雅黑" w:hint="default"/>
+                <w:rStyle w:val="25"/>
+                <w:rFonts w:hint="default" w:ascii="微软雅黑" w:hAnsi="微软雅黑" w:eastAsia="微软雅黑" w:cs="微软雅黑"/>
                 <w:b w:val="0"/>
                 <w:bCs/>
                 <w:i w:val="0"/>
@@ -2547,10 +2586,10 @@
           <w:tcPr>
             <w:tcW w:w="1205" w:type="dxa"/>
             <w:tcBorders>
-              <w:top w:val="single" w:sz="4" w:space="0" w:color="auto"/>
-              <w:left w:val="single" w:sz="4" w:space="0" w:color="auto"/>
+              <w:top w:val="single" w:color="auto" w:sz="4" w:space="0"/>
+              <w:left w:val="single" w:color="auto" w:sz="4" w:space="0"/>
               <w:bottom w:val="nil"/>
-              <w:right w:val="single" w:sz="12" w:space="0" w:color="auto"/>
+              <w:right w:val="single" w:color="auto" w:sz="12" w:space="0"/>
             </w:tcBorders>
             <w:tcMar>
               <w:top w:w="-1" w:type="dxa"/>
@@ -2576,12 +2615,12 @@
               <w:adjustRightInd w:val="0"/>
               <w:snapToGrid w:val="0"/>
               <w:spacing w:line="240" w:lineRule="auto"/>
-              <w:ind w:left="0" w:right="0" w:firstLine="0" w:leftChars="0" w:rightChars="0" w:firstLineChars="0"/>
+              <w:ind w:left="0" w:leftChars="0" w:right="0" w:rightChars="0" w:firstLine="0" w:firstLineChars="0"/>
               <w:jc w:val="center"/>
               <w:textAlignment w:val="baseline"/>
               <w:rPr>
-                <w:rStyle w:val="Strong"/>
-                <w:rFonts w:ascii="微软雅黑" w:eastAsia="微软雅黑" w:hAnsi="微软雅黑" w:cs="微软雅黑" w:hint="default"/>
+                <w:rStyle w:val="25"/>
+                <w:rFonts w:hint="default" w:ascii="微软雅黑" w:hAnsi="微软雅黑" w:eastAsia="微软雅黑" w:cs="微软雅黑"/>
                 <w:b w:val="0"/>
                 <w:bCs/>
                 <w:i w:val="0"/>
@@ -2602,8 +2641,14 @@
       </w:tr>
       <w:tr>
         <w:tblPrEx>
-          <w:tblW w:w="8519" w:type="dxa"/>
-          <w:jc w:val="center"/>
+          <w:tblBorders>
+            <w:top w:val="none" w:color="auto" w:sz="0" w:space="0"/>
+            <w:left w:val="none" w:color="auto" w:sz="0" w:space="0"/>
+            <w:bottom w:val="none" w:color="auto" w:sz="0" w:space="0"/>
+            <w:right w:val="none" w:color="auto" w:sz="0" w:space="0"/>
+            <w:insideH w:val="none" w:color="auto" w:sz="0" w:space="0"/>
+            <w:insideV w:val="none" w:color="auto" w:sz="0" w:space="0"/>
+          </w:tblBorders>
           <w:tblCellMar>
             <w:top w:w="0" w:type="dxa"/>
             <w:left w:w="108" w:type="dxa"/>
@@ -2612,16 +2657,16 @@
           </w:tblCellMar>
         </w:tblPrEx>
         <w:trPr>
-          <w:trHeight w:val="0"/>
+          <w:trHeight w:val="0" w:hRule="atLeast"/>
           <w:jc w:val="center"/>
         </w:trPr>
         <w:tc>
           <w:tcPr>
             <w:tcW w:w="1621" w:type="dxa"/>
             <w:tcBorders>
-              <w:top w:val="single" w:sz="4" w:space="0" w:color="auto"/>
-              <w:left w:val="single" w:sz="12" w:space="0" w:color="auto"/>
-              <w:bottom w:val="single" w:sz="12" w:space="0" w:color="auto"/>
+              <w:top w:val="single" w:color="auto" w:sz="4" w:space="0"/>
+              <w:left w:val="single" w:color="auto" w:sz="12" w:space="0"/>
+              <w:bottom w:val="single" w:color="auto" w:sz="12" w:space="0"/>
               <w:right w:val="nil"/>
             </w:tcBorders>
             <w:tcMar>
@@ -2648,12 +2693,12 @@
               <w:adjustRightInd w:val="0"/>
               <w:snapToGrid w:val="0"/>
               <w:spacing w:line="240" w:lineRule="auto"/>
-              <w:ind w:left="0" w:right="0" w:firstLine="0" w:leftChars="0" w:rightChars="0" w:firstLineChars="0"/>
+              <w:ind w:left="0" w:leftChars="0" w:right="0" w:rightChars="0" w:firstLine="0" w:firstLineChars="0"/>
               <w:jc w:val="center"/>
               <w:textAlignment w:val="baseline"/>
               <w:rPr>
-                <w:rStyle w:val="Strong"/>
-                <w:rFonts w:ascii="微软雅黑" w:eastAsia="微软雅黑" w:hAnsi="微软雅黑" w:cs="微软雅黑" w:hint="default"/>
+                <w:rStyle w:val="25"/>
+                <w:rFonts w:hint="default" w:ascii="微软雅黑" w:hAnsi="微软雅黑" w:eastAsia="微软雅黑" w:cs="微软雅黑"/>
                 <w:b w:val="0"/>
                 <w:bCs/>
                 <w:i w:val="0"/>
@@ -2675,9 +2720,9 @@
           <w:tcPr>
             <w:tcW w:w="2036" w:type="dxa"/>
             <w:tcBorders>
-              <w:top w:val="single" w:sz="4" w:space="0" w:color="auto"/>
-              <w:left w:val="single" w:sz="4" w:space="0" w:color="auto"/>
-              <w:bottom w:val="single" w:sz="12" w:space="0" w:color="auto"/>
+              <w:top w:val="single" w:color="auto" w:sz="4" w:space="0"/>
+              <w:left w:val="single" w:color="auto" w:sz="4" w:space="0"/>
+              <w:bottom w:val="single" w:color="auto" w:sz="12" w:space="0"/>
               <w:right w:val="nil"/>
             </w:tcBorders>
             <w:tcMar>
@@ -2704,12 +2749,12 @@
               <w:adjustRightInd w:val="0"/>
               <w:snapToGrid w:val="0"/>
               <w:spacing w:line="240" w:lineRule="auto"/>
-              <w:ind w:left="0" w:right="0" w:firstLine="0" w:leftChars="0" w:rightChars="0" w:firstLineChars="0"/>
+              <w:ind w:left="0" w:leftChars="0" w:right="0" w:rightChars="0" w:firstLine="0" w:firstLineChars="0"/>
               <w:jc w:val="center"/>
               <w:textAlignment w:val="baseline"/>
               <w:rPr>
-                <w:rStyle w:val="Strong"/>
-                <w:rFonts w:ascii="微软雅黑" w:eastAsia="微软雅黑" w:hAnsi="微软雅黑" w:cs="微软雅黑" w:hint="default"/>
+                <w:rStyle w:val="25"/>
+                <w:rFonts w:hint="default" w:ascii="微软雅黑" w:hAnsi="微软雅黑" w:eastAsia="微软雅黑" w:cs="微软雅黑"/>
                 <w:b w:val="0"/>
                 <w:bCs/>
                 <w:i w:val="0"/>
@@ -2731,9 +2776,9 @@
           <w:tcPr>
             <w:tcW w:w="1621" w:type="dxa"/>
             <w:tcBorders>
-              <w:top w:val="single" w:sz="4" w:space="0" w:color="auto"/>
-              <w:left w:val="single" w:sz="4" w:space="0" w:color="auto"/>
-              <w:bottom w:val="single" w:sz="12" w:space="0" w:color="auto"/>
+              <w:top w:val="single" w:color="auto" w:sz="4" w:space="0"/>
+              <w:left w:val="single" w:color="auto" w:sz="4" w:space="0"/>
+              <w:bottom w:val="single" w:color="auto" w:sz="12" w:space="0"/>
               <w:right w:val="nil"/>
             </w:tcBorders>
             <w:tcMar>
@@ -2760,12 +2805,12 @@
               <w:adjustRightInd w:val="0"/>
               <w:snapToGrid w:val="0"/>
               <w:spacing w:line="240" w:lineRule="auto"/>
-              <w:ind w:left="0" w:right="0" w:firstLine="0" w:leftChars="0" w:rightChars="0" w:firstLineChars="0"/>
+              <w:ind w:left="0" w:leftChars="0" w:right="0" w:rightChars="0" w:firstLine="0" w:firstLineChars="0"/>
               <w:jc w:val="center"/>
               <w:textAlignment w:val="baseline"/>
               <w:rPr>
-                <w:rStyle w:val="Strong"/>
-                <w:rFonts w:ascii="微软雅黑" w:eastAsia="微软雅黑" w:hAnsi="微软雅黑" w:cs="微软雅黑" w:hint="default"/>
+                <w:rStyle w:val="25"/>
+                <w:rFonts w:hint="default" w:ascii="微软雅黑" w:hAnsi="微软雅黑" w:eastAsia="微软雅黑" w:cs="微软雅黑"/>
                 <w:b w:val="0"/>
                 <w:bCs/>
                 <w:i w:val="0"/>
@@ -2787,9 +2832,9 @@
           <w:tcPr>
             <w:tcW w:w="2036" w:type="dxa"/>
             <w:tcBorders>
-              <w:top w:val="single" w:sz="4" w:space="0" w:color="auto"/>
-              <w:left w:val="single" w:sz="4" w:space="0" w:color="auto"/>
-              <w:bottom w:val="single" w:sz="12" w:space="0" w:color="auto"/>
+              <w:top w:val="single" w:color="auto" w:sz="4" w:space="0"/>
+              <w:left w:val="single" w:color="auto" w:sz="4" w:space="0"/>
+              <w:bottom w:val="single" w:color="auto" w:sz="12" w:space="0"/>
               <w:right w:val="nil"/>
             </w:tcBorders>
             <w:tcMar>
@@ -2816,12 +2861,12 @@
               <w:adjustRightInd w:val="0"/>
               <w:snapToGrid w:val="0"/>
               <w:spacing w:line="240" w:lineRule="auto"/>
-              <w:ind w:left="0" w:right="0" w:firstLine="0" w:leftChars="0" w:rightChars="0" w:firstLineChars="0"/>
+              <w:ind w:left="0" w:leftChars="0" w:right="0" w:rightChars="0" w:firstLine="0" w:firstLineChars="0"/>
               <w:jc w:val="center"/>
               <w:textAlignment w:val="baseline"/>
               <w:rPr>
-                <w:rStyle w:val="Strong"/>
-                <w:rFonts w:ascii="微软雅黑" w:eastAsia="微软雅黑" w:hAnsi="微软雅黑" w:cs="微软雅黑" w:hint="default"/>
+                <w:rStyle w:val="25"/>
+                <w:rFonts w:hint="default" w:ascii="微软雅黑" w:hAnsi="微软雅黑" w:eastAsia="微软雅黑" w:cs="微软雅黑"/>
                 <w:b w:val="0"/>
                 <w:bCs/>
                 <w:i w:val="0"/>
@@ -2843,10 +2888,10 @@
           <w:tcPr>
             <w:tcW w:w="1205" w:type="dxa"/>
             <w:tcBorders>
-              <w:top w:val="single" w:sz="4" w:space="0" w:color="auto"/>
-              <w:left w:val="single" w:sz="4" w:space="0" w:color="auto"/>
-              <w:bottom w:val="single" w:sz="12" w:space="0" w:color="auto"/>
-              <w:right w:val="single" w:sz="12" w:space="0" w:color="auto"/>
+              <w:top w:val="single" w:color="auto" w:sz="4" w:space="0"/>
+              <w:left w:val="single" w:color="auto" w:sz="4" w:space="0"/>
+              <w:bottom w:val="single" w:color="auto" w:sz="12" w:space="0"/>
+              <w:right w:val="single" w:color="auto" w:sz="12" w:space="0"/>
             </w:tcBorders>
             <w:tcMar>
               <w:top w:w="-1" w:type="dxa"/>
@@ -2872,12 +2917,12 @@
               <w:adjustRightInd w:val="0"/>
               <w:snapToGrid w:val="0"/>
               <w:spacing w:line="240" w:lineRule="auto"/>
-              <w:ind w:left="0" w:right="0" w:firstLine="0" w:leftChars="0" w:rightChars="0" w:firstLineChars="0"/>
+              <w:ind w:left="0" w:leftChars="0" w:right="0" w:rightChars="0" w:firstLine="0" w:firstLineChars="0"/>
               <w:jc w:val="center"/>
               <w:textAlignment w:val="baseline"/>
               <w:rPr>
-                <w:rStyle w:val="Strong"/>
-                <w:rFonts w:ascii="微软雅黑" w:eastAsia="微软雅黑" w:hAnsi="微软雅黑" w:cs="微软雅黑" w:hint="default"/>
+                <w:rStyle w:val="25"/>
+                <w:rFonts w:hint="default" w:ascii="微软雅黑" w:hAnsi="微软雅黑" w:eastAsia="微软雅黑" w:cs="微软雅黑"/>
                 <w:b w:val="0"/>
                 <w:bCs/>
                 <w:i w:val="0"/>
@@ -2916,8 +2961,8 @@
       </w:pPr>
       <w:r>
         <w:rPr>
-          <w:rStyle w:val="Strong"/>
-          <w:rFonts w:ascii="微软雅黑" w:eastAsia="微软雅黑" w:hAnsi="微软雅黑" w:cs="微软雅黑" w:hint="default"/>
+          <w:rStyle w:val="25"/>
+          <w:rFonts w:hint="default" w:ascii="微软雅黑" w:hAnsi="微软雅黑" w:eastAsia="微软雅黑" w:cs="微软雅黑"/>
           <w:b w:val="0"/>
           <w:bCs/>
           <w:i w:val="0"/>
@@ -2937,7 +2982,7 @@
     <w:sdt>
       <w:sdtPr>
         <w:rPr>
-          <w:rFonts w:ascii="宋体" w:eastAsia="宋体" w:hAnsi="宋体" w:cs="Arial"/>
+          <w:rFonts w:ascii="宋体" w:hAnsi="宋体" w:eastAsia="宋体" w:cs="Arial"/>
           <w:snapToGrid w:val="0"/>
           <w:color w:val="000000"/>
           <w:kern w:val="0"/>
@@ -2953,7 +2998,7 @@
       </w:sdtPr>
       <w:sdtEndPr>
         <w:rPr>
-          <w:rFonts w:ascii="宋体" w:eastAsia="宋体" w:hAnsi="宋体" w:cs="Arial"/>
+          <w:rFonts w:ascii="宋体" w:hAnsi="宋体" w:eastAsia="宋体" w:cs="Arial"/>
           <w:snapToGrid w:val="0"/>
           <w:color w:val="000000"/>
           <w:kern w:val="0"/>
@@ -2979,13 +3024,13 @@
             <w:adjustRightInd w:val="0"/>
             <w:snapToGrid w:val="0"/>
             <w:spacing w:before="0" w:beforeLines="0" w:after="0" w:afterLines="0" w:line="240" w:lineRule="auto"/>
-            <w:ind w:left="0" w:right="0" w:firstLine="0" w:leftChars="0" w:rightChars="0" w:firstLineChars="0"/>
+            <w:ind w:left="0" w:leftChars="0" w:right="0" w:rightChars="0" w:firstLine="0" w:firstLineChars="0"/>
             <w:jc w:val="center"/>
             <w:textAlignment w:val="baseline"/>
           </w:pPr>
           <w:r>
             <w:rPr>
-              <w:rFonts w:ascii="宋体" w:eastAsia="宋体" w:hAnsi="宋体"/>
+              <w:rFonts w:ascii="宋体" w:hAnsi="宋体" w:eastAsia="宋体"/>
               <w:sz w:val="21"/>
             </w:rPr>
             <w:t>目录</w:t>
@@ -2993,7 +3038,7 @@
         </w:p>
         <w:p>
           <w:pPr>
-            <w:pStyle w:val="TOC1"/>
+            <w:pStyle w:val="16"/>
             <w:keepNext w:val="0"/>
             <w:keepLines w:val="0"/>
             <w:pageBreakBefore w:val="0"/>
@@ -3063,7 +3108,7 @@
         </w:p>
         <w:p>
           <w:pPr>
-            <w:pStyle w:val="TOC1"/>
+            <w:pStyle w:val="16"/>
             <w:keepNext w:val="0"/>
             <w:keepLines w:val="0"/>
             <w:pageBreakBefore w:val="0"/>
@@ -3124,7 +3169,7 @@
         </w:p>
         <w:p>
           <w:pPr>
-            <w:pStyle w:val="TOC1"/>
+            <w:pStyle w:val="16"/>
             <w:keepNext w:val="0"/>
             <w:keepLines w:val="0"/>
             <w:pageBreakBefore w:val="0"/>
@@ -3185,7 +3230,7 @@
         </w:p>
         <w:p>
           <w:pPr>
-            <w:pStyle w:val="TOC1"/>
+            <w:pStyle w:val="16"/>
             <w:keepNext w:val="0"/>
             <w:keepLines w:val="0"/>
             <w:pageBreakBefore w:val="0"/>
@@ -3246,7 +3291,7 @@
         </w:p>
         <w:p>
           <w:pPr>
-            <w:pStyle w:val="TOC1"/>
+            <w:pStyle w:val="16"/>
             <w:keepNext w:val="0"/>
             <w:keepLines w:val="0"/>
             <w:pageBreakBefore w:val="0"/>
@@ -3307,7 +3352,7 @@
         </w:p>
         <w:p>
           <w:pPr>
-            <w:pStyle w:val="TOC2"/>
+            <w:pStyle w:val="18"/>
             <w:keepNext w:val="0"/>
             <w:keepLines w:val="0"/>
             <w:pageBreakBefore w:val="0"/>
@@ -3368,7 +3413,7 @@
         </w:p>
         <w:p>
           <w:pPr>
-            <w:pStyle w:val="TOC2"/>
+            <w:pStyle w:val="18"/>
             <w:keepNext w:val="0"/>
             <w:keepLines w:val="0"/>
             <w:pageBreakBefore w:val="0"/>
@@ -3429,7 +3474,7 @@
         </w:p>
         <w:p>
           <w:pPr>
-            <w:pStyle w:val="TOC2"/>
+            <w:pStyle w:val="18"/>
             <w:keepNext w:val="0"/>
             <w:keepLines w:val="0"/>
             <w:pageBreakBefore w:val="0"/>
@@ -3490,7 +3535,7 @@
         </w:p>
         <w:p>
           <w:pPr>
-            <w:pStyle w:val="TOC2"/>
+            <w:pStyle w:val="18"/>
             <w:keepNext w:val="0"/>
             <w:keepLines w:val="0"/>
             <w:pageBreakBefore w:val="0"/>
@@ -3551,7 +3596,7 @@
         </w:p>
         <w:p>
           <w:pPr>
-            <w:pStyle w:val="TOC1"/>
+            <w:pStyle w:val="16"/>
             <w:keepNext w:val="0"/>
             <w:keepLines w:val="0"/>
             <w:pageBreakBefore w:val="0"/>
@@ -3612,7 +3657,7 @@
         </w:p>
         <w:p>
           <w:pPr>
-            <w:pStyle w:val="TOC1"/>
+            <w:pStyle w:val="16"/>
             <w:keepNext w:val="0"/>
             <w:keepLines w:val="0"/>
             <w:pageBreakBefore w:val="0"/>
@@ -3673,7 +3718,7 @@
         </w:p>
         <w:p>
           <w:pPr>
-            <w:pStyle w:val="TOC1"/>
+            <w:pStyle w:val="16"/>
             <w:keepNext w:val="0"/>
             <w:keepLines w:val="0"/>
             <w:pageBreakBefore w:val="0"/>
@@ -3732,7 +3777,7 @@
         </w:p>
         <w:p>
           <w:pPr>
-            <w:pStyle w:val="TOC1"/>
+            <w:pStyle w:val="16"/>
             <w:keepNext w:val="0"/>
             <w:keepLines w:val="0"/>
             <w:pageBreakBefore w:val="0"/>
@@ -3832,7 +3877,7 @@
         <w:jc w:val="center"/>
         <w:textAlignment w:val="baseline"/>
         <w:rPr>
-          <w:rFonts w:eastAsia="宋体" w:hint="eastAsia"/>
+          <w:rFonts w:hint="eastAsia" w:eastAsia="宋体"/>
           <w:lang w:val="en-US" w:eastAsia="zh-CN"/>
         </w:rPr>
       </w:pPr>
@@ -3846,7 +3891,7 @@
     </w:p>
     <w:p>
       <w:pPr>
-        <w:pStyle w:val="TableofFigures"/>
+        <w:pStyle w:val="17"/>
         <w:keepNext w:val="0"/>
         <w:keepLines w:val="0"/>
         <w:pageBreakBefore w:val="0"/>
@@ -3869,7 +3914,7 @@
         <w:fldChar w:fldCharType="begin"/>
       </w:r>
       <w:r>
-        <w:instrText>TOC \h \c "表"</w:instrText>
+        <w:instrText xml:space="preserve">TOC \h \c "表"</w:instrText>
       </w:r>
       <w:r>
         <w:fldChar w:fldCharType="separate"/>
@@ -3952,7 +3997,7 @@
     </w:p>
     <w:p>
       <w:pPr>
-        <w:pStyle w:val="TableofFigures"/>
+        <w:pStyle w:val="17"/>
         <w:keepNext w:val="0"/>
         <w:keepLines w:val="0"/>
         <w:pageBreakBefore w:val="0"/>
@@ -4038,7 +4083,7 @@
     </w:p>
     <w:p>
       <w:pPr>
-        <w:pStyle w:val="TableofFigures"/>
+        <w:pStyle w:val="17"/>
         <w:keepNext w:val="0"/>
         <w:keepLines w:val="0"/>
         <w:pageBreakBefore w:val="0"/>
@@ -4124,7 +4169,7 @@
     </w:p>
     <w:p>
       <w:pPr>
-        <w:pStyle w:val="TableofFigures"/>
+        <w:pStyle w:val="17"/>
         <w:keepNext w:val="0"/>
         <w:keepLines w:val="0"/>
         <w:pageBreakBefore w:val="0"/>
@@ -4210,7 +4255,7 @@
     </w:p>
     <w:p>
       <w:pPr>
-        <w:pStyle w:val="TableofFigures"/>
+        <w:pStyle w:val="17"/>
         <w:keepNext w:val="0"/>
         <w:keepLines w:val="0"/>
         <w:pageBreakBefore w:val="0"/>
@@ -4296,7 +4341,7 @@
     </w:p>
     <w:p>
       <w:pPr>
-        <w:pStyle w:val="TableofFigures"/>
+        <w:pStyle w:val="17"/>
         <w:keepNext w:val="0"/>
         <w:keepLines w:val="0"/>
         <w:pageBreakBefore w:val="0"/>
@@ -4382,7 +4427,7 @@
     </w:p>
     <w:p>
       <w:pPr>
-        <w:pStyle w:val="TableofFigures"/>
+        <w:pStyle w:val="17"/>
         <w:keepNext w:val="0"/>
         <w:keepLines w:val="0"/>
         <w:pageBreakBefore w:val="0"/>
@@ -4468,7 +4513,7 @@
     </w:p>
     <w:p>
       <w:pPr>
-        <w:pStyle w:val="TableofFigures"/>
+        <w:pStyle w:val="17"/>
         <w:keepNext w:val="0"/>
         <w:keepLines w:val="0"/>
         <w:pageBreakBefore w:val="0"/>
@@ -4554,7 +4599,7 @@
     </w:p>
     <w:p>
       <w:pPr>
-        <w:pStyle w:val="TableofFigures"/>
+        <w:pStyle w:val="17"/>
         <w:keepNext w:val="0"/>
         <w:keepLines w:val="0"/>
         <w:pageBreakBefore w:val="0"/>
@@ -4637,7 +4682,7 @@
     </w:p>
     <w:p>
       <w:pPr>
-        <w:pStyle w:val="TableofFigures"/>
+        <w:pStyle w:val="17"/>
         <w:keepNext w:val="0"/>
         <w:keepLines w:val="0"/>
         <w:pageBreakBefore w:val="0"/>
@@ -4764,7 +4809,7 @@
         <w:jc w:val="center"/>
         <w:textAlignment w:val="baseline"/>
         <w:rPr>
-          <w:rFonts w:eastAsia="宋体" w:hint="eastAsia"/>
+          <w:rFonts w:hint="eastAsia" w:eastAsia="宋体"/>
           <w:lang w:val="en-US" w:eastAsia="zh-CN"/>
         </w:rPr>
       </w:pPr>
@@ -4778,7 +4823,7 @@
     </w:p>
     <w:p>
       <w:pPr>
-        <w:pStyle w:val="TableofFigures"/>
+        <w:pStyle w:val="17"/>
         <w:keepNext w:val="0"/>
         <w:keepLines w:val="0"/>
         <w:pageBreakBefore w:val="0"/>
@@ -4801,7 +4846,7 @@
         <w:fldChar w:fldCharType="begin"/>
       </w:r>
       <w:r>
-        <w:instrText>TOC \h \c "图"</w:instrText>
+        <w:instrText xml:space="preserve">TOC \h \c "图"</w:instrText>
       </w:r>
       <w:r>
         <w:fldChar w:fldCharType="separate"/>
@@ -4894,36 +4939,7 @@
     </w:p>
     <w:p>
       <w:pPr>
-        <w:keepNext w:val="0"/>
-        <w:keepLines w:val="0"/>
-        <w:pageBreakBefore w:val="0"/>
-        <w:widowControl w:val="0"/>
-        <w:kinsoku w:val="0"/>
-        <w:wordWrap/>
-        <w:overflowPunct/>
-        <w:topLinePunct w:val="0"/>
-        <w:autoSpaceDE w:val="0"/>
-        <w:autoSpaceDN w:val="0"/>
-        <w:bidi w:val="0"/>
-        <w:adjustRightInd w:val="0"/>
-        <w:snapToGrid w:val="0"/>
-        <w:textAlignment w:val="baseline"/>
-        <w:rPr>
-          <w:rFonts w:hint="default"/>
-          <w:lang w:val="en-US" w:eastAsia="zh-CN"/>
-        </w:rPr>
-      </w:pPr>
-      <w:r>
-        <w:rPr>
-          <w:rFonts w:hint="default"/>
-          <w:lang w:val="en-US" w:eastAsia="zh-CN"/>
-        </w:rPr>
-        <w:br w:type="page"/>
-      </w:r>
-    </w:p>
-    <w:p>
-      <w:pPr>
-        <w:pStyle w:val="1"/>
+        <w:pStyle w:val="31"/>
         <w:keepNext w:val="0"/>
         <w:keepLines w:val="0"/>
         <w:pageBreakBefore w:val="0"/>
@@ -4939,8 +4955,8 @@
         <w:snapToGrid w:val="0"/>
         <w:textAlignment w:val="baseline"/>
       </w:pPr>
-      <w:bookmarkStart w:id="1" w:name="heading_2"/>
-      <w:bookmarkStart w:id="2" w:name="_Toc15377"/>
+      <w:bookmarkStart w:id="1" w:name="_Toc15377"/>
+      <w:bookmarkStart w:id="2" w:name="heading_2"/>
       <w:r>
         <w:t>目的</w:t>
       </w:r>
@@ -4949,7 +4965,7 @@
     </w:p>
     <w:p>
       <w:pPr>
-        <w:pStyle w:val="a2"/>
+        <w:pStyle w:val="32"/>
         <w:keepNext w:val="0"/>
         <w:keepLines w:val="0"/>
         <w:pageBreakBefore w:val="0"/>
@@ -4971,7 +4987,7 @@
     </w:p>
     <w:p>
       <w:pPr>
-        <w:pStyle w:val="1"/>
+        <w:pStyle w:val="31"/>
         <w:keepNext w:val="0"/>
         <w:keepLines w:val="0"/>
         <w:pageBreakBefore w:val="0"/>
@@ -4997,7 +5013,7 @@
     </w:p>
     <w:p>
       <w:pPr>
-        <w:pStyle w:val="a2"/>
+        <w:pStyle w:val="32"/>
         <w:keepNext w:val="0"/>
         <w:keepLines w:val="0"/>
         <w:pageBreakBefore w:val="0"/>
@@ -5019,7 +5035,7 @@
     </w:p>
     <w:p>
       <w:pPr>
-        <w:pStyle w:val="1"/>
+        <w:pStyle w:val="31"/>
         <w:keepNext w:val="0"/>
         <w:keepLines w:val="0"/>
         <w:pageBreakBefore w:val="0"/>
@@ -5045,7 +5061,7 @@
     </w:p>
     <w:p>
       <w:pPr>
-        <w:pStyle w:val="a2"/>
+        <w:pStyle w:val="32"/>
         <w:keepNext w:val="0"/>
         <w:keepLines w:val="0"/>
         <w:pageBreakBefore w:val="0"/>
@@ -5095,7 +5111,7 @@
           <w:rFonts w:hint="eastAsia"/>
           <w:lang w:val="en-US" w:eastAsia="zh-CN"/>
         </w:rPr>
-        <w:instrText>"柴_标题1"\n</w:instrText>
+        <w:instrText xml:space="preserve">"柴_标题1"\n</w:instrText>
       </w:r>
       <w:r>
         <w:instrText xml:space="preserve"> \s</w:instrText>
@@ -5112,7 +5128,7 @@
           <w:rFonts w:hint="eastAsia"/>
           <w:lang w:val="en-US" w:eastAsia="zh-CN"/>
         </w:rPr>
-        <w:instrText>* Charformat</w:instrText>
+        <w:instrText xml:space="preserve">* Charformat</w:instrText>
       </w:r>
       <w:r>
         <w:rPr>
@@ -5207,17 +5223,18 @@
     </w:p>
     <w:tbl>
       <w:tblPr>
-        <w:tblStyle w:val="TableNormal"/>
+        <w:tblStyle w:val="22"/>
         <w:tblW w:w="8522" w:type="dxa"/>
         <w:jc w:val="center"/>
         <w:tblBorders>
-          <w:top w:val="nil"/>
-          <w:left w:val="nil"/>
-          <w:bottom w:val="nil"/>
-          <w:right w:val="nil"/>
-          <w:insideH w:val="nil"/>
-          <w:insideV w:val="nil"/>
+          <w:top w:val="none" w:color="auto" w:sz="0" w:space="0"/>
+          <w:left w:val="none" w:color="auto" w:sz="0" w:space="0"/>
+          <w:bottom w:val="none" w:color="auto" w:sz="0" w:space="0"/>
+          <w:right w:val="none" w:color="auto" w:sz="0" w:space="0"/>
+          <w:insideH w:val="none" w:color="auto" w:sz="0" w:space="0"/>
+          <w:insideV w:val="none" w:color="auto" w:sz="0" w:space="0"/>
         </w:tblBorders>
+        <w:tblLayout w:type="autofit"/>
         <w:tblCellMar>
           <w:top w:w="0" w:type="dxa"/>
           <w:left w:w="10" w:type="dxa"/>
@@ -5231,15 +5248,13 @@
       </w:tblGrid>
       <w:tr>
         <w:tblPrEx>
-          <w:tblW w:w="8522" w:type="dxa"/>
-          <w:jc w:val="center"/>
           <w:tblBorders>
-            <w:top w:val="nil"/>
-            <w:left w:val="nil"/>
-            <w:bottom w:val="nil"/>
-            <w:right w:val="nil"/>
-            <w:insideH w:val="nil"/>
-            <w:insideV w:val="nil"/>
+            <w:top w:val="none" w:color="auto" w:sz="0" w:space="0"/>
+            <w:left w:val="none" w:color="auto" w:sz="0" w:space="0"/>
+            <w:bottom w:val="none" w:color="auto" w:sz="0" w:space="0"/>
+            <w:right w:val="none" w:color="auto" w:sz="0" w:space="0"/>
+            <w:insideH w:val="none" w:color="auto" w:sz="0" w:space="0"/>
+            <w:insideV w:val="none" w:color="auto" w:sz="0" w:space="0"/>
           </w:tblBorders>
           <w:tblCellMar>
             <w:top w:w="0" w:type="dxa"/>
@@ -5249,7 +5264,7 @@
           </w:tblCellMar>
         </w:tblPrEx>
         <w:trPr>
-          <w:trHeight w:val="0"/>
+          <w:trHeight w:val="0" w:hRule="atLeast"/>
           <w:tblHeader/>
           <w:jc w:val="center"/>
         </w:trPr>
@@ -5257,8 +5272,8 @@
           <w:tcPr>
             <w:tcW w:w="2239" w:type="dxa"/>
             <w:tcBorders>
-              <w:top w:val="single" w:sz="12" w:space="0" w:color="auto"/>
-              <w:left w:val="single" w:sz="12" w:space="0" w:color="auto"/>
+              <w:top w:val="single" w:color="auto" w:sz="12" w:space="0"/>
+              <w:left w:val="single" w:color="auto" w:sz="12" w:space="0"/>
               <w:bottom w:val="nil"/>
               <w:right w:val="nil"/>
             </w:tcBorders>
@@ -5272,7 +5287,7 @@
           </w:tcPr>
           <w:p>
             <w:pPr>
-              <w:pStyle w:val="a2"/>
+              <w:pStyle w:val="32"/>
               <w:keepNext w:val="0"/>
               <w:keepLines w:val="0"/>
               <w:pageBreakBefore w:val="0"/>
@@ -5287,7 +5302,7 @@
               <w:adjustRightInd w:val="0"/>
               <w:snapToGrid w:val="0"/>
               <w:spacing w:line="240" w:lineRule="auto"/>
-              <w:ind w:left="0" w:right="0" w:firstLine="0" w:leftChars="0" w:rightChars="0" w:firstLineChars="0"/>
+              <w:ind w:left="0" w:leftChars="0" w:right="0" w:rightChars="0" w:firstLine="0" w:firstLineChars="0"/>
               <w:jc w:val="center"/>
               <w:textAlignment w:val="baseline"/>
               <w:rPr>
@@ -5306,10 +5321,10 @@
           <w:tcPr>
             <w:tcW w:w="6283" w:type="dxa"/>
             <w:tcBorders>
-              <w:top w:val="single" w:sz="12" w:space="0" w:color="auto"/>
-              <w:left w:val="single" w:sz="4" w:space="0" w:color="auto"/>
+              <w:top w:val="single" w:color="auto" w:sz="12" w:space="0"/>
+              <w:left w:val="single" w:color="auto" w:sz="4" w:space="0"/>
               <w:bottom w:val="nil"/>
-              <w:right w:val="single" w:sz="12" w:space="0" w:color="auto"/>
+              <w:right w:val="single" w:color="auto" w:sz="12" w:space="0"/>
             </w:tcBorders>
             <w:tcMar>
               <w:top w:w="60" w:type="dxa"/>
@@ -5321,7 +5336,7 @@
           </w:tcPr>
           <w:p>
             <w:pPr>
-              <w:pStyle w:val="a2"/>
+              <w:pStyle w:val="32"/>
               <w:keepNext w:val="0"/>
               <w:keepLines w:val="0"/>
               <w:pageBreakBefore w:val="0"/>
@@ -5336,7 +5351,7 @@
               <w:adjustRightInd w:val="0"/>
               <w:snapToGrid w:val="0"/>
               <w:spacing w:line="240" w:lineRule="auto"/>
-              <w:ind w:left="0" w:right="0" w:firstLine="0" w:leftChars="0" w:rightChars="0" w:firstLineChars="0"/>
+              <w:ind w:left="0" w:leftChars="0" w:right="0" w:rightChars="0" w:firstLine="0" w:firstLineChars="0"/>
               <w:jc w:val="center"/>
               <w:textAlignment w:val="baseline"/>
               <w:rPr>
@@ -5354,8 +5369,14 @@
       </w:tr>
       <w:tr>
         <w:tblPrEx>
-          <w:tblW w:w="8522" w:type="dxa"/>
-          <w:jc w:val="center"/>
+          <w:tblBorders>
+            <w:top w:val="none" w:color="auto" w:sz="0" w:space="0"/>
+            <w:left w:val="none" w:color="auto" w:sz="0" w:space="0"/>
+            <w:bottom w:val="none" w:color="auto" w:sz="0" w:space="0"/>
+            <w:right w:val="none" w:color="auto" w:sz="0" w:space="0"/>
+            <w:insideH w:val="none" w:color="auto" w:sz="0" w:space="0"/>
+            <w:insideV w:val="none" w:color="auto" w:sz="0" w:space="0"/>
+          </w:tblBorders>
           <w:tblCellMar>
             <w:top w:w="0" w:type="dxa"/>
             <w:left w:w="10" w:type="dxa"/>
@@ -5364,15 +5385,15 @@
           </w:tblCellMar>
         </w:tblPrEx>
         <w:trPr>
-          <w:trHeight w:val="0"/>
+          <w:trHeight w:val="0" w:hRule="atLeast"/>
           <w:jc w:val="center"/>
         </w:trPr>
         <w:tc>
           <w:tcPr>
             <w:tcW w:w="2239" w:type="dxa"/>
             <w:tcBorders>
-              <w:top w:val="single" w:sz="4" w:space="0" w:color="auto"/>
-              <w:left w:val="single" w:sz="12" w:space="0" w:color="auto"/>
+              <w:top w:val="single" w:color="auto" w:sz="4" w:space="0"/>
+              <w:left w:val="single" w:color="auto" w:sz="12" w:space="0"/>
               <w:bottom w:val="nil"/>
               <w:right w:val="nil"/>
             </w:tcBorders>
@@ -5400,7 +5421,7 @@
               <w:adjustRightInd w:val="0"/>
               <w:snapToGrid w:val="0"/>
               <w:spacing w:before="120" w:after="120" w:line="240" w:lineRule="auto"/>
-              <w:ind w:left="0" w:right="0" w:firstLine="0" w:leftChars="0" w:rightChars="0" w:firstLineChars="0"/>
+              <w:ind w:left="0" w:leftChars="0" w:right="0" w:rightChars="0" w:firstLine="0" w:firstLineChars="0"/>
               <w:jc w:val="center"/>
               <w:textAlignment w:val="baseline"/>
               <w:rPr>
@@ -5410,7 +5431,7 @@
             </w:pPr>
             <w:r>
               <w:rPr>
-                <w:rFonts w:ascii="Arial" w:eastAsia="宋体" w:hAnsi="Arial" w:cs="Arial"/>
+                <w:rFonts w:ascii="Arial" w:hAnsi="Arial" w:eastAsia="宋体" w:cs="Arial"/>
                 <w:b/>
                 <w:sz w:val="24"/>
               </w:rPr>
@@ -5422,10 +5443,10 @@
           <w:tcPr>
             <w:tcW w:w="6283" w:type="dxa"/>
             <w:tcBorders>
-              <w:top w:val="single" w:sz="4" w:space="0" w:color="auto"/>
-              <w:left w:val="single" w:sz="4" w:space="0" w:color="auto"/>
+              <w:top w:val="single" w:color="auto" w:sz="4" w:space="0"/>
+              <w:left w:val="single" w:color="auto" w:sz="4" w:space="0"/>
               <w:bottom w:val="nil"/>
-              <w:right w:val="single" w:sz="12" w:space="0" w:color="auto"/>
+              <w:right w:val="single" w:color="auto" w:sz="12" w:space="0"/>
             </w:tcBorders>
             <w:tcMar>
               <w:top w:w="60" w:type="dxa"/>
@@ -5437,7 +5458,7 @@
           </w:tcPr>
           <w:p>
             <w:pPr>
-              <w:pStyle w:val="a2"/>
+              <w:pStyle w:val="32"/>
               <w:keepNext w:val="0"/>
               <w:keepLines w:val="0"/>
               <w:pageBreakBefore w:val="0"/>
@@ -5452,7 +5473,7 @@
               <w:adjustRightInd w:val="0"/>
               <w:snapToGrid w:val="0"/>
               <w:spacing w:line="240" w:lineRule="auto"/>
-              <w:ind w:left="0" w:right="0" w:firstLine="0" w:leftChars="0" w:rightChars="0" w:firstLineChars="0"/>
+              <w:ind w:left="0" w:leftChars="0" w:right="0" w:rightChars="0" w:firstLine="0" w:firstLineChars="0"/>
               <w:jc w:val="left"/>
               <w:textAlignment w:val="baseline"/>
               <w:rPr>
@@ -5472,8 +5493,14 @@
       </w:tr>
       <w:tr>
         <w:tblPrEx>
-          <w:tblW w:w="8522" w:type="dxa"/>
-          <w:jc w:val="center"/>
+          <w:tblBorders>
+            <w:top w:val="none" w:color="auto" w:sz="0" w:space="0"/>
+            <w:left w:val="none" w:color="auto" w:sz="0" w:space="0"/>
+            <w:bottom w:val="none" w:color="auto" w:sz="0" w:space="0"/>
+            <w:right w:val="none" w:color="auto" w:sz="0" w:space="0"/>
+            <w:insideH w:val="none" w:color="auto" w:sz="0" w:space="0"/>
+            <w:insideV w:val="none" w:color="auto" w:sz="0" w:space="0"/>
+          </w:tblBorders>
           <w:tblCellMar>
             <w:top w:w="0" w:type="dxa"/>
             <w:left w:w="10" w:type="dxa"/>
@@ -5482,15 +5509,15 @@
           </w:tblCellMar>
         </w:tblPrEx>
         <w:trPr>
-          <w:trHeight w:val="0"/>
+          <w:trHeight w:val="0" w:hRule="atLeast"/>
           <w:jc w:val="center"/>
         </w:trPr>
         <w:tc>
           <w:tcPr>
             <w:tcW w:w="2239" w:type="dxa"/>
             <w:tcBorders>
-              <w:top w:val="single" w:sz="4" w:space="0" w:color="auto"/>
-              <w:left w:val="single" w:sz="12" w:space="0" w:color="auto"/>
+              <w:top w:val="single" w:color="auto" w:sz="4" w:space="0"/>
+              <w:left w:val="single" w:color="auto" w:sz="12" w:space="0"/>
               <w:bottom w:val="nil"/>
               <w:right w:val="nil"/>
             </w:tcBorders>
@@ -5518,7 +5545,7 @@
               <w:adjustRightInd w:val="0"/>
               <w:snapToGrid w:val="0"/>
               <w:spacing w:before="120" w:after="120" w:line="240" w:lineRule="auto"/>
-              <w:ind w:left="0" w:right="0" w:firstLine="0" w:leftChars="0" w:rightChars="0" w:firstLineChars="0"/>
+              <w:ind w:left="0" w:leftChars="0" w:right="0" w:rightChars="0" w:firstLine="0" w:firstLineChars="0"/>
               <w:jc w:val="center"/>
               <w:textAlignment w:val="baseline"/>
               <w:rPr>
@@ -5528,7 +5555,7 @@
             </w:pPr>
             <w:r>
               <w:rPr>
-                <w:rFonts w:ascii="Arial" w:eastAsia="宋体" w:hAnsi="Arial" w:cs="Arial"/>
+                <w:rFonts w:ascii="Arial" w:hAnsi="Arial" w:eastAsia="宋体" w:cs="Arial"/>
                 <w:b/>
                 <w:sz w:val="24"/>
               </w:rPr>
@@ -5540,10 +5567,10 @@
           <w:tcPr>
             <w:tcW w:w="6283" w:type="dxa"/>
             <w:tcBorders>
-              <w:top w:val="single" w:sz="4" w:space="0" w:color="auto"/>
-              <w:left w:val="single" w:sz="4" w:space="0" w:color="auto"/>
+              <w:top w:val="single" w:color="auto" w:sz="4" w:space="0"/>
+              <w:left w:val="single" w:color="auto" w:sz="4" w:space="0"/>
               <w:bottom w:val="nil"/>
-              <w:right w:val="single" w:sz="12" w:space="0" w:color="auto"/>
+              <w:right w:val="single" w:color="auto" w:sz="12" w:space="0"/>
             </w:tcBorders>
             <w:tcMar>
               <w:top w:w="60" w:type="dxa"/>
@@ -5555,7 +5582,7 @@
           </w:tcPr>
           <w:p>
             <w:pPr>
-              <w:pStyle w:val="a2"/>
+              <w:pStyle w:val="32"/>
               <w:keepNext w:val="0"/>
               <w:keepLines w:val="0"/>
               <w:pageBreakBefore w:val="0"/>
@@ -5570,7 +5597,7 @@
               <w:adjustRightInd w:val="0"/>
               <w:snapToGrid w:val="0"/>
               <w:spacing w:line="240" w:lineRule="auto"/>
-              <w:ind w:left="0" w:right="0" w:firstLine="0" w:leftChars="0" w:rightChars="0" w:firstLineChars="0"/>
+              <w:ind w:left="0" w:leftChars="0" w:right="0" w:rightChars="0" w:firstLine="0" w:firstLineChars="0"/>
               <w:jc w:val="left"/>
               <w:textAlignment w:val="baseline"/>
               <w:rPr>
@@ -5590,8 +5617,14 @@
       </w:tr>
       <w:tr>
         <w:tblPrEx>
-          <w:tblW w:w="8522" w:type="dxa"/>
-          <w:jc w:val="center"/>
+          <w:tblBorders>
+            <w:top w:val="none" w:color="auto" w:sz="0" w:space="0"/>
+            <w:left w:val="none" w:color="auto" w:sz="0" w:space="0"/>
+            <w:bottom w:val="none" w:color="auto" w:sz="0" w:space="0"/>
+            <w:right w:val="none" w:color="auto" w:sz="0" w:space="0"/>
+            <w:insideH w:val="none" w:color="auto" w:sz="0" w:space="0"/>
+            <w:insideV w:val="none" w:color="auto" w:sz="0" w:space="0"/>
+          </w:tblBorders>
           <w:tblCellMar>
             <w:top w:w="0" w:type="dxa"/>
             <w:left w:w="10" w:type="dxa"/>
@@ -5600,15 +5633,15 @@
           </w:tblCellMar>
         </w:tblPrEx>
         <w:trPr>
-          <w:trHeight w:val="0"/>
+          <w:trHeight w:val="0" w:hRule="atLeast"/>
           <w:jc w:val="center"/>
         </w:trPr>
         <w:tc>
           <w:tcPr>
             <w:tcW w:w="2239" w:type="dxa"/>
             <w:tcBorders>
-              <w:top w:val="single" w:sz="4" w:space="0" w:color="auto"/>
-              <w:left w:val="single" w:sz="12" w:space="0" w:color="auto"/>
+              <w:top w:val="single" w:color="auto" w:sz="4" w:space="0"/>
+              <w:left w:val="single" w:color="auto" w:sz="12" w:space="0"/>
               <w:bottom w:val="nil"/>
               <w:right w:val="nil"/>
             </w:tcBorders>
@@ -5636,7 +5669,7 @@
               <w:adjustRightInd w:val="0"/>
               <w:snapToGrid w:val="0"/>
               <w:spacing w:before="120" w:after="120" w:line="240" w:lineRule="auto"/>
-              <w:ind w:left="0" w:right="0" w:firstLine="0" w:leftChars="0" w:rightChars="0" w:firstLineChars="0"/>
+              <w:ind w:left="0" w:leftChars="0" w:right="0" w:rightChars="0" w:firstLine="0" w:firstLineChars="0"/>
               <w:jc w:val="center"/>
               <w:textAlignment w:val="baseline"/>
               <w:rPr>
@@ -5646,7 +5679,7 @@
             </w:pPr>
             <w:r>
               <w:rPr>
-                <w:rFonts w:ascii="Arial" w:eastAsia="宋体" w:hAnsi="Arial" w:cs="Arial"/>
+                <w:rFonts w:ascii="Arial" w:hAnsi="Arial" w:eastAsia="宋体" w:cs="Arial"/>
                 <w:b/>
                 <w:sz w:val="24"/>
               </w:rPr>
@@ -5658,10 +5691,10 @@
           <w:tcPr>
             <w:tcW w:w="6283" w:type="dxa"/>
             <w:tcBorders>
-              <w:top w:val="single" w:sz="4" w:space="0" w:color="auto"/>
-              <w:left w:val="single" w:sz="4" w:space="0" w:color="auto"/>
+              <w:top w:val="single" w:color="auto" w:sz="4" w:space="0"/>
+              <w:left w:val="single" w:color="auto" w:sz="4" w:space="0"/>
               <w:bottom w:val="nil"/>
-              <w:right w:val="single" w:sz="12" w:space="0" w:color="auto"/>
+              <w:right w:val="single" w:color="auto" w:sz="12" w:space="0"/>
             </w:tcBorders>
             <w:tcMar>
               <w:top w:w="60" w:type="dxa"/>
@@ -5673,7 +5706,7 @@
           </w:tcPr>
           <w:p>
             <w:pPr>
-              <w:pStyle w:val="a2"/>
+              <w:pStyle w:val="32"/>
               <w:keepNext w:val="0"/>
               <w:keepLines w:val="0"/>
               <w:pageBreakBefore w:val="0"/>
@@ -5688,7 +5721,7 @@
               <w:adjustRightInd w:val="0"/>
               <w:snapToGrid w:val="0"/>
               <w:spacing w:line="240" w:lineRule="auto"/>
-              <w:ind w:left="0" w:right="0" w:firstLine="0" w:leftChars="0" w:rightChars="0" w:firstLineChars="0"/>
+              <w:ind w:left="0" w:leftChars="0" w:right="0" w:rightChars="0" w:firstLine="0" w:firstLineChars="0"/>
               <w:jc w:val="left"/>
               <w:textAlignment w:val="baseline"/>
               <w:rPr>
@@ -5708,8 +5741,14 @@
       </w:tr>
       <w:tr>
         <w:tblPrEx>
-          <w:tblW w:w="8522" w:type="dxa"/>
-          <w:jc w:val="center"/>
+          <w:tblBorders>
+            <w:top w:val="none" w:color="auto" w:sz="0" w:space="0"/>
+            <w:left w:val="none" w:color="auto" w:sz="0" w:space="0"/>
+            <w:bottom w:val="none" w:color="auto" w:sz="0" w:space="0"/>
+            <w:right w:val="none" w:color="auto" w:sz="0" w:space="0"/>
+            <w:insideH w:val="none" w:color="auto" w:sz="0" w:space="0"/>
+            <w:insideV w:val="none" w:color="auto" w:sz="0" w:space="0"/>
+          </w:tblBorders>
           <w:tblCellMar>
             <w:top w:w="0" w:type="dxa"/>
             <w:left w:w="10" w:type="dxa"/>
@@ -5718,16 +5757,16 @@
           </w:tblCellMar>
         </w:tblPrEx>
         <w:trPr>
-          <w:trHeight w:val="0"/>
+          <w:trHeight w:val="0" w:hRule="atLeast"/>
           <w:jc w:val="center"/>
         </w:trPr>
         <w:tc>
           <w:tcPr>
             <w:tcW w:w="2239" w:type="dxa"/>
             <w:tcBorders>
-              <w:top w:val="single" w:sz="4" w:space="0" w:color="auto"/>
-              <w:left w:val="single" w:sz="12" w:space="0" w:color="auto"/>
-              <w:bottom w:val="single" w:sz="12" w:space="0" w:color="auto"/>
+              <w:top w:val="single" w:color="auto" w:sz="4" w:space="0"/>
+              <w:left w:val="single" w:color="auto" w:sz="12" w:space="0"/>
+              <w:bottom w:val="single" w:color="auto" w:sz="12" w:space="0"/>
               <w:right w:val="nil"/>
             </w:tcBorders>
             <w:tcMar>
@@ -5754,7 +5793,7 @@
               <w:adjustRightInd w:val="0"/>
               <w:snapToGrid w:val="0"/>
               <w:spacing w:before="120" w:after="120" w:line="240" w:lineRule="auto"/>
-              <w:ind w:left="0" w:right="0" w:firstLine="0" w:leftChars="0" w:rightChars="0" w:firstLineChars="0"/>
+              <w:ind w:left="0" w:leftChars="0" w:right="0" w:rightChars="0" w:firstLine="0" w:firstLineChars="0"/>
               <w:jc w:val="center"/>
               <w:textAlignment w:val="baseline"/>
               <w:rPr>
@@ -5764,7 +5803,7 @@
             </w:pPr>
             <w:r>
               <w:rPr>
-                <w:rFonts w:ascii="Arial" w:eastAsia="宋体" w:hAnsi="Arial" w:cs="Arial"/>
+                <w:rFonts w:ascii="Arial" w:hAnsi="Arial" w:eastAsia="宋体" w:cs="Arial"/>
                 <w:b/>
                 <w:sz w:val="24"/>
               </w:rPr>
@@ -5776,10 +5815,10 @@
           <w:tcPr>
             <w:tcW w:w="6283" w:type="dxa"/>
             <w:tcBorders>
-              <w:top w:val="single" w:sz="4" w:space="0" w:color="auto"/>
-              <w:left w:val="single" w:sz="4" w:space="0" w:color="auto"/>
-              <w:bottom w:val="single" w:sz="12" w:space="0" w:color="auto"/>
-              <w:right w:val="single" w:sz="12" w:space="0" w:color="auto"/>
+              <w:top w:val="single" w:color="auto" w:sz="4" w:space="0"/>
+              <w:left w:val="single" w:color="auto" w:sz="4" w:space="0"/>
+              <w:bottom w:val="single" w:color="auto" w:sz="12" w:space="0"/>
+              <w:right w:val="single" w:color="auto" w:sz="12" w:space="0"/>
             </w:tcBorders>
             <w:tcMar>
               <w:top w:w="60" w:type="dxa"/>
@@ -5791,7 +5830,7 @@
           </w:tcPr>
           <w:p>
             <w:pPr>
-              <w:pStyle w:val="a2"/>
+              <w:pStyle w:val="32"/>
               <w:keepNext w:val="0"/>
               <w:keepLines w:val="0"/>
               <w:pageBreakBefore w:val="0"/>
@@ -5806,7 +5845,7 @@
               <w:adjustRightInd w:val="0"/>
               <w:snapToGrid w:val="0"/>
               <w:spacing w:line="240" w:lineRule="auto"/>
-              <w:ind w:left="0" w:right="0" w:firstLine="0" w:leftChars="0" w:rightChars="0" w:firstLineChars="0"/>
+              <w:ind w:left="0" w:leftChars="0" w:right="0" w:rightChars="0" w:firstLine="0" w:firstLineChars="0"/>
               <w:jc w:val="left"/>
               <w:textAlignment w:val="baseline"/>
               <w:rPr>
@@ -5827,7 +5866,7 @@
     </w:tbl>
     <w:p>
       <w:pPr>
-        <w:pStyle w:val="1"/>
+        <w:pStyle w:val="31"/>
         <w:keepNext w:val="0"/>
         <w:keepLines w:val="0"/>
         <w:pageBreakBefore w:val="0"/>
@@ -5853,7 +5892,7 @@
     </w:p>
     <w:p>
       <w:pPr>
-        <w:pStyle w:val="a2"/>
+        <w:pStyle w:val="32"/>
         <w:keepNext w:val="0"/>
         <w:keepLines w:val="0"/>
         <w:pageBreakBefore w:val="0"/>
@@ -5899,7 +5938,7 @@
           <w:rFonts w:hint="eastAsia"/>
           <w:lang w:val="en-US" w:eastAsia="zh-CN"/>
         </w:rPr>
-        <w:instrText>"柴_标题1"\n</w:instrText>
+        <w:instrText xml:space="preserve">"柴_标题1"\n</w:instrText>
       </w:r>
       <w:r>
         <w:instrText xml:space="preserve"> \s</w:instrText>
@@ -5916,7 +5955,7 @@
           <w:rFonts w:hint="eastAsia"/>
           <w:lang w:val="en-US" w:eastAsia="zh-CN"/>
         </w:rPr>
-        <w:instrText>* Charformat</w:instrText>
+        <w:instrText xml:space="preserve">* Charformat</w:instrText>
       </w:r>
       <w:r>
         <w:rPr>
@@ -5996,17 +6035,18 @@
     </w:p>
     <w:tbl>
       <w:tblPr>
-        <w:tblStyle w:val="TableNormal"/>
+        <w:tblStyle w:val="22"/>
         <w:tblW w:w="8522" w:type="dxa"/>
         <w:jc w:val="center"/>
         <w:tblBorders>
-          <w:top w:val="nil"/>
-          <w:left w:val="nil"/>
-          <w:bottom w:val="nil"/>
-          <w:right w:val="nil"/>
-          <w:insideH w:val="nil"/>
-          <w:insideV w:val="nil"/>
+          <w:top w:val="none" w:color="auto" w:sz="0" w:space="0"/>
+          <w:left w:val="none" w:color="auto" w:sz="0" w:space="0"/>
+          <w:bottom w:val="none" w:color="auto" w:sz="0" w:space="0"/>
+          <w:right w:val="none" w:color="auto" w:sz="0" w:space="0"/>
+          <w:insideH w:val="none" w:color="auto" w:sz="0" w:space="0"/>
+          <w:insideV w:val="none" w:color="auto" w:sz="0" w:space="0"/>
         </w:tblBorders>
+        <w:tblLayout w:type="autofit"/>
         <w:tblCellMar>
           <w:top w:w="0" w:type="dxa"/>
           <w:left w:w="10" w:type="dxa"/>
@@ -6020,15 +6060,13 @@
       </w:tblGrid>
       <w:tr>
         <w:tblPrEx>
-          <w:tblW w:w="8522" w:type="dxa"/>
-          <w:jc w:val="center"/>
           <w:tblBorders>
-            <w:top w:val="nil"/>
-            <w:left w:val="nil"/>
-            <w:bottom w:val="nil"/>
-            <w:right w:val="nil"/>
-            <w:insideH w:val="nil"/>
-            <w:insideV w:val="nil"/>
+            <w:top w:val="none" w:color="auto" w:sz="0" w:space="0"/>
+            <w:left w:val="none" w:color="auto" w:sz="0" w:space="0"/>
+            <w:bottom w:val="none" w:color="auto" w:sz="0" w:space="0"/>
+            <w:right w:val="none" w:color="auto" w:sz="0" w:space="0"/>
+            <w:insideH w:val="none" w:color="auto" w:sz="0" w:space="0"/>
+            <w:insideV w:val="none" w:color="auto" w:sz="0" w:space="0"/>
           </w:tblBorders>
           <w:tblCellMar>
             <w:top w:w="0" w:type="dxa"/>
@@ -6038,7 +6076,7 @@
           </w:tblCellMar>
         </w:tblPrEx>
         <w:trPr>
-          <w:trHeight w:val="0"/>
+          <w:trHeight w:val="0" w:hRule="atLeast"/>
           <w:tblHeader/>
           <w:jc w:val="center"/>
         </w:trPr>
@@ -6046,8 +6084,8 @@
           <w:tcPr>
             <w:tcW w:w="1455" w:type="dxa"/>
             <w:tcBorders>
-              <w:top w:val="single" w:sz="12" w:space="0" w:color="auto"/>
-              <w:left w:val="single" w:sz="12" w:space="0" w:color="auto"/>
+              <w:top w:val="single" w:color="auto" w:sz="12" w:space="0"/>
+              <w:left w:val="single" w:color="auto" w:sz="12" w:space="0"/>
               <w:bottom w:val="nil"/>
               <w:right w:val="nil"/>
             </w:tcBorders>
@@ -6061,7 +6099,7 @@
           </w:tcPr>
           <w:p>
             <w:pPr>
-              <w:pStyle w:val="a2"/>
+              <w:pStyle w:val="32"/>
               <w:keepNext w:val="0"/>
               <w:keepLines w:val="0"/>
               <w:pageBreakBefore w:val="0"/>
@@ -6076,7 +6114,7 @@
               <w:adjustRightInd w:val="0"/>
               <w:snapToGrid w:val="0"/>
               <w:spacing w:line="240" w:lineRule="auto"/>
-              <w:ind w:left="0" w:right="0" w:firstLine="0" w:leftChars="0" w:rightChars="0" w:firstLineChars="0"/>
+              <w:ind w:left="0" w:leftChars="0" w:right="0" w:rightChars="0" w:firstLine="0" w:firstLineChars="0"/>
               <w:jc w:val="center"/>
               <w:textAlignment w:val="baseline"/>
               <w:rPr>
@@ -6095,10 +6133,10 @@
           <w:tcPr>
             <w:tcW w:w="7067" w:type="dxa"/>
             <w:tcBorders>
-              <w:top w:val="single" w:sz="12" w:space="0" w:color="auto"/>
-              <w:left w:val="single" w:sz="4" w:space="0" w:color="auto"/>
+              <w:top w:val="single" w:color="auto" w:sz="12" w:space="0"/>
+              <w:left w:val="single" w:color="auto" w:sz="4" w:space="0"/>
               <w:bottom w:val="nil"/>
-              <w:right w:val="single" w:sz="12" w:space="0" w:color="auto"/>
+              <w:right w:val="single" w:color="auto" w:sz="12" w:space="0"/>
             </w:tcBorders>
             <w:tcMar>
               <w:top w:w="60" w:type="dxa"/>
@@ -6110,7 +6148,7 @@
           </w:tcPr>
           <w:p>
             <w:pPr>
-              <w:pStyle w:val="a2"/>
+              <w:pStyle w:val="32"/>
               <w:keepNext w:val="0"/>
               <w:keepLines w:val="0"/>
               <w:pageBreakBefore w:val="0"/>
@@ -6125,7 +6163,7 @@
               <w:adjustRightInd w:val="0"/>
               <w:snapToGrid w:val="0"/>
               <w:spacing w:line="240" w:lineRule="auto"/>
-              <w:ind w:left="0" w:right="0" w:firstLine="0" w:leftChars="0" w:rightChars="0" w:firstLineChars="0"/>
+              <w:ind w:left="0" w:leftChars="0" w:right="0" w:rightChars="0" w:firstLine="0" w:firstLineChars="0"/>
               <w:jc w:val="center"/>
               <w:textAlignment w:val="baseline"/>
               <w:rPr>
@@ -6143,8 +6181,14 @@
       </w:tr>
       <w:tr>
         <w:tblPrEx>
-          <w:tblW w:w="8522" w:type="dxa"/>
-          <w:jc w:val="center"/>
+          <w:tblBorders>
+            <w:top w:val="none" w:color="auto" w:sz="0" w:space="0"/>
+            <w:left w:val="none" w:color="auto" w:sz="0" w:space="0"/>
+            <w:bottom w:val="none" w:color="auto" w:sz="0" w:space="0"/>
+            <w:right w:val="none" w:color="auto" w:sz="0" w:space="0"/>
+            <w:insideH w:val="none" w:color="auto" w:sz="0" w:space="0"/>
+            <w:insideV w:val="none" w:color="auto" w:sz="0" w:space="0"/>
+          </w:tblBorders>
           <w:tblCellMar>
             <w:top w:w="0" w:type="dxa"/>
             <w:left w:w="10" w:type="dxa"/>
@@ -6153,15 +6197,15 @@
           </w:tblCellMar>
         </w:tblPrEx>
         <w:trPr>
-          <w:trHeight w:val="0"/>
+          <w:trHeight w:val="0" w:hRule="atLeast"/>
           <w:jc w:val="center"/>
         </w:trPr>
         <w:tc>
           <w:tcPr>
             <w:tcW w:w="1455" w:type="dxa"/>
             <w:tcBorders>
-              <w:top w:val="single" w:sz="4" w:space="0" w:color="auto"/>
-              <w:left w:val="single" w:sz="12" w:space="0" w:color="auto"/>
+              <w:top w:val="single" w:color="auto" w:sz="4" w:space="0"/>
+              <w:left w:val="single" w:color="auto" w:sz="12" w:space="0"/>
               <w:bottom w:val="nil"/>
               <w:right w:val="nil"/>
             </w:tcBorders>
@@ -6189,7 +6233,7 @@
               <w:adjustRightInd w:val="0"/>
               <w:snapToGrid w:val="0"/>
               <w:spacing w:before="120" w:after="120" w:line="240" w:lineRule="auto"/>
-              <w:ind w:left="0" w:right="0" w:firstLine="0" w:leftChars="0" w:rightChars="0" w:firstLineChars="0"/>
+              <w:ind w:left="0" w:leftChars="0" w:right="0" w:rightChars="0" w:firstLine="0" w:firstLineChars="0"/>
               <w:jc w:val="center"/>
               <w:textAlignment w:val="baseline"/>
               <w:rPr>
@@ -6199,7 +6243,7 @@
             </w:pPr>
             <w:r>
               <w:rPr>
-                <w:rFonts w:ascii="Arial" w:eastAsia="宋体" w:hAnsi="Arial" w:cs="Arial"/>
+                <w:rFonts w:ascii="Arial" w:hAnsi="Arial" w:eastAsia="宋体" w:cs="Arial"/>
                 <w:b/>
                 <w:sz w:val="24"/>
               </w:rPr>
@@ -6211,10 +6255,10 @@
           <w:tcPr>
             <w:tcW w:w="7067" w:type="dxa"/>
             <w:tcBorders>
-              <w:top w:val="single" w:sz="4" w:space="0" w:color="auto"/>
-              <w:left w:val="single" w:sz="4" w:space="0" w:color="auto"/>
+              <w:top w:val="single" w:color="auto" w:sz="4" w:space="0"/>
+              <w:left w:val="single" w:color="auto" w:sz="4" w:space="0"/>
               <w:bottom w:val="nil"/>
-              <w:right w:val="single" w:sz="12" w:space="0" w:color="auto"/>
+              <w:right w:val="single" w:color="auto" w:sz="12" w:space="0"/>
             </w:tcBorders>
             <w:tcMar>
               <w:top w:w="60" w:type="dxa"/>
@@ -6226,7 +6270,7 @@
           </w:tcPr>
           <w:p>
             <w:pPr>
-              <w:pStyle w:val="a2"/>
+              <w:pStyle w:val="32"/>
               <w:keepNext w:val="0"/>
               <w:keepLines w:val="0"/>
               <w:pageBreakBefore w:val="0"/>
@@ -6245,7 +6289,7 @@
               <w:adjustRightInd w:val="0"/>
               <w:snapToGrid w:val="0"/>
               <w:spacing w:line="240" w:lineRule="auto"/>
-              <w:ind w:left="0" w:right="0" w:firstLine="0" w:leftChars="0" w:rightChars="0" w:firstLineChars="0"/>
+              <w:ind w:left="0" w:leftChars="0" w:right="0" w:rightChars="0" w:firstLine="0" w:firstLineChars="0"/>
               <w:jc w:val="left"/>
               <w:textAlignment w:val="baseline"/>
               <w:rPr>
@@ -6263,7 +6307,7 @@
           </w:p>
           <w:p>
             <w:pPr>
-              <w:pStyle w:val="a2"/>
+              <w:pStyle w:val="32"/>
               <w:keepNext w:val="0"/>
               <w:keepLines w:val="0"/>
               <w:pageBreakBefore w:val="0"/>
@@ -6282,7 +6326,7 @@
               <w:adjustRightInd w:val="0"/>
               <w:snapToGrid w:val="0"/>
               <w:spacing w:line="240" w:lineRule="auto"/>
-              <w:ind w:left="0" w:right="0" w:firstLine="0" w:leftChars="0" w:rightChars="0" w:firstLineChars="0"/>
+              <w:ind w:left="0" w:leftChars="0" w:right="0" w:rightChars="0" w:firstLine="0" w:firstLineChars="0"/>
               <w:jc w:val="left"/>
               <w:textAlignment w:val="baseline"/>
               <w:rPr>
@@ -6300,7 +6344,7 @@
           </w:p>
           <w:p>
             <w:pPr>
-              <w:pStyle w:val="a2"/>
+              <w:pStyle w:val="32"/>
               <w:keepNext w:val="0"/>
               <w:keepLines w:val="0"/>
               <w:pageBreakBefore w:val="0"/>
@@ -6319,7 +6363,7 @@
               <w:adjustRightInd w:val="0"/>
               <w:snapToGrid w:val="0"/>
               <w:spacing w:line="240" w:lineRule="auto"/>
-              <w:ind w:left="0" w:right="0" w:firstLine="0" w:leftChars="0" w:rightChars="0" w:firstLineChars="0"/>
+              <w:ind w:left="0" w:leftChars="0" w:right="0" w:rightChars="0" w:firstLine="0" w:firstLineChars="0"/>
               <w:jc w:val="left"/>
               <w:textAlignment w:val="baseline"/>
               <w:rPr>
@@ -6337,7 +6381,7 @@
           </w:p>
           <w:p>
             <w:pPr>
-              <w:pStyle w:val="a2"/>
+              <w:pStyle w:val="32"/>
               <w:keepNext w:val="0"/>
               <w:keepLines w:val="0"/>
               <w:pageBreakBefore w:val="0"/>
@@ -6356,7 +6400,7 @@
               <w:adjustRightInd w:val="0"/>
               <w:snapToGrid w:val="0"/>
               <w:spacing w:line="240" w:lineRule="auto"/>
-              <w:ind w:left="0" w:right="0" w:firstLine="0" w:leftChars="0" w:rightChars="0" w:firstLineChars="0"/>
+              <w:ind w:left="0" w:leftChars="0" w:right="0" w:rightChars="0" w:firstLine="0" w:firstLineChars="0"/>
               <w:jc w:val="left"/>
               <w:textAlignment w:val="baseline"/>
               <w:rPr>
@@ -6376,8 +6420,14 @@
       </w:tr>
       <w:tr>
         <w:tblPrEx>
-          <w:tblW w:w="8522" w:type="dxa"/>
-          <w:jc w:val="center"/>
+          <w:tblBorders>
+            <w:top w:val="none" w:color="auto" w:sz="0" w:space="0"/>
+            <w:left w:val="none" w:color="auto" w:sz="0" w:space="0"/>
+            <w:bottom w:val="none" w:color="auto" w:sz="0" w:space="0"/>
+            <w:right w:val="none" w:color="auto" w:sz="0" w:space="0"/>
+            <w:insideH w:val="none" w:color="auto" w:sz="0" w:space="0"/>
+            <w:insideV w:val="none" w:color="auto" w:sz="0" w:space="0"/>
+          </w:tblBorders>
           <w:tblCellMar>
             <w:top w:w="0" w:type="dxa"/>
             <w:left w:w="10" w:type="dxa"/>
@@ -6386,15 +6436,15 @@
           </w:tblCellMar>
         </w:tblPrEx>
         <w:trPr>
-          <w:trHeight w:val="0"/>
+          <w:trHeight w:val="0" w:hRule="atLeast"/>
           <w:jc w:val="center"/>
         </w:trPr>
         <w:tc>
           <w:tcPr>
             <w:tcW w:w="1455" w:type="dxa"/>
             <w:tcBorders>
-              <w:top w:val="single" w:sz="4" w:space="0" w:color="auto"/>
-              <w:left w:val="single" w:sz="12" w:space="0" w:color="auto"/>
+              <w:top w:val="single" w:color="auto" w:sz="4" w:space="0"/>
+              <w:left w:val="single" w:color="auto" w:sz="12" w:space="0"/>
               <w:bottom w:val="nil"/>
               <w:right w:val="nil"/>
             </w:tcBorders>
@@ -6422,7 +6472,7 @@
               <w:adjustRightInd w:val="0"/>
               <w:snapToGrid w:val="0"/>
               <w:spacing w:before="120" w:after="120" w:line="240" w:lineRule="auto"/>
-              <w:ind w:left="0" w:right="0" w:firstLine="0" w:leftChars="0" w:rightChars="0" w:firstLineChars="0"/>
+              <w:ind w:left="0" w:leftChars="0" w:right="0" w:rightChars="0" w:firstLine="0" w:firstLineChars="0"/>
               <w:jc w:val="center"/>
               <w:textAlignment w:val="baseline"/>
               <w:rPr>
@@ -6432,7 +6482,7 @@
             </w:pPr>
             <w:r>
               <w:rPr>
-                <w:rFonts w:ascii="Arial" w:eastAsia="宋体" w:hAnsi="Arial" w:cs="Arial"/>
+                <w:rFonts w:ascii="Arial" w:hAnsi="Arial" w:eastAsia="宋体" w:cs="Arial"/>
                 <w:b/>
                 <w:sz w:val="24"/>
               </w:rPr>
@@ -6444,10 +6494,10 @@
           <w:tcPr>
             <w:tcW w:w="7067" w:type="dxa"/>
             <w:tcBorders>
-              <w:top w:val="single" w:sz="4" w:space="0" w:color="auto"/>
-              <w:left w:val="single" w:sz="4" w:space="0" w:color="auto"/>
+              <w:top w:val="single" w:color="auto" w:sz="4" w:space="0"/>
+              <w:left w:val="single" w:color="auto" w:sz="4" w:space="0"/>
               <w:bottom w:val="nil"/>
-              <w:right w:val="single" w:sz="12" w:space="0" w:color="auto"/>
+              <w:right w:val="single" w:color="auto" w:sz="12" w:space="0"/>
             </w:tcBorders>
             <w:tcMar>
               <w:top w:w="60" w:type="dxa"/>
@@ -6459,7 +6509,7 @@
           </w:tcPr>
           <w:p>
             <w:pPr>
-              <w:pStyle w:val="a2"/>
+              <w:pStyle w:val="32"/>
               <w:keepNext w:val="0"/>
               <w:keepLines w:val="0"/>
               <w:pageBreakBefore w:val="0"/>
@@ -6478,7 +6528,7 @@
               <w:adjustRightInd w:val="0"/>
               <w:snapToGrid w:val="0"/>
               <w:spacing w:line="240" w:lineRule="auto"/>
-              <w:ind w:left="0" w:right="0" w:firstLine="0" w:leftChars="0" w:rightChars="0" w:firstLineChars="0"/>
+              <w:ind w:left="0" w:leftChars="0" w:right="0" w:rightChars="0" w:firstLine="0" w:firstLineChars="0"/>
               <w:jc w:val="left"/>
               <w:textAlignment w:val="baseline"/>
               <w:rPr>
@@ -6496,7 +6546,7 @@
           </w:p>
           <w:p>
             <w:pPr>
-              <w:pStyle w:val="a2"/>
+              <w:pStyle w:val="32"/>
               <w:keepNext w:val="0"/>
               <w:keepLines w:val="0"/>
               <w:pageBreakBefore w:val="0"/>
@@ -6515,7 +6565,7 @@
               <w:adjustRightInd w:val="0"/>
               <w:snapToGrid w:val="0"/>
               <w:spacing w:line="240" w:lineRule="auto"/>
-              <w:ind w:left="0" w:right="0" w:firstLine="0" w:leftChars="0" w:rightChars="0" w:firstLineChars="0"/>
+              <w:ind w:left="0" w:leftChars="0" w:right="0" w:rightChars="0" w:firstLine="0" w:firstLineChars="0"/>
               <w:jc w:val="left"/>
               <w:textAlignment w:val="baseline"/>
               <w:rPr>
@@ -6533,7 +6583,7 @@
           </w:p>
           <w:p>
             <w:pPr>
-              <w:pStyle w:val="a2"/>
+              <w:pStyle w:val="32"/>
               <w:keepNext w:val="0"/>
               <w:keepLines w:val="0"/>
               <w:pageBreakBefore w:val="0"/>
@@ -6552,7 +6602,7 @@
               <w:adjustRightInd w:val="0"/>
               <w:snapToGrid w:val="0"/>
               <w:spacing w:line="240" w:lineRule="auto"/>
-              <w:ind w:left="0" w:right="0" w:firstLine="0" w:leftChars="0" w:rightChars="0" w:firstLineChars="0"/>
+              <w:ind w:left="0" w:leftChars="0" w:right="0" w:rightChars="0" w:firstLine="0" w:firstLineChars="0"/>
               <w:jc w:val="left"/>
               <w:textAlignment w:val="baseline"/>
               <w:rPr>
@@ -6572,8 +6622,14 @@
       </w:tr>
       <w:tr>
         <w:tblPrEx>
-          <w:tblW w:w="8522" w:type="dxa"/>
-          <w:jc w:val="center"/>
+          <w:tblBorders>
+            <w:top w:val="none" w:color="auto" w:sz="0" w:space="0"/>
+            <w:left w:val="none" w:color="auto" w:sz="0" w:space="0"/>
+            <w:bottom w:val="none" w:color="auto" w:sz="0" w:space="0"/>
+            <w:right w:val="none" w:color="auto" w:sz="0" w:space="0"/>
+            <w:insideH w:val="none" w:color="auto" w:sz="0" w:space="0"/>
+            <w:insideV w:val="none" w:color="auto" w:sz="0" w:space="0"/>
+          </w:tblBorders>
           <w:tblCellMar>
             <w:top w:w="0" w:type="dxa"/>
             <w:left w:w="10" w:type="dxa"/>
@@ -6582,15 +6638,15 @@
           </w:tblCellMar>
         </w:tblPrEx>
         <w:trPr>
-          <w:trHeight w:val="0"/>
+          <w:trHeight w:val="0" w:hRule="atLeast"/>
           <w:jc w:val="center"/>
         </w:trPr>
         <w:tc>
           <w:tcPr>
             <w:tcW w:w="1455" w:type="dxa"/>
             <w:tcBorders>
-              <w:top w:val="single" w:sz="4" w:space="0" w:color="auto"/>
-              <w:left w:val="single" w:sz="12" w:space="0" w:color="auto"/>
+              <w:top w:val="single" w:color="auto" w:sz="4" w:space="0"/>
+              <w:left w:val="single" w:color="auto" w:sz="12" w:space="0"/>
               <w:bottom w:val="nil"/>
               <w:right w:val="nil"/>
             </w:tcBorders>
@@ -6618,7 +6674,7 @@
               <w:adjustRightInd w:val="0"/>
               <w:snapToGrid w:val="0"/>
               <w:spacing w:before="120" w:after="120" w:line="240" w:lineRule="auto"/>
-              <w:ind w:left="0" w:right="0" w:firstLine="0" w:leftChars="0" w:rightChars="0" w:firstLineChars="0"/>
+              <w:ind w:left="0" w:leftChars="0" w:right="0" w:rightChars="0" w:firstLine="0" w:firstLineChars="0"/>
               <w:jc w:val="center"/>
               <w:textAlignment w:val="baseline"/>
               <w:rPr>
@@ -6628,7 +6684,7 @@
             </w:pPr>
             <w:r>
               <w:rPr>
-                <w:rFonts w:ascii="Arial" w:eastAsia="宋体" w:hAnsi="Arial" w:cs="Arial"/>
+                <w:rFonts w:ascii="Arial" w:hAnsi="Arial" w:eastAsia="宋体" w:cs="Arial"/>
                 <w:b/>
                 <w:sz w:val="24"/>
               </w:rPr>
@@ -6640,10 +6696,10 @@
           <w:tcPr>
             <w:tcW w:w="7067" w:type="dxa"/>
             <w:tcBorders>
-              <w:top w:val="single" w:sz="4" w:space="0" w:color="auto"/>
-              <w:left w:val="single" w:sz="4" w:space="0" w:color="auto"/>
+              <w:top w:val="single" w:color="auto" w:sz="4" w:space="0"/>
+              <w:left w:val="single" w:color="auto" w:sz="4" w:space="0"/>
               <w:bottom w:val="nil"/>
-              <w:right w:val="single" w:sz="12" w:space="0" w:color="auto"/>
+              <w:right w:val="single" w:color="auto" w:sz="12" w:space="0"/>
             </w:tcBorders>
             <w:tcMar>
               <w:top w:w="60" w:type="dxa"/>
@@ -6655,7 +6711,7 @@
           </w:tcPr>
           <w:p>
             <w:pPr>
-              <w:pStyle w:val="a2"/>
+              <w:pStyle w:val="32"/>
               <w:keepNext w:val="0"/>
               <w:keepLines w:val="0"/>
               <w:pageBreakBefore w:val="0"/>
@@ -6674,7 +6730,7 @@
               <w:adjustRightInd w:val="0"/>
               <w:snapToGrid w:val="0"/>
               <w:spacing w:line="240" w:lineRule="auto"/>
-              <w:ind w:left="0" w:right="0" w:firstLine="0" w:leftChars="0" w:rightChars="0" w:firstLineChars="0"/>
+              <w:ind w:left="0" w:leftChars="0" w:right="0" w:rightChars="0" w:firstLine="0" w:firstLineChars="0"/>
               <w:jc w:val="left"/>
               <w:textAlignment w:val="baseline"/>
               <w:rPr>
@@ -6692,7 +6748,7 @@
           </w:p>
           <w:p>
             <w:pPr>
-              <w:pStyle w:val="a2"/>
+              <w:pStyle w:val="32"/>
               <w:keepNext w:val="0"/>
               <w:keepLines w:val="0"/>
               <w:pageBreakBefore w:val="0"/>
@@ -6711,7 +6767,7 @@
               <w:adjustRightInd w:val="0"/>
               <w:snapToGrid w:val="0"/>
               <w:spacing w:line="240" w:lineRule="auto"/>
-              <w:ind w:left="0" w:right="0" w:firstLine="0" w:leftChars="0" w:rightChars="0" w:firstLineChars="0"/>
+              <w:ind w:left="0" w:leftChars="0" w:right="0" w:rightChars="0" w:firstLine="0" w:firstLineChars="0"/>
               <w:jc w:val="left"/>
               <w:textAlignment w:val="baseline"/>
               <w:rPr>
@@ -6729,7 +6785,7 @@
           </w:p>
           <w:p>
             <w:pPr>
-              <w:pStyle w:val="a2"/>
+              <w:pStyle w:val="32"/>
               <w:keepNext w:val="0"/>
               <w:keepLines w:val="0"/>
               <w:pageBreakBefore w:val="0"/>
@@ -6748,7 +6804,7 @@
               <w:adjustRightInd w:val="0"/>
               <w:snapToGrid w:val="0"/>
               <w:spacing w:line="240" w:lineRule="auto"/>
-              <w:ind w:left="0" w:right="0" w:firstLine="0" w:leftChars="0" w:rightChars="0" w:firstLineChars="0"/>
+              <w:ind w:left="0" w:leftChars="0" w:right="0" w:rightChars="0" w:firstLine="0" w:firstLineChars="0"/>
               <w:jc w:val="left"/>
               <w:textAlignment w:val="baseline"/>
               <w:rPr>
@@ -6768,8 +6824,14 @@
       </w:tr>
       <w:tr>
         <w:tblPrEx>
-          <w:tblW w:w="8522" w:type="dxa"/>
-          <w:jc w:val="center"/>
+          <w:tblBorders>
+            <w:top w:val="none" w:color="auto" w:sz="0" w:space="0"/>
+            <w:left w:val="none" w:color="auto" w:sz="0" w:space="0"/>
+            <w:bottom w:val="none" w:color="auto" w:sz="0" w:space="0"/>
+            <w:right w:val="none" w:color="auto" w:sz="0" w:space="0"/>
+            <w:insideH w:val="none" w:color="auto" w:sz="0" w:space="0"/>
+            <w:insideV w:val="none" w:color="auto" w:sz="0" w:space="0"/>
+          </w:tblBorders>
           <w:tblCellMar>
             <w:top w:w="0" w:type="dxa"/>
             <w:left w:w="10" w:type="dxa"/>
@@ -6778,16 +6840,16 @@
           </w:tblCellMar>
         </w:tblPrEx>
         <w:trPr>
-          <w:trHeight w:val="0"/>
+          <w:trHeight w:val="0" w:hRule="atLeast"/>
           <w:jc w:val="center"/>
         </w:trPr>
         <w:tc>
           <w:tcPr>
             <w:tcW w:w="1455" w:type="dxa"/>
             <w:tcBorders>
-              <w:top w:val="single" w:sz="4" w:space="0" w:color="auto"/>
-              <w:left w:val="single" w:sz="12" w:space="0" w:color="auto"/>
-              <w:bottom w:val="single" w:sz="12" w:space="0" w:color="auto"/>
+              <w:top w:val="single" w:color="auto" w:sz="4" w:space="0"/>
+              <w:left w:val="single" w:color="auto" w:sz="12" w:space="0"/>
+              <w:bottom w:val="single" w:color="auto" w:sz="12" w:space="0"/>
               <w:right w:val="nil"/>
             </w:tcBorders>
             <w:tcMar>
@@ -6814,7 +6876,7 @@
               <w:adjustRightInd w:val="0"/>
               <w:snapToGrid w:val="0"/>
               <w:spacing w:before="120" w:after="120" w:line="240" w:lineRule="auto"/>
-              <w:ind w:left="0" w:right="0" w:firstLine="0" w:leftChars="0" w:rightChars="0" w:firstLineChars="0"/>
+              <w:ind w:left="0" w:leftChars="0" w:right="0" w:rightChars="0" w:firstLine="0" w:firstLineChars="0"/>
               <w:jc w:val="center"/>
               <w:textAlignment w:val="baseline"/>
               <w:rPr>
@@ -6824,7 +6886,7 @@
             </w:pPr>
             <w:r>
               <w:rPr>
-                <w:rFonts w:ascii="Arial" w:eastAsia="宋体" w:hAnsi="Arial" w:cs="Arial"/>
+                <w:rFonts w:ascii="Arial" w:hAnsi="Arial" w:eastAsia="宋体" w:cs="Arial"/>
                 <w:b/>
                 <w:sz w:val="24"/>
               </w:rPr>
@@ -6836,10 +6898,10 @@
           <w:tcPr>
             <w:tcW w:w="7067" w:type="dxa"/>
             <w:tcBorders>
-              <w:top w:val="single" w:sz="4" w:space="0" w:color="auto"/>
-              <w:left w:val="single" w:sz="4" w:space="0" w:color="auto"/>
-              <w:bottom w:val="single" w:sz="12" w:space="0" w:color="auto"/>
-              <w:right w:val="single" w:sz="12" w:space="0" w:color="auto"/>
+              <w:top w:val="single" w:color="auto" w:sz="4" w:space="0"/>
+              <w:left w:val="single" w:color="auto" w:sz="4" w:space="0"/>
+              <w:bottom w:val="single" w:color="auto" w:sz="12" w:space="0"/>
+              <w:right w:val="single" w:color="auto" w:sz="12" w:space="0"/>
             </w:tcBorders>
             <w:tcMar>
               <w:top w:w="60" w:type="dxa"/>
@@ -6851,7 +6913,7 @@
           </w:tcPr>
           <w:p>
             <w:pPr>
-              <w:pStyle w:val="a2"/>
+              <w:pStyle w:val="32"/>
               <w:keepNext w:val="0"/>
               <w:keepLines w:val="0"/>
               <w:pageBreakBefore w:val="0"/>
@@ -6870,7 +6932,7 @@
               <w:adjustRightInd w:val="0"/>
               <w:snapToGrid w:val="0"/>
               <w:spacing w:line="240" w:lineRule="auto"/>
-              <w:ind w:left="0" w:right="0" w:firstLine="0" w:leftChars="0" w:rightChars="0" w:firstLineChars="0"/>
+              <w:ind w:left="0" w:leftChars="0" w:right="0" w:rightChars="0" w:firstLine="0" w:firstLineChars="0"/>
               <w:jc w:val="left"/>
               <w:textAlignment w:val="baseline"/>
               <w:rPr>
@@ -6888,7 +6950,7 @@
           </w:p>
           <w:p>
             <w:pPr>
-              <w:pStyle w:val="a2"/>
+              <w:pStyle w:val="32"/>
               <w:keepNext w:val="0"/>
               <w:keepLines w:val="0"/>
               <w:pageBreakBefore w:val="0"/>
@@ -6907,7 +6969,7 @@
               <w:adjustRightInd w:val="0"/>
               <w:snapToGrid w:val="0"/>
               <w:spacing w:line="240" w:lineRule="auto"/>
-              <w:ind w:left="0" w:right="0" w:firstLine="0" w:leftChars="0" w:rightChars="0" w:firstLineChars="0"/>
+              <w:ind w:left="0" w:leftChars="0" w:right="0" w:rightChars="0" w:firstLine="0" w:firstLineChars="0"/>
               <w:jc w:val="left"/>
               <w:textAlignment w:val="baseline"/>
               <w:rPr>
@@ -6928,7 +6990,7 @@
     </w:tbl>
     <w:p>
       <w:pPr>
-        <w:pStyle w:val="1"/>
+        <w:pStyle w:val="31"/>
         <w:keepNext w:val="0"/>
         <w:keepLines w:val="0"/>
         <w:pageBreakBefore w:val="0"/>
@@ -6954,7 +7016,7 @@
     </w:p>
     <w:p>
       <w:pPr>
-        <w:pStyle w:val="a2"/>
+        <w:pStyle w:val="32"/>
         <w:keepNext w:val="0"/>
         <w:keepLines w:val="0"/>
         <w:pageBreakBefore w:val="0"/>
@@ -6976,7 +7038,7 @@
     </w:p>
     <w:p>
       <w:pPr>
-        <w:pStyle w:val="a2"/>
+        <w:pStyle w:val="32"/>
         <w:keepNext w:val="0"/>
         <w:keepLines w:val="0"/>
         <w:pageBreakBefore w:val="0"/>
@@ -7022,7 +7084,7 @@
           <w:rFonts w:hint="eastAsia"/>
           <w:lang w:val="en-US" w:eastAsia="zh-CN"/>
         </w:rPr>
-        <w:instrText>"柴_标题1"\n</w:instrText>
+        <w:instrText xml:space="preserve">"柴_标题1"\n</w:instrText>
       </w:r>
       <w:r>
         <w:instrText xml:space="preserve"> \s</w:instrText>
@@ -7039,7 +7101,7 @@
           <w:rFonts w:hint="eastAsia"/>
           <w:lang w:val="en-US" w:eastAsia="zh-CN"/>
         </w:rPr>
-        <w:instrText>* Charformat</w:instrText>
+        <w:instrText xml:space="preserve">* Charformat</w:instrText>
       </w:r>
       <w:r>
         <w:rPr>
@@ -7119,7 +7181,7 @@
     </w:p>
     <w:p>
       <w:pPr>
-        <w:pStyle w:val="a2"/>
+        <w:pStyle w:val="32"/>
         <w:keepNext w:val="0"/>
         <w:keepLines w:val="0"/>
         <w:pageBreakBefore w:val="0"/>
@@ -7136,49 +7198,34 @@
         <w:jc w:val="center"/>
         <w:textAlignment w:val="baseline"/>
         <w:rPr>
-          <w:rFonts w:eastAsia="宋体" w:hint="eastAsia"/>
+          <w:rFonts w:hint="eastAsia" w:eastAsia="宋体"/>
           <w:lang w:eastAsia="zh-CN"/>
         </w:rPr>
       </w:pPr>
       <w:r>
         <w:rPr>
-          <w:rFonts w:eastAsia="宋体" w:hint="eastAsia"/>
+          <w:rFonts w:hint="eastAsia" w:eastAsia="宋体"/>
           <w:lang w:eastAsia="zh-CN"/>
         </w:rPr>
         <w:object>
-          <v:shapetype id="_x0000_t75" coordsize="21600,21600" o:spt="75" o:preferrelative="t" path="m@4@5l@4@11@9@11@9@5xe" filled="f" stroked="f">
-            <v:stroke joinstyle="miter"/>
-            <v:formulas>
-              <v:f eqn="if lineDrawn pixelLineWidth 0"/>
-              <v:f eqn="sum @0 1 0"/>
-              <v:f eqn="sum 0 0 @1"/>
-              <v:f eqn="prod @2 1 2"/>
-              <v:f eqn="prod @3 21600 pixelWidth"/>
-              <v:f eqn="prod @3 21600 pixelHeight"/>
-              <v:f eqn="sum @0 0 1"/>
-              <v:f eqn="prod @6 1 2"/>
-              <v:f eqn="prod @7 21600 pixelWidth"/>
-              <v:f eqn="sum @8 21600 0"/>
-              <v:f eqn="prod @7 21600 pixelHeight"/>
-              <v:f eqn="sum @10 21600 0"/>
-            </v:formulas>
-            <v:path o:extrusionok="f" gradientshapeok="t" o:connecttype="rect"/>
+          <v:shape id="_x0000_i1025" o:spt="75" type="#_x0000_t75" style="height:281pt;width:419.15pt;" o:ole="t" filled="f" o:preferrelative="t" stroked="f" coordsize="21600,21600">
+            <v:path/>
+            <v:fill on="f" focussize="0,0"/>
+            <v:stroke on="f" joinstyle="miter"/>
+            <v:imagedata r:id="rId7" o:title=""/>
             <o:lock v:ext="edit" aspectratio="t"/>
-          </v:shapetype>
-          <v:shape id="_x0000_i1025" type="#_x0000_t75" style="height:281pt;width:419.15pt" o:oleicon="f" o:ole="" coordsize="21600,21600" o:preferrelative="t" filled="f" stroked="f">
-            <v:imagedata r:id="rId4" o:title=""/>
-            <o:lock v:ext="edit" aspectratio="t"/>
+            <w10:wrap type="none"/>
             <w10:anchorlock/>
           </v:shape>
-          <o:OLEObject Type="Embed" ProgID="Visio.Drawing.15" ShapeID="_x0000_i1025" DrawAspect="Content" ObjectID="_1468075725" r:id="rId5"/>
+          <o:OLEObject Type="Embed" ProgID="Visio.Drawing.15" ShapeID="_x0000_i1025" DrawAspect="Content" ObjectID="_1468075725" r:id="rId6">
+            <o:LockedField>false</o:LockedField>
+          </o:OLEObject>
         </w:object>
       </w:r>
-      <w:bookmarkStart w:id="16" w:name="_GoBack"/>
-      <w:bookmarkEnd w:id="16"/>
     </w:p>
     <w:p>
       <w:pPr>
-        <w:pStyle w:val="2"/>
+        <w:pStyle w:val="33"/>
         <w:keepNext w:val="0"/>
         <w:keepLines w:val="0"/>
         <w:pageBreakBefore w:val="0"/>
@@ -7194,16 +7241,30 @@
         <w:snapToGrid w:val="0"/>
         <w:textAlignment w:val="baseline"/>
       </w:pPr>
-      <w:bookmarkStart w:id="17" w:name="heading_7"/>
-      <w:bookmarkStart w:id="18" w:name="_Toc12409"/>
+      <w:bookmarkStart w:id="16" w:name="heading_7"/>
+      <w:bookmarkStart w:id="17" w:name="_Toc12409"/>
       <w:r>
         <w:t>服务规划与设计</w:t>
       </w:r>
+      <w:bookmarkEnd w:id="16"/>
       <w:bookmarkEnd w:id="17"/>
-      <w:bookmarkEnd w:id="18"/>
     </w:p>
     <w:p>
       <w:pPr>
+        <w:keepNext w:val="0"/>
+        <w:keepLines w:val="0"/>
+        <w:pageBreakBefore w:val="0"/>
+        <w:widowControl w:val="0"/>
+        <w:kinsoku w:val="0"/>
+        <w:wordWrap/>
+        <w:overflowPunct/>
+        <w:topLinePunct w:val="0"/>
+        <w:autoSpaceDE w:val="0"/>
+        <w:autoSpaceDN w:val="0"/>
+        <w:bidi w:val="0"/>
+        <w:adjustRightInd w:val="0"/>
+        <w:snapToGrid w:val="0"/>
+        <w:textAlignment w:val="baseline"/>
         <w:rPr>
           <w:rFonts w:hint="eastAsia"/>
           <w:lang w:val="en-US" w:eastAsia="zh-CN"/>
@@ -7219,7 +7280,7 @@
     </w:p>
     <w:p>
       <w:pPr>
-        <w:pStyle w:val="a2"/>
+        <w:pStyle w:val="32"/>
         <w:keepNext w:val="0"/>
         <w:keepLines w:val="0"/>
         <w:pageBreakBefore w:val="0"/>
@@ -7265,7 +7326,7 @@
           <w:rFonts w:hint="eastAsia"/>
           <w:lang w:val="en-US" w:eastAsia="zh-CN"/>
         </w:rPr>
-        <w:instrText>"柴_标题1"\n</w:instrText>
+        <w:instrText xml:space="preserve">"柴_标题1"\n</w:instrText>
       </w:r>
       <w:r>
         <w:instrText xml:space="preserve"> \s</w:instrText>
@@ -7282,7 +7343,7 @@
           <w:rFonts w:hint="eastAsia"/>
           <w:lang w:val="en-US" w:eastAsia="zh-CN"/>
         </w:rPr>
-        <w:instrText>* Charformat</w:instrText>
+        <w:instrText xml:space="preserve">* Charformat</w:instrText>
       </w:r>
       <w:r>
         <w:rPr>
@@ -7347,7 +7408,7 @@
         </w:rPr>
         <w:fldChar w:fldCharType="end"/>
       </w:r>
-      <w:bookmarkStart w:id="19" w:name="_Toc22567"/>
+      <w:bookmarkStart w:id="18" w:name="_Toc22567"/>
       <w:r>
         <w:rPr>
           <w:rFonts w:hint="eastAsia"/>
@@ -7358,21 +7419,22 @@
       <w:r>
         <w:t>服务规划与设计活动表</w:t>
       </w:r>
-      <w:bookmarkEnd w:id="19"/>
+      <w:bookmarkEnd w:id="18"/>
     </w:p>
     <w:tbl>
       <w:tblPr>
-        <w:tblStyle w:val="TableNormal"/>
+        <w:tblStyle w:val="22"/>
         <w:tblW w:w="7794" w:type="dxa"/>
         <w:jc w:val="center"/>
         <w:tblBorders>
-          <w:top w:val="nil"/>
-          <w:left w:val="nil"/>
-          <w:bottom w:val="nil"/>
-          <w:right w:val="nil"/>
-          <w:insideH w:val="nil"/>
-          <w:insideV w:val="nil"/>
+          <w:top w:val="none" w:color="auto" w:sz="0" w:space="0"/>
+          <w:left w:val="none" w:color="auto" w:sz="0" w:space="0"/>
+          <w:bottom w:val="none" w:color="auto" w:sz="0" w:space="0"/>
+          <w:right w:val="none" w:color="auto" w:sz="0" w:space="0"/>
+          <w:insideH w:val="none" w:color="auto" w:sz="0" w:space="0"/>
+          <w:insideV w:val="none" w:color="auto" w:sz="0" w:space="0"/>
         </w:tblBorders>
+        <w:tblLayout w:type="autofit"/>
         <w:tblCellMar>
           <w:top w:w="0" w:type="dxa"/>
           <w:left w:w="10" w:type="dxa"/>
@@ -7386,15 +7448,13 @@
       </w:tblGrid>
       <w:tr>
         <w:tblPrEx>
-          <w:tblW w:w="7794" w:type="dxa"/>
-          <w:jc w:val="center"/>
           <w:tblBorders>
-            <w:top w:val="nil"/>
-            <w:left w:val="nil"/>
-            <w:bottom w:val="nil"/>
-            <w:right w:val="nil"/>
-            <w:insideH w:val="nil"/>
-            <w:insideV w:val="nil"/>
+            <w:top w:val="none" w:color="auto" w:sz="0" w:space="0"/>
+            <w:left w:val="none" w:color="auto" w:sz="0" w:space="0"/>
+            <w:bottom w:val="none" w:color="auto" w:sz="0" w:space="0"/>
+            <w:right w:val="none" w:color="auto" w:sz="0" w:space="0"/>
+            <w:insideH w:val="none" w:color="auto" w:sz="0" w:space="0"/>
+            <w:insideV w:val="none" w:color="auto" w:sz="0" w:space="0"/>
           </w:tblBorders>
           <w:tblCellMar>
             <w:top w:w="0" w:type="dxa"/>
@@ -7404,7 +7464,7 @@
           </w:tblCellMar>
         </w:tblPrEx>
         <w:trPr>
-          <w:trHeight w:val="0"/>
+          <w:trHeight w:val="0" w:hRule="atLeast"/>
           <w:tblHeader/>
           <w:jc w:val="center"/>
         </w:trPr>
@@ -7412,8 +7472,8 @@
           <w:tcPr>
             <w:tcW w:w="1275" w:type="dxa"/>
             <w:tcBorders>
-              <w:top w:val="single" w:sz="12" w:space="0" w:color="auto"/>
-              <w:left w:val="single" w:sz="12" w:space="0" w:color="auto"/>
+              <w:top w:val="single" w:color="auto" w:sz="12" w:space="0"/>
+              <w:left w:val="single" w:color="auto" w:sz="12" w:space="0"/>
               <w:bottom w:val="nil"/>
               <w:right w:val="nil"/>
             </w:tcBorders>
@@ -7426,21 +7486,21 @@
           </w:tcPr>
           <w:p>
             <w:pPr>
-              <w:pStyle w:val="a2"/>
-              <w:keepNext w:val="0"/>
-              <w:keepLines w:val="0"/>
-              <w:pageBreakBefore w:val="0"/>
-              <w:widowControl w:val="0"/>
-              <w:kinsoku w:val="0"/>
-              <w:wordWrap/>
-              <w:overflowPunct/>
-              <w:topLinePunct w:val="0"/>
-              <w:autoSpaceDE w:val="0"/>
-              <w:autoSpaceDN w:val="0"/>
-              <w:bidi w:val="0"/>
-              <w:adjustRightInd w:val="0"/>
-              <w:snapToGrid w:val="0"/>
-              <w:ind w:left="0" w:firstLine="0" w:leftChars="0" w:firstLineChars="0"/>
+              <w:pStyle w:val="32"/>
+              <w:keepNext w:val="0"/>
+              <w:keepLines w:val="0"/>
+              <w:pageBreakBefore w:val="0"/>
+              <w:widowControl w:val="0"/>
+              <w:kinsoku w:val="0"/>
+              <w:wordWrap/>
+              <w:overflowPunct/>
+              <w:topLinePunct w:val="0"/>
+              <w:autoSpaceDE w:val="0"/>
+              <w:autoSpaceDN w:val="0"/>
+              <w:bidi w:val="0"/>
+              <w:adjustRightInd w:val="0"/>
+              <w:snapToGrid w:val="0"/>
+              <w:ind w:left="0" w:leftChars="0" w:firstLine="0" w:firstLineChars="0"/>
               <w:textAlignment w:val="baseline"/>
             </w:pPr>
             <w:r>
@@ -7452,10 +7512,10 @@
           <w:tcPr>
             <w:tcW w:w="6519" w:type="dxa"/>
             <w:tcBorders>
-              <w:top w:val="single" w:sz="12" w:space="0" w:color="auto"/>
-              <w:left w:val="single" w:sz="4" w:space="0" w:color="auto"/>
+              <w:top w:val="single" w:color="auto" w:sz="12" w:space="0"/>
+              <w:left w:val="single" w:color="auto" w:sz="4" w:space="0"/>
               <w:bottom w:val="nil"/>
-              <w:right w:val="single" w:sz="12" w:space="0" w:color="auto"/>
+              <w:right w:val="single" w:color="auto" w:sz="12" w:space="0"/>
             </w:tcBorders>
             <w:tcMar>
               <w:top w:w="60" w:type="dxa"/>
@@ -7466,7 +7526,7 @@
           </w:tcPr>
           <w:p>
             <w:pPr>
-              <w:pStyle w:val="a2"/>
+              <w:pStyle w:val="32"/>
               <w:keepNext w:val="0"/>
               <w:keepLines w:val="0"/>
               <w:pageBreakBefore w:val="0"/>
@@ -7490,8 +7550,14 @@
       </w:tr>
       <w:tr>
         <w:tblPrEx>
-          <w:tblW w:w="7794" w:type="dxa"/>
-          <w:jc w:val="center"/>
+          <w:tblBorders>
+            <w:top w:val="none" w:color="auto" w:sz="0" w:space="0"/>
+            <w:left w:val="none" w:color="auto" w:sz="0" w:space="0"/>
+            <w:bottom w:val="none" w:color="auto" w:sz="0" w:space="0"/>
+            <w:right w:val="none" w:color="auto" w:sz="0" w:space="0"/>
+            <w:insideH w:val="none" w:color="auto" w:sz="0" w:space="0"/>
+            <w:insideV w:val="none" w:color="auto" w:sz="0" w:space="0"/>
+          </w:tblBorders>
           <w:tblCellMar>
             <w:top w:w="0" w:type="dxa"/>
             <w:left w:w="10" w:type="dxa"/>
@@ -7500,7 +7566,7 @@
           </w:tblCellMar>
         </w:tblPrEx>
         <w:trPr>
-          <w:trHeight w:val="0"/>
+          <w:trHeight w:val="0" w:hRule="atLeast"/>
           <w:tblHeader/>
           <w:jc w:val="center"/>
         </w:trPr>
@@ -7508,8 +7574,8 @@
           <w:tcPr>
             <w:tcW w:w="1275" w:type="dxa"/>
             <w:tcBorders>
-              <w:top w:val="single" w:sz="4" w:space="0" w:color="auto"/>
-              <w:left w:val="single" w:sz="12" w:space="0" w:color="auto"/>
+              <w:top w:val="single" w:color="auto" w:sz="4" w:space="0"/>
+              <w:left w:val="single" w:color="auto" w:sz="12" w:space="0"/>
               <w:bottom w:val="nil"/>
               <w:right w:val="nil"/>
             </w:tcBorders>
@@ -7542,7 +7608,7 @@
             </w:pPr>
             <w:r>
               <w:rPr>
-                <w:rFonts w:ascii="Arial" w:eastAsia="等线" w:hAnsi="Arial" w:cs="Arial"/>
+                <w:rFonts w:ascii="Arial" w:hAnsi="Arial" w:eastAsia="等线" w:cs="Arial"/>
                 <w:b/>
                 <w:sz w:val="22"/>
               </w:rPr>
@@ -7554,10 +7620,10 @@
           <w:tcPr>
             <w:tcW w:w="6519" w:type="dxa"/>
             <w:tcBorders>
-              <w:top w:val="single" w:sz="4" w:space="0" w:color="auto"/>
-              <w:left w:val="single" w:sz="4" w:space="0" w:color="auto"/>
+              <w:top w:val="single" w:color="auto" w:sz="4" w:space="0"/>
+              <w:left w:val="single" w:color="auto" w:sz="4" w:space="0"/>
               <w:bottom w:val="nil"/>
-              <w:right w:val="single" w:sz="12" w:space="0" w:color="auto"/>
+              <w:right w:val="single" w:color="auto" w:sz="12" w:space="0"/>
             </w:tcBorders>
             <w:tcMar>
               <w:top w:w="60" w:type="dxa"/>
@@ -7568,21 +7634,21 @@
           </w:tcPr>
           <w:p>
             <w:pPr>
-              <w:pStyle w:val="a2"/>
-              <w:keepNext w:val="0"/>
-              <w:keepLines w:val="0"/>
-              <w:pageBreakBefore w:val="0"/>
-              <w:widowControl w:val="0"/>
-              <w:kinsoku w:val="0"/>
-              <w:wordWrap/>
-              <w:overflowPunct/>
-              <w:topLinePunct w:val="0"/>
-              <w:autoSpaceDE w:val="0"/>
-              <w:autoSpaceDN w:val="0"/>
-              <w:bidi w:val="0"/>
-              <w:adjustRightInd w:val="0"/>
-              <w:snapToGrid w:val="0"/>
-              <w:ind w:left="0" w:firstLine="0" w:leftChars="0" w:firstLineChars="0"/>
+              <w:pStyle w:val="32"/>
+              <w:keepNext w:val="0"/>
+              <w:keepLines w:val="0"/>
+              <w:pageBreakBefore w:val="0"/>
+              <w:widowControl w:val="0"/>
+              <w:kinsoku w:val="0"/>
+              <w:wordWrap/>
+              <w:overflowPunct/>
+              <w:topLinePunct w:val="0"/>
+              <w:autoSpaceDE w:val="0"/>
+              <w:autoSpaceDN w:val="0"/>
+              <w:bidi w:val="0"/>
+              <w:adjustRightInd w:val="0"/>
+              <w:snapToGrid w:val="0"/>
+              <w:ind w:left="0" w:leftChars="0" w:firstLine="0" w:firstLineChars="0"/>
               <w:textAlignment w:val="baseline"/>
             </w:pPr>
             <w:r>
@@ -7593,8 +7659,14 @@
       </w:tr>
       <w:tr>
         <w:tblPrEx>
-          <w:tblW w:w="7794" w:type="dxa"/>
-          <w:jc w:val="center"/>
+          <w:tblBorders>
+            <w:top w:val="none" w:color="auto" w:sz="0" w:space="0"/>
+            <w:left w:val="none" w:color="auto" w:sz="0" w:space="0"/>
+            <w:bottom w:val="none" w:color="auto" w:sz="0" w:space="0"/>
+            <w:right w:val="none" w:color="auto" w:sz="0" w:space="0"/>
+            <w:insideH w:val="none" w:color="auto" w:sz="0" w:space="0"/>
+            <w:insideV w:val="none" w:color="auto" w:sz="0" w:space="0"/>
+          </w:tblBorders>
           <w:tblCellMar>
             <w:top w:w="0" w:type="dxa"/>
             <w:left w:w="10" w:type="dxa"/>
@@ -7603,7 +7675,7 @@
           </w:tblCellMar>
         </w:tblPrEx>
         <w:trPr>
-          <w:trHeight w:val="0"/>
+          <w:trHeight w:val="0" w:hRule="atLeast"/>
           <w:tblHeader/>
           <w:jc w:val="center"/>
         </w:trPr>
@@ -7611,8 +7683,8 @@
           <w:tcPr>
             <w:tcW w:w="1275" w:type="dxa"/>
             <w:tcBorders>
-              <w:top w:val="single" w:sz="4" w:space="0" w:color="auto"/>
-              <w:left w:val="single" w:sz="12" w:space="0" w:color="auto"/>
+              <w:top w:val="single" w:color="auto" w:sz="4" w:space="0"/>
+              <w:left w:val="single" w:color="auto" w:sz="12" w:space="0"/>
               <w:bottom w:val="nil"/>
               <w:right w:val="nil"/>
             </w:tcBorders>
@@ -7645,7 +7717,7 @@
             </w:pPr>
             <w:r>
               <w:rPr>
-                <w:rFonts w:ascii="Arial" w:eastAsia="等线" w:hAnsi="Arial" w:cs="Arial"/>
+                <w:rFonts w:ascii="Arial" w:hAnsi="Arial" w:eastAsia="等线" w:cs="Arial"/>
                 <w:b/>
                 <w:sz w:val="22"/>
               </w:rPr>
@@ -7657,10 +7729,10 @@
           <w:tcPr>
             <w:tcW w:w="6519" w:type="dxa"/>
             <w:tcBorders>
-              <w:top w:val="single" w:sz="4" w:space="0" w:color="auto"/>
-              <w:left w:val="single" w:sz="4" w:space="0" w:color="auto"/>
+              <w:top w:val="single" w:color="auto" w:sz="4" w:space="0"/>
+              <w:left w:val="single" w:color="auto" w:sz="4" w:space="0"/>
               <w:bottom w:val="nil"/>
-              <w:right w:val="single" w:sz="12" w:space="0" w:color="auto"/>
+              <w:right w:val="single" w:color="auto" w:sz="12" w:space="0"/>
             </w:tcBorders>
             <w:tcMar>
               <w:top w:w="60" w:type="dxa"/>
@@ -7671,7 +7743,7 @@
           </w:tcPr>
           <w:p>
             <w:pPr>
-              <w:pStyle w:val="a2"/>
+              <w:pStyle w:val="32"/>
               <w:keepNext w:val="0"/>
               <w:keepLines w:val="0"/>
               <w:pageBreakBefore w:val="0"/>
@@ -7689,7 +7761,7 @@
               <w:bidi w:val="0"/>
               <w:adjustRightInd w:val="0"/>
               <w:snapToGrid w:val="0"/>
-              <w:ind w:left="0" w:firstLine="0" w:leftChars="0" w:firstLineChars="0"/>
+              <w:ind w:left="0" w:leftChars="0" w:firstLine="0" w:firstLineChars="0"/>
               <w:textAlignment w:val="baseline"/>
             </w:pPr>
             <w:r>
@@ -7698,7 +7770,7 @@
           </w:p>
           <w:p>
             <w:pPr>
-              <w:pStyle w:val="a2"/>
+              <w:pStyle w:val="32"/>
               <w:keepNext w:val="0"/>
               <w:keepLines w:val="0"/>
               <w:pageBreakBefore w:val="0"/>
@@ -7716,7 +7788,7 @@
               <w:bidi w:val="0"/>
               <w:adjustRightInd w:val="0"/>
               <w:snapToGrid w:val="0"/>
-              <w:ind w:left="0" w:firstLine="0" w:leftChars="0" w:firstLineChars="0"/>
+              <w:ind w:left="0" w:leftChars="0" w:firstLine="0" w:firstLineChars="0"/>
               <w:textAlignment w:val="baseline"/>
             </w:pPr>
             <w:r>
@@ -7725,7 +7797,7 @@
           </w:p>
           <w:p>
             <w:pPr>
-              <w:pStyle w:val="a2"/>
+              <w:pStyle w:val="32"/>
               <w:keepNext w:val="0"/>
               <w:keepLines w:val="0"/>
               <w:pageBreakBefore w:val="0"/>
@@ -7743,7 +7815,7 @@
               <w:bidi w:val="0"/>
               <w:adjustRightInd w:val="0"/>
               <w:snapToGrid w:val="0"/>
-              <w:ind w:left="0" w:firstLine="0" w:leftChars="0" w:firstLineChars="0"/>
+              <w:ind w:left="0" w:leftChars="0" w:firstLine="0" w:firstLineChars="0"/>
               <w:textAlignment w:val="baseline"/>
             </w:pPr>
             <w:r>
@@ -7752,7 +7824,7 @@
           </w:p>
           <w:p>
             <w:pPr>
-              <w:pStyle w:val="a2"/>
+              <w:pStyle w:val="32"/>
               <w:keepNext w:val="0"/>
               <w:keepLines w:val="0"/>
               <w:pageBreakBefore w:val="0"/>
@@ -7770,7 +7842,7 @@
               <w:bidi w:val="0"/>
               <w:adjustRightInd w:val="0"/>
               <w:snapToGrid w:val="0"/>
-              <w:ind w:left="0" w:firstLine="0" w:leftChars="0" w:firstLineChars="0"/>
+              <w:ind w:left="0" w:leftChars="0" w:firstLine="0" w:firstLineChars="0"/>
               <w:textAlignment w:val="baseline"/>
             </w:pPr>
             <w:r>
@@ -7781,8 +7853,14 @@
       </w:tr>
       <w:tr>
         <w:tblPrEx>
-          <w:tblW w:w="7794" w:type="dxa"/>
-          <w:jc w:val="center"/>
+          <w:tblBorders>
+            <w:top w:val="none" w:color="auto" w:sz="0" w:space="0"/>
+            <w:left w:val="none" w:color="auto" w:sz="0" w:space="0"/>
+            <w:bottom w:val="none" w:color="auto" w:sz="0" w:space="0"/>
+            <w:right w:val="none" w:color="auto" w:sz="0" w:space="0"/>
+            <w:insideH w:val="none" w:color="auto" w:sz="0" w:space="0"/>
+            <w:insideV w:val="none" w:color="auto" w:sz="0" w:space="0"/>
+          </w:tblBorders>
           <w:tblCellMar>
             <w:top w:w="0" w:type="dxa"/>
             <w:left w:w="10" w:type="dxa"/>
@@ -7791,7 +7869,7 @@
           </w:tblCellMar>
         </w:tblPrEx>
         <w:trPr>
-          <w:trHeight w:val="0"/>
+          <w:trHeight w:val="0" w:hRule="atLeast"/>
           <w:tblHeader/>
           <w:jc w:val="center"/>
         </w:trPr>
@@ -7799,8 +7877,8 @@
           <w:tcPr>
             <w:tcW w:w="1275" w:type="dxa"/>
             <w:tcBorders>
-              <w:top w:val="single" w:sz="4" w:space="0" w:color="auto"/>
-              <w:left w:val="single" w:sz="12" w:space="0" w:color="auto"/>
+              <w:top w:val="single" w:color="auto" w:sz="4" w:space="0"/>
+              <w:left w:val="single" w:color="auto" w:sz="12" w:space="0"/>
               <w:bottom w:val="nil"/>
               <w:right w:val="nil"/>
             </w:tcBorders>
@@ -7833,7 +7911,7 @@
             </w:pPr>
             <w:r>
               <w:rPr>
-                <w:rFonts w:ascii="Arial" w:eastAsia="等线" w:hAnsi="Arial" w:cs="Arial"/>
+                <w:rFonts w:ascii="Arial" w:hAnsi="Arial" w:eastAsia="等线" w:cs="Arial"/>
                 <w:b/>
                 <w:sz w:val="22"/>
               </w:rPr>
@@ -7845,10 +7923,10 @@
           <w:tcPr>
             <w:tcW w:w="6519" w:type="dxa"/>
             <w:tcBorders>
-              <w:top w:val="single" w:sz="4" w:space="0" w:color="auto"/>
-              <w:left w:val="single" w:sz="4" w:space="0" w:color="auto"/>
+              <w:top w:val="single" w:color="auto" w:sz="4" w:space="0"/>
+              <w:left w:val="single" w:color="auto" w:sz="4" w:space="0"/>
               <w:bottom w:val="nil"/>
-              <w:right w:val="single" w:sz="12" w:space="0" w:color="auto"/>
+              <w:right w:val="single" w:color="auto" w:sz="12" w:space="0"/>
             </w:tcBorders>
             <w:tcMar>
               <w:top w:w="60" w:type="dxa"/>
@@ -7859,7 +7937,7 @@
           </w:tcPr>
           <w:p>
             <w:pPr>
-              <w:pStyle w:val="a2"/>
+              <w:pStyle w:val="32"/>
               <w:keepNext w:val="0"/>
               <w:keepLines w:val="0"/>
               <w:pageBreakBefore w:val="0"/>
@@ -7883,8 +7961,14 @@
       </w:tr>
       <w:tr>
         <w:tblPrEx>
-          <w:tblW w:w="7794" w:type="dxa"/>
-          <w:jc w:val="center"/>
+          <w:tblBorders>
+            <w:top w:val="none" w:color="auto" w:sz="0" w:space="0"/>
+            <w:left w:val="none" w:color="auto" w:sz="0" w:space="0"/>
+            <w:bottom w:val="none" w:color="auto" w:sz="0" w:space="0"/>
+            <w:right w:val="none" w:color="auto" w:sz="0" w:space="0"/>
+            <w:insideH w:val="none" w:color="auto" w:sz="0" w:space="0"/>
+            <w:insideV w:val="none" w:color="auto" w:sz="0" w:space="0"/>
+          </w:tblBorders>
           <w:tblCellMar>
             <w:top w:w="0" w:type="dxa"/>
             <w:left w:w="10" w:type="dxa"/>
@@ -7893,7 +7977,7 @@
           </w:tblCellMar>
         </w:tblPrEx>
         <w:trPr>
-          <w:trHeight w:val="0"/>
+          <w:trHeight w:val="0" w:hRule="atLeast"/>
           <w:tblHeader/>
           <w:jc w:val="center"/>
         </w:trPr>
@@ -7901,8 +7985,8 @@
           <w:tcPr>
             <w:tcW w:w="1275" w:type="dxa"/>
             <w:tcBorders>
-              <w:top w:val="single" w:sz="4" w:space="0" w:color="auto"/>
-              <w:left w:val="single" w:sz="12" w:space="0" w:color="auto"/>
+              <w:top w:val="single" w:color="auto" w:sz="4" w:space="0"/>
+              <w:left w:val="single" w:color="auto" w:sz="12" w:space="0"/>
               <w:bottom w:val="nil"/>
               <w:right w:val="nil"/>
             </w:tcBorders>
@@ -7935,7 +8019,7 @@
             </w:pPr>
             <w:r>
               <w:rPr>
-                <w:rFonts w:ascii="Arial" w:eastAsia="等线" w:hAnsi="Arial" w:cs="Arial"/>
+                <w:rFonts w:ascii="Arial" w:hAnsi="Arial" w:eastAsia="等线" w:cs="Arial"/>
                 <w:b/>
                 <w:sz w:val="22"/>
               </w:rPr>
@@ -7947,10 +8031,10 @@
           <w:tcPr>
             <w:tcW w:w="6519" w:type="dxa"/>
             <w:tcBorders>
-              <w:top w:val="single" w:sz="4" w:space="0" w:color="auto"/>
-              <w:left w:val="single" w:sz="4" w:space="0" w:color="auto"/>
+              <w:top w:val="single" w:color="auto" w:sz="4" w:space="0"/>
+              <w:left w:val="single" w:color="auto" w:sz="4" w:space="0"/>
               <w:bottom w:val="nil"/>
-              <w:right w:val="single" w:sz="12" w:space="0" w:color="auto"/>
+              <w:right w:val="single" w:color="auto" w:sz="12" w:space="0"/>
             </w:tcBorders>
             <w:tcMar>
               <w:top w:w="60" w:type="dxa"/>
@@ -7961,7 +8045,7 @@
           </w:tcPr>
           <w:p>
             <w:pPr>
-              <w:pStyle w:val="a2"/>
+              <w:pStyle w:val="32"/>
               <w:keepNext w:val="0"/>
               <w:keepLines w:val="0"/>
               <w:pageBreakBefore w:val="0"/>
@@ -7985,8 +8069,14 @@
       </w:tr>
       <w:tr>
         <w:tblPrEx>
-          <w:tblW w:w="7794" w:type="dxa"/>
-          <w:jc w:val="center"/>
+          <w:tblBorders>
+            <w:top w:val="none" w:color="auto" w:sz="0" w:space="0"/>
+            <w:left w:val="none" w:color="auto" w:sz="0" w:space="0"/>
+            <w:bottom w:val="none" w:color="auto" w:sz="0" w:space="0"/>
+            <w:right w:val="none" w:color="auto" w:sz="0" w:space="0"/>
+            <w:insideH w:val="none" w:color="auto" w:sz="0" w:space="0"/>
+            <w:insideV w:val="none" w:color="auto" w:sz="0" w:space="0"/>
+          </w:tblBorders>
           <w:tblCellMar>
             <w:top w:w="0" w:type="dxa"/>
             <w:left w:w="10" w:type="dxa"/>
@@ -7995,7 +8085,7 @@
           </w:tblCellMar>
         </w:tblPrEx>
         <w:trPr>
-          <w:trHeight w:val="0"/>
+          <w:trHeight w:val="0" w:hRule="atLeast"/>
           <w:tblHeader/>
           <w:jc w:val="center"/>
         </w:trPr>
@@ -8003,9 +8093,9 @@
           <w:tcPr>
             <w:tcW w:w="1275" w:type="dxa"/>
             <w:tcBorders>
-              <w:top w:val="single" w:sz="4" w:space="0" w:color="auto"/>
-              <w:left w:val="single" w:sz="12" w:space="0" w:color="auto"/>
-              <w:bottom w:val="single" w:sz="12" w:space="0" w:color="auto"/>
+              <w:top w:val="single" w:color="auto" w:sz="4" w:space="0"/>
+              <w:left w:val="single" w:color="auto" w:sz="12" w:space="0"/>
+              <w:bottom w:val="single" w:color="auto" w:sz="12" w:space="0"/>
               <w:right w:val="nil"/>
             </w:tcBorders>
             <w:tcMar>
@@ -8037,7 +8127,7 @@
             </w:pPr>
             <w:r>
               <w:rPr>
-                <w:rFonts w:ascii="Arial" w:eastAsia="等线" w:hAnsi="Arial" w:cs="Arial"/>
+                <w:rFonts w:ascii="Arial" w:hAnsi="Arial" w:eastAsia="等线" w:cs="Arial"/>
                 <w:b/>
                 <w:sz w:val="22"/>
               </w:rPr>
@@ -8049,10 +8139,10 @@
           <w:tcPr>
             <w:tcW w:w="6519" w:type="dxa"/>
             <w:tcBorders>
-              <w:top w:val="single" w:sz="4" w:space="0" w:color="auto"/>
-              <w:left w:val="single" w:sz="4" w:space="0" w:color="auto"/>
-              <w:bottom w:val="single" w:sz="12" w:space="0" w:color="auto"/>
-              <w:right w:val="single" w:sz="12" w:space="0" w:color="auto"/>
+              <w:top w:val="single" w:color="auto" w:sz="4" w:space="0"/>
+              <w:left w:val="single" w:color="auto" w:sz="4" w:space="0"/>
+              <w:bottom w:val="single" w:color="auto" w:sz="12" w:space="0"/>
+              <w:right w:val="single" w:color="auto" w:sz="12" w:space="0"/>
             </w:tcBorders>
             <w:tcMar>
               <w:top w:w="60" w:type="dxa"/>
@@ -8063,7 +8153,7 @@
           </w:tcPr>
           <w:p>
             <w:pPr>
-              <w:pStyle w:val="a2"/>
+              <w:pStyle w:val="32"/>
               <w:keepNext w:val="0"/>
               <w:keepLines w:val="0"/>
               <w:pageBreakBefore w:val="0"/>
@@ -8088,7 +8178,7 @@
     </w:tbl>
     <w:p>
       <w:pPr>
-        <w:pStyle w:val="2"/>
+        <w:pStyle w:val="33"/>
         <w:keepNext w:val="0"/>
         <w:keepLines w:val="0"/>
         <w:pageBreakBefore w:val="0"/>
@@ -8104,17 +8194,17 @@
         <w:snapToGrid w:val="0"/>
         <w:textAlignment w:val="baseline"/>
       </w:pPr>
-      <w:bookmarkStart w:id="20" w:name="_Toc26371"/>
-      <w:bookmarkStart w:id="21" w:name="heading_8"/>
+      <w:bookmarkStart w:id="19" w:name="_Toc26371"/>
+      <w:bookmarkStart w:id="20" w:name="heading_8"/>
       <w:r>
         <w:t>服务部署与实施</w:t>
       </w:r>
+      <w:bookmarkEnd w:id="19"/>
       <w:bookmarkEnd w:id="20"/>
-      <w:bookmarkEnd w:id="21"/>
     </w:p>
     <w:p>
       <w:pPr>
-        <w:pStyle w:val="a2"/>
+        <w:pStyle w:val="32"/>
         <w:keepNext w:val="0"/>
         <w:keepLines w:val="0"/>
         <w:pageBreakBefore w:val="0"/>
@@ -8160,7 +8250,7 @@
           <w:rFonts w:hint="eastAsia"/>
           <w:lang w:val="en-US" w:eastAsia="zh-CN"/>
         </w:rPr>
-        <w:instrText>"柴_标题1"\n</w:instrText>
+        <w:instrText xml:space="preserve">"柴_标题1"\n</w:instrText>
       </w:r>
       <w:r>
         <w:instrText xml:space="preserve"> \s</w:instrText>
@@ -8177,7 +8267,7 @@
           <w:rFonts w:hint="eastAsia"/>
           <w:lang w:val="en-US" w:eastAsia="zh-CN"/>
         </w:rPr>
-        <w:instrText>* Charformat</w:instrText>
+        <w:instrText xml:space="preserve">* Charformat</w:instrText>
       </w:r>
       <w:r>
         <w:rPr>
@@ -8242,7 +8332,7 @@
         </w:rPr>
         <w:fldChar w:fldCharType="end"/>
       </w:r>
-      <w:bookmarkStart w:id="22" w:name="_Toc28457"/>
+      <w:bookmarkStart w:id="21" w:name="_Toc28457"/>
       <w:r>
         <w:rPr>
           <w:rFonts w:hint="eastAsia"/>
@@ -8253,21 +8343,22 @@
       <w:r>
         <w:t>服务部署与实施活动表</w:t>
       </w:r>
-      <w:bookmarkEnd w:id="22"/>
+      <w:bookmarkEnd w:id="21"/>
     </w:p>
     <w:tbl>
       <w:tblPr>
-        <w:tblStyle w:val="TableNormal"/>
+        <w:tblStyle w:val="22"/>
         <w:tblW w:w="8522" w:type="dxa"/>
         <w:jc w:val="center"/>
         <w:tblBorders>
-          <w:top w:val="nil"/>
-          <w:left w:val="nil"/>
-          <w:bottom w:val="nil"/>
-          <w:right w:val="nil"/>
-          <w:insideH w:val="nil"/>
-          <w:insideV w:val="nil"/>
+          <w:top w:val="none" w:color="auto" w:sz="0" w:space="0"/>
+          <w:left w:val="none" w:color="auto" w:sz="0" w:space="0"/>
+          <w:bottom w:val="none" w:color="auto" w:sz="0" w:space="0"/>
+          <w:right w:val="none" w:color="auto" w:sz="0" w:space="0"/>
+          <w:insideH w:val="none" w:color="auto" w:sz="0" w:space="0"/>
+          <w:insideV w:val="none" w:color="auto" w:sz="0" w:space="0"/>
         </w:tblBorders>
+        <w:tblLayout w:type="autofit"/>
         <w:tblCellMar>
           <w:top w:w="0" w:type="dxa"/>
           <w:left w:w="10" w:type="dxa"/>
@@ -8281,25 +8372,17 @@
       </w:tblGrid>
       <w:tr>
         <w:tblPrEx>
-          <w:tblW w:w="8522" w:type="dxa"/>
-          <w:jc w:val="center"/>
           <w:tblBorders>
-            <w:top w:val="nil"/>
-            <w:left w:val="nil"/>
-            <w:bottom w:val="nil"/>
-            <w:right w:val="nil"/>
-            <w:insideH w:val="nil"/>
-            <w:insideV w:val="nil"/>
+            <w:top w:val="none" w:color="auto" w:sz="0" w:space="0"/>
+            <w:left w:val="none" w:color="auto" w:sz="0" w:space="0"/>
+            <w:bottom w:val="none" w:color="auto" w:sz="0" w:space="0"/>
+            <w:right w:val="none" w:color="auto" w:sz="0" w:space="0"/>
+            <w:insideH w:val="none" w:color="auto" w:sz="0" w:space="0"/>
+            <w:insideV w:val="none" w:color="auto" w:sz="0" w:space="0"/>
           </w:tblBorders>
-          <w:tblCellMar>
-            <w:top w:w="0" w:type="dxa"/>
-            <w:left w:w="10" w:type="dxa"/>
-            <w:bottom w:w="0" w:type="dxa"/>
-            <w:right w:w="10" w:type="dxa"/>
-          </w:tblCellMar>
         </w:tblPrEx>
         <w:trPr>
-          <w:trHeight w:val="0"/>
+          <w:trHeight w:val="0" w:hRule="atLeast"/>
           <w:tblHeader/>
           <w:jc w:val="center"/>
         </w:trPr>
@@ -8307,8 +8390,8 @@
           <w:tcPr>
             <w:tcW w:w="1255" w:type="dxa"/>
             <w:tcBorders>
-              <w:top w:val="single" w:sz="12" w:space="0" w:color="auto"/>
-              <w:left w:val="single" w:sz="12" w:space="0" w:color="auto"/>
+              <w:top w:val="single" w:color="auto" w:sz="12" w:space="0"/>
+              <w:left w:val="single" w:color="auto" w:sz="12" w:space="0"/>
               <w:bottom w:val="nil"/>
               <w:right w:val="nil"/>
             </w:tcBorders>
@@ -8321,24 +8404,32 @@
           </w:tcPr>
           <w:p>
             <w:pPr>
-              <w:pStyle w:val="a2"/>
-              <w:keepNext w:val="0"/>
-              <w:keepLines w:val="0"/>
-              <w:pageBreakBefore w:val="0"/>
-              <w:widowControl w:val="0"/>
-              <w:kinsoku w:val="0"/>
-              <w:wordWrap/>
-              <w:overflowPunct/>
-              <w:topLinePunct w:val="0"/>
-              <w:autoSpaceDE w:val="0"/>
-              <w:autoSpaceDN w:val="0"/>
-              <w:bidi w:val="0"/>
-              <w:adjustRightInd w:val="0"/>
-              <w:snapToGrid w:val="0"/>
-              <w:ind w:left="0" w:firstLine="0" w:leftChars="0" w:firstLineChars="0"/>
-              <w:textAlignment w:val="baseline"/>
+              <w:pStyle w:val="32"/>
+              <w:keepNext w:val="0"/>
+              <w:keepLines w:val="0"/>
+              <w:pageBreakBefore w:val="0"/>
+              <w:widowControl w:val="0"/>
+              <w:kinsoku w:val="0"/>
+              <w:wordWrap/>
+              <w:overflowPunct/>
+              <w:topLinePunct w:val="0"/>
+              <w:autoSpaceDE w:val="0"/>
+              <w:autoSpaceDN w:val="0"/>
+              <w:bidi w:val="0"/>
+              <w:adjustRightInd w:val="0"/>
+              <w:snapToGrid w:val="0"/>
+              <w:ind w:left="0" w:leftChars="0" w:firstLine="0" w:firstLineChars="0"/>
+              <w:textAlignment w:val="baseline"/>
+              <w:rPr>
+                <w:sz w:val="18"/>
+                <w:szCs w:val="18"/>
+              </w:rPr>
             </w:pPr>
             <w:r>
+              <w:rPr>
+                <w:sz w:val="18"/>
+                <w:szCs w:val="18"/>
+              </w:rPr>
               <w:t>活动项</w:t>
             </w:r>
           </w:p>
@@ -8347,10 +8438,10 @@
           <w:tcPr>
             <w:tcW w:w="7267" w:type="dxa"/>
             <w:tcBorders>
-              <w:top w:val="single" w:sz="12" w:space="0" w:color="auto"/>
-              <w:left w:val="single" w:sz="4" w:space="0" w:color="auto"/>
+              <w:top w:val="single" w:color="auto" w:sz="12" w:space="0"/>
+              <w:left w:val="single" w:color="auto" w:sz="4" w:space="0"/>
               <w:bottom w:val="nil"/>
-              <w:right w:val="single" w:sz="12" w:space="0" w:color="auto"/>
+              <w:right w:val="single" w:color="auto" w:sz="12" w:space="0"/>
             </w:tcBorders>
             <w:tcMar>
               <w:top w:w="60" w:type="dxa"/>
@@ -8361,23 +8452,31 @@
           </w:tcPr>
           <w:p>
             <w:pPr>
-              <w:pStyle w:val="a2"/>
-              <w:keepNext w:val="0"/>
-              <w:keepLines w:val="0"/>
-              <w:pageBreakBefore w:val="0"/>
-              <w:widowControl w:val="0"/>
-              <w:kinsoku w:val="0"/>
-              <w:wordWrap/>
-              <w:overflowPunct/>
-              <w:topLinePunct w:val="0"/>
-              <w:autoSpaceDE w:val="0"/>
-              <w:autoSpaceDN w:val="0"/>
-              <w:bidi w:val="0"/>
-              <w:adjustRightInd w:val="0"/>
-              <w:snapToGrid w:val="0"/>
-              <w:textAlignment w:val="baseline"/>
+              <w:pStyle w:val="32"/>
+              <w:keepNext w:val="0"/>
+              <w:keepLines w:val="0"/>
+              <w:pageBreakBefore w:val="0"/>
+              <w:widowControl w:val="0"/>
+              <w:kinsoku w:val="0"/>
+              <w:wordWrap/>
+              <w:overflowPunct/>
+              <w:topLinePunct w:val="0"/>
+              <w:autoSpaceDE w:val="0"/>
+              <w:autoSpaceDN w:val="0"/>
+              <w:bidi w:val="0"/>
+              <w:adjustRightInd w:val="0"/>
+              <w:snapToGrid w:val="0"/>
+              <w:textAlignment w:val="baseline"/>
+              <w:rPr>
+                <w:sz w:val="18"/>
+                <w:szCs w:val="18"/>
+              </w:rPr>
             </w:pPr>
             <w:r>
+              <w:rPr>
+                <w:sz w:val="18"/>
+                <w:szCs w:val="18"/>
+              </w:rPr>
               <w:t>内容</w:t>
             </w:r>
           </w:p>
@@ -8385,8 +8484,14 @@
       </w:tr>
       <w:tr>
         <w:tblPrEx>
-          <w:tblW w:w="8522" w:type="dxa"/>
-          <w:jc w:val="center"/>
+          <w:tblBorders>
+            <w:top w:val="none" w:color="auto" w:sz="0" w:space="0"/>
+            <w:left w:val="none" w:color="auto" w:sz="0" w:space="0"/>
+            <w:bottom w:val="none" w:color="auto" w:sz="0" w:space="0"/>
+            <w:right w:val="none" w:color="auto" w:sz="0" w:space="0"/>
+            <w:insideH w:val="none" w:color="auto" w:sz="0" w:space="0"/>
+            <w:insideV w:val="none" w:color="auto" w:sz="0" w:space="0"/>
+          </w:tblBorders>
           <w:tblCellMar>
             <w:top w:w="0" w:type="dxa"/>
             <w:left w:w="10" w:type="dxa"/>
@@ -8395,7 +8500,7 @@
           </w:tblCellMar>
         </w:tblPrEx>
         <w:trPr>
-          <w:trHeight w:val="0"/>
+          <w:trHeight w:val="0" w:hRule="atLeast"/>
           <w:tblHeader/>
           <w:jc w:val="center"/>
         </w:trPr>
@@ -8403,8 +8508,8 @@
           <w:tcPr>
             <w:tcW w:w="1255" w:type="dxa"/>
             <w:tcBorders>
-              <w:top w:val="single" w:sz="4" w:space="0" w:color="auto"/>
-              <w:left w:val="single" w:sz="12" w:space="0" w:color="auto"/>
+              <w:top w:val="single" w:color="auto" w:sz="4" w:space="0"/>
+              <w:left w:val="single" w:color="auto" w:sz="12" w:space="0"/>
               <w:bottom w:val="nil"/>
               <w:right w:val="nil"/>
             </w:tcBorders>
@@ -8434,12 +8539,17 @@
               <w:ind w:left="0"/>
               <w:jc w:val="left"/>
               <w:textAlignment w:val="baseline"/>
+              <w:rPr>
+                <w:sz w:val="18"/>
+                <w:szCs w:val="18"/>
+              </w:rPr>
             </w:pPr>
             <w:r>
               <w:rPr>
-                <w:rFonts w:ascii="Arial" w:eastAsia="等线" w:hAnsi="Arial" w:cs="Arial"/>
+                <w:rFonts w:ascii="Arial" w:hAnsi="Arial" w:eastAsia="等线" w:cs="Arial"/>
                 <w:b/>
-                <w:sz w:val="22"/>
+                <w:sz w:val="18"/>
+                <w:szCs w:val="18"/>
               </w:rPr>
               <w:t>核心目标</w:t>
             </w:r>
@@ -8449,10 +8559,10 @@
           <w:tcPr>
             <w:tcW w:w="7267" w:type="dxa"/>
             <w:tcBorders>
-              <w:top w:val="single" w:sz="4" w:space="0" w:color="auto"/>
-              <w:left w:val="single" w:sz="4" w:space="0" w:color="auto"/>
+              <w:top w:val="single" w:color="auto" w:sz="4" w:space="0"/>
+              <w:left w:val="single" w:color="auto" w:sz="4" w:space="0"/>
               <w:bottom w:val="nil"/>
-              <w:right w:val="single" w:sz="12" w:space="0" w:color="auto"/>
+              <w:right w:val="single" w:color="auto" w:sz="12" w:space="0"/>
             </w:tcBorders>
             <w:tcMar>
               <w:top w:w="60" w:type="dxa"/>
@@ -8463,24 +8573,32 @@
           </w:tcPr>
           <w:p>
             <w:pPr>
-              <w:pStyle w:val="a2"/>
-              <w:keepNext w:val="0"/>
-              <w:keepLines w:val="0"/>
-              <w:pageBreakBefore w:val="0"/>
-              <w:widowControl w:val="0"/>
-              <w:kinsoku w:val="0"/>
-              <w:wordWrap/>
-              <w:overflowPunct/>
-              <w:topLinePunct w:val="0"/>
-              <w:autoSpaceDE w:val="0"/>
-              <w:autoSpaceDN w:val="0"/>
-              <w:bidi w:val="0"/>
-              <w:adjustRightInd w:val="0"/>
-              <w:snapToGrid w:val="0"/>
-              <w:ind w:left="0" w:firstLine="0" w:leftChars="0" w:firstLineChars="0"/>
-              <w:textAlignment w:val="baseline"/>
+              <w:pStyle w:val="32"/>
+              <w:keepNext w:val="0"/>
+              <w:keepLines w:val="0"/>
+              <w:pageBreakBefore w:val="0"/>
+              <w:widowControl w:val="0"/>
+              <w:kinsoku w:val="0"/>
+              <w:wordWrap/>
+              <w:overflowPunct/>
+              <w:topLinePunct w:val="0"/>
+              <w:autoSpaceDE w:val="0"/>
+              <w:autoSpaceDN w:val="0"/>
+              <w:bidi w:val="0"/>
+              <w:adjustRightInd w:val="0"/>
+              <w:snapToGrid w:val="0"/>
+              <w:ind w:left="0" w:leftChars="0" w:firstLine="0" w:firstLineChars="0"/>
+              <w:textAlignment w:val="baseline"/>
+              <w:rPr>
+                <w:sz w:val="18"/>
+                <w:szCs w:val="18"/>
+              </w:rPr>
             </w:pPr>
             <w:r>
+              <w:rPr>
+                <w:sz w:val="18"/>
+                <w:szCs w:val="18"/>
+              </w:rPr>
               <w:t>将规划阶段制定的方案全面落地，配齐运维服务所需的人员、工具与各类资源</w:t>
             </w:r>
           </w:p>
@@ -8488,8 +8606,14 @@
       </w:tr>
       <w:tr>
         <w:tblPrEx>
-          <w:tblW w:w="8522" w:type="dxa"/>
-          <w:jc w:val="center"/>
+          <w:tblBorders>
+            <w:top w:val="none" w:color="auto" w:sz="0" w:space="0"/>
+            <w:left w:val="none" w:color="auto" w:sz="0" w:space="0"/>
+            <w:bottom w:val="none" w:color="auto" w:sz="0" w:space="0"/>
+            <w:right w:val="none" w:color="auto" w:sz="0" w:space="0"/>
+            <w:insideH w:val="none" w:color="auto" w:sz="0" w:space="0"/>
+            <w:insideV w:val="none" w:color="auto" w:sz="0" w:space="0"/>
+          </w:tblBorders>
           <w:tblCellMar>
             <w:top w:w="0" w:type="dxa"/>
             <w:left w:w="10" w:type="dxa"/>
@@ -8498,7 +8622,7 @@
           </w:tblCellMar>
         </w:tblPrEx>
         <w:trPr>
-          <w:trHeight w:val="0"/>
+          <w:trHeight w:val="0" w:hRule="atLeast"/>
           <w:tblHeader/>
           <w:jc w:val="center"/>
         </w:trPr>
@@ -8506,8 +8630,8 @@
           <w:tcPr>
             <w:tcW w:w="1255" w:type="dxa"/>
             <w:tcBorders>
-              <w:top w:val="single" w:sz="4" w:space="0" w:color="auto"/>
-              <w:left w:val="single" w:sz="12" w:space="0" w:color="auto"/>
+              <w:top w:val="single" w:color="auto" w:sz="4" w:space="0"/>
+              <w:left w:val="single" w:color="auto" w:sz="12" w:space="0"/>
               <w:bottom w:val="nil"/>
               <w:right w:val="nil"/>
             </w:tcBorders>
@@ -8537,12 +8661,17 @@
               <w:ind w:left="0"/>
               <w:jc w:val="left"/>
               <w:textAlignment w:val="baseline"/>
+              <w:rPr>
+                <w:sz w:val="18"/>
+                <w:szCs w:val="18"/>
+              </w:rPr>
             </w:pPr>
             <w:r>
               <w:rPr>
-                <w:rFonts w:ascii="Arial" w:eastAsia="等线" w:hAnsi="Arial" w:cs="Arial"/>
+                <w:rFonts w:ascii="Arial" w:hAnsi="Arial" w:eastAsia="等线" w:cs="Arial"/>
                 <w:b/>
-                <w:sz w:val="22"/>
+                <w:sz w:val="18"/>
+                <w:szCs w:val="18"/>
               </w:rPr>
               <w:t>关键活动</w:t>
             </w:r>
@@ -8552,10 +8681,10 @@
           <w:tcPr>
             <w:tcW w:w="7267" w:type="dxa"/>
             <w:tcBorders>
-              <w:top w:val="single" w:sz="4" w:space="0" w:color="auto"/>
-              <w:left w:val="single" w:sz="4" w:space="0" w:color="auto"/>
+              <w:top w:val="single" w:color="auto" w:sz="4" w:space="0"/>
+              <w:left w:val="single" w:color="auto" w:sz="4" w:space="0"/>
               <w:bottom w:val="nil"/>
-              <w:right w:val="single" w:sz="12" w:space="0" w:color="auto"/>
+              <w:right w:val="single" w:color="auto" w:sz="12" w:space="0"/>
             </w:tcBorders>
             <w:tcMar>
               <w:top w:w="60" w:type="dxa"/>
@@ -8566,7 +8695,7 @@
           </w:tcPr>
           <w:p>
             <w:pPr>
-              <w:pStyle w:val="a2"/>
+              <w:pStyle w:val="32"/>
               <w:keepNext w:val="0"/>
               <w:keepLines w:val="0"/>
               <w:pageBreakBefore w:val="0"/>
@@ -8584,16 +8713,24 @@
               <w:bidi w:val="0"/>
               <w:adjustRightInd w:val="0"/>
               <w:snapToGrid w:val="0"/>
-              <w:ind w:left="0" w:firstLine="0" w:leftChars="0" w:firstLineChars="0"/>
-              <w:textAlignment w:val="baseline"/>
+              <w:ind w:left="0" w:leftChars="0" w:firstLine="0" w:firstLineChars="0"/>
+              <w:textAlignment w:val="baseline"/>
+              <w:rPr>
+                <w:sz w:val="18"/>
+                <w:szCs w:val="18"/>
+              </w:rPr>
             </w:pPr>
             <w:r>
+              <w:rPr>
+                <w:sz w:val="18"/>
+                <w:szCs w:val="18"/>
+              </w:rPr>
               <w:t>组建专业运维团队，明确各成员的岗位职责与工作分工；</w:t>
             </w:r>
           </w:p>
           <w:p>
             <w:pPr>
-              <w:pStyle w:val="a2"/>
+              <w:pStyle w:val="32"/>
               <w:keepNext w:val="0"/>
               <w:keepLines w:val="0"/>
               <w:pageBreakBefore w:val="0"/>
@@ -8611,16 +8748,24 @@
               <w:bidi w:val="0"/>
               <w:adjustRightInd w:val="0"/>
               <w:snapToGrid w:val="0"/>
-              <w:ind w:left="0" w:firstLine="0" w:leftChars="0" w:firstLineChars="0"/>
-              <w:textAlignment w:val="baseline"/>
+              <w:ind w:left="0" w:leftChars="0" w:firstLine="0" w:firstLineChars="0"/>
+              <w:textAlignment w:val="baseline"/>
+              <w:rPr>
+                <w:sz w:val="18"/>
+                <w:szCs w:val="18"/>
+              </w:rPr>
             </w:pPr>
             <w:r>
+              <w:rPr>
+                <w:sz w:val="18"/>
+                <w:szCs w:val="18"/>
+              </w:rPr>
               <w:t>部署监控系统、故障管理工具等必要的技术支撑工具；</w:t>
             </w:r>
           </w:p>
           <w:p>
             <w:pPr>
-              <w:pStyle w:val="a2"/>
+              <w:pStyle w:val="32"/>
               <w:keepNext w:val="0"/>
               <w:keepLines w:val="0"/>
               <w:pageBreakBefore w:val="0"/>
@@ -8638,16 +8783,24 @@
               <w:bidi w:val="0"/>
               <w:adjustRightInd w:val="0"/>
               <w:snapToGrid w:val="0"/>
-              <w:ind w:left="0" w:firstLine="0" w:leftChars="0" w:firstLineChars="0"/>
-              <w:textAlignment w:val="baseline"/>
+              <w:ind w:left="0" w:leftChars="0" w:firstLine="0" w:firstLineChars="0"/>
+              <w:textAlignment w:val="baseline"/>
+              <w:rPr>
+                <w:sz w:val="18"/>
+                <w:szCs w:val="18"/>
+              </w:rPr>
             </w:pPr>
             <w:r>
+              <w:rPr>
+                <w:sz w:val="18"/>
+                <w:szCs w:val="18"/>
+              </w:rPr>
               <w:t>制定详细的流程操作规范，并组织团队开展专项培训；</w:t>
             </w:r>
           </w:p>
           <w:p>
             <w:pPr>
-              <w:pStyle w:val="a2"/>
+              <w:pStyle w:val="32"/>
               <w:keepNext w:val="0"/>
               <w:keepLines w:val="0"/>
               <w:pageBreakBefore w:val="0"/>
@@ -8665,10 +8818,18 @@
               <w:bidi w:val="0"/>
               <w:adjustRightInd w:val="0"/>
               <w:snapToGrid w:val="0"/>
-              <w:ind w:left="0" w:firstLine="0" w:leftChars="0" w:firstLineChars="0"/>
-              <w:textAlignment w:val="baseline"/>
+              <w:ind w:left="0" w:leftChars="0" w:firstLine="0" w:firstLineChars="0"/>
+              <w:textAlignment w:val="baseline"/>
+              <w:rPr>
+                <w:sz w:val="18"/>
+                <w:szCs w:val="18"/>
+              </w:rPr>
             </w:pPr>
             <w:r>
+              <w:rPr>
+                <w:sz w:val="18"/>
+                <w:szCs w:val="18"/>
+              </w:rPr>
               <w:t>完成硬件设备、软件系统、网络环境等服务资源的配置与调试。</w:t>
             </w:r>
           </w:p>
@@ -8676,8 +8837,14 @@
       </w:tr>
       <w:tr>
         <w:tblPrEx>
-          <w:tblW w:w="8522" w:type="dxa"/>
-          <w:jc w:val="center"/>
+          <w:tblBorders>
+            <w:top w:val="none" w:color="auto" w:sz="0" w:space="0"/>
+            <w:left w:val="none" w:color="auto" w:sz="0" w:space="0"/>
+            <w:bottom w:val="none" w:color="auto" w:sz="0" w:space="0"/>
+            <w:right w:val="none" w:color="auto" w:sz="0" w:space="0"/>
+            <w:insideH w:val="none" w:color="auto" w:sz="0" w:space="0"/>
+            <w:insideV w:val="none" w:color="auto" w:sz="0" w:space="0"/>
+          </w:tblBorders>
           <w:tblCellMar>
             <w:top w:w="0" w:type="dxa"/>
             <w:left w:w="10" w:type="dxa"/>
@@ -8686,7 +8853,7 @@
           </w:tblCellMar>
         </w:tblPrEx>
         <w:trPr>
-          <w:trHeight w:val="0"/>
+          <w:trHeight w:val="0" w:hRule="atLeast"/>
           <w:tblHeader/>
           <w:jc w:val="center"/>
         </w:trPr>
@@ -8694,8 +8861,8 @@
           <w:tcPr>
             <w:tcW w:w="1255" w:type="dxa"/>
             <w:tcBorders>
-              <w:top w:val="single" w:sz="4" w:space="0" w:color="auto"/>
-              <w:left w:val="single" w:sz="12" w:space="0" w:color="auto"/>
+              <w:top w:val="single" w:color="auto" w:sz="4" w:space="0"/>
+              <w:left w:val="single" w:color="auto" w:sz="12" w:space="0"/>
               <w:bottom w:val="nil"/>
               <w:right w:val="nil"/>
             </w:tcBorders>
@@ -8725,12 +8892,17 @@
               <w:ind w:left="0"/>
               <w:jc w:val="left"/>
               <w:textAlignment w:val="baseline"/>
+              <w:rPr>
+                <w:sz w:val="18"/>
+                <w:szCs w:val="18"/>
+              </w:rPr>
             </w:pPr>
             <w:r>
               <w:rPr>
-                <w:rFonts w:ascii="Arial" w:eastAsia="等线" w:hAnsi="Arial" w:cs="Arial"/>
+                <w:rFonts w:ascii="Arial" w:hAnsi="Arial" w:eastAsia="等线" w:cs="Arial"/>
                 <w:b/>
-                <w:sz w:val="22"/>
+                <w:sz w:val="18"/>
+                <w:szCs w:val="18"/>
               </w:rPr>
               <w:t>输入</w:t>
             </w:r>
@@ -8740,10 +8912,10 @@
           <w:tcPr>
             <w:tcW w:w="7267" w:type="dxa"/>
             <w:tcBorders>
-              <w:top w:val="single" w:sz="4" w:space="0" w:color="auto"/>
-              <w:left w:val="single" w:sz="4" w:space="0" w:color="auto"/>
+              <w:top w:val="single" w:color="auto" w:sz="4" w:space="0"/>
+              <w:left w:val="single" w:color="auto" w:sz="4" w:space="0"/>
               <w:bottom w:val="nil"/>
-              <w:right w:val="single" w:sz="12" w:space="0" w:color="auto"/>
+              <w:right w:val="single" w:color="auto" w:sz="12" w:space="0"/>
             </w:tcBorders>
             <w:tcMar>
               <w:top w:w="60" w:type="dxa"/>
@@ -8754,24 +8926,32 @@
           </w:tcPr>
           <w:p>
             <w:pPr>
-              <w:pStyle w:val="a2"/>
-              <w:keepNext w:val="0"/>
-              <w:keepLines w:val="0"/>
-              <w:pageBreakBefore w:val="0"/>
-              <w:widowControl w:val="0"/>
-              <w:kinsoku w:val="0"/>
-              <w:wordWrap/>
-              <w:overflowPunct/>
-              <w:topLinePunct w:val="0"/>
-              <w:autoSpaceDE w:val="0"/>
-              <w:autoSpaceDN w:val="0"/>
-              <w:bidi w:val="0"/>
-              <w:adjustRightInd w:val="0"/>
-              <w:snapToGrid w:val="0"/>
-              <w:ind w:left="0" w:firstLine="0" w:leftChars="0" w:firstLineChars="0"/>
-              <w:textAlignment w:val="baseline"/>
+              <w:pStyle w:val="32"/>
+              <w:keepNext w:val="0"/>
+              <w:keepLines w:val="0"/>
+              <w:pageBreakBefore w:val="0"/>
+              <w:widowControl w:val="0"/>
+              <w:kinsoku w:val="0"/>
+              <w:wordWrap/>
+              <w:overflowPunct/>
+              <w:topLinePunct w:val="0"/>
+              <w:autoSpaceDE w:val="0"/>
+              <w:autoSpaceDN w:val="0"/>
+              <w:bidi w:val="0"/>
+              <w:adjustRightInd w:val="0"/>
+              <w:snapToGrid w:val="0"/>
+              <w:ind w:left="0" w:leftChars="0" w:firstLine="0" w:firstLineChars="0"/>
+              <w:textAlignment w:val="baseline"/>
+              <w:rPr>
+                <w:sz w:val="18"/>
+                <w:szCs w:val="18"/>
+              </w:rPr>
             </w:pPr>
             <w:r>
+              <w:rPr>
+                <w:sz w:val="18"/>
+                <w:szCs w:val="18"/>
+              </w:rPr>
               <w:t>服务架构设计方案、资源配置清单、人员岗位说明书</w:t>
             </w:r>
           </w:p>
@@ -8779,8 +8959,14 @@
       </w:tr>
       <w:tr>
         <w:tblPrEx>
-          <w:tblW w:w="8522" w:type="dxa"/>
-          <w:jc w:val="center"/>
+          <w:tblBorders>
+            <w:top w:val="none" w:color="auto" w:sz="0" w:space="0"/>
+            <w:left w:val="none" w:color="auto" w:sz="0" w:space="0"/>
+            <w:bottom w:val="none" w:color="auto" w:sz="0" w:space="0"/>
+            <w:right w:val="none" w:color="auto" w:sz="0" w:space="0"/>
+            <w:insideH w:val="none" w:color="auto" w:sz="0" w:space="0"/>
+            <w:insideV w:val="none" w:color="auto" w:sz="0" w:space="0"/>
+          </w:tblBorders>
           <w:tblCellMar>
             <w:top w:w="0" w:type="dxa"/>
             <w:left w:w="10" w:type="dxa"/>
@@ -8789,7 +8975,7 @@
           </w:tblCellMar>
         </w:tblPrEx>
         <w:trPr>
-          <w:trHeight w:val="0"/>
+          <w:trHeight w:val="0" w:hRule="atLeast"/>
           <w:tblHeader/>
           <w:jc w:val="center"/>
         </w:trPr>
@@ -8797,8 +8983,8 @@
           <w:tcPr>
             <w:tcW w:w="1255" w:type="dxa"/>
             <w:tcBorders>
-              <w:top w:val="single" w:sz="4" w:space="0" w:color="auto"/>
-              <w:left w:val="single" w:sz="12" w:space="0" w:color="auto"/>
+              <w:top w:val="single" w:color="auto" w:sz="4" w:space="0"/>
+              <w:left w:val="single" w:color="auto" w:sz="12" w:space="0"/>
               <w:bottom w:val="nil"/>
               <w:right w:val="nil"/>
             </w:tcBorders>
@@ -8828,12 +9014,17 @@
               <w:ind w:left="0"/>
               <w:jc w:val="left"/>
               <w:textAlignment w:val="baseline"/>
+              <w:rPr>
+                <w:sz w:val="18"/>
+                <w:szCs w:val="18"/>
+              </w:rPr>
             </w:pPr>
             <w:r>
               <w:rPr>
-                <w:rFonts w:ascii="Arial" w:eastAsia="等线" w:hAnsi="Arial" w:cs="Arial"/>
+                <w:rFonts w:ascii="Arial" w:hAnsi="Arial" w:eastAsia="等线" w:cs="Arial"/>
                 <w:b/>
-                <w:sz w:val="22"/>
+                <w:sz w:val="18"/>
+                <w:szCs w:val="18"/>
               </w:rPr>
               <w:t>输出</w:t>
             </w:r>
@@ -8843,10 +9034,10 @@
           <w:tcPr>
             <w:tcW w:w="7267" w:type="dxa"/>
             <w:tcBorders>
-              <w:top w:val="single" w:sz="4" w:space="0" w:color="auto"/>
-              <w:left w:val="single" w:sz="4" w:space="0" w:color="auto"/>
+              <w:top w:val="single" w:color="auto" w:sz="4" w:space="0"/>
+              <w:left w:val="single" w:color="auto" w:sz="4" w:space="0"/>
               <w:bottom w:val="nil"/>
-              <w:right w:val="single" w:sz="12" w:space="0" w:color="auto"/>
+              <w:right w:val="single" w:color="auto" w:sz="12" w:space="0"/>
             </w:tcBorders>
             <w:tcMar>
               <w:top w:w="60" w:type="dxa"/>
@@ -8857,24 +9048,32 @@
           </w:tcPr>
           <w:p>
             <w:pPr>
-              <w:pStyle w:val="a2"/>
-              <w:keepNext w:val="0"/>
-              <w:keepLines w:val="0"/>
-              <w:pageBreakBefore w:val="0"/>
-              <w:widowControl w:val="0"/>
-              <w:kinsoku w:val="0"/>
-              <w:wordWrap/>
-              <w:overflowPunct/>
-              <w:topLinePunct w:val="0"/>
-              <w:autoSpaceDE w:val="0"/>
-              <w:autoSpaceDN w:val="0"/>
-              <w:bidi w:val="0"/>
-              <w:adjustRightInd w:val="0"/>
-              <w:snapToGrid w:val="0"/>
-              <w:ind w:left="0" w:firstLine="0" w:leftChars="0" w:firstLineChars="0"/>
-              <w:textAlignment w:val="baseline"/>
+              <w:pStyle w:val="32"/>
+              <w:keepNext w:val="0"/>
+              <w:keepLines w:val="0"/>
+              <w:pageBreakBefore w:val="0"/>
+              <w:widowControl w:val="0"/>
+              <w:kinsoku w:val="0"/>
+              <w:wordWrap/>
+              <w:overflowPunct/>
+              <w:topLinePunct w:val="0"/>
+              <w:autoSpaceDE w:val="0"/>
+              <w:autoSpaceDN w:val="0"/>
+              <w:bidi w:val="0"/>
+              <w:adjustRightInd w:val="0"/>
+              <w:snapToGrid w:val="0"/>
+              <w:ind w:left="0" w:leftChars="0" w:firstLine="0" w:firstLineChars="0"/>
+              <w:textAlignment w:val="baseline"/>
+              <w:rPr>
+                <w:sz w:val="18"/>
+                <w:szCs w:val="18"/>
+              </w:rPr>
             </w:pPr>
             <w:r>
+              <w:rPr>
+                <w:sz w:val="18"/>
+                <w:szCs w:val="18"/>
+              </w:rPr>
               <w:t>团队组建方案、工具部署报告、流程操作规范手册、资源配置清单</w:t>
             </w:r>
           </w:p>
@@ -8882,8 +9081,14 @@
       </w:tr>
       <w:tr>
         <w:tblPrEx>
-          <w:tblW w:w="8522" w:type="dxa"/>
-          <w:jc w:val="center"/>
+          <w:tblBorders>
+            <w:top w:val="none" w:color="auto" w:sz="0" w:space="0"/>
+            <w:left w:val="none" w:color="auto" w:sz="0" w:space="0"/>
+            <w:bottom w:val="none" w:color="auto" w:sz="0" w:space="0"/>
+            <w:right w:val="none" w:color="auto" w:sz="0" w:space="0"/>
+            <w:insideH w:val="none" w:color="auto" w:sz="0" w:space="0"/>
+            <w:insideV w:val="none" w:color="auto" w:sz="0" w:space="0"/>
+          </w:tblBorders>
           <w:tblCellMar>
             <w:top w:w="0" w:type="dxa"/>
             <w:left w:w="10" w:type="dxa"/>
@@ -8892,7 +9097,7 @@
           </w:tblCellMar>
         </w:tblPrEx>
         <w:trPr>
-          <w:trHeight w:val="0"/>
+          <w:trHeight w:val="0" w:hRule="atLeast"/>
           <w:tblHeader/>
           <w:jc w:val="center"/>
         </w:trPr>
@@ -8900,9 +9105,9 @@
           <w:tcPr>
             <w:tcW w:w="1255" w:type="dxa"/>
             <w:tcBorders>
-              <w:top w:val="single" w:sz="4" w:space="0" w:color="auto"/>
-              <w:left w:val="single" w:sz="12" w:space="0" w:color="auto"/>
-              <w:bottom w:val="single" w:sz="12" w:space="0" w:color="auto"/>
+              <w:top w:val="single" w:color="auto" w:sz="4" w:space="0"/>
+              <w:left w:val="single" w:color="auto" w:sz="12" w:space="0"/>
+              <w:bottom w:val="single" w:color="auto" w:sz="12" w:space="0"/>
               <w:right w:val="nil"/>
             </w:tcBorders>
             <w:tcMar>
@@ -8931,12 +9136,17 @@
               <w:ind w:left="0"/>
               <w:jc w:val="left"/>
               <w:textAlignment w:val="baseline"/>
+              <w:rPr>
+                <w:sz w:val="18"/>
+                <w:szCs w:val="18"/>
+              </w:rPr>
             </w:pPr>
             <w:r>
               <w:rPr>
-                <w:rFonts w:ascii="Arial" w:eastAsia="等线" w:hAnsi="Arial" w:cs="Arial"/>
+                <w:rFonts w:ascii="Arial" w:hAnsi="Arial" w:eastAsia="等线" w:cs="Arial"/>
                 <w:b/>
-                <w:sz w:val="22"/>
+                <w:sz w:val="18"/>
+                <w:szCs w:val="18"/>
               </w:rPr>
               <w:t>责任部门</w:t>
             </w:r>
@@ -8946,10 +9156,10 @@
           <w:tcPr>
             <w:tcW w:w="7267" w:type="dxa"/>
             <w:tcBorders>
-              <w:top w:val="single" w:sz="4" w:space="0" w:color="auto"/>
-              <w:left w:val="single" w:sz="4" w:space="0" w:color="auto"/>
-              <w:bottom w:val="single" w:sz="12" w:space="0" w:color="auto"/>
-              <w:right w:val="single" w:sz="12" w:space="0" w:color="auto"/>
+              <w:top w:val="single" w:color="auto" w:sz="4" w:space="0"/>
+              <w:left w:val="single" w:color="auto" w:sz="4" w:space="0"/>
+              <w:bottom w:val="single" w:color="auto" w:sz="12" w:space="0"/>
+              <w:right w:val="single" w:color="auto" w:sz="12" w:space="0"/>
             </w:tcBorders>
             <w:tcMar>
               <w:top w:w="60" w:type="dxa"/>
@@ -8960,23 +9170,31 @@
           </w:tcPr>
           <w:p>
             <w:pPr>
-              <w:pStyle w:val="a2"/>
-              <w:keepNext w:val="0"/>
-              <w:keepLines w:val="0"/>
-              <w:pageBreakBefore w:val="0"/>
-              <w:widowControl w:val="0"/>
-              <w:kinsoku w:val="0"/>
-              <w:wordWrap/>
-              <w:overflowPunct/>
-              <w:topLinePunct w:val="0"/>
-              <w:autoSpaceDE w:val="0"/>
-              <w:autoSpaceDN w:val="0"/>
-              <w:bidi w:val="0"/>
-              <w:adjustRightInd w:val="0"/>
-              <w:snapToGrid w:val="0"/>
-              <w:textAlignment w:val="baseline"/>
+              <w:pStyle w:val="32"/>
+              <w:keepNext w:val="0"/>
+              <w:keepLines w:val="0"/>
+              <w:pageBreakBefore w:val="0"/>
+              <w:widowControl w:val="0"/>
+              <w:kinsoku w:val="0"/>
+              <w:wordWrap/>
+              <w:overflowPunct/>
+              <w:topLinePunct w:val="0"/>
+              <w:autoSpaceDE w:val="0"/>
+              <w:autoSpaceDN w:val="0"/>
+              <w:bidi w:val="0"/>
+              <w:adjustRightInd w:val="0"/>
+              <w:snapToGrid w:val="0"/>
+              <w:textAlignment w:val="baseline"/>
+              <w:rPr>
+                <w:sz w:val="18"/>
+                <w:szCs w:val="18"/>
+              </w:rPr>
             </w:pPr>
             <w:r>
+              <w:rPr>
+                <w:sz w:val="18"/>
+                <w:szCs w:val="18"/>
+              </w:rPr>
               <w:t>运维部、研发部、人力部</w:t>
             </w:r>
           </w:p>
@@ -8985,7 +9203,7 @@
     </w:tbl>
     <w:p>
       <w:pPr>
-        <w:pStyle w:val="2"/>
+        <w:pStyle w:val="33"/>
         <w:keepNext w:val="0"/>
         <w:keepLines w:val="0"/>
         <w:pageBreakBefore w:val="0"/>
@@ -9001,17 +9219,17 @@
         <w:snapToGrid w:val="0"/>
         <w:textAlignment w:val="baseline"/>
       </w:pPr>
+      <w:bookmarkStart w:id="22" w:name="_Toc5033"/>
       <w:bookmarkStart w:id="23" w:name="heading_9"/>
-      <w:bookmarkStart w:id="24" w:name="_Toc5033"/>
       <w:r>
         <w:t>服务运营与管理</w:t>
       </w:r>
+      <w:bookmarkEnd w:id="22"/>
       <w:bookmarkEnd w:id="23"/>
-      <w:bookmarkEnd w:id="24"/>
     </w:p>
     <w:p>
       <w:pPr>
-        <w:pStyle w:val="a2"/>
+        <w:pStyle w:val="32"/>
         <w:keepNext w:val="0"/>
         <w:keepLines w:val="0"/>
         <w:pageBreakBefore w:val="0"/>
@@ -9057,7 +9275,7 @@
           <w:rFonts w:hint="eastAsia"/>
           <w:lang w:val="en-US" w:eastAsia="zh-CN"/>
         </w:rPr>
-        <w:instrText>"柴_标题1"\n</w:instrText>
+        <w:instrText xml:space="preserve">"柴_标题1"\n</w:instrText>
       </w:r>
       <w:r>
         <w:instrText xml:space="preserve"> \s</w:instrText>
@@ -9074,7 +9292,7 @@
           <w:rFonts w:hint="eastAsia"/>
           <w:lang w:val="en-US" w:eastAsia="zh-CN"/>
         </w:rPr>
-        <w:instrText>* Charformat</w:instrText>
+        <w:instrText xml:space="preserve">* Charformat</w:instrText>
       </w:r>
       <w:r>
         <w:rPr>
@@ -9139,7 +9357,7 @@
         </w:rPr>
         <w:fldChar w:fldCharType="end"/>
       </w:r>
-      <w:bookmarkStart w:id="25" w:name="_Toc21806"/>
+      <w:bookmarkStart w:id="24" w:name="_Toc21806"/>
       <w:r>
         <w:rPr>
           <w:rFonts w:hint="eastAsia"/>
@@ -9150,21 +9368,22 @@
       <w:r>
         <w:t>服务运营与管理活动表</w:t>
       </w:r>
-      <w:bookmarkEnd w:id="25"/>
+      <w:bookmarkEnd w:id="24"/>
     </w:p>
     <w:tbl>
       <w:tblPr>
-        <w:tblStyle w:val="TableNormal"/>
+        <w:tblStyle w:val="22"/>
         <w:tblW w:w="8522" w:type="dxa"/>
         <w:jc w:val="center"/>
         <w:tblBorders>
-          <w:top w:val="nil"/>
-          <w:left w:val="nil"/>
-          <w:bottom w:val="nil"/>
-          <w:right w:val="nil"/>
-          <w:insideH w:val="nil"/>
-          <w:insideV w:val="nil"/>
+          <w:top w:val="none" w:color="auto" w:sz="0" w:space="0"/>
+          <w:left w:val="none" w:color="auto" w:sz="0" w:space="0"/>
+          <w:bottom w:val="none" w:color="auto" w:sz="0" w:space="0"/>
+          <w:right w:val="none" w:color="auto" w:sz="0" w:space="0"/>
+          <w:insideH w:val="none" w:color="auto" w:sz="0" w:space="0"/>
+          <w:insideV w:val="none" w:color="auto" w:sz="0" w:space="0"/>
         </w:tblBorders>
+        <w:tblLayout w:type="autofit"/>
         <w:tblCellMar>
           <w:top w:w="0" w:type="dxa"/>
           <w:left w:w="10" w:type="dxa"/>
@@ -9178,15 +9397,13 @@
       </w:tblGrid>
       <w:tr>
         <w:tblPrEx>
-          <w:tblW w:w="8522" w:type="dxa"/>
-          <w:jc w:val="center"/>
           <w:tblBorders>
-            <w:top w:val="nil"/>
-            <w:left w:val="nil"/>
-            <w:bottom w:val="nil"/>
-            <w:right w:val="nil"/>
-            <w:insideH w:val="nil"/>
-            <w:insideV w:val="nil"/>
+            <w:top w:val="none" w:color="auto" w:sz="0" w:space="0"/>
+            <w:left w:val="none" w:color="auto" w:sz="0" w:space="0"/>
+            <w:bottom w:val="none" w:color="auto" w:sz="0" w:space="0"/>
+            <w:right w:val="none" w:color="auto" w:sz="0" w:space="0"/>
+            <w:insideH w:val="none" w:color="auto" w:sz="0" w:space="0"/>
+            <w:insideV w:val="none" w:color="auto" w:sz="0" w:space="0"/>
           </w:tblBorders>
           <w:tblCellMar>
             <w:top w:w="0" w:type="dxa"/>
@@ -9196,7 +9413,7 @@
           </w:tblCellMar>
         </w:tblPrEx>
         <w:trPr>
-          <w:trHeight w:val="0"/>
+          <w:trHeight w:val="0" w:hRule="atLeast"/>
           <w:tblHeader/>
           <w:jc w:val="center"/>
         </w:trPr>
@@ -9204,8 +9421,8 @@
           <w:tcPr>
             <w:tcW w:w="1183" w:type="dxa"/>
             <w:tcBorders>
-              <w:top w:val="single" w:sz="12" w:space="0" w:color="auto"/>
-              <w:left w:val="single" w:sz="12" w:space="0" w:color="auto"/>
+              <w:top w:val="single" w:color="auto" w:sz="12" w:space="0"/>
+              <w:left w:val="single" w:color="auto" w:sz="12" w:space="0"/>
               <w:bottom w:val="nil"/>
               <w:right w:val="nil"/>
             </w:tcBorders>
@@ -9218,25 +9435,33 @@
           </w:tcPr>
           <w:p>
             <w:pPr>
-              <w:pStyle w:val="a2"/>
-              <w:keepNext w:val="0"/>
-              <w:keepLines w:val="0"/>
-              <w:pageBreakBefore w:val="0"/>
-              <w:widowControl w:val="0"/>
-              <w:kinsoku w:val="0"/>
-              <w:wordWrap/>
-              <w:overflowPunct/>
-              <w:topLinePunct w:val="0"/>
-              <w:autoSpaceDE w:val="0"/>
-              <w:autoSpaceDN w:val="0"/>
-              <w:bidi w:val="0"/>
-              <w:adjustRightInd w:val="0"/>
-              <w:snapToGrid w:val="0"/>
-              <w:ind w:left="0" w:firstLine="0" w:leftChars="0" w:firstLineChars="0"/>
+              <w:pStyle w:val="32"/>
+              <w:keepNext w:val="0"/>
+              <w:keepLines w:val="0"/>
+              <w:pageBreakBefore w:val="0"/>
+              <w:widowControl w:val="0"/>
+              <w:kinsoku w:val="0"/>
+              <w:wordWrap/>
+              <w:overflowPunct/>
+              <w:topLinePunct w:val="0"/>
+              <w:autoSpaceDE w:val="0"/>
+              <w:autoSpaceDN w:val="0"/>
+              <w:bidi w:val="0"/>
+              <w:adjustRightInd w:val="0"/>
+              <w:snapToGrid w:val="0"/>
+              <w:ind w:left="0" w:leftChars="0" w:firstLine="0" w:firstLineChars="0"/>
               <w:jc w:val="center"/>
               <w:textAlignment w:val="baseline"/>
+              <w:rPr>
+                <w:sz w:val="18"/>
+                <w:szCs w:val="18"/>
+              </w:rPr>
             </w:pPr>
             <w:r>
+              <w:rPr>
+                <w:sz w:val="18"/>
+                <w:szCs w:val="18"/>
+              </w:rPr>
               <w:t>活动项</w:t>
             </w:r>
           </w:p>
@@ -9245,10 +9470,10 @@
           <w:tcPr>
             <w:tcW w:w="7339" w:type="dxa"/>
             <w:tcBorders>
-              <w:top w:val="single" w:sz="12" w:space="0" w:color="auto"/>
-              <w:left w:val="single" w:sz="4" w:space="0" w:color="auto"/>
+              <w:top w:val="single" w:color="auto" w:sz="12" w:space="0"/>
+              <w:left w:val="single" w:color="auto" w:sz="4" w:space="0"/>
               <w:bottom w:val="nil"/>
-              <w:right w:val="single" w:sz="12" w:space="0" w:color="auto"/>
+              <w:right w:val="single" w:color="auto" w:sz="12" w:space="0"/>
             </w:tcBorders>
             <w:tcMar>
               <w:top w:w="60" w:type="dxa"/>
@@ -9259,7 +9484,7 @@
           </w:tcPr>
           <w:p>
             <w:pPr>
-              <w:pStyle w:val="a2"/>
+              <w:pStyle w:val="32"/>
               <w:keepNext w:val="0"/>
               <w:keepLines w:val="0"/>
               <w:pageBreakBefore w:val="0"/>
@@ -9275,8 +9500,16 @@
               <w:snapToGrid w:val="0"/>
               <w:jc w:val="center"/>
               <w:textAlignment w:val="baseline"/>
+              <w:rPr>
+                <w:sz w:val="18"/>
+                <w:szCs w:val="18"/>
+              </w:rPr>
             </w:pPr>
             <w:r>
+              <w:rPr>
+                <w:sz w:val="18"/>
+                <w:szCs w:val="18"/>
+              </w:rPr>
               <w:t>内容</w:t>
             </w:r>
           </w:p>
@@ -9284,8 +9517,14 @@
       </w:tr>
       <w:tr>
         <w:tblPrEx>
-          <w:tblW w:w="8522" w:type="dxa"/>
-          <w:jc w:val="center"/>
+          <w:tblBorders>
+            <w:top w:val="none" w:color="auto" w:sz="0" w:space="0"/>
+            <w:left w:val="none" w:color="auto" w:sz="0" w:space="0"/>
+            <w:bottom w:val="none" w:color="auto" w:sz="0" w:space="0"/>
+            <w:right w:val="none" w:color="auto" w:sz="0" w:space="0"/>
+            <w:insideH w:val="none" w:color="auto" w:sz="0" w:space="0"/>
+            <w:insideV w:val="none" w:color="auto" w:sz="0" w:space="0"/>
+          </w:tblBorders>
           <w:tblCellMar>
             <w:top w:w="0" w:type="dxa"/>
             <w:left w:w="10" w:type="dxa"/>
@@ -9294,7 +9533,7 @@
           </w:tblCellMar>
         </w:tblPrEx>
         <w:trPr>
-          <w:trHeight w:val="0"/>
+          <w:trHeight w:val="0" w:hRule="atLeast"/>
           <w:tblHeader/>
           <w:jc w:val="center"/>
         </w:trPr>
@@ -9302,8 +9541,8 @@
           <w:tcPr>
             <w:tcW w:w="1183" w:type="dxa"/>
             <w:tcBorders>
-              <w:top w:val="single" w:sz="4" w:space="0" w:color="auto"/>
-              <w:left w:val="single" w:sz="12" w:space="0" w:color="auto"/>
+              <w:top w:val="single" w:color="auto" w:sz="4" w:space="0"/>
+              <w:left w:val="single" w:color="auto" w:sz="12" w:space="0"/>
               <w:bottom w:val="nil"/>
               <w:right w:val="nil"/>
             </w:tcBorders>
@@ -9333,12 +9572,17 @@
               <w:ind w:left="0"/>
               <w:jc w:val="left"/>
               <w:textAlignment w:val="baseline"/>
+              <w:rPr>
+                <w:sz w:val="18"/>
+                <w:szCs w:val="18"/>
+              </w:rPr>
             </w:pPr>
             <w:r>
               <w:rPr>
-                <w:rFonts w:ascii="Arial" w:eastAsia="等线" w:hAnsi="Arial" w:cs="Arial"/>
+                <w:rFonts w:ascii="Arial" w:hAnsi="Arial" w:eastAsia="等线" w:cs="Arial"/>
                 <w:b/>
-                <w:sz w:val="22"/>
+                <w:sz w:val="18"/>
+                <w:szCs w:val="18"/>
               </w:rPr>
               <w:t>核心目标</w:t>
             </w:r>
@@ -9348,10 +9592,10 @@
           <w:tcPr>
             <w:tcW w:w="7339" w:type="dxa"/>
             <w:tcBorders>
-              <w:top w:val="single" w:sz="4" w:space="0" w:color="auto"/>
-              <w:left w:val="single" w:sz="4" w:space="0" w:color="auto"/>
+              <w:top w:val="single" w:color="auto" w:sz="4" w:space="0"/>
+              <w:left w:val="single" w:color="auto" w:sz="4" w:space="0"/>
               <w:bottom w:val="nil"/>
-              <w:right w:val="single" w:sz="12" w:space="0" w:color="auto"/>
+              <w:right w:val="single" w:color="auto" w:sz="12" w:space="0"/>
             </w:tcBorders>
             <w:tcMar>
               <w:top w:w="60" w:type="dxa"/>
@@ -9362,24 +9606,32 @@
           </w:tcPr>
           <w:p>
             <w:pPr>
-              <w:pStyle w:val="a2"/>
-              <w:keepNext w:val="0"/>
-              <w:keepLines w:val="0"/>
-              <w:pageBreakBefore w:val="0"/>
-              <w:widowControl w:val="0"/>
-              <w:kinsoku w:val="0"/>
-              <w:wordWrap/>
-              <w:overflowPunct/>
-              <w:topLinePunct w:val="0"/>
-              <w:autoSpaceDE w:val="0"/>
-              <w:autoSpaceDN w:val="0"/>
-              <w:bidi w:val="0"/>
-              <w:adjustRightInd w:val="0"/>
-              <w:snapToGrid w:val="0"/>
-              <w:ind w:left="0" w:firstLine="0" w:leftChars="0" w:firstLineChars="0"/>
-              <w:textAlignment w:val="baseline"/>
+              <w:pStyle w:val="32"/>
+              <w:keepNext w:val="0"/>
+              <w:keepLines w:val="0"/>
+              <w:pageBreakBefore w:val="0"/>
+              <w:widowControl w:val="0"/>
+              <w:kinsoku w:val="0"/>
+              <w:wordWrap/>
+              <w:overflowPunct/>
+              <w:topLinePunct w:val="0"/>
+              <w:autoSpaceDE w:val="0"/>
+              <w:autoSpaceDN w:val="0"/>
+              <w:bidi w:val="0"/>
+              <w:adjustRightInd w:val="0"/>
+              <w:snapToGrid w:val="0"/>
+              <w:ind w:left="0" w:leftChars="0" w:firstLine="0" w:firstLineChars="0"/>
+              <w:textAlignment w:val="baseline"/>
+              <w:rPr>
+                <w:sz w:val="18"/>
+                <w:szCs w:val="18"/>
+              </w:rPr>
             </w:pPr>
             <w:r>
+              <w:rPr>
+                <w:sz w:val="18"/>
+                <w:szCs w:val="18"/>
+              </w:rPr>
               <w:t>严格按照SLA约定提供稳定、高效的运维服务，保障IT系统持续正常运行</w:t>
             </w:r>
           </w:p>
@@ -9387,8 +9639,14 @@
       </w:tr>
       <w:tr>
         <w:tblPrEx>
-          <w:tblW w:w="8522" w:type="dxa"/>
-          <w:jc w:val="center"/>
+          <w:tblBorders>
+            <w:top w:val="none" w:color="auto" w:sz="0" w:space="0"/>
+            <w:left w:val="none" w:color="auto" w:sz="0" w:space="0"/>
+            <w:bottom w:val="none" w:color="auto" w:sz="0" w:space="0"/>
+            <w:right w:val="none" w:color="auto" w:sz="0" w:space="0"/>
+            <w:insideH w:val="none" w:color="auto" w:sz="0" w:space="0"/>
+            <w:insideV w:val="none" w:color="auto" w:sz="0" w:space="0"/>
+          </w:tblBorders>
           <w:tblCellMar>
             <w:top w:w="0" w:type="dxa"/>
             <w:left w:w="10" w:type="dxa"/>
@@ -9397,7 +9655,7 @@
           </w:tblCellMar>
         </w:tblPrEx>
         <w:trPr>
-          <w:trHeight w:val="0"/>
+          <w:trHeight w:val="0" w:hRule="atLeast"/>
           <w:tblHeader/>
           <w:jc w:val="center"/>
         </w:trPr>
@@ -9405,8 +9663,8 @@
           <w:tcPr>
             <w:tcW w:w="1183" w:type="dxa"/>
             <w:tcBorders>
-              <w:top w:val="single" w:sz="4" w:space="0" w:color="auto"/>
-              <w:left w:val="single" w:sz="12" w:space="0" w:color="auto"/>
+              <w:top w:val="single" w:color="auto" w:sz="4" w:space="0"/>
+              <w:left w:val="single" w:color="auto" w:sz="12" w:space="0"/>
               <w:bottom w:val="nil"/>
               <w:right w:val="nil"/>
             </w:tcBorders>
@@ -9436,12 +9694,17 @@
               <w:ind w:left="0"/>
               <w:jc w:val="left"/>
               <w:textAlignment w:val="baseline"/>
+              <w:rPr>
+                <w:sz w:val="18"/>
+                <w:szCs w:val="18"/>
+              </w:rPr>
             </w:pPr>
             <w:r>
               <w:rPr>
-                <w:rFonts w:ascii="Arial" w:eastAsia="等线" w:hAnsi="Arial" w:cs="Arial"/>
+                <w:rFonts w:ascii="Arial" w:hAnsi="Arial" w:eastAsia="等线" w:cs="Arial"/>
                 <w:b/>
-                <w:sz w:val="22"/>
+                <w:sz w:val="18"/>
+                <w:szCs w:val="18"/>
               </w:rPr>
               <w:t>关键活动</w:t>
             </w:r>
@@ -9451,10 +9714,10 @@
           <w:tcPr>
             <w:tcW w:w="7339" w:type="dxa"/>
             <w:tcBorders>
-              <w:top w:val="single" w:sz="4" w:space="0" w:color="auto"/>
-              <w:left w:val="single" w:sz="4" w:space="0" w:color="auto"/>
+              <w:top w:val="single" w:color="auto" w:sz="4" w:space="0"/>
+              <w:left w:val="single" w:color="auto" w:sz="4" w:space="0"/>
               <w:bottom w:val="nil"/>
-              <w:right w:val="single" w:sz="12" w:space="0" w:color="auto"/>
+              <w:right w:val="single" w:color="auto" w:sz="12" w:space="0"/>
             </w:tcBorders>
             <w:tcMar>
               <w:top w:w="60" w:type="dxa"/>
@@ -9465,7 +9728,7 @@
           </w:tcPr>
           <w:p>
             <w:pPr>
-              <w:pStyle w:val="a2"/>
+              <w:pStyle w:val="32"/>
               <w:keepNext w:val="0"/>
               <w:keepLines w:val="0"/>
               <w:pageBreakBefore w:val="0"/>
@@ -9483,16 +9746,24 @@
               <w:bidi w:val="0"/>
               <w:adjustRightInd w:val="0"/>
               <w:snapToGrid w:val="0"/>
-              <w:ind w:left="0" w:firstLine="0" w:leftChars="0" w:firstLineChars="0"/>
-              <w:textAlignment w:val="baseline"/>
+              <w:ind w:left="0" w:leftChars="0" w:firstLine="0" w:firstLineChars="0"/>
+              <w:textAlignment w:val="baseline"/>
+              <w:rPr>
+                <w:sz w:val="18"/>
+                <w:szCs w:val="18"/>
+              </w:rPr>
             </w:pPr>
             <w:r>
+              <w:rPr>
+                <w:sz w:val="18"/>
+                <w:szCs w:val="18"/>
+              </w:rPr>
               <w:t>常态化开展系统巡检、故障排查与处理、补丁更新及配置管理工作；</w:t>
             </w:r>
           </w:p>
           <w:p>
             <w:pPr>
-              <w:pStyle w:val="a2"/>
+              <w:pStyle w:val="32"/>
               <w:keepNext w:val="0"/>
               <w:keepLines w:val="0"/>
               <w:pageBreakBefore w:val="0"/>
@@ -9510,16 +9781,24 @@
               <w:bidi w:val="0"/>
               <w:adjustRightInd w:val="0"/>
               <w:snapToGrid w:val="0"/>
-              <w:ind w:left="0" w:firstLine="0" w:leftChars="0" w:firstLineChars="0"/>
-              <w:textAlignment w:val="baseline"/>
+              <w:ind w:left="0" w:leftChars="0" w:firstLine="0" w:firstLineChars="0"/>
+              <w:textAlignment w:val="baseline"/>
+              <w:rPr>
+                <w:sz w:val="18"/>
+                <w:szCs w:val="18"/>
+              </w:rPr>
             </w:pPr>
             <w:r>
+              <w:rPr>
+                <w:sz w:val="18"/>
+                <w:szCs w:val="18"/>
+              </w:rPr>
               <w:t>及时响应并处理用户提出的各类服务请求；</w:t>
             </w:r>
           </w:p>
           <w:p>
             <w:pPr>
-              <w:pStyle w:val="a2"/>
+              <w:pStyle w:val="32"/>
               <w:keepNext w:val="0"/>
               <w:keepLines w:val="0"/>
               <w:pageBreakBefore w:val="0"/>
@@ -9537,16 +9816,24 @@
               <w:bidi w:val="0"/>
               <w:adjustRightInd w:val="0"/>
               <w:snapToGrid w:val="0"/>
-              <w:ind w:left="0" w:firstLine="0" w:leftChars="0" w:firstLineChars="0"/>
-              <w:textAlignment w:val="baseline"/>
+              <w:ind w:left="0" w:leftChars="0" w:firstLine="0" w:firstLineChars="0"/>
+              <w:textAlignment w:val="baseline"/>
+              <w:rPr>
+                <w:sz w:val="18"/>
+                <w:szCs w:val="18"/>
+              </w:rPr>
             </w:pPr>
             <w:r>
+              <w:rPr>
+                <w:sz w:val="18"/>
+                <w:szCs w:val="18"/>
+              </w:rPr>
               <w:t>做好业务部门与供应商之间的协调沟通，规范管理服务合同；</w:t>
             </w:r>
           </w:p>
           <w:p>
             <w:pPr>
-              <w:pStyle w:val="a2"/>
+              <w:pStyle w:val="32"/>
               <w:keepNext w:val="0"/>
               <w:keepLines w:val="0"/>
               <w:pageBreakBefore w:val="0"/>
@@ -9564,10 +9851,18 @@
               <w:bidi w:val="0"/>
               <w:adjustRightInd w:val="0"/>
               <w:snapToGrid w:val="0"/>
-              <w:ind w:left="0" w:firstLine="0" w:leftChars="0" w:firstLineChars="0"/>
-              <w:textAlignment w:val="baseline"/>
+              <w:ind w:left="0" w:leftChars="0" w:firstLine="0" w:firstLineChars="0"/>
+              <w:textAlignment w:val="baseline"/>
+              <w:rPr>
+                <w:sz w:val="18"/>
+                <w:szCs w:val="18"/>
+              </w:rPr>
             </w:pPr>
             <w:r>
+              <w:rPr>
+                <w:sz w:val="18"/>
+                <w:szCs w:val="18"/>
+              </w:rPr>
               <w:t>执行变更管理、发布管理、配置管理等核心运维流程。</w:t>
             </w:r>
           </w:p>
@@ -9575,8 +9870,14 @@
       </w:tr>
       <w:tr>
         <w:tblPrEx>
-          <w:tblW w:w="8522" w:type="dxa"/>
-          <w:jc w:val="center"/>
+          <w:tblBorders>
+            <w:top w:val="none" w:color="auto" w:sz="0" w:space="0"/>
+            <w:left w:val="none" w:color="auto" w:sz="0" w:space="0"/>
+            <w:bottom w:val="none" w:color="auto" w:sz="0" w:space="0"/>
+            <w:right w:val="none" w:color="auto" w:sz="0" w:space="0"/>
+            <w:insideH w:val="none" w:color="auto" w:sz="0" w:space="0"/>
+            <w:insideV w:val="none" w:color="auto" w:sz="0" w:space="0"/>
+          </w:tblBorders>
           <w:tblCellMar>
             <w:top w:w="0" w:type="dxa"/>
             <w:left w:w="10" w:type="dxa"/>
@@ -9585,7 +9886,7 @@
           </w:tblCellMar>
         </w:tblPrEx>
         <w:trPr>
-          <w:trHeight w:val="0"/>
+          <w:trHeight w:val="0" w:hRule="atLeast"/>
           <w:tblHeader/>
           <w:jc w:val="center"/>
         </w:trPr>
@@ -9593,8 +9894,8 @@
           <w:tcPr>
             <w:tcW w:w="1183" w:type="dxa"/>
             <w:tcBorders>
-              <w:top w:val="single" w:sz="4" w:space="0" w:color="auto"/>
-              <w:left w:val="single" w:sz="12" w:space="0" w:color="auto"/>
+              <w:top w:val="single" w:color="auto" w:sz="4" w:space="0"/>
+              <w:left w:val="single" w:color="auto" w:sz="12" w:space="0"/>
               <w:bottom w:val="nil"/>
               <w:right w:val="nil"/>
             </w:tcBorders>
@@ -9624,12 +9925,17 @@
               <w:ind w:left="0"/>
               <w:jc w:val="left"/>
               <w:textAlignment w:val="baseline"/>
+              <w:rPr>
+                <w:sz w:val="18"/>
+                <w:szCs w:val="18"/>
+              </w:rPr>
             </w:pPr>
             <w:r>
               <w:rPr>
-                <w:rFonts w:ascii="Arial" w:eastAsia="等线" w:hAnsi="Arial" w:cs="Arial"/>
+                <w:rFonts w:ascii="Arial" w:hAnsi="Arial" w:eastAsia="等线" w:cs="Arial"/>
                 <w:b/>
-                <w:sz w:val="22"/>
+                <w:sz w:val="18"/>
+                <w:szCs w:val="18"/>
               </w:rPr>
               <w:t>输入</w:t>
             </w:r>
@@ -9639,10 +9945,10 @@
           <w:tcPr>
             <w:tcW w:w="7339" w:type="dxa"/>
             <w:tcBorders>
-              <w:top w:val="single" w:sz="4" w:space="0" w:color="auto"/>
-              <w:left w:val="single" w:sz="4" w:space="0" w:color="auto"/>
+              <w:top w:val="single" w:color="auto" w:sz="4" w:space="0"/>
+              <w:left w:val="single" w:color="auto" w:sz="4" w:space="0"/>
               <w:bottom w:val="nil"/>
-              <w:right w:val="single" w:sz="12" w:space="0" w:color="auto"/>
+              <w:right w:val="single" w:color="auto" w:sz="12" w:space="0"/>
             </w:tcBorders>
             <w:tcMar>
               <w:top w:w="60" w:type="dxa"/>
@@ -9653,24 +9959,32 @@
           </w:tcPr>
           <w:p>
             <w:pPr>
-              <w:pStyle w:val="a2"/>
-              <w:keepNext w:val="0"/>
-              <w:keepLines w:val="0"/>
-              <w:pageBreakBefore w:val="0"/>
-              <w:widowControl w:val="0"/>
-              <w:kinsoku w:val="0"/>
-              <w:wordWrap/>
-              <w:overflowPunct/>
-              <w:topLinePunct w:val="0"/>
-              <w:autoSpaceDE w:val="0"/>
-              <w:autoSpaceDN w:val="0"/>
-              <w:bidi w:val="0"/>
-              <w:adjustRightInd w:val="0"/>
-              <w:snapToGrid w:val="0"/>
-              <w:ind w:left="0" w:firstLine="0" w:leftChars="0" w:firstLineChars="0"/>
-              <w:textAlignment w:val="baseline"/>
+              <w:pStyle w:val="32"/>
+              <w:keepNext w:val="0"/>
+              <w:keepLines w:val="0"/>
+              <w:pageBreakBefore w:val="0"/>
+              <w:widowControl w:val="0"/>
+              <w:kinsoku w:val="0"/>
+              <w:wordWrap/>
+              <w:overflowPunct/>
+              <w:topLinePunct w:val="0"/>
+              <w:autoSpaceDE w:val="0"/>
+              <w:autoSpaceDN w:val="0"/>
+              <w:bidi w:val="0"/>
+              <w:adjustRightInd w:val="0"/>
+              <w:snapToGrid w:val="0"/>
+              <w:ind w:left="0" w:leftChars="0" w:firstLine="0" w:firstLineChars="0"/>
+              <w:textAlignment w:val="baseline"/>
+              <w:rPr>
+                <w:sz w:val="18"/>
+                <w:szCs w:val="18"/>
+              </w:rPr>
             </w:pPr>
             <w:r>
+              <w:rPr>
+                <w:sz w:val="18"/>
+                <w:szCs w:val="18"/>
+              </w:rPr>
               <w:t>SLA约定、事件记录、变更请求、配置信息</w:t>
             </w:r>
           </w:p>
@@ -9678,8 +9992,14 @@
       </w:tr>
       <w:tr>
         <w:tblPrEx>
-          <w:tblW w:w="8522" w:type="dxa"/>
-          <w:jc w:val="center"/>
+          <w:tblBorders>
+            <w:top w:val="none" w:color="auto" w:sz="0" w:space="0"/>
+            <w:left w:val="none" w:color="auto" w:sz="0" w:space="0"/>
+            <w:bottom w:val="none" w:color="auto" w:sz="0" w:space="0"/>
+            <w:right w:val="none" w:color="auto" w:sz="0" w:space="0"/>
+            <w:insideH w:val="none" w:color="auto" w:sz="0" w:space="0"/>
+            <w:insideV w:val="none" w:color="auto" w:sz="0" w:space="0"/>
+          </w:tblBorders>
           <w:tblCellMar>
             <w:top w:w="0" w:type="dxa"/>
             <w:left w:w="10" w:type="dxa"/>
@@ -9688,7 +10008,7 @@
           </w:tblCellMar>
         </w:tblPrEx>
         <w:trPr>
-          <w:trHeight w:val="0"/>
+          <w:trHeight w:val="0" w:hRule="atLeast"/>
           <w:tblHeader/>
           <w:jc w:val="center"/>
         </w:trPr>
@@ -9696,8 +10016,8 @@
           <w:tcPr>
             <w:tcW w:w="1183" w:type="dxa"/>
             <w:tcBorders>
-              <w:top w:val="single" w:sz="4" w:space="0" w:color="auto"/>
-              <w:left w:val="single" w:sz="12" w:space="0" w:color="auto"/>
+              <w:top w:val="single" w:color="auto" w:sz="4" w:space="0"/>
+              <w:left w:val="single" w:color="auto" w:sz="12" w:space="0"/>
               <w:bottom w:val="nil"/>
               <w:right w:val="nil"/>
             </w:tcBorders>
@@ -9727,12 +10047,17 @@
               <w:ind w:left="0"/>
               <w:jc w:val="left"/>
               <w:textAlignment w:val="baseline"/>
+              <w:rPr>
+                <w:sz w:val="18"/>
+                <w:szCs w:val="18"/>
+              </w:rPr>
             </w:pPr>
             <w:r>
               <w:rPr>
-                <w:rFonts w:ascii="Arial" w:eastAsia="等线" w:hAnsi="Arial" w:cs="Arial"/>
+                <w:rFonts w:ascii="Arial" w:hAnsi="Arial" w:eastAsia="等线" w:cs="Arial"/>
                 <w:b/>
-                <w:sz w:val="22"/>
+                <w:sz w:val="18"/>
+                <w:szCs w:val="18"/>
               </w:rPr>
               <w:t>输出</w:t>
             </w:r>
@@ -9742,10 +10067,10 @@
           <w:tcPr>
             <w:tcW w:w="7339" w:type="dxa"/>
             <w:tcBorders>
-              <w:top w:val="single" w:sz="4" w:space="0" w:color="auto"/>
-              <w:left w:val="single" w:sz="4" w:space="0" w:color="auto"/>
+              <w:top w:val="single" w:color="auto" w:sz="4" w:space="0"/>
+              <w:left w:val="single" w:color="auto" w:sz="4" w:space="0"/>
               <w:bottom w:val="nil"/>
-              <w:right w:val="single" w:sz="12" w:space="0" w:color="auto"/>
+              <w:right w:val="single" w:color="auto" w:sz="12" w:space="0"/>
             </w:tcBorders>
             <w:tcMar>
               <w:top w:w="60" w:type="dxa"/>
@@ -9756,24 +10081,32 @@
           </w:tcPr>
           <w:p>
             <w:pPr>
-              <w:pStyle w:val="a2"/>
-              <w:keepNext w:val="0"/>
-              <w:keepLines w:val="0"/>
-              <w:pageBreakBefore w:val="0"/>
-              <w:widowControl w:val="0"/>
-              <w:kinsoku w:val="0"/>
-              <w:wordWrap/>
-              <w:overflowPunct/>
-              <w:topLinePunct w:val="0"/>
-              <w:autoSpaceDE w:val="0"/>
-              <w:autoSpaceDN w:val="0"/>
-              <w:bidi w:val="0"/>
-              <w:adjustRightInd w:val="0"/>
-              <w:snapToGrid w:val="0"/>
-              <w:ind w:left="0" w:firstLine="0" w:leftChars="0" w:firstLineChars="0"/>
-              <w:textAlignment w:val="baseline"/>
+              <w:pStyle w:val="32"/>
+              <w:keepNext w:val="0"/>
+              <w:keepLines w:val="0"/>
+              <w:pageBreakBefore w:val="0"/>
+              <w:widowControl w:val="0"/>
+              <w:kinsoku w:val="0"/>
+              <w:wordWrap/>
+              <w:overflowPunct/>
+              <w:topLinePunct w:val="0"/>
+              <w:autoSpaceDE w:val="0"/>
+              <w:autoSpaceDN w:val="0"/>
+              <w:bidi w:val="0"/>
+              <w:adjustRightInd w:val="0"/>
+              <w:snapToGrid w:val="0"/>
+              <w:ind w:left="0" w:leftChars="0" w:firstLine="0" w:firstLineChars="0"/>
+              <w:textAlignment w:val="baseline"/>
+              <w:rPr>
+                <w:sz w:val="18"/>
+                <w:szCs w:val="18"/>
+              </w:rPr>
             </w:pPr>
             <w:r>
+              <w:rPr>
+                <w:sz w:val="18"/>
+                <w:szCs w:val="18"/>
+              </w:rPr>
               <w:t>运维操作记录表、故障处理报告、服务请求处理台账、合同管理报告</w:t>
             </w:r>
           </w:p>
@@ -9781,8 +10114,14 @@
       </w:tr>
       <w:tr>
         <w:tblPrEx>
-          <w:tblW w:w="8522" w:type="dxa"/>
-          <w:jc w:val="center"/>
+          <w:tblBorders>
+            <w:top w:val="none" w:color="auto" w:sz="0" w:space="0"/>
+            <w:left w:val="none" w:color="auto" w:sz="0" w:space="0"/>
+            <w:bottom w:val="none" w:color="auto" w:sz="0" w:space="0"/>
+            <w:right w:val="none" w:color="auto" w:sz="0" w:space="0"/>
+            <w:insideH w:val="none" w:color="auto" w:sz="0" w:space="0"/>
+            <w:insideV w:val="none" w:color="auto" w:sz="0" w:space="0"/>
+          </w:tblBorders>
           <w:tblCellMar>
             <w:top w:w="0" w:type="dxa"/>
             <w:left w:w="10" w:type="dxa"/>
@@ -9791,7 +10130,7 @@
           </w:tblCellMar>
         </w:tblPrEx>
         <w:trPr>
-          <w:trHeight w:val="0"/>
+          <w:trHeight w:val="0" w:hRule="atLeast"/>
           <w:tblHeader/>
           <w:jc w:val="center"/>
         </w:trPr>
@@ -9799,9 +10138,9 @@
           <w:tcPr>
             <w:tcW w:w="1183" w:type="dxa"/>
             <w:tcBorders>
-              <w:top w:val="single" w:sz="4" w:space="0" w:color="auto"/>
-              <w:left w:val="single" w:sz="12" w:space="0" w:color="auto"/>
-              <w:bottom w:val="single" w:sz="12" w:space="0" w:color="auto"/>
+              <w:top w:val="single" w:color="auto" w:sz="4" w:space="0"/>
+              <w:left w:val="single" w:color="auto" w:sz="12" w:space="0"/>
+              <w:bottom w:val="single" w:color="auto" w:sz="12" w:space="0"/>
               <w:right w:val="nil"/>
             </w:tcBorders>
             <w:tcMar>
@@ -9830,12 +10169,17 @@
               <w:ind w:left="0"/>
               <w:jc w:val="left"/>
               <w:textAlignment w:val="baseline"/>
+              <w:rPr>
+                <w:sz w:val="18"/>
+                <w:szCs w:val="18"/>
+              </w:rPr>
             </w:pPr>
             <w:r>
               <w:rPr>
-                <w:rFonts w:ascii="Arial" w:eastAsia="等线" w:hAnsi="Arial" w:cs="Arial"/>
+                <w:rFonts w:ascii="Arial" w:hAnsi="Arial" w:eastAsia="等线" w:cs="Arial"/>
                 <w:b/>
-                <w:sz w:val="22"/>
+                <w:sz w:val="18"/>
+                <w:szCs w:val="18"/>
               </w:rPr>
               <w:t>责任部门</w:t>
             </w:r>
@@ -9845,10 +10189,10 @@
           <w:tcPr>
             <w:tcW w:w="7339" w:type="dxa"/>
             <w:tcBorders>
-              <w:top w:val="single" w:sz="4" w:space="0" w:color="auto"/>
-              <w:left w:val="single" w:sz="4" w:space="0" w:color="auto"/>
-              <w:bottom w:val="single" w:sz="12" w:space="0" w:color="auto"/>
-              <w:right w:val="single" w:sz="12" w:space="0" w:color="auto"/>
+              <w:top w:val="single" w:color="auto" w:sz="4" w:space="0"/>
+              <w:left w:val="single" w:color="auto" w:sz="4" w:space="0"/>
+              <w:bottom w:val="single" w:color="auto" w:sz="12" w:space="0"/>
+              <w:right w:val="single" w:color="auto" w:sz="12" w:space="0"/>
             </w:tcBorders>
             <w:tcMar>
               <w:top w:w="60" w:type="dxa"/>
@@ -9859,24 +10203,32 @@
           </w:tcPr>
           <w:p>
             <w:pPr>
-              <w:pStyle w:val="a2"/>
-              <w:keepNext w:val="0"/>
-              <w:keepLines w:val="0"/>
-              <w:pageBreakBefore w:val="0"/>
-              <w:widowControl w:val="0"/>
-              <w:kinsoku w:val="0"/>
-              <w:wordWrap/>
-              <w:overflowPunct/>
-              <w:topLinePunct w:val="0"/>
-              <w:autoSpaceDE w:val="0"/>
-              <w:autoSpaceDN w:val="0"/>
-              <w:bidi w:val="0"/>
-              <w:adjustRightInd w:val="0"/>
-              <w:snapToGrid w:val="0"/>
-              <w:ind w:left="0" w:firstLine="0" w:leftChars="0" w:firstLineChars="0"/>
-              <w:textAlignment w:val="baseline"/>
+              <w:pStyle w:val="32"/>
+              <w:keepNext w:val="0"/>
+              <w:keepLines w:val="0"/>
+              <w:pageBreakBefore w:val="0"/>
+              <w:widowControl w:val="0"/>
+              <w:kinsoku w:val="0"/>
+              <w:wordWrap/>
+              <w:overflowPunct/>
+              <w:topLinePunct w:val="0"/>
+              <w:autoSpaceDE w:val="0"/>
+              <w:autoSpaceDN w:val="0"/>
+              <w:bidi w:val="0"/>
+              <w:adjustRightInd w:val="0"/>
+              <w:snapToGrid w:val="0"/>
+              <w:ind w:left="0" w:leftChars="0" w:firstLine="0" w:firstLineChars="0"/>
+              <w:textAlignment w:val="baseline"/>
+              <w:rPr>
+                <w:sz w:val="18"/>
+                <w:szCs w:val="18"/>
+              </w:rPr>
             </w:pPr>
             <w:r>
+              <w:rPr>
+                <w:sz w:val="18"/>
+                <w:szCs w:val="18"/>
+              </w:rPr>
               <w:t>运维部、研发部</w:t>
             </w:r>
           </w:p>
@@ -9885,7 +10237,7 @@
     </w:tbl>
     <w:p>
       <w:pPr>
-        <w:pStyle w:val="2"/>
+        <w:pStyle w:val="33"/>
         <w:keepNext w:val="0"/>
         <w:keepLines w:val="0"/>
         <w:pageBreakBefore w:val="0"/>
@@ -9901,17 +10253,17 @@
         <w:snapToGrid w:val="0"/>
         <w:textAlignment w:val="baseline"/>
       </w:pPr>
+      <w:bookmarkStart w:id="25" w:name="_Toc31576"/>
       <w:bookmarkStart w:id="26" w:name="heading_10"/>
-      <w:bookmarkStart w:id="27" w:name="_Toc31576"/>
       <w:r>
         <w:t>服务监控与改进</w:t>
       </w:r>
+      <w:bookmarkEnd w:id="25"/>
       <w:bookmarkEnd w:id="26"/>
-      <w:bookmarkEnd w:id="27"/>
     </w:p>
     <w:p>
       <w:pPr>
-        <w:pStyle w:val="a2"/>
+        <w:pStyle w:val="32"/>
         <w:keepNext w:val="0"/>
         <w:keepLines w:val="0"/>
         <w:pageBreakBefore w:val="0"/>
@@ -9957,7 +10309,7 @@
           <w:rFonts w:hint="eastAsia"/>
           <w:lang w:val="en-US" w:eastAsia="zh-CN"/>
         </w:rPr>
-        <w:instrText>"柴_标题1"\n</w:instrText>
+        <w:instrText xml:space="preserve">"柴_标题1"\n</w:instrText>
       </w:r>
       <w:r>
         <w:instrText xml:space="preserve"> \s</w:instrText>
@@ -9974,7 +10326,7 @@
           <w:rFonts w:hint="eastAsia"/>
           <w:lang w:val="en-US" w:eastAsia="zh-CN"/>
         </w:rPr>
-        <w:instrText>* Charformat</w:instrText>
+        <w:instrText xml:space="preserve">* Charformat</w:instrText>
       </w:r>
       <w:r>
         <w:rPr>
@@ -10039,7 +10391,7 @@
         </w:rPr>
         <w:fldChar w:fldCharType="end"/>
       </w:r>
-      <w:bookmarkStart w:id="28" w:name="_Toc19524"/>
+      <w:bookmarkStart w:id="27" w:name="_Toc19524"/>
       <w:r>
         <w:rPr>
           <w:rFonts w:hint="eastAsia"/>
@@ -10050,21 +10402,22 @@
       <w:r>
         <w:t>服务监控与改进活动表</w:t>
       </w:r>
-      <w:bookmarkEnd w:id="28"/>
+      <w:bookmarkEnd w:id="27"/>
     </w:p>
     <w:tbl>
       <w:tblPr>
-        <w:tblStyle w:val="TableNormal"/>
+        <w:tblStyle w:val="22"/>
         <w:tblW w:w="8522" w:type="dxa"/>
         <w:jc w:val="center"/>
         <w:tblBorders>
-          <w:top w:val="nil"/>
-          <w:left w:val="nil"/>
-          <w:bottom w:val="nil"/>
-          <w:right w:val="nil"/>
-          <w:insideH w:val="nil"/>
-          <w:insideV w:val="nil"/>
+          <w:top w:val="none" w:color="auto" w:sz="0" w:space="0"/>
+          <w:left w:val="none" w:color="auto" w:sz="0" w:space="0"/>
+          <w:bottom w:val="none" w:color="auto" w:sz="0" w:space="0"/>
+          <w:right w:val="none" w:color="auto" w:sz="0" w:space="0"/>
+          <w:insideH w:val="none" w:color="auto" w:sz="0" w:space="0"/>
+          <w:insideV w:val="none" w:color="auto" w:sz="0" w:space="0"/>
         </w:tblBorders>
+        <w:tblLayout w:type="autofit"/>
         <w:tblCellMar>
           <w:top w:w="0" w:type="dxa"/>
           <w:left w:w="10" w:type="dxa"/>
@@ -10078,15 +10431,13 @@
       </w:tblGrid>
       <w:tr>
         <w:tblPrEx>
-          <w:tblW w:w="8522" w:type="dxa"/>
-          <w:jc w:val="center"/>
           <w:tblBorders>
-            <w:top w:val="nil"/>
-            <w:left w:val="nil"/>
-            <w:bottom w:val="nil"/>
-            <w:right w:val="nil"/>
-            <w:insideH w:val="nil"/>
-            <w:insideV w:val="nil"/>
+            <w:top w:val="none" w:color="auto" w:sz="0" w:space="0"/>
+            <w:left w:val="none" w:color="auto" w:sz="0" w:space="0"/>
+            <w:bottom w:val="none" w:color="auto" w:sz="0" w:space="0"/>
+            <w:right w:val="none" w:color="auto" w:sz="0" w:space="0"/>
+            <w:insideH w:val="none" w:color="auto" w:sz="0" w:space="0"/>
+            <w:insideV w:val="none" w:color="auto" w:sz="0" w:space="0"/>
           </w:tblBorders>
           <w:tblCellMar>
             <w:top w:w="0" w:type="dxa"/>
@@ -10096,7 +10447,7 @@
           </w:tblCellMar>
         </w:tblPrEx>
         <w:trPr>
-          <w:trHeight w:val="0"/>
+          <w:trHeight w:val="0" w:hRule="atLeast"/>
           <w:tblHeader/>
           <w:jc w:val="center"/>
         </w:trPr>
@@ -10104,8 +10455,8 @@
           <w:tcPr>
             <w:tcW w:w="1459" w:type="dxa"/>
             <w:tcBorders>
-              <w:top w:val="single" w:sz="12" w:space="0" w:color="auto"/>
-              <w:left w:val="single" w:sz="12" w:space="0" w:color="auto"/>
+              <w:top w:val="single" w:color="auto" w:sz="12" w:space="0"/>
+              <w:left w:val="single" w:color="auto" w:sz="12" w:space="0"/>
               <w:bottom w:val="nil"/>
               <w:right w:val="nil"/>
             </w:tcBorders>
@@ -10118,24 +10469,32 @@
           </w:tcPr>
           <w:p>
             <w:pPr>
-              <w:pStyle w:val="a2"/>
-              <w:keepNext w:val="0"/>
-              <w:keepLines w:val="0"/>
-              <w:pageBreakBefore w:val="0"/>
-              <w:widowControl w:val="0"/>
-              <w:kinsoku w:val="0"/>
-              <w:wordWrap/>
-              <w:overflowPunct/>
-              <w:topLinePunct w:val="0"/>
-              <w:autoSpaceDE w:val="0"/>
-              <w:autoSpaceDN w:val="0"/>
-              <w:bidi w:val="0"/>
-              <w:adjustRightInd w:val="0"/>
-              <w:snapToGrid w:val="0"/>
-              <w:ind w:left="0" w:firstLine="0" w:leftChars="0" w:firstLineChars="0"/>
-              <w:textAlignment w:val="baseline"/>
+              <w:pStyle w:val="32"/>
+              <w:keepNext w:val="0"/>
+              <w:keepLines w:val="0"/>
+              <w:pageBreakBefore w:val="0"/>
+              <w:widowControl w:val="0"/>
+              <w:kinsoku w:val="0"/>
+              <w:wordWrap/>
+              <w:overflowPunct/>
+              <w:topLinePunct w:val="0"/>
+              <w:autoSpaceDE w:val="0"/>
+              <w:autoSpaceDN w:val="0"/>
+              <w:bidi w:val="0"/>
+              <w:adjustRightInd w:val="0"/>
+              <w:snapToGrid w:val="0"/>
+              <w:ind w:left="0" w:leftChars="0" w:firstLine="0" w:firstLineChars="0"/>
+              <w:textAlignment w:val="baseline"/>
+              <w:rPr>
+                <w:sz w:val="18"/>
+                <w:szCs w:val="18"/>
+              </w:rPr>
             </w:pPr>
             <w:r>
+              <w:rPr>
+                <w:sz w:val="18"/>
+                <w:szCs w:val="18"/>
+              </w:rPr>
               <w:t>活动项</w:t>
             </w:r>
           </w:p>
@@ -10144,10 +10503,10 @@
           <w:tcPr>
             <w:tcW w:w="7063" w:type="dxa"/>
             <w:tcBorders>
-              <w:top w:val="single" w:sz="12" w:space="0" w:color="auto"/>
-              <w:left w:val="single" w:sz="4" w:space="0" w:color="auto"/>
+              <w:top w:val="single" w:color="auto" w:sz="12" w:space="0"/>
+              <w:left w:val="single" w:color="auto" w:sz="4" w:space="0"/>
               <w:bottom w:val="nil"/>
-              <w:right w:val="single" w:sz="12" w:space="0" w:color="auto"/>
+              <w:right w:val="single" w:color="auto" w:sz="12" w:space="0"/>
             </w:tcBorders>
             <w:tcMar>
               <w:top w:w="60" w:type="dxa"/>
@@ -10158,23 +10517,31 @@
           </w:tcPr>
           <w:p>
             <w:pPr>
-              <w:pStyle w:val="a2"/>
-              <w:keepNext w:val="0"/>
-              <w:keepLines w:val="0"/>
-              <w:pageBreakBefore w:val="0"/>
-              <w:widowControl w:val="0"/>
-              <w:kinsoku w:val="0"/>
-              <w:wordWrap/>
-              <w:overflowPunct/>
-              <w:topLinePunct w:val="0"/>
-              <w:autoSpaceDE w:val="0"/>
-              <w:autoSpaceDN w:val="0"/>
-              <w:bidi w:val="0"/>
-              <w:adjustRightInd w:val="0"/>
-              <w:snapToGrid w:val="0"/>
-              <w:textAlignment w:val="baseline"/>
+              <w:pStyle w:val="32"/>
+              <w:keepNext w:val="0"/>
+              <w:keepLines w:val="0"/>
+              <w:pageBreakBefore w:val="0"/>
+              <w:widowControl w:val="0"/>
+              <w:kinsoku w:val="0"/>
+              <w:wordWrap/>
+              <w:overflowPunct/>
+              <w:topLinePunct w:val="0"/>
+              <w:autoSpaceDE w:val="0"/>
+              <w:autoSpaceDN w:val="0"/>
+              <w:bidi w:val="0"/>
+              <w:adjustRightInd w:val="0"/>
+              <w:snapToGrid w:val="0"/>
+              <w:textAlignment w:val="baseline"/>
+              <w:rPr>
+                <w:sz w:val="18"/>
+                <w:szCs w:val="18"/>
+              </w:rPr>
             </w:pPr>
             <w:r>
+              <w:rPr>
+                <w:sz w:val="18"/>
+                <w:szCs w:val="18"/>
+              </w:rPr>
               <w:t>内容</w:t>
             </w:r>
           </w:p>
@@ -10182,8 +10549,14 @@
       </w:tr>
       <w:tr>
         <w:tblPrEx>
-          <w:tblW w:w="8522" w:type="dxa"/>
-          <w:jc w:val="center"/>
+          <w:tblBorders>
+            <w:top w:val="none" w:color="auto" w:sz="0" w:space="0"/>
+            <w:left w:val="none" w:color="auto" w:sz="0" w:space="0"/>
+            <w:bottom w:val="none" w:color="auto" w:sz="0" w:space="0"/>
+            <w:right w:val="none" w:color="auto" w:sz="0" w:space="0"/>
+            <w:insideH w:val="none" w:color="auto" w:sz="0" w:space="0"/>
+            <w:insideV w:val="none" w:color="auto" w:sz="0" w:space="0"/>
+          </w:tblBorders>
           <w:tblCellMar>
             <w:top w:w="0" w:type="dxa"/>
             <w:left w:w="10" w:type="dxa"/>
@@ -10192,7 +10565,7 @@
           </w:tblCellMar>
         </w:tblPrEx>
         <w:trPr>
-          <w:trHeight w:val="0"/>
+          <w:trHeight w:val="0" w:hRule="atLeast"/>
           <w:tblHeader/>
           <w:jc w:val="center"/>
         </w:trPr>
@@ -10200,8 +10573,8 @@
           <w:tcPr>
             <w:tcW w:w="1459" w:type="dxa"/>
             <w:tcBorders>
-              <w:top w:val="single" w:sz="4" w:space="0" w:color="auto"/>
-              <w:left w:val="single" w:sz="12" w:space="0" w:color="auto"/>
+              <w:top w:val="single" w:color="auto" w:sz="4" w:space="0"/>
+              <w:left w:val="single" w:color="auto" w:sz="12" w:space="0"/>
               <w:bottom w:val="nil"/>
               <w:right w:val="nil"/>
             </w:tcBorders>
@@ -10231,12 +10604,17 @@
               <w:ind w:left="0"/>
               <w:jc w:val="left"/>
               <w:textAlignment w:val="baseline"/>
+              <w:rPr>
+                <w:sz w:val="18"/>
+                <w:szCs w:val="18"/>
+              </w:rPr>
             </w:pPr>
             <w:r>
               <w:rPr>
-                <w:rFonts w:ascii="Arial" w:eastAsia="等线" w:hAnsi="Arial" w:cs="Arial"/>
+                <w:rFonts w:ascii="Arial" w:hAnsi="Arial" w:eastAsia="等线" w:cs="Arial"/>
                 <w:b/>
-                <w:sz w:val="22"/>
+                <w:sz w:val="18"/>
+                <w:szCs w:val="18"/>
               </w:rPr>
               <w:t>核心目标</w:t>
             </w:r>
@@ -10246,10 +10624,10 @@
           <w:tcPr>
             <w:tcW w:w="7063" w:type="dxa"/>
             <w:tcBorders>
-              <w:top w:val="single" w:sz="4" w:space="0" w:color="auto"/>
-              <w:left w:val="single" w:sz="4" w:space="0" w:color="auto"/>
+              <w:top w:val="single" w:color="auto" w:sz="4" w:space="0"/>
+              <w:left w:val="single" w:color="auto" w:sz="4" w:space="0"/>
               <w:bottom w:val="nil"/>
-              <w:right w:val="single" w:sz="12" w:space="0" w:color="auto"/>
+              <w:right w:val="single" w:color="auto" w:sz="12" w:space="0"/>
             </w:tcBorders>
             <w:tcMar>
               <w:top w:w="60" w:type="dxa"/>
@@ -10260,24 +10638,32 @@
           </w:tcPr>
           <w:p>
             <w:pPr>
-              <w:pStyle w:val="a2"/>
-              <w:keepNext w:val="0"/>
-              <w:keepLines w:val="0"/>
-              <w:pageBreakBefore w:val="0"/>
-              <w:widowControl w:val="0"/>
-              <w:kinsoku w:val="0"/>
-              <w:wordWrap/>
-              <w:overflowPunct/>
-              <w:topLinePunct w:val="0"/>
-              <w:autoSpaceDE w:val="0"/>
-              <w:autoSpaceDN w:val="0"/>
-              <w:bidi w:val="0"/>
-              <w:adjustRightInd w:val="0"/>
-              <w:snapToGrid w:val="0"/>
-              <w:ind w:left="0" w:firstLine="0" w:leftChars="0" w:firstLineChars="0"/>
-              <w:textAlignment w:val="baseline"/>
+              <w:pStyle w:val="32"/>
+              <w:keepNext w:val="0"/>
+              <w:keepLines w:val="0"/>
+              <w:pageBreakBefore w:val="0"/>
+              <w:widowControl w:val="0"/>
+              <w:kinsoku w:val="0"/>
+              <w:wordWrap/>
+              <w:overflowPunct/>
+              <w:topLinePunct w:val="0"/>
+              <w:autoSpaceDE w:val="0"/>
+              <w:autoSpaceDN w:val="0"/>
+              <w:bidi w:val="0"/>
+              <w:adjustRightInd w:val="0"/>
+              <w:snapToGrid w:val="0"/>
+              <w:ind w:left="0" w:leftChars="0" w:firstLine="0" w:firstLineChars="0"/>
+              <w:textAlignment w:val="baseline"/>
+              <w:rPr>
+                <w:sz w:val="18"/>
+                <w:szCs w:val="18"/>
+              </w:rPr>
             </w:pPr>
             <w:r>
+              <w:rPr>
+                <w:sz w:val="18"/>
+                <w:szCs w:val="18"/>
+              </w:rPr>
               <w:t>持续监控运维服务全过程，及时发现问题并推动优化，不断提升服务水平</w:t>
             </w:r>
           </w:p>
@@ -10285,8 +10671,14 @@
       </w:tr>
       <w:tr>
         <w:tblPrEx>
-          <w:tblW w:w="8522" w:type="dxa"/>
-          <w:jc w:val="center"/>
+          <w:tblBorders>
+            <w:top w:val="none" w:color="auto" w:sz="0" w:space="0"/>
+            <w:left w:val="none" w:color="auto" w:sz="0" w:space="0"/>
+            <w:bottom w:val="none" w:color="auto" w:sz="0" w:space="0"/>
+            <w:right w:val="none" w:color="auto" w:sz="0" w:space="0"/>
+            <w:insideH w:val="none" w:color="auto" w:sz="0" w:space="0"/>
+            <w:insideV w:val="none" w:color="auto" w:sz="0" w:space="0"/>
+          </w:tblBorders>
           <w:tblCellMar>
             <w:top w:w="0" w:type="dxa"/>
             <w:left w:w="10" w:type="dxa"/>
@@ -10295,7 +10687,7 @@
           </w:tblCellMar>
         </w:tblPrEx>
         <w:trPr>
-          <w:trHeight w:val="0"/>
+          <w:trHeight w:val="0" w:hRule="atLeast"/>
           <w:tblHeader/>
           <w:jc w:val="center"/>
         </w:trPr>
@@ -10303,8 +10695,8 @@
           <w:tcPr>
             <w:tcW w:w="1459" w:type="dxa"/>
             <w:tcBorders>
-              <w:top w:val="single" w:sz="4" w:space="0" w:color="auto"/>
-              <w:left w:val="single" w:sz="12" w:space="0" w:color="auto"/>
+              <w:top w:val="single" w:color="auto" w:sz="4" w:space="0"/>
+              <w:left w:val="single" w:color="auto" w:sz="12" w:space="0"/>
               <w:bottom w:val="nil"/>
               <w:right w:val="nil"/>
             </w:tcBorders>
@@ -10334,12 +10726,17 @@
               <w:ind w:left="0"/>
               <w:jc w:val="left"/>
               <w:textAlignment w:val="baseline"/>
+              <w:rPr>
+                <w:sz w:val="18"/>
+                <w:szCs w:val="18"/>
+              </w:rPr>
             </w:pPr>
             <w:r>
               <w:rPr>
-                <w:rFonts w:ascii="Arial" w:eastAsia="等线" w:hAnsi="Arial" w:cs="Arial"/>
+                <w:rFonts w:ascii="Arial" w:hAnsi="Arial" w:eastAsia="等线" w:cs="Arial"/>
                 <w:b/>
-                <w:sz w:val="22"/>
+                <w:sz w:val="18"/>
+                <w:szCs w:val="18"/>
               </w:rPr>
               <w:t>关键活动</w:t>
             </w:r>
@@ -10349,10 +10746,10 @@
           <w:tcPr>
             <w:tcW w:w="7063" w:type="dxa"/>
             <w:tcBorders>
-              <w:top w:val="single" w:sz="4" w:space="0" w:color="auto"/>
-              <w:left w:val="single" w:sz="4" w:space="0" w:color="auto"/>
+              <w:top w:val="single" w:color="auto" w:sz="4" w:space="0"/>
+              <w:left w:val="single" w:color="auto" w:sz="4" w:space="0"/>
               <w:bottom w:val="nil"/>
-              <w:right w:val="single" w:sz="12" w:space="0" w:color="auto"/>
+              <w:right w:val="single" w:color="auto" w:sz="12" w:space="0"/>
             </w:tcBorders>
             <w:tcMar>
               <w:top w:w="60" w:type="dxa"/>
@@ -10363,7 +10760,7 @@
           </w:tcPr>
           <w:p>
             <w:pPr>
-              <w:pStyle w:val="a2"/>
+              <w:pStyle w:val="32"/>
               <w:keepNext w:val="0"/>
               <w:keepLines w:val="0"/>
               <w:pageBreakBefore w:val="0"/>
@@ -10381,16 +10778,24 @@
               <w:bidi w:val="0"/>
               <w:adjustRightInd w:val="0"/>
               <w:snapToGrid w:val="0"/>
-              <w:ind w:left="0" w:firstLine="0" w:leftChars="0" w:firstLineChars="0"/>
-              <w:textAlignment w:val="baseline"/>
+              <w:ind w:left="0" w:leftChars="0" w:firstLine="0" w:firstLineChars="0"/>
+              <w:textAlignment w:val="baseline"/>
+              <w:rPr>
+                <w:sz w:val="18"/>
+                <w:szCs w:val="18"/>
+              </w:rPr>
             </w:pPr>
             <w:r>
+              <w:rPr>
+                <w:sz w:val="18"/>
+                <w:szCs w:val="18"/>
+              </w:rPr>
               <w:t>建立覆盖服务质量、系统性能、数据安全等维度的监控指标体系；</w:t>
             </w:r>
           </w:p>
           <w:p>
             <w:pPr>
-              <w:pStyle w:val="a2"/>
+              <w:pStyle w:val="32"/>
               <w:keepNext w:val="0"/>
               <w:keepLines w:val="0"/>
               <w:pageBreakBefore w:val="0"/>
@@ -10408,16 +10813,24 @@
               <w:bidi w:val="0"/>
               <w:adjustRightInd w:val="0"/>
               <w:snapToGrid w:val="0"/>
-              <w:ind w:left="0" w:firstLine="0" w:leftChars="0" w:firstLineChars="0"/>
-              <w:textAlignment w:val="baseline"/>
+              <w:ind w:left="0" w:leftChars="0" w:firstLine="0" w:firstLineChars="0"/>
+              <w:textAlignment w:val="baseline"/>
+              <w:rPr>
+                <w:sz w:val="18"/>
+                <w:szCs w:val="18"/>
+              </w:rPr>
             </w:pPr>
             <w:r>
+              <w:rPr>
+                <w:sz w:val="18"/>
+                <w:szCs w:val="18"/>
+              </w:rPr>
               <w:t>定期收集、整理并分析监控数据，生成详细的监控报告；</w:t>
             </w:r>
           </w:p>
           <w:p>
             <w:pPr>
-              <w:pStyle w:val="a2"/>
+              <w:pStyle w:val="32"/>
               <w:keepNext w:val="0"/>
               <w:keepLines w:val="0"/>
               <w:pageBreakBefore w:val="0"/>
@@ -10435,16 +10848,24 @@
               <w:bidi w:val="0"/>
               <w:adjustRightInd w:val="0"/>
               <w:snapToGrid w:val="0"/>
-              <w:ind w:left="0" w:firstLine="0" w:leftChars="0" w:firstLineChars="0"/>
-              <w:textAlignment w:val="baseline"/>
+              <w:ind w:left="0" w:leftChars="0" w:firstLine="0" w:firstLineChars="0"/>
+              <w:textAlignment w:val="baseline"/>
+              <w:rPr>
+                <w:sz w:val="18"/>
+                <w:szCs w:val="18"/>
+              </w:rPr>
             </w:pPr>
             <w:r>
+              <w:rPr>
+                <w:sz w:val="18"/>
+                <w:szCs w:val="18"/>
+              </w:rPr>
               <w:t>组织开展服务质量评审会议，制定针对性改进计划并跟踪落实；</w:t>
             </w:r>
           </w:p>
           <w:p>
             <w:pPr>
-              <w:pStyle w:val="a2"/>
+              <w:pStyle w:val="32"/>
               <w:keepNext w:val="0"/>
               <w:keepLines w:val="0"/>
               <w:pageBreakBefore w:val="0"/>
@@ -10462,10 +10883,18 @@
               <w:bidi w:val="0"/>
               <w:adjustRightInd w:val="0"/>
               <w:snapToGrid w:val="0"/>
-              <w:ind w:left="0" w:firstLine="0" w:leftChars="0" w:firstLineChars="0"/>
-              <w:textAlignment w:val="baseline"/>
+              <w:ind w:left="0" w:leftChars="0" w:firstLine="0" w:firstLineChars="0"/>
+              <w:textAlignment w:val="baseline"/>
+              <w:rPr>
+                <w:sz w:val="18"/>
+                <w:szCs w:val="18"/>
+              </w:rPr>
             </w:pPr>
             <w:r>
+              <w:rPr>
+                <w:sz w:val="18"/>
+                <w:szCs w:val="18"/>
+              </w:rPr>
               <w:t>根据业务需求变化及服务执行情况，评估并调整SLA内容。</w:t>
             </w:r>
           </w:p>
@@ -10473,8 +10902,14 @@
       </w:tr>
       <w:tr>
         <w:tblPrEx>
-          <w:tblW w:w="8522" w:type="dxa"/>
-          <w:jc w:val="center"/>
+          <w:tblBorders>
+            <w:top w:val="none" w:color="auto" w:sz="0" w:space="0"/>
+            <w:left w:val="none" w:color="auto" w:sz="0" w:space="0"/>
+            <w:bottom w:val="none" w:color="auto" w:sz="0" w:space="0"/>
+            <w:right w:val="none" w:color="auto" w:sz="0" w:space="0"/>
+            <w:insideH w:val="none" w:color="auto" w:sz="0" w:space="0"/>
+            <w:insideV w:val="none" w:color="auto" w:sz="0" w:space="0"/>
+          </w:tblBorders>
           <w:tblCellMar>
             <w:top w:w="0" w:type="dxa"/>
             <w:left w:w="10" w:type="dxa"/>
@@ -10483,7 +10918,7 @@
           </w:tblCellMar>
         </w:tblPrEx>
         <w:trPr>
-          <w:trHeight w:val="0"/>
+          <w:trHeight w:val="0" w:hRule="atLeast"/>
           <w:tblHeader/>
           <w:jc w:val="center"/>
         </w:trPr>
@@ -10491,8 +10926,8 @@
           <w:tcPr>
             <w:tcW w:w="1459" w:type="dxa"/>
             <w:tcBorders>
-              <w:top w:val="single" w:sz="4" w:space="0" w:color="auto"/>
-              <w:left w:val="single" w:sz="12" w:space="0" w:color="auto"/>
+              <w:top w:val="single" w:color="auto" w:sz="4" w:space="0"/>
+              <w:left w:val="single" w:color="auto" w:sz="12" w:space="0"/>
               <w:bottom w:val="nil"/>
               <w:right w:val="nil"/>
             </w:tcBorders>
@@ -10522,12 +10957,17 @@
               <w:ind w:left="0"/>
               <w:jc w:val="left"/>
               <w:textAlignment w:val="baseline"/>
+              <w:rPr>
+                <w:sz w:val="18"/>
+                <w:szCs w:val="18"/>
+              </w:rPr>
             </w:pPr>
             <w:r>
               <w:rPr>
-                <w:rFonts w:ascii="Arial" w:eastAsia="等线" w:hAnsi="Arial" w:cs="Arial"/>
+                <w:rFonts w:ascii="Arial" w:hAnsi="Arial" w:eastAsia="等线" w:cs="Arial"/>
                 <w:b/>
-                <w:sz w:val="22"/>
+                <w:sz w:val="18"/>
+                <w:szCs w:val="18"/>
               </w:rPr>
               <w:t>输入</w:t>
             </w:r>
@@ -10537,10 +10977,10 @@
           <w:tcPr>
             <w:tcW w:w="7063" w:type="dxa"/>
             <w:tcBorders>
-              <w:top w:val="single" w:sz="4" w:space="0" w:color="auto"/>
-              <w:left w:val="single" w:sz="4" w:space="0" w:color="auto"/>
+              <w:top w:val="single" w:color="auto" w:sz="4" w:space="0"/>
+              <w:left w:val="single" w:color="auto" w:sz="4" w:space="0"/>
               <w:bottom w:val="nil"/>
-              <w:right w:val="single" w:sz="12" w:space="0" w:color="auto"/>
+              <w:right w:val="single" w:color="auto" w:sz="12" w:space="0"/>
             </w:tcBorders>
             <w:tcMar>
               <w:top w:w="60" w:type="dxa"/>
@@ -10551,24 +10991,32 @@
           </w:tcPr>
           <w:p>
             <w:pPr>
-              <w:pStyle w:val="a2"/>
-              <w:keepNext w:val="0"/>
-              <w:keepLines w:val="0"/>
-              <w:pageBreakBefore w:val="0"/>
-              <w:widowControl w:val="0"/>
-              <w:kinsoku w:val="0"/>
-              <w:wordWrap/>
-              <w:overflowPunct/>
-              <w:topLinePunct w:val="0"/>
-              <w:autoSpaceDE w:val="0"/>
-              <w:autoSpaceDN w:val="0"/>
-              <w:bidi w:val="0"/>
-              <w:adjustRightInd w:val="0"/>
-              <w:snapToGrid w:val="0"/>
-              <w:ind w:left="0" w:firstLine="0" w:leftChars="0" w:firstLineChars="0"/>
-              <w:textAlignment w:val="baseline"/>
+              <w:pStyle w:val="32"/>
+              <w:keepNext w:val="0"/>
+              <w:keepLines w:val="0"/>
+              <w:pageBreakBefore w:val="0"/>
+              <w:widowControl w:val="0"/>
+              <w:kinsoku w:val="0"/>
+              <w:wordWrap/>
+              <w:overflowPunct/>
+              <w:topLinePunct w:val="0"/>
+              <w:autoSpaceDE w:val="0"/>
+              <w:autoSpaceDN w:val="0"/>
+              <w:bidi w:val="0"/>
+              <w:adjustRightInd w:val="0"/>
+              <w:snapToGrid w:val="0"/>
+              <w:ind w:left="0" w:leftChars="0" w:firstLine="0" w:firstLineChars="0"/>
+              <w:textAlignment w:val="baseline"/>
+              <w:rPr>
+                <w:sz w:val="18"/>
+                <w:szCs w:val="18"/>
+              </w:rPr>
             </w:pPr>
             <w:r>
+              <w:rPr>
+                <w:sz w:val="18"/>
+                <w:szCs w:val="18"/>
+              </w:rPr>
               <w:t>KPI数据、监控数据、事件记录、客户反馈</w:t>
             </w:r>
           </w:p>
@@ -10576,8 +11024,14 @@
       </w:tr>
       <w:tr>
         <w:tblPrEx>
-          <w:tblW w:w="8522" w:type="dxa"/>
-          <w:jc w:val="center"/>
+          <w:tblBorders>
+            <w:top w:val="none" w:color="auto" w:sz="0" w:space="0"/>
+            <w:left w:val="none" w:color="auto" w:sz="0" w:space="0"/>
+            <w:bottom w:val="none" w:color="auto" w:sz="0" w:space="0"/>
+            <w:right w:val="none" w:color="auto" w:sz="0" w:space="0"/>
+            <w:insideH w:val="none" w:color="auto" w:sz="0" w:space="0"/>
+            <w:insideV w:val="none" w:color="auto" w:sz="0" w:space="0"/>
+          </w:tblBorders>
           <w:tblCellMar>
             <w:top w:w="0" w:type="dxa"/>
             <w:left w:w="10" w:type="dxa"/>
@@ -10586,7 +11040,7 @@
           </w:tblCellMar>
         </w:tblPrEx>
         <w:trPr>
-          <w:trHeight w:val="0"/>
+          <w:trHeight w:val="0" w:hRule="atLeast"/>
           <w:tblHeader/>
           <w:jc w:val="center"/>
         </w:trPr>
@@ -10594,8 +11048,8 @@
           <w:tcPr>
             <w:tcW w:w="1459" w:type="dxa"/>
             <w:tcBorders>
-              <w:top w:val="single" w:sz="4" w:space="0" w:color="auto"/>
-              <w:left w:val="single" w:sz="12" w:space="0" w:color="auto"/>
+              <w:top w:val="single" w:color="auto" w:sz="4" w:space="0"/>
+              <w:left w:val="single" w:color="auto" w:sz="12" w:space="0"/>
               <w:bottom w:val="nil"/>
               <w:right w:val="nil"/>
             </w:tcBorders>
@@ -10625,12 +11079,17 @@
               <w:ind w:left="0"/>
               <w:jc w:val="left"/>
               <w:textAlignment w:val="baseline"/>
+              <w:rPr>
+                <w:sz w:val="18"/>
+                <w:szCs w:val="18"/>
+              </w:rPr>
             </w:pPr>
             <w:r>
               <w:rPr>
-                <w:rFonts w:ascii="Arial" w:eastAsia="等线" w:hAnsi="Arial" w:cs="Arial"/>
+                <w:rFonts w:ascii="Arial" w:hAnsi="Arial" w:eastAsia="等线" w:cs="Arial"/>
                 <w:b/>
-                <w:sz w:val="22"/>
+                <w:sz w:val="18"/>
+                <w:szCs w:val="18"/>
               </w:rPr>
               <w:t>输出</w:t>
             </w:r>
@@ -10640,10 +11099,10 @@
           <w:tcPr>
             <w:tcW w:w="7063" w:type="dxa"/>
             <w:tcBorders>
-              <w:top w:val="single" w:sz="4" w:space="0" w:color="auto"/>
-              <w:left w:val="single" w:sz="4" w:space="0" w:color="auto"/>
+              <w:top w:val="single" w:color="auto" w:sz="4" w:space="0"/>
+              <w:left w:val="single" w:color="auto" w:sz="4" w:space="0"/>
               <w:bottom w:val="nil"/>
-              <w:right w:val="single" w:sz="12" w:space="0" w:color="auto"/>
+              <w:right w:val="single" w:color="auto" w:sz="12" w:space="0"/>
             </w:tcBorders>
             <w:tcMar>
               <w:top w:w="60" w:type="dxa"/>
@@ -10654,24 +11113,32 @@
           </w:tcPr>
           <w:p>
             <w:pPr>
-              <w:pStyle w:val="a2"/>
-              <w:keepNext w:val="0"/>
-              <w:keepLines w:val="0"/>
-              <w:pageBreakBefore w:val="0"/>
-              <w:widowControl w:val="0"/>
-              <w:kinsoku w:val="0"/>
-              <w:wordWrap/>
-              <w:overflowPunct/>
-              <w:topLinePunct w:val="0"/>
-              <w:autoSpaceDE w:val="0"/>
-              <w:autoSpaceDN w:val="0"/>
-              <w:bidi w:val="0"/>
-              <w:adjustRightInd w:val="0"/>
-              <w:snapToGrid w:val="0"/>
-              <w:ind w:left="0" w:firstLine="0" w:leftChars="0" w:firstLineChars="0"/>
-              <w:textAlignment w:val="baseline"/>
+              <w:pStyle w:val="32"/>
+              <w:keepNext w:val="0"/>
+              <w:keepLines w:val="0"/>
+              <w:pageBreakBefore w:val="0"/>
+              <w:widowControl w:val="0"/>
+              <w:kinsoku w:val="0"/>
+              <w:wordWrap/>
+              <w:overflowPunct/>
+              <w:topLinePunct w:val="0"/>
+              <w:autoSpaceDE w:val="0"/>
+              <w:autoSpaceDN w:val="0"/>
+              <w:bidi w:val="0"/>
+              <w:adjustRightInd w:val="0"/>
+              <w:snapToGrid w:val="0"/>
+              <w:ind w:left="0" w:leftChars="0" w:firstLine="0" w:firstLineChars="0"/>
+              <w:textAlignment w:val="baseline"/>
+              <w:rPr>
+                <w:sz w:val="18"/>
+                <w:szCs w:val="18"/>
+              </w:rPr>
             </w:pPr>
             <w:r>
+              <w:rPr>
+                <w:sz w:val="18"/>
+                <w:szCs w:val="18"/>
+              </w:rPr>
               <w:t>监控指标体系文件、服务监控报告、服务改进计划、SLA评估调整报告</w:t>
             </w:r>
           </w:p>
@@ -10679,8 +11146,14 @@
       </w:tr>
       <w:tr>
         <w:tblPrEx>
-          <w:tblW w:w="8522" w:type="dxa"/>
-          <w:jc w:val="center"/>
+          <w:tblBorders>
+            <w:top w:val="none" w:color="auto" w:sz="0" w:space="0"/>
+            <w:left w:val="none" w:color="auto" w:sz="0" w:space="0"/>
+            <w:bottom w:val="none" w:color="auto" w:sz="0" w:space="0"/>
+            <w:right w:val="none" w:color="auto" w:sz="0" w:space="0"/>
+            <w:insideH w:val="none" w:color="auto" w:sz="0" w:space="0"/>
+            <w:insideV w:val="none" w:color="auto" w:sz="0" w:space="0"/>
+          </w:tblBorders>
           <w:tblCellMar>
             <w:top w:w="0" w:type="dxa"/>
             <w:left w:w="10" w:type="dxa"/>
@@ -10689,7 +11162,7 @@
           </w:tblCellMar>
         </w:tblPrEx>
         <w:trPr>
-          <w:trHeight w:val="0"/>
+          <w:trHeight w:val="0" w:hRule="atLeast"/>
           <w:tblHeader/>
           <w:jc w:val="center"/>
         </w:trPr>
@@ -10697,9 +11170,9 @@
           <w:tcPr>
             <w:tcW w:w="1459" w:type="dxa"/>
             <w:tcBorders>
-              <w:top w:val="single" w:sz="4" w:space="0" w:color="auto"/>
-              <w:left w:val="single" w:sz="12" w:space="0" w:color="auto"/>
-              <w:bottom w:val="single" w:sz="12" w:space="0" w:color="auto"/>
+              <w:top w:val="single" w:color="auto" w:sz="4" w:space="0"/>
+              <w:left w:val="single" w:color="auto" w:sz="12" w:space="0"/>
+              <w:bottom w:val="single" w:color="auto" w:sz="12" w:space="0"/>
               <w:right w:val="nil"/>
             </w:tcBorders>
             <w:tcMar>
@@ -10728,12 +11201,17 @@
               <w:ind w:left="0"/>
               <w:jc w:val="left"/>
               <w:textAlignment w:val="baseline"/>
+              <w:rPr>
+                <w:sz w:val="18"/>
+                <w:szCs w:val="18"/>
+              </w:rPr>
             </w:pPr>
             <w:r>
               <w:rPr>
-                <w:rFonts w:ascii="Arial" w:eastAsia="等线" w:hAnsi="Arial" w:cs="Arial"/>
+                <w:rFonts w:ascii="Arial" w:hAnsi="Arial" w:eastAsia="等线" w:cs="Arial"/>
                 <w:b/>
-                <w:sz w:val="22"/>
+                <w:sz w:val="18"/>
+                <w:szCs w:val="18"/>
               </w:rPr>
               <w:t>责任部门</w:t>
             </w:r>
@@ -10743,10 +11221,10 @@
           <w:tcPr>
             <w:tcW w:w="7063" w:type="dxa"/>
             <w:tcBorders>
-              <w:top w:val="single" w:sz="4" w:space="0" w:color="auto"/>
-              <w:left w:val="single" w:sz="4" w:space="0" w:color="auto"/>
-              <w:bottom w:val="single" w:sz="12" w:space="0" w:color="auto"/>
-              <w:right w:val="single" w:sz="12" w:space="0" w:color="auto"/>
+              <w:top w:val="single" w:color="auto" w:sz="4" w:space="0"/>
+              <w:left w:val="single" w:color="auto" w:sz="4" w:space="0"/>
+              <w:bottom w:val="single" w:color="auto" w:sz="12" w:space="0"/>
+              <w:right w:val="single" w:color="auto" w:sz="12" w:space="0"/>
             </w:tcBorders>
             <w:tcMar>
               <w:top w:w="60" w:type="dxa"/>
@@ -10757,24 +11235,32 @@
           </w:tcPr>
           <w:p>
             <w:pPr>
-              <w:pStyle w:val="a2"/>
-              <w:keepNext w:val="0"/>
-              <w:keepLines w:val="0"/>
-              <w:pageBreakBefore w:val="0"/>
-              <w:widowControl w:val="0"/>
-              <w:kinsoku w:val="0"/>
-              <w:wordWrap/>
-              <w:overflowPunct/>
-              <w:topLinePunct w:val="0"/>
-              <w:autoSpaceDE w:val="0"/>
-              <w:autoSpaceDN w:val="0"/>
-              <w:bidi w:val="0"/>
-              <w:adjustRightInd w:val="0"/>
-              <w:snapToGrid w:val="0"/>
-              <w:ind w:left="0" w:firstLine="0" w:leftChars="0" w:firstLineChars="0"/>
-              <w:textAlignment w:val="baseline"/>
+              <w:pStyle w:val="32"/>
+              <w:keepNext w:val="0"/>
+              <w:keepLines w:val="0"/>
+              <w:pageBreakBefore w:val="0"/>
+              <w:widowControl w:val="0"/>
+              <w:kinsoku w:val="0"/>
+              <w:wordWrap/>
+              <w:overflowPunct/>
+              <w:topLinePunct w:val="0"/>
+              <w:autoSpaceDE w:val="0"/>
+              <w:autoSpaceDN w:val="0"/>
+              <w:bidi w:val="0"/>
+              <w:adjustRightInd w:val="0"/>
+              <w:snapToGrid w:val="0"/>
+              <w:ind w:left="0" w:leftChars="0" w:firstLine="0" w:firstLineChars="0"/>
+              <w:textAlignment w:val="baseline"/>
+              <w:rPr>
+                <w:sz w:val="18"/>
+                <w:szCs w:val="18"/>
+              </w:rPr>
             </w:pPr>
             <w:r>
+              <w:rPr>
+                <w:sz w:val="18"/>
+                <w:szCs w:val="18"/>
+              </w:rPr>
               <w:t>运维部、质量部</w:t>
             </w:r>
           </w:p>
@@ -10783,7 +11269,7 @@
     </w:tbl>
     <w:p>
       <w:pPr>
-        <w:pStyle w:val="1"/>
+        <w:pStyle w:val="31"/>
         <w:keepNext w:val="0"/>
         <w:keepLines w:val="0"/>
         <w:pageBreakBefore w:val="0"/>
@@ -10799,17 +11285,17 @@
         <w:snapToGrid w:val="0"/>
         <w:textAlignment w:val="baseline"/>
       </w:pPr>
-      <w:bookmarkStart w:id="29" w:name="heading_11"/>
-      <w:bookmarkStart w:id="30" w:name="_Toc8215"/>
+      <w:bookmarkStart w:id="28" w:name="heading_11"/>
+      <w:bookmarkStart w:id="29" w:name="_Toc8215"/>
       <w:r>
         <w:t>管理要求</w:t>
       </w:r>
+      <w:bookmarkEnd w:id="28"/>
       <w:bookmarkEnd w:id="29"/>
-      <w:bookmarkEnd w:id="30"/>
     </w:p>
     <w:p>
       <w:pPr>
-        <w:pStyle w:val="a2"/>
+        <w:pStyle w:val="32"/>
         <w:keepNext w:val="0"/>
         <w:keepLines w:val="0"/>
         <w:pageBreakBefore w:val="0"/>
@@ -10855,7 +11341,7 @@
           <w:rFonts w:hint="eastAsia"/>
           <w:lang w:val="en-US" w:eastAsia="zh-CN"/>
         </w:rPr>
-        <w:instrText>"柴_标题1"\n</w:instrText>
+        <w:instrText xml:space="preserve">"柴_标题1"\n</w:instrText>
       </w:r>
       <w:r>
         <w:instrText xml:space="preserve"> \s</w:instrText>
@@ -10872,7 +11358,7 @@
           <w:rFonts w:hint="eastAsia"/>
           <w:lang w:val="en-US" w:eastAsia="zh-CN"/>
         </w:rPr>
-        <w:instrText>* Charformat</w:instrText>
+        <w:instrText xml:space="preserve">* Charformat</w:instrText>
       </w:r>
       <w:r>
         <w:rPr>
@@ -10937,7 +11423,7 @@
         </w:rPr>
         <w:fldChar w:fldCharType="end"/>
       </w:r>
-      <w:bookmarkStart w:id="31" w:name="_Toc2775"/>
+      <w:bookmarkStart w:id="30" w:name="_Toc2775"/>
       <w:r>
         <w:rPr>
           <w:rFonts w:hint="eastAsia"/>
@@ -10948,21 +11434,22 @@
       <w:r>
         <w:t>过程框架管理要求表</w:t>
       </w:r>
-      <w:bookmarkEnd w:id="31"/>
+      <w:bookmarkEnd w:id="30"/>
     </w:p>
     <w:tbl>
       <w:tblPr>
-        <w:tblStyle w:val="TableNormal"/>
+        <w:tblStyle w:val="22"/>
         <w:tblW w:w="8522" w:type="dxa"/>
         <w:jc w:val="center"/>
         <w:tblBorders>
-          <w:top w:val="nil"/>
-          <w:left w:val="nil"/>
-          <w:bottom w:val="nil"/>
-          <w:right w:val="nil"/>
-          <w:insideH w:val="nil"/>
-          <w:insideV w:val="nil"/>
+          <w:top w:val="none" w:color="auto" w:sz="0" w:space="0"/>
+          <w:left w:val="none" w:color="auto" w:sz="0" w:space="0"/>
+          <w:bottom w:val="none" w:color="auto" w:sz="0" w:space="0"/>
+          <w:right w:val="none" w:color="auto" w:sz="0" w:space="0"/>
+          <w:insideH w:val="none" w:color="auto" w:sz="0" w:space="0"/>
+          <w:insideV w:val="none" w:color="auto" w:sz="0" w:space="0"/>
         </w:tblBorders>
+        <w:tblLayout w:type="autofit"/>
         <w:tblCellMar>
           <w:top w:w="0" w:type="dxa"/>
           <w:left w:w="10" w:type="dxa"/>
@@ -10976,15 +11463,13 @@
       </w:tblGrid>
       <w:tr>
         <w:tblPrEx>
-          <w:tblW w:w="8522" w:type="dxa"/>
-          <w:jc w:val="center"/>
           <w:tblBorders>
-            <w:top w:val="nil"/>
-            <w:left w:val="nil"/>
-            <w:bottom w:val="nil"/>
-            <w:right w:val="nil"/>
-            <w:insideH w:val="nil"/>
-            <w:insideV w:val="nil"/>
+            <w:top w:val="none" w:color="auto" w:sz="0" w:space="0"/>
+            <w:left w:val="none" w:color="auto" w:sz="0" w:space="0"/>
+            <w:bottom w:val="none" w:color="auto" w:sz="0" w:space="0"/>
+            <w:right w:val="none" w:color="auto" w:sz="0" w:space="0"/>
+            <w:insideH w:val="none" w:color="auto" w:sz="0" w:space="0"/>
+            <w:insideV w:val="none" w:color="auto" w:sz="0" w:space="0"/>
           </w:tblBorders>
           <w:tblCellMar>
             <w:top w:w="0" w:type="dxa"/>
@@ -10994,7 +11479,7 @@
           </w:tblCellMar>
         </w:tblPrEx>
         <w:trPr>
-          <w:trHeight w:val="0"/>
+          <w:trHeight w:val="0" w:hRule="atLeast"/>
           <w:tblHeader/>
           <w:jc w:val="center"/>
         </w:trPr>
@@ -11002,8 +11487,8 @@
           <w:tcPr>
             <w:tcW w:w="738" w:type="dxa"/>
             <w:tcBorders>
-              <w:top w:val="single" w:sz="12" w:space="0" w:color="auto"/>
-              <w:left w:val="single" w:sz="12" w:space="0" w:color="auto"/>
+              <w:top w:val="single" w:color="auto" w:sz="12" w:space="0"/>
+              <w:left w:val="single" w:color="auto" w:sz="12" w:space="0"/>
               <w:bottom w:val="nil"/>
               <w:right w:val="nil"/>
             </w:tcBorders>
@@ -11017,7 +11502,7 @@
           </w:tcPr>
           <w:p>
             <w:pPr>
-              <w:pStyle w:val="a2"/>
+              <w:pStyle w:val="32"/>
               <w:keepNext w:val="0"/>
               <w:keepLines w:val="0"/>
               <w:pageBreakBefore w:val="0"/>
@@ -11032,7 +11517,7 @@
               <w:adjustRightInd w:val="0"/>
               <w:snapToGrid w:val="0"/>
               <w:spacing w:line="240" w:lineRule="auto"/>
-              <w:ind w:left="0" w:right="0" w:firstLine="0" w:leftChars="0" w:rightChars="0" w:firstLineChars="0"/>
+              <w:ind w:left="0" w:leftChars="0" w:right="0" w:rightChars="0" w:firstLine="0" w:firstLineChars="0"/>
               <w:jc w:val="center"/>
               <w:textAlignment w:val="baseline"/>
               <w:rPr>
@@ -11051,10 +11536,10 @@
           <w:tcPr>
             <w:tcW w:w="7784" w:type="dxa"/>
             <w:tcBorders>
-              <w:top w:val="single" w:sz="12" w:space="0" w:color="auto"/>
-              <w:left w:val="single" w:sz="4" w:space="0" w:color="auto"/>
+              <w:top w:val="single" w:color="auto" w:sz="12" w:space="0"/>
+              <w:left w:val="single" w:color="auto" w:sz="4" w:space="0"/>
               <w:bottom w:val="nil"/>
-              <w:right w:val="single" w:sz="12" w:space="0" w:color="auto"/>
+              <w:right w:val="single" w:color="auto" w:sz="12" w:space="0"/>
             </w:tcBorders>
             <w:tcMar>
               <w:top w:w="60" w:type="dxa"/>
@@ -11066,7 +11551,7 @@
           </w:tcPr>
           <w:p>
             <w:pPr>
-              <w:pStyle w:val="a2"/>
+              <w:pStyle w:val="32"/>
               <w:keepNext w:val="0"/>
               <w:keepLines w:val="0"/>
               <w:pageBreakBefore w:val="0"/>
@@ -11081,7 +11566,7 @@
               <w:adjustRightInd w:val="0"/>
               <w:snapToGrid w:val="0"/>
               <w:spacing w:line="240" w:lineRule="auto"/>
-              <w:ind w:left="0" w:right="0" w:firstLine="0" w:leftChars="0" w:rightChars="0" w:firstLineChars="0"/>
+              <w:ind w:left="0" w:leftChars="0" w:right="0" w:rightChars="0" w:firstLine="0" w:firstLineChars="0"/>
               <w:jc w:val="center"/>
               <w:textAlignment w:val="baseline"/>
               <w:rPr>
@@ -11099,8 +11584,14 @@
       </w:tr>
       <w:tr>
         <w:tblPrEx>
-          <w:tblW w:w="8522" w:type="dxa"/>
-          <w:jc w:val="center"/>
+          <w:tblBorders>
+            <w:top w:val="none" w:color="auto" w:sz="0" w:space="0"/>
+            <w:left w:val="none" w:color="auto" w:sz="0" w:space="0"/>
+            <w:bottom w:val="none" w:color="auto" w:sz="0" w:space="0"/>
+            <w:right w:val="none" w:color="auto" w:sz="0" w:space="0"/>
+            <w:insideH w:val="none" w:color="auto" w:sz="0" w:space="0"/>
+            <w:insideV w:val="none" w:color="auto" w:sz="0" w:space="0"/>
+          </w:tblBorders>
           <w:tblCellMar>
             <w:top w:w="0" w:type="dxa"/>
             <w:left w:w="10" w:type="dxa"/>
@@ -11109,15 +11600,15 @@
           </w:tblCellMar>
         </w:tblPrEx>
         <w:trPr>
-          <w:trHeight w:val="0"/>
+          <w:trHeight w:val="0" w:hRule="atLeast"/>
           <w:jc w:val="center"/>
         </w:trPr>
         <w:tc>
           <w:tcPr>
             <w:tcW w:w="738" w:type="dxa"/>
             <w:tcBorders>
-              <w:top w:val="single" w:sz="4" w:space="0" w:color="auto"/>
-              <w:left w:val="single" w:sz="12" w:space="0" w:color="auto"/>
+              <w:top w:val="single" w:color="auto" w:sz="4" w:space="0"/>
+              <w:left w:val="single" w:color="auto" w:sz="12" w:space="0"/>
               <w:bottom w:val="nil"/>
               <w:right w:val="nil"/>
             </w:tcBorders>
@@ -11131,7 +11622,7 @@
           </w:tcPr>
           <w:p>
             <w:pPr>
-              <w:pStyle w:val="a2"/>
+              <w:pStyle w:val="32"/>
               <w:keepNext w:val="0"/>
               <w:keepLines w:val="0"/>
               <w:pageBreakBefore w:val="0"/>
@@ -11146,7 +11637,7 @@
               <w:adjustRightInd w:val="0"/>
               <w:snapToGrid w:val="0"/>
               <w:spacing w:line="240" w:lineRule="auto"/>
-              <w:ind w:left="0" w:right="0" w:firstLine="0" w:leftChars="0" w:rightChars="0" w:firstLineChars="0"/>
+              <w:ind w:left="0" w:leftChars="0" w:right="0" w:rightChars="0" w:firstLine="0" w:firstLineChars="0"/>
               <w:jc w:val="center"/>
               <w:textAlignment w:val="baseline"/>
             </w:pPr>
@@ -11159,10 +11650,10 @@
           <w:tcPr>
             <w:tcW w:w="7784" w:type="dxa"/>
             <w:tcBorders>
-              <w:top w:val="single" w:sz="4" w:space="0" w:color="auto"/>
-              <w:left w:val="single" w:sz="4" w:space="0" w:color="auto"/>
+              <w:top w:val="single" w:color="auto" w:sz="4" w:space="0"/>
+              <w:left w:val="single" w:color="auto" w:sz="4" w:space="0"/>
               <w:bottom w:val="nil"/>
-              <w:right w:val="single" w:sz="12" w:space="0" w:color="auto"/>
+              <w:right w:val="single" w:color="auto" w:sz="12" w:space="0"/>
             </w:tcBorders>
             <w:tcMar>
               <w:top w:w="60" w:type="dxa"/>
@@ -11174,7 +11665,7 @@
           </w:tcPr>
           <w:p>
             <w:pPr>
-              <w:pStyle w:val="a2"/>
+              <w:pStyle w:val="32"/>
               <w:keepNext w:val="0"/>
               <w:keepLines w:val="0"/>
               <w:pageBreakBefore w:val="0"/>
@@ -11189,7 +11680,7 @@
               <w:adjustRightInd w:val="0"/>
               <w:snapToGrid w:val="0"/>
               <w:spacing w:line="240" w:lineRule="auto"/>
-              <w:ind w:left="0" w:right="0" w:firstLine="0" w:leftChars="0" w:rightChars="0" w:firstLineChars="0"/>
+              <w:ind w:left="0" w:leftChars="0" w:right="0" w:rightChars="0" w:firstLine="0" w:firstLineChars="0"/>
               <w:jc w:val="center"/>
               <w:textAlignment w:val="baseline"/>
             </w:pPr>
@@ -11201,8 +11692,14 @@
       </w:tr>
       <w:tr>
         <w:tblPrEx>
-          <w:tblW w:w="8522" w:type="dxa"/>
-          <w:jc w:val="center"/>
+          <w:tblBorders>
+            <w:top w:val="none" w:color="auto" w:sz="0" w:space="0"/>
+            <w:left w:val="none" w:color="auto" w:sz="0" w:space="0"/>
+            <w:bottom w:val="none" w:color="auto" w:sz="0" w:space="0"/>
+            <w:right w:val="none" w:color="auto" w:sz="0" w:space="0"/>
+            <w:insideH w:val="none" w:color="auto" w:sz="0" w:space="0"/>
+            <w:insideV w:val="none" w:color="auto" w:sz="0" w:space="0"/>
+          </w:tblBorders>
           <w:tblCellMar>
             <w:top w:w="0" w:type="dxa"/>
             <w:left w:w="10" w:type="dxa"/>
@@ -11211,15 +11708,15 @@
           </w:tblCellMar>
         </w:tblPrEx>
         <w:trPr>
-          <w:trHeight w:val="0"/>
+          <w:trHeight w:val="0" w:hRule="atLeast"/>
           <w:jc w:val="center"/>
         </w:trPr>
         <w:tc>
           <w:tcPr>
             <w:tcW w:w="738" w:type="dxa"/>
             <w:tcBorders>
-              <w:top w:val="single" w:sz="4" w:space="0" w:color="auto"/>
-              <w:left w:val="single" w:sz="12" w:space="0" w:color="auto"/>
+              <w:top w:val="single" w:color="auto" w:sz="4" w:space="0"/>
+              <w:left w:val="single" w:color="auto" w:sz="12" w:space="0"/>
               <w:bottom w:val="nil"/>
               <w:right w:val="nil"/>
             </w:tcBorders>
@@ -11233,7 +11730,7 @@
           </w:tcPr>
           <w:p>
             <w:pPr>
-              <w:pStyle w:val="a2"/>
+              <w:pStyle w:val="32"/>
               <w:keepNext w:val="0"/>
               <w:keepLines w:val="0"/>
               <w:pageBreakBefore w:val="0"/>
@@ -11248,7 +11745,7 @@
               <w:adjustRightInd w:val="0"/>
               <w:snapToGrid w:val="0"/>
               <w:spacing w:line="240" w:lineRule="auto"/>
-              <w:ind w:left="0" w:right="0" w:firstLine="0" w:leftChars="0" w:rightChars="0" w:firstLineChars="0"/>
+              <w:ind w:left="0" w:leftChars="0" w:right="0" w:rightChars="0" w:firstLine="0" w:firstLineChars="0"/>
               <w:jc w:val="center"/>
               <w:textAlignment w:val="baseline"/>
             </w:pPr>
@@ -11261,10 +11758,10 @@
           <w:tcPr>
             <w:tcW w:w="7784" w:type="dxa"/>
             <w:tcBorders>
-              <w:top w:val="single" w:sz="4" w:space="0" w:color="auto"/>
-              <w:left w:val="single" w:sz="4" w:space="0" w:color="auto"/>
+              <w:top w:val="single" w:color="auto" w:sz="4" w:space="0"/>
+              <w:left w:val="single" w:color="auto" w:sz="4" w:space="0"/>
               <w:bottom w:val="nil"/>
-              <w:right w:val="single" w:sz="12" w:space="0" w:color="auto"/>
+              <w:right w:val="single" w:color="auto" w:sz="12" w:space="0"/>
             </w:tcBorders>
             <w:tcMar>
               <w:top w:w="60" w:type="dxa"/>
@@ -11276,7 +11773,7 @@
           </w:tcPr>
           <w:p>
             <w:pPr>
-              <w:pStyle w:val="a2"/>
+              <w:pStyle w:val="32"/>
               <w:keepNext w:val="0"/>
               <w:keepLines w:val="0"/>
               <w:pageBreakBefore w:val="0"/>
@@ -11291,7 +11788,7 @@
               <w:adjustRightInd w:val="0"/>
               <w:snapToGrid w:val="0"/>
               <w:spacing w:line="240" w:lineRule="auto"/>
-              <w:ind w:left="0" w:right="0" w:firstLine="0" w:leftChars="0" w:rightChars="0" w:firstLineChars="0"/>
+              <w:ind w:left="0" w:leftChars="0" w:right="0" w:rightChars="0" w:firstLine="0" w:firstLineChars="0"/>
               <w:jc w:val="center"/>
               <w:textAlignment w:val="baseline"/>
             </w:pPr>
@@ -11303,8 +11800,14 @@
       </w:tr>
       <w:tr>
         <w:tblPrEx>
-          <w:tblW w:w="8522" w:type="dxa"/>
-          <w:jc w:val="center"/>
+          <w:tblBorders>
+            <w:top w:val="none" w:color="auto" w:sz="0" w:space="0"/>
+            <w:left w:val="none" w:color="auto" w:sz="0" w:space="0"/>
+            <w:bottom w:val="none" w:color="auto" w:sz="0" w:space="0"/>
+            <w:right w:val="none" w:color="auto" w:sz="0" w:space="0"/>
+            <w:insideH w:val="none" w:color="auto" w:sz="0" w:space="0"/>
+            <w:insideV w:val="none" w:color="auto" w:sz="0" w:space="0"/>
+          </w:tblBorders>
           <w:tblCellMar>
             <w:top w:w="0" w:type="dxa"/>
             <w:left w:w="10" w:type="dxa"/>
@@ -11313,15 +11816,15 @@
           </w:tblCellMar>
         </w:tblPrEx>
         <w:trPr>
-          <w:trHeight w:val="0"/>
+          <w:trHeight w:val="0" w:hRule="atLeast"/>
           <w:jc w:val="center"/>
         </w:trPr>
         <w:tc>
           <w:tcPr>
             <w:tcW w:w="738" w:type="dxa"/>
             <w:tcBorders>
-              <w:top w:val="single" w:sz="4" w:space="0" w:color="auto"/>
-              <w:left w:val="single" w:sz="12" w:space="0" w:color="auto"/>
+              <w:top w:val="single" w:color="auto" w:sz="4" w:space="0"/>
+              <w:left w:val="single" w:color="auto" w:sz="12" w:space="0"/>
               <w:bottom w:val="nil"/>
               <w:right w:val="nil"/>
             </w:tcBorders>
@@ -11335,7 +11838,7 @@
           </w:tcPr>
           <w:p>
             <w:pPr>
-              <w:pStyle w:val="a2"/>
+              <w:pStyle w:val="32"/>
               <w:keepNext w:val="0"/>
               <w:keepLines w:val="0"/>
               <w:pageBreakBefore w:val="0"/>
@@ -11350,7 +11853,7 @@
               <w:adjustRightInd w:val="0"/>
               <w:snapToGrid w:val="0"/>
               <w:spacing w:line="240" w:lineRule="auto"/>
-              <w:ind w:left="0" w:right="0" w:firstLine="0" w:leftChars="0" w:rightChars="0" w:firstLineChars="0"/>
+              <w:ind w:left="0" w:leftChars="0" w:right="0" w:rightChars="0" w:firstLine="0" w:firstLineChars="0"/>
               <w:jc w:val="center"/>
               <w:textAlignment w:val="baseline"/>
             </w:pPr>
@@ -11363,10 +11866,10 @@
           <w:tcPr>
             <w:tcW w:w="7784" w:type="dxa"/>
             <w:tcBorders>
-              <w:top w:val="single" w:sz="4" w:space="0" w:color="auto"/>
-              <w:left w:val="single" w:sz="4" w:space="0" w:color="auto"/>
+              <w:top w:val="single" w:color="auto" w:sz="4" w:space="0"/>
+              <w:left w:val="single" w:color="auto" w:sz="4" w:space="0"/>
               <w:bottom w:val="nil"/>
-              <w:right w:val="single" w:sz="12" w:space="0" w:color="auto"/>
+              <w:right w:val="single" w:color="auto" w:sz="12" w:space="0"/>
             </w:tcBorders>
             <w:tcMar>
               <w:top w:w="60" w:type="dxa"/>
@@ -11378,7 +11881,7 @@
           </w:tcPr>
           <w:p>
             <w:pPr>
-              <w:pStyle w:val="a2"/>
+              <w:pStyle w:val="32"/>
               <w:keepNext w:val="0"/>
               <w:keepLines w:val="0"/>
               <w:pageBreakBefore w:val="0"/>
@@ -11393,7 +11896,7 @@
               <w:adjustRightInd w:val="0"/>
               <w:snapToGrid w:val="0"/>
               <w:spacing w:line="240" w:lineRule="auto"/>
-              <w:ind w:left="0" w:right="0" w:firstLine="0" w:leftChars="0" w:rightChars="0" w:firstLineChars="0"/>
+              <w:ind w:left="0" w:leftChars="0" w:right="0" w:rightChars="0" w:firstLine="0" w:firstLineChars="0"/>
               <w:jc w:val="center"/>
               <w:textAlignment w:val="baseline"/>
             </w:pPr>
@@ -11405,8 +11908,14 @@
       </w:tr>
       <w:tr>
         <w:tblPrEx>
-          <w:tblW w:w="8522" w:type="dxa"/>
-          <w:jc w:val="center"/>
+          <w:tblBorders>
+            <w:top w:val="none" w:color="auto" w:sz="0" w:space="0"/>
+            <w:left w:val="none" w:color="auto" w:sz="0" w:space="0"/>
+            <w:bottom w:val="none" w:color="auto" w:sz="0" w:space="0"/>
+            <w:right w:val="none" w:color="auto" w:sz="0" w:space="0"/>
+            <w:insideH w:val="none" w:color="auto" w:sz="0" w:space="0"/>
+            <w:insideV w:val="none" w:color="auto" w:sz="0" w:space="0"/>
+          </w:tblBorders>
           <w:tblCellMar>
             <w:top w:w="0" w:type="dxa"/>
             <w:left w:w="10" w:type="dxa"/>
@@ -11415,15 +11924,15 @@
           </w:tblCellMar>
         </w:tblPrEx>
         <w:trPr>
-          <w:trHeight w:val="0"/>
+          <w:trHeight w:val="0" w:hRule="atLeast"/>
           <w:jc w:val="center"/>
         </w:trPr>
         <w:tc>
           <w:tcPr>
             <w:tcW w:w="738" w:type="dxa"/>
             <w:tcBorders>
-              <w:top w:val="single" w:sz="4" w:space="0" w:color="auto"/>
-              <w:left w:val="single" w:sz="12" w:space="0" w:color="auto"/>
+              <w:top w:val="single" w:color="auto" w:sz="4" w:space="0"/>
+              <w:left w:val="single" w:color="auto" w:sz="12" w:space="0"/>
               <w:bottom w:val="nil"/>
               <w:right w:val="nil"/>
             </w:tcBorders>
@@ -11437,7 +11946,7 @@
           </w:tcPr>
           <w:p>
             <w:pPr>
-              <w:pStyle w:val="a2"/>
+              <w:pStyle w:val="32"/>
               <w:keepNext w:val="0"/>
               <w:keepLines w:val="0"/>
               <w:pageBreakBefore w:val="0"/>
@@ -11452,7 +11961,7 @@
               <w:adjustRightInd w:val="0"/>
               <w:snapToGrid w:val="0"/>
               <w:spacing w:line="240" w:lineRule="auto"/>
-              <w:ind w:left="0" w:right="0" w:firstLine="0" w:leftChars="0" w:rightChars="0" w:firstLineChars="0"/>
+              <w:ind w:left="0" w:leftChars="0" w:right="0" w:rightChars="0" w:firstLine="0" w:firstLineChars="0"/>
               <w:jc w:val="center"/>
               <w:textAlignment w:val="baseline"/>
             </w:pPr>
@@ -11465,10 +11974,10 @@
           <w:tcPr>
             <w:tcW w:w="7784" w:type="dxa"/>
             <w:tcBorders>
-              <w:top w:val="single" w:sz="4" w:space="0" w:color="auto"/>
-              <w:left w:val="single" w:sz="4" w:space="0" w:color="auto"/>
+              <w:top w:val="single" w:color="auto" w:sz="4" w:space="0"/>
+              <w:left w:val="single" w:color="auto" w:sz="4" w:space="0"/>
               <w:bottom w:val="nil"/>
-              <w:right w:val="single" w:sz="12" w:space="0" w:color="auto"/>
+              <w:right w:val="single" w:color="auto" w:sz="12" w:space="0"/>
             </w:tcBorders>
             <w:tcMar>
               <w:top w:w="60" w:type="dxa"/>
@@ -11480,7 +11989,7 @@
           </w:tcPr>
           <w:p>
             <w:pPr>
-              <w:pStyle w:val="a2"/>
+              <w:pStyle w:val="32"/>
               <w:keepNext w:val="0"/>
               <w:keepLines w:val="0"/>
               <w:pageBreakBefore w:val="0"/>
@@ -11495,7 +12004,7 @@
               <w:adjustRightInd w:val="0"/>
               <w:snapToGrid w:val="0"/>
               <w:spacing w:line="240" w:lineRule="auto"/>
-              <w:ind w:left="0" w:right="0" w:firstLine="0" w:leftChars="0" w:rightChars="0" w:firstLineChars="0"/>
+              <w:ind w:left="0" w:leftChars="0" w:right="0" w:rightChars="0" w:firstLine="0" w:firstLineChars="0"/>
               <w:jc w:val="center"/>
               <w:textAlignment w:val="baseline"/>
             </w:pPr>
@@ -11507,8 +12016,14 @@
       </w:tr>
       <w:tr>
         <w:tblPrEx>
-          <w:tblW w:w="8522" w:type="dxa"/>
-          <w:jc w:val="center"/>
+          <w:tblBorders>
+            <w:top w:val="none" w:color="auto" w:sz="0" w:space="0"/>
+            <w:left w:val="none" w:color="auto" w:sz="0" w:space="0"/>
+            <w:bottom w:val="none" w:color="auto" w:sz="0" w:space="0"/>
+            <w:right w:val="none" w:color="auto" w:sz="0" w:space="0"/>
+            <w:insideH w:val="none" w:color="auto" w:sz="0" w:space="0"/>
+            <w:insideV w:val="none" w:color="auto" w:sz="0" w:space="0"/>
+          </w:tblBorders>
           <w:tblCellMar>
             <w:top w:w="0" w:type="dxa"/>
             <w:left w:w="10" w:type="dxa"/>
@@ -11517,16 +12032,16 @@
           </w:tblCellMar>
         </w:tblPrEx>
         <w:trPr>
-          <w:trHeight w:val="0"/>
+          <w:trHeight w:val="0" w:hRule="atLeast"/>
           <w:jc w:val="center"/>
         </w:trPr>
         <w:tc>
           <w:tcPr>
             <w:tcW w:w="738" w:type="dxa"/>
             <w:tcBorders>
-              <w:top w:val="single" w:sz="4" w:space="0" w:color="auto"/>
-              <w:left w:val="single" w:sz="12" w:space="0" w:color="auto"/>
-              <w:bottom w:val="single" w:sz="12" w:space="0" w:color="auto"/>
+              <w:top w:val="single" w:color="auto" w:sz="4" w:space="0"/>
+              <w:left w:val="single" w:color="auto" w:sz="12" w:space="0"/>
+              <w:bottom w:val="single" w:color="auto" w:sz="12" w:space="0"/>
               <w:right w:val="nil"/>
             </w:tcBorders>
             <w:tcMar>
@@ -11539,7 +12054,7 @@
           </w:tcPr>
           <w:p>
             <w:pPr>
-              <w:pStyle w:val="a2"/>
+              <w:pStyle w:val="32"/>
               <w:keepNext w:val="0"/>
               <w:keepLines w:val="0"/>
               <w:pageBreakBefore w:val="0"/>
@@ -11554,7 +12069,7 @@
               <w:adjustRightInd w:val="0"/>
               <w:snapToGrid w:val="0"/>
               <w:spacing w:line="240" w:lineRule="auto"/>
-              <w:ind w:left="0" w:right="0" w:firstLine="0" w:leftChars="0" w:rightChars="0" w:firstLineChars="0"/>
+              <w:ind w:left="0" w:leftChars="0" w:right="0" w:rightChars="0" w:firstLine="0" w:firstLineChars="0"/>
               <w:jc w:val="center"/>
               <w:textAlignment w:val="baseline"/>
             </w:pPr>
@@ -11567,10 +12082,10 @@
           <w:tcPr>
             <w:tcW w:w="7784" w:type="dxa"/>
             <w:tcBorders>
-              <w:top w:val="single" w:sz="4" w:space="0" w:color="auto"/>
-              <w:left w:val="single" w:sz="4" w:space="0" w:color="auto"/>
-              <w:bottom w:val="single" w:sz="12" w:space="0" w:color="auto"/>
-              <w:right w:val="single" w:sz="12" w:space="0" w:color="auto"/>
+              <w:top w:val="single" w:color="auto" w:sz="4" w:space="0"/>
+              <w:left w:val="single" w:color="auto" w:sz="4" w:space="0"/>
+              <w:bottom w:val="single" w:color="auto" w:sz="12" w:space="0"/>
+              <w:right w:val="single" w:color="auto" w:sz="12" w:space="0"/>
             </w:tcBorders>
             <w:tcMar>
               <w:top w:w="60" w:type="dxa"/>
@@ -11582,7 +12097,7 @@
           </w:tcPr>
           <w:p>
             <w:pPr>
-              <w:pStyle w:val="a2"/>
+              <w:pStyle w:val="32"/>
               <w:keepNext w:val="0"/>
               <w:keepLines w:val="0"/>
               <w:pageBreakBefore w:val="0"/>
@@ -11597,7 +12112,7 @@
               <w:adjustRightInd w:val="0"/>
               <w:snapToGrid w:val="0"/>
               <w:spacing w:line="240" w:lineRule="auto"/>
-              <w:ind w:left="0" w:right="0" w:firstLine="0" w:leftChars="0" w:rightChars="0" w:firstLineChars="0"/>
+              <w:ind w:left="0" w:leftChars="0" w:right="0" w:rightChars="0" w:firstLine="0" w:firstLineChars="0"/>
               <w:jc w:val="center"/>
               <w:textAlignment w:val="baseline"/>
             </w:pPr>
@@ -11610,7 +12125,7 @@
     </w:tbl>
     <w:p>
       <w:pPr>
-        <w:pStyle w:val="1"/>
+        <w:pStyle w:val="31"/>
         <w:keepNext w:val="0"/>
         <w:keepLines w:val="0"/>
         <w:pageBreakBefore w:val="0"/>
@@ -11626,17 +12141,17 @@
         <w:snapToGrid w:val="0"/>
         <w:textAlignment w:val="baseline"/>
       </w:pPr>
+      <w:bookmarkStart w:id="31" w:name="_Toc28773"/>
       <w:bookmarkStart w:id="32" w:name="heading_12"/>
-      <w:bookmarkStart w:id="33" w:name="_Toc28773"/>
       <w:r>
         <w:t>奖惩机制</w:t>
       </w:r>
+      <w:bookmarkEnd w:id="31"/>
       <w:bookmarkEnd w:id="32"/>
-      <w:bookmarkEnd w:id="33"/>
     </w:p>
     <w:p>
       <w:pPr>
-        <w:pStyle w:val="a2"/>
+        <w:pStyle w:val="32"/>
         <w:keepNext w:val="0"/>
         <w:keepLines w:val="0"/>
         <w:pageBreakBefore w:val="0"/>
@@ -11682,7 +12197,7 @@
           <w:rFonts w:hint="eastAsia"/>
           <w:lang w:val="en-US" w:eastAsia="zh-CN"/>
         </w:rPr>
-        <w:instrText>"柴_标题1"\n</w:instrText>
+        <w:instrText xml:space="preserve">"柴_标题1"\n</w:instrText>
       </w:r>
       <w:r>
         <w:instrText xml:space="preserve"> \s</w:instrText>
@@ -11699,7 +12214,7 @@
           <w:rFonts w:hint="eastAsia"/>
           <w:lang w:val="en-US" w:eastAsia="zh-CN"/>
         </w:rPr>
-        <w:instrText>* Charformat</w:instrText>
+        <w:instrText xml:space="preserve">* Charformat</w:instrText>
       </w:r>
       <w:r>
         <w:rPr>
@@ -11764,7 +12279,7 @@
         </w:rPr>
         <w:fldChar w:fldCharType="end"/>
       </w:r>
-      <w:bookmarkStart w:id="34" w:name="_Toc7602"/>
+      <w:bookmarkStart w:id="33" w:name="_Toc7602"/>
       <w:r>
         <w:rPr>
           <w:rFonts w:hint="eastAsia"/>
@@ -11775,21 +12290,22 @@
       <w:r>
         <w:t>过程框架奖惩机制表</w:t>
       </w:r>
-      <w:bookmarkEnd w:id="34"/>
+      <w:bookmarkEnd w:id="33"/>
     </w:p>
     <w:tbl>
       <w:tblPr>
-        <w:tblStyle w:val="TableNormal"/>
+        <w:tblStyle w:val="22"/>
         <w:tblW w:w="8522" w:type="dxa"/>
         <w:jc w:val="center"/>
         <w:tblBorders>
-          <w:top w:val="nil"/>
-          <w:left w:val="nil"/>
-          <w:bottom w:val="nil"/>
-          <w:right w:val="nil"/>
-          <w:insideH w:val="nil"/>
-          <w:insideV w:val="nil"/>
+          <w:top w:val="none" w:color="auto" w:sz="0" w:space="0"/>
+          <w:left w:val="none" w:color="auto" w:sz="0" w:space="0"/>
+          <w:bottom w:val="none" w:color="auto" w:sz="0" w:space="0"/>
+          <w:right w:val="none" w:color="auto" w:sz="0" w:space="0"/>
+          <w:insideH w:val="none" w:color="auto" w:sz="0" w:space="0"/>
+          <w:insideV w:val="none" w:color="auto" w:sz="0" w:space="0"/>
         </w:tblBorders>
+        <w:tblLayout w:type="autofit"/>
         <w:tblCellMar>
           <w:top w:w="0" w:type="dxa"/>
           <w:left w:w="10" w:type="dxa"/>
@@ -11803,15 +12319,13 @@
       </w:tblGrid>
       <w:tr>
         <w:tblPrEx>
-          <w:tblW w:w="8522" w:type="dxa"/>
-          <w:jc w:val="center"/>
           <w:tblBorders>
-            <w:top w:val="nil"/>
-            <w:left w:val="nil"/>
-            <w:bottom w:val="nil"/>
-            <w:right w:val="nil"/>
-            <w:insideH w:val="nil"/>
-            <w:insideV w:val="nil"/>
+            <w:top w:val="none" w:color="auto" w:sz="0" w:space="0"/>
+            <w:left w:val="none" w:color="auto" w:sz="0" w:space="0"/>
+            <w:bottom w:val="none" w:color="auto" w:sz="0" w:space="0"/>
+            <w:right w:val="none" w:color="auto" w:sz="0" w:space="0"/>
+            <w:insideH w:val="none" w:color="auto" w:sz="0" w:space="0"/>
+            <w:insideV w:val="none" w:color="auto" w:sz="0" w:space="0"/>
           </w:tblBorders>
           <w:tblCellMar>
             <w:top w:w="0" w:type="dxa"/>
@@ -11821,7 +12335,7 @@
           </w:tblCellMar>
         </w:tblPrEx>
         <w:trPr>
-          <w:trHeight w:val="0"/>
+          <w:trHeight w:val="0" w:hRule="atLeast"/>
           <w:tblHeader/>
           <w:jc w:val="center"/>
         </w:trPr>
@@ -11829,8 +12343,8 @@
           <w:tcPr>
             <w:tcW w:w="737" w:type="dxa"/>
             <w:tcBorders>
-              <w:top w:val="single" w:sz="12" w:space="0" w:color="auto"/>
-              <w:left w:val="single" w:sz="12" w:space="0" w:color="auto"/>
+              <w:top w:val="single" w:color="auto" w:sz="12" w:space="0"/>
+              <w:left w:val="single" w:color="auto" w:sz="12" w:space="0"/>
               <w:bottom w:val="nil"/>
               <w:right w:val="nil"/>
             </w:tcBorders>
@@ -11844,7 +12358,7 @@
           </w:tcPr>
           <w:p>
             <w:pPr>
-              <w:pStyle w:val="a2"/>
+              <w:pStyle w:val="32"/>
               <w:keepNext w:val="0"/>
               <w:keepLines w:val="0"/>
               <w:pageBreakBefore w:val="0"/>
@@ -11859,7 +12373,7 @@
               <w:adjustRightInd w:val="0"/>
               <w:snapToGrid w:val="0"/>
               <w:spacing w:line="240" w:lineRule="auto"/>
-              <w:ind w:left="0" w:right="0" w:firstLine="0" w:leftChars="0" w:rightChars="0" w:firstLineChars="0"/>
+              <w:ind w:left="0" w:leftChars="0" w:right="0" w:rightChars="0" w:firstLine="0" w:firstLineChars="0"/>
               <w:jc w:val="center"/>
               <w:textAlignment w:val="baseline"/>
               <w:rPr>
@@ -11878,10 +12392,10 @@
           <w:tcPr>
             <w:tcW w:w="7785" w:type="dxa"/>
             <w:tcBorders>
-              <w:top w:val="single" w:sz="12" w:space="0" w:color="auto"/>
-              <w:left w:val="single" w:sz="4" w:space="0" w:color="auto"/>
+              <w:top w:val="single" w:color="auto" w:sz="12" w:space="0"/>
+              <w:left w:val="single" w:color="auto" w:sz="4" w:space="0"/>
               <w:bottom w:val="nil"/>
-              <w:right w:val="single" w:sz="12" w:space="0" w:color="auto"/>
+              <w:right w:val="single" w:color="auto" w:sz="12" w:space="0"/>
             </w:tcBorders>
             <w:tcMar>
               <w:top w:w="60" w:type="dxa"/>
@@ -11893,7 +12407,7 @@
           </w:tcPr>
           <w:p>
             <w:pPr>
-              <w:pStyle w:val="a2"/>
+              <w:pStyle w:val="32"/>
               <w:keepNext w:val="0"/>
               <w:keepLines w:val="0"/>
               <w:pageBreakBefore w:val="0"/>
@@ -11908,7 +12422,7 @@
               <w:adjustRightInd w:val="0"/>
               <w:snapToGrid w:val="0"/>
               <w:spacing w:line="240" w:lineRule="auto"/>
-              <w:ind w:left="0" w:right="0" w:firstLine="0" w:leftChars="0" w:rightChars="0" w:firstLineChars="0"/>
+              <w:ind w:left="0" w:leftChars="0" w:right="0" w:rightChars="0" w:firstLine="0" w:firstLineChars="0"/>
               <w:jc w:val="center"/>
               <w:textAlignment w:val="baseline"/>
               <w:rPr>
@@ -11926,8 +12440,14 @@
       </w:tr>
       <w:tr>
         <w:tblPrEx>
-          <w:tblW w:w="8522" w:type="dxa"/>
-          <w:jc w:val="center"/>
+          <w:tblBorders>
+            <w:top w:val="none" w:color="auto" w:sz="0" w:space="0"/>
+            <w:left w:val="none" w:color="auto" w:sz="0" w:space="0"/>
+            <w:bottom w:val="none" w:color="auto" w:sz="0" w:space="0"/>
+            <w:right w:val="none" w:color="auto" w:sz="0" w:space="0"/>
+            <w:insideH w:val="none" w:color="auto" w:sz="0" w:space="0"/>
+            <w:insideV w:val="none" w:color="auto" w:sz="0" w:space="0"/>
+          </w:tblBorders>
           <w:tblCellMar>
             <w:top w:w="0" w:type="dxa"/>
             <w:left w:w="10" w:type="dxa"/>
@@ -11936,15 +12456,15 @@
           </w:tblCellMar>
         </w:tblPrEx>
         <w:trPr>
-          <w:trHeight w:val="0"/>
+          <w:trHeight w:val="0" w:hRule="atLeast"/>
           <w:jc w:val="center"/>
         </w:trPr>
         <w:tc>
           <w:tcPr>
             <w:tcW w:w="737" w:type="dxa"/>
             <w:tcBorders>
-              <w:top w:val="single" w:sz="4" w:space="0" w:color="auto"/>
-              <w:left w:val="single" w:sz="12" w:space="0" w:color="auto"/>
+              <w:top w:val="single" w:color="auto" w:sz="4" w:space="0"/>
+              <w:left w:val="single" w:color="auto" w:sz="12" w:space="0"/>
               <w:bottom w:val="nil"/>
               <w:right w:val="nil"/>
             </w:tcBorders>
@@ -11972,7 +12492,7 @@
               <w:adjustRightInd w:val="0"/>
               <w:snapToGrid w:val="0"/>
               <w:spacing w:before="120" w:after="120" w:line="240" w:lineRule="auto"/>
-              <w:ind w:left="0" w:right="0" w:firstLine="0" w:leftChars="0" w:rightChars="0" w:firstLineChars="0"/>
+              <w:ind w:left="0" w:leftChars="0" w:right="0" w:rightChars="0" w:firstLine="0" w:firstLineChars="0"/>
               <w:jc w:val="center"/>
               <w:textAlignment w:val="baseline"/>
               <w:rPr>
@@ -11982,7 +12502,7 @@
             </w:pPr>
             <w:r>
               <w:rPr>
-                <w:rFonts w:ascii="Arial" w:eastAsia="宋体" w:hAnsi="Arial" w:cs="Arial"/>
+                <w:rFonts w:ascii="Arial" w:hAnsi="Arial" w:eastAsia="宋体" w:cs="Arial"/>
                 <w:b/>
                 <w:sz w:val="24"/>
               </w:rPr>
@@ -11994,10 +12514,10 @@
           <w:tcPr>
             <w:tcW w:w="7785" w:type="dxa"/>
             <w:tcBorders>
-              <w:top w:val="single" w:sz="4" w:space="0" w:color="auto"/>
-              <w:left w:val="single" w:sz="4" w:space="0" w:color="auto"/>
+              <w:top w:val="single" w:color="auto" w:sz="4" w:space="0"/>
+              <w:left w:val="single" w:color="auto" w:sz="4" w:space="0"/>
               <w:bottom w:val="nil"/>
-              <w:right w:val="single" w:sz="12" w:space="0" w:color="auto"/>
+              <w:right w:val="single" w:color="auto" w:sz="12" w:space="0"/>
             </w:tcBorders>
             <w:tcMar>
               <w:top w:w="60" w:type="dxa"/>
@@ -12009,7 +12529,7 @@
           </w:tcPr>
           <w:p>
             <w:pPr>
-              <w:pStyle w:val="a2"/>
+              <w:pStyle w:val="32"/>
               <w:keepNext w:val="0"/>
               <w:keepLines w:val="0"/>
               <w:pageBreakBefore w:val="0"/>
@@ -12024,7 +12544,7 @@
               <w:adjustRightInd w:val="0"/>
               <w:snapToGrid w:val="0"/>
               <w:spacing w:line="240" w:lineRule="auto"/>
-              <w:ind w:left="0" w:right="0" w:firstLine="0" w:leftChars="0" w:rightChars="0" w:firstLineChars="0"/>
+              <w:ind w:left="0" w:leftChars="0" w:right="0" w:rightChars="0" w:firstLine="0" w:firstLineChars="0"/>
               <w:jc w:val="left"/>
               <w:textAlignment w:val="baseline"/>
               <w:rPr>
@@ -12044,8 +12564,14 @@
       </w:tr>
       <w:tr>
         <w:tblPrEx>
-          <w:tblW w:w="8522" w:type="dxa"/>
-          <w:jc w:val="center"/>
+          <w:tblBorders>
+            <w:top w:val="none" w:color="auto" w:sz="0" w:space="0"/>
+            <w:left w:val="none" w:color="auto" w:sz="0" w:space="0"/>
+            <w:bottom w:val="none" w:color="auto" w:sz="0" w:space="0"/>
+            <w:right w:val="none" w:color="auto" w:sz="0" w:space="0"/>
+            <w:insideH w:val="none" w:color="auto" w:sz="0" w:space="0"/>
+            <w:insideV w:val="none" w:color="auto" w:sz="0" w:space="0"/>
+          </w:tblBorders>
           <w:tblCellMar>
             <w:top w:w="0" w:type="dxa"/>
             <w:left w:w="10" w:type="dxa"/>
@@ -12054,16 +12580,16 @@
           </w:tblCellMar>
         </w:tblPrEx>
         <w:trPr>
-          <w:trHeight w:val="0"/>
+          <w:trHeight w:val="0" w:hRule="atLeast"/>
           <w:jc w:val="center"/>
         </w:trPr>
         <w:tc>
           <w:tcPr>
             <w:tcW w:w="737" w:type="dxa"/>
             <w:tcBorders>
-              <w:top w:val="single" w:sz="4" w:space="0" w:color="auto"/>
-              <w:left w:val="single" w:sz="12" w:space="0" w:color="auto"/>
-              <w:bottom w:val="single" w:sz="12" w:space="0" w:color="auto"/>
+              <w:top w:val="single" w:color="auto" w:sz="4" w:space="0"/>
+              <w:left w:val="single" w:color="auto" w:sz="12" w:space="0"/>
+              <w:bottom w:val="single" w:color="auto" w:sz="12" w:space="0"/>
               <w:right w:val="nil"/>
             </w:tcBorders>
             <w:tcMar>
@@ -12090,7 +12616,7 @@
               <w:adjustRightInd w:val="0"/>
               <w:snapToGrid w:val="0"/>
               <w:spacing w:before="120" w:after="120" w:line="240" w:lineRule="auto"/>
-              <w:ind w:left="0" w:right="0" w:firstLine="0" w:leftChars="0" w:rightChars="0" w:firstLineChars="0"/>
+              <w:ind w:left="0" w:leftChars="0" w:right="0" w:rightChars="0" w:firstLine="0" w:firstLineChars="0"/>
               <w:jc w:val="center"/>
               <w:textAlignment w:val="baseline"/>
               <w:rPr>
@@ -12100,7 +12626,7 @@
             </w:pPr>
             <w:r>
               <w:rPr>
-                <w:rFonts w:ascii="Arial" w:eastAsia="宋体" w:hAnsi="Arial" w:cs="Arial"/>
+                <w:rFonts w:ascii="Arial" w:hAnsi="Arial" w:eastAsia="宋体" w:cs="Arial"/>
                 <w:b/>
                 <w:sz w:val="24"/>
               </w:rPr>
@@ -12112,10 +12638,10 @@
           <w:tcPr>
             <w:tcW w:w="7785" w:type="dxa"/>
             <w:tcBorders>
-              <w:top w:val="single" w:sz="4" w:space="0" w:color="auto"/>
-              <w:left w:val="single" w:sz="4" w:space="0" w:color="auto"/>
-              <w:bottom w:val="single" w:sz="12" w:space="0" w:color="auto"/>
-              <w:right w:val="single" w:sz="12" w:space="0" w:color="auto"/>
+              <w:top w:val="single" w:color="auto" w:sz="4" w:space="0"/>
+              <w:left w:val="single" w:color="auto" w:sz="4" w:space="0"/>
+              <w:bottom w:val="single" w:color="auto" w:sz="12" w:space="0"/>
+              <w:right w:val="single" w:color="auto" w:sz="12" w:space="0"/>
             </w:tcBorders>
             <w:tcMar>
               <w:top w:w="60" w:type="dxa"/>
@@ -12127,7 +12653,7 @@
           </w:tcPr>
           <w:p>
             <w:pPr>
-              <w:pStyle w:val="a2"/>
+              <w:pStyle w:val="32"/>
               <w:keepNext w:val="0"/>
               <w:keepLines w:val="0"/>
               <w:pageBreakBefore w:val="0"/>
@@ -12142,7 +12668,7 @@
               <w:adjustRightInd w:val="0"/>
               <w:snapToGrid w:val="0"/>
               <w:spacing w:line="240" w:lineRule="auto"/>
-              <w:ind w:left="0" w:right="0" w:firstLine="0" w:leftChars="0" w:rightChars="0" w:firstLineChars="0"/>
+              <w:ind w:left="0" w:leftChars="0" w:right="0" w:rightChars="0" w:firstLine="0" w:firstLineChars="0"/>
               <w:jc w:val="left"/>
               <w:textAlignment w:val="baseline"/>
               <w:rPr>
@@ -12163,24 +12689,7 @@
     </w:tbl>
     <w:p>
       <w:pPr>
-        <w:rPr>
-          <w:rFonts w:hint="default"/>
-          <w:lang w:val="en-US" w:eastAsia="zh-CN"/>
-        </w:rPr>
-      </w:pPr>
-      <w:bookmarkStart w:id="35" w:name="_Toc251"/>
-      <w:bookmarkStart w:id="36" w:name="_Toc3590"/>
-      <w:r>
-        <w:rPr>
-          <w:rFonts w:hint="default"/>
-          <w:lang w:val="en-US" w:eastAsia="zh-CN"/>
-        </w:rPr>
-        <w:br w:type="page"/>
-      </w:r>
-    </w:p>
-    <w:p>
-      <w:pPr>
-        <w:pStyle w:val="1"/>
+        <w:pStyle w:val="31"/>
         <w:keepNext w:val="0"/>
         <w:keepLines w:val="0"/>
         <w:pageBreakBefore w:val="0"/>
@@ -12200,6 +12709,10 @@
           <w:lang w:val="en-US" w:eastAsia="zh-CN"/>
         </w:rPr>
       </w:pPr>
+      <w:bookmarkStart w:id="42" w:name="_GoBack"/>
+      <w:bookmarkEnd w:id="42"/>
+      <w:bookmarkStart w:id="34" w:name="_Toc3590"/>
+      <w:bookmarkStart w:id="35" w:name="_Toc251"/>
       <w:r>
         <w:rPr>
           <w:rFonts w:hint="default"/>
@@ -12207,12 +12720,12 @@
         </w:rPr>
         <w:t>KPI指标</w:t>
       </w:r>
+      <w:bookmarkEnd w:id="34"/>
       <w:bookmarkEnd w:id="35"/>
-      <w:bookmarkEnd w:id="36"/>
     </w:p>
     <w:p>
       <w:pPr>
-        <w:pStyle w:val="a2"/>
+        <w:pStyle w:val="32"/>
         <w:keepNext w:val="0"/>
         <w:keepLines w:val="0"/>
         <w:pageBreakBefore w:val="0"/>
@@ -12262,7 +12775,7 @@
           <w:rFonts w:hint="eastAsia"/>
           <w:lang w:val="en-US" w:eastAsia="zh-CN"/>
         </w:rPr>
-        <w:instrText>"柴_标题1"\n</w:instrText>
+        <w:instrText xml:space="preserve">"柴_标题1"\n</w:instrText>
       </w:r>
       <w:r>
         <w:instrText xml:space="preserve"> \s</w:instrText>
@@ -12279,7 +12792,7 @@
           <w:rFonts w:hint="eastAsia"/>
           <w:lang w:val="en-US" w:eastAsia="zh-CN"/>
         </w:rPr>
-        <w:instrText>* Charformat</w:instrText>
+        <w:instrText xml:space="preserve">* Charformat</w:instrText>
       </w:r>
       <w:r>
         <w:rPr>
@@ -12344,7 +12857,7 @@
         </w:rPr>
         <w:fldChar w:fldCharType="end"/>
       </w:r>
-      <w:bookmarkStart w:id="37" w:name="_Toc21283"/>
+      <w:bookmarkStart w:id="36" w:name="_Toc21283"/>
       <w:r>
         <w:rPr>
           <w:rFonts w:hint="default"/>
@@ -12352,22 +12865,23 @@
         </w:rPr>
         <w:t xml:space="preserve"> KPI指标表</w:t>
       </w:r>
-      <w:bookmarkEnd w:id="37"/>
+      <w:bookmarkEnd w:id="36"/>
     </w:p>
     <w:tbl>
       <w:tblPr>
-        <w:tblStyle w:val="TableNormal"/>
+        <w:tblStyle w:val="22"/>
         <w:tblW w:w="8522" w:type="dxa"/>
         <w:jc w:val="center"/>
         <w:tblBorders>
-          <w:top w:val="nil"/>
-          <w:left w:val="nil"/>
-          <w:bottom w:val="nil"/>
-          <w:right w:val="nil"/>
-          <w:insideH w:val="nil"/>
-          <w:insideV w:val="nil"/>
+          <w:top w:val="none" w:color="auto" w:sz="0" w:space="0"/>
+          <w:left w:val="none" w:color="auto" w:sz="0" w:space="0"/>
+          <w:bottom w:val="none" w:color="auto" w:sz="0" w:space="0"/>
+          <w:right w:val="none" w:color="auto" w:sz="0" w:space="0"/>
+          <w:insideH w:val="none" w:color="auto" w:sz="0" w:space="0"/>
+          <w:insideV w:val="none" w:color="auto" w:sz="0" w:space="0"/>
         </w:tblBorders>
         <w:shd w:val="clear" w:color="auto" w:fill="auto"/>
+        <w:tblLayout w:type="autofit"/>
         <w:tblCellMar>
           <w:top w:w="15" w:type="dxa"/>
           <w:left w:w="15" w:type="dxa"/>
@@ -12383,15 +12897,13 @@
       </w:tblGrid>
       <w:tr>
         <w:tblPrEx>
-          <w:tblW w:w="8522" w:type="dxa"/>
-          <w:jc w:val="center"/>
           <w:tblBorders>
-            <w:top w:val="nil"/>
-            <w:left w:val="nil"/>
-            <w:bottom w:val="nil"/>
-            <w:right w:val="nil"/>
-            <w:insideH w:val="nil"/>
-            <w:insideV w:val="nil"/>
+            <w:top w:val="none" w:color="auto" w:sz="0" w:space="0"/>
+            <w:left w:val="none" w:color="auto" w:sz="0" w:space="0"/>
+            <w:bottom w:val="none" w:color="auto" w:sz="0" w:space="0"/>
+            <w:right w:val="none" w:color="auto" w:sz="0" w:space="0"/>
+            <w:insideH w:val="none" w:color="auto" w:sz="0" w:space="0"/>
+            <w:insideV w:val="none" w:color="auto" w:sz="0" w:space="0"/>
           </w:tblBorders>
           <w:shd w:val="clear" w:color="auto" w:fill="auto"/>
           <w:tblCellMar>
@@ -12402,7 +12914,7 @@
           </w:tblCellMar>
         </w:tblPrEx>
         <w:trPr>
-          <w:trHeight w:val="0"/>
+          <w:trHeight w:val="0" w:hRule="atLeast"/>
           <w:tblHeader/>
           <w:jc w:val="center"/>
         </w:trPr>
@@ -12410,8 +12922,8 @@
           <w:tcPr>
             <w:tcW w:w="2524" w:type="dxa"/>
             <w:tcBorders>
-              <w:top w:val="single" w:sz="12" w:space="0" w:color="auto"/>
-              <w:left w:val="single" w:sz="12" w:space="0" w:color="auto"/>
+              <w:top w:val="single" w:color="auto" w:sz="12" w:space="0"/>
+              <w:left w:val="single" w:color="auto" w:sz="12" w:space="0"/>
               <w:bottom w:val="nil"/>
               <w:right w:val="nil"/>
             </w:tcBorders>
@@ -12441,11 +12953,11 @@
               <w:adjustRightInd w:val="0"/>
               <w:snapToGrid w:val="0"/>
               <w:spacing w:line="240" w:lineRule="auto"/>
-              <w:ind w:left="0" w:right="0" w:firstLine="0" w:leftChars="0" w:rightChars="0" w:firstLineChars="0"/>
+              <w:ind w:left="0" w:leftChars="0" w:right="0" w:rightChars="0" w:firstLine="0" w:firstLineChars="0"/>
               <w:jc w:val="center"/>
               <w:textAlignment w:val="baseline"/>
               <w:rPr>
-                <w:rFonts w:ascii="Segoe UI" w:eastAsia="Segoe UI" w:hAnsi="Segoe UI" w:cs="Segoe UI"/>
+                <w:rFonts w:ascii="Segoe UI" w:hAnsi="Segoe UI" w:eastAsia="Segoe UI" w:cs="Segoe UI"/>
                 <w:b/>
                 <w:i w:val="0"/>
                 <w:iCs w:val="0"/>
@@ -12458,7 +12970,7 @@
             </w:pPr>
             <w:r>
               <w:rPr>
-                <w:rFonts w:ascii="Segoe UI" w:eastAsia="Segoe UI" w:hAnsi="Segoe UI" w:cs="Segoe UI" w:hint="default"/>
+                <w:rFonts w:hint="default" w:ascii="Segoe UI" w:hAnsi="Segoe UI" w:eastAsia="Segoe UI" w:cs="Segoe UI"/>
                 <w:b/>
                 <w:i w:val="0"/>
                 <w:iCs w:val="0"/>
@@ -12475,7 +12987,7 @@
             </w:r>
             <w:r>
               <w:rPr>
-                <w:rFonts w:ascii="Segoe UI" w:eastAsia="Segoe UI" w:hAnsi="Segoe UI" w:cs="Segoe UI" w:hint="eastAsia"/>
+                <w:rFonts w:hint="eastAsia" w:ascii="Segoe UI" w:hAnsi="Segoe UI" w:eastAsia="Segoe UI" w:cs="Segoe UI"/>
                 <w:b/>
                 <w:i w:val="0"/>
                 <w:iCs w:val="0"/>
@@ -12496,8 +13008,8 @@
           <w:tcPr>
             <w:tcW w:w="3587" w:type="dxa"/>
             <w:tcBorders>
-              <w:top w:val="single" w:sz="12" w:space="0" w:color="auto"/>
-              <w:left w:val="single" w:sz="4" w:space="0" w:color="auto"/>
+              <w:top w:val="single" w:color="auto" w:sz="12" w:space="0"/>
+              <w:left w:val="single" w:color="auto" w:sz="4" w:space="0"/>
               <w:bottom w:val="nil"/>
               <w:right w:val="nil"/>
             </w:tcBorders>
@@ -12527,11 +13039,11 @@
               <w:adjustRightInd w:val="0"/>
               <w:snapToGrid w:val="0"/>
               <w:spacing w:line="240" w:lineRule="auto"/>
-              <w:ind w:left="0" w:right="0" w:firstLine="0" w:leftChars="0" w:rightChars="0" w:firstLineChars="0"/>
+              <w:ind w:left="0" w:leftChars="0" w:right="0" w:rightChars="0" w:firstLine="0" w:firstLineChars="0"/>
               <w:jc w:val="center"/>
               <w:textAlignment w:val="baseline"/>
               <w:rPr>
-                <w:rFonts w:ascii="Segoe UI" w:eastAsia="Segoe UI" w:hAnsi="Segoe UI" w:cs="Segoe UI" w:hint="default"/>
+                <w:rFonts w:hint="default" w:ascii="Segoe UI" w:hAnsi="Segoe UI" w:eastAsia="Segoe UI" w:cs="Segoe UI"/>
                 <w:b/>
                 <w:i w:val="0"/>
                 <w:iCs w:val="0"/>
@@ -12544,7 +13056,7 @@
             </w:pPr>
             <w:r>
               <w:rPr>
-                <w:rFonts w:ascii="Segoe UI" w:eastAsia="Segoe UI" w:hAnsi="Segoe UI" w:cs="Segoe UI" w:hint="eastAsia"/>
+                <w:rFonts w:hint="eastAsia" w:ascii="Segoe UI" w:hAnsi="Segoe UI" w:eastAsia="Segoe UI" w:cs="Segoe UI"/>
                 <w:b/>
                 <w:i w:val="0"/>
                 <w:iCs w:val="0"/>
@@ -12561,7 +13073,7 @@
             </w:r>
             <w:r>
               <w:rPr>
-                <w:rFonts w:ascii="Segoe UI" w:eastAsia="Segoe UI" w:hAnsi="Segoe UI" w:cs="Segoe UI" w:hint="default"/>
+                <w:rFonts w:hint="default" w:ascii="Segoe UI" w:hAnsi="Segoe UI" w:eastAsia="Segoe UI" w:cs="Segoe UI"/>
                 <w:b/>
                 <w:i w:val="0"/>
                 <w:iCs w:val="0"/>
@@ -12582,8 +13094,8 @@
           <w:tcPr>
             <w:tcW w:w="1099" w:type="dxa"/>
             <w:tcBorders>
-              <w:top w:val="single" w:sz="12" w:space="0" w:color="auto"/>
-              <w:left w:val="single" w:sz="4" w:space="0" w:color="auto"/>
+              <w:top w:val="single" w:color="auto" w:sz="12" w:space="0"/>
+              <w:left w:val="single" w:color="auto" w:sz="4" w:space="0"/>
               <w:bottom w:val="nil"/>
               <w:right w:val="nil"/>
             </w:tcBorders>
@@ -12613,11 +13125,11 @@
               <w:adjustRightInd w:val="0"/>
               <w:snapToGrid w:val="0"/>
               <w:spacing w:line="240" w:lineRule="auto"/>
-              <w:ind w:left="0" w:right="0" w:firstLine="0" w:leftChars="0" w:rightChars="0" w:firstLineChars="0"/>
+              <w:ind w:left="0" w:leftChars="0" w:right="0" w:rightChars="0" w:firstLine="0" w:firstLineChars="0"/>
               <w:jc w:val="center"/>
               <w:textAlignment w:val="baseline"/>
               <w:rPr>
-                <w:rFonts w:ascii="Segoe UI" w:eastAsia="Segoe UI" w:hAnsi="Segoe UI" w:cs="Segoe UI" w:hint="eastAsia"/>
+                <w:rFonts w:hint="eastAsia" w:ascii="Segoe UI" w:hAnsi="Segoe UI" w:eastAsia="Segoe UI" w:cs="Segoe UI"/>
                 <w:b/>
                 <w:i w:val="0"/>
                 <w:iCs w:val="0"/>
@@ -12631,7 +13143,7 @@
             </w:pPr>
             <w:r>
               <w:rPr>
-                <w:rFonts w:ascii="Segoe UI" w:eastAsia="Segoe UI" w:hAnsi="Segoe UI" w:cs="Segoe UI" w:hint="eastAsia"/>
+                <w:rFonts w:hint="eastAsia" w:ascii="Segoe UI" w:hAnsi="Segoe UI" w:eastAsia="Segoe UI" w:cs="Segoe UI"/>
                 <w:b/>
                 <w:i w:val="0"/>
                 <w:iCs w:val="0"/>
@@ -12650,10 +13162,10 @@
           <w:tcPr>
             <w:tcW w:w="1312" w:type="dxa"/>
             <w:tcBorders>
-              <w:top w:val="single" w:sz="12" w:space="0" w:color="auto"/>
-              <w:left w:val="single" w:sz="4" w:space="0" w:color="auto"/>
+              <w:top w:val="single" w:color="auto" w:sz="12" w:space="0"/>
+              <w:left w:val="single" w:color="auto" w:sz="4" w:space="0"/>
               <w:bottom w:val="nil"/>
-              <w:right w:val="single" w:sz="12" w:space="0" w:color="auto"/>
+              <w:right w:val="single" w:color="auto" w:sz="12" w:space="0"/>
             </w:tcBorders>
             <w:shd w:val="clear" w:color="auto" w:fill="auto"/>
             <w:tcMar>
@@ -12681,11 +13193,11 @@
               <w:adjustRightInd w:val="0"/>
               <w:snapToGrid w:val="0"/>
               <w:spacing w:line="240" w:lineRule="auto"/>
-              <w:ind w:left="0" w:right="0" w:firstLine="0" w:leftChars="0" w:rightChars="0" w:firstLineChars="0"/>
+              <w:ind w:left="0" w:leftChars="0" w:right="0" w:rightChars="0" w:firstLine="0" w:firstLineChars="0"/>
               <w:jc w:val="center"/>
               <w:textAlignment w:val="baseline"/>
               <w:rPr>
-                <w:rFonts w:ascii="Segoe UI" w:eastAsia="Segoe UI" w:hAnsi="Segoe UI" w:cs="Segoe UI" w:hint="default"/>
+                <w:rFonts w:hint="default" w:ascii="Segoe UI" w:hAnsi="Segoe UI" w:eastAsia="Segoe UI" w:cs="Segoe UI"/>
                 <w:b/>
                 <w:i w:val="0"/>
                 <w:iCs w:val="0"/>
@@ -12699,7 +13211,7 @@
             </w:pPr>
             <w:r>
               <w:rPr>
-                <w:rFonts w:ascii="Segoe UI" w:eastAsia="Segoe UI" w:hAnsi="Segoe UI" w:cs="Segoe UI" w:hint="eastAsia"/>
+                <w:rFonts w:hint="eastAsia" w:ascii="Segoe UI" w:hAnsi="Segoe UI" w:eastAsia="Segoe UI" w:cs="Segoe UI"/>
                 <w:b/>
                 <w:i w:val="0"/>
                 <w:iCs w:val="0"/>
@@ -12719,8 +13231,14 @@
       </w:tr>
       <w:tr>
         <w:tblPrEx>
-          <w:tblW w:w="8522" w:type="dxa"/>
-          <w:jc w:val="center"/>
+          <w:tblBorders>
+            <w:top w:val="none" w:color="auto" w:sz="0" w:space="0"/>
+            <w:left w:val="none" w:color="auto" w:sz="0" w:space="0"/>
+            <w:bottom w:val="none" w:color="auto" w:sz="0" w:space="0"/>
+            <w:right w:val="none" w:color="auto" w:sz="0" w:space="0"/>
+            <w:insideH w:val="none" w:color="auto" w:sz="0" w:space="0"/>
+            <w:insideV w:val="none" w:color="auto" w:sz="0" w:space="0"/>
+          </w:tblBorders>
           <w:shd w:val="clear" w:color="auto" w:fill="auto"/>
           <w:tblCellMar>
             <w:top w:w="15" w:type="dxa"/>
@@ -12730,16 +13248,16 @@
           </w:tblCellMar>
         </w:tblPrEx>
         <w:trPr>
-          <w:trHeight w:val="0"/>
+          <w:trHeight w:val="0" w:hRule="atLeast"/>
           <w:jc w:val="center"/>
         </w:trPr>
         <w:tc>
           <w:tcPr>
             <w:tcW w:w="2524" w:type="dxa"/>
             <w:tcBorders>
-              <w:top w:val="single" w:sz="4" w:space="0" w:color="auto"/>
-              <w:left w:val="single" w:sz="12" w:space="0" w:color="auto"/>
-              <w:bottom w:val="single" w:sz="12" w:space="0" w:color="auto"/>
+              <w:top w:val="single" w:color="auto" w:sz="4" w:space="0"/>
+              <w:left w:val="single" w:color="auto" w:sz="12" w:space="0"/>
+              <w:bottom w:val="single" w:color="auto" w:sz="12" w:space="0"/>
               <w:right w:val="nil"/>
             </w:tcBorders>
             <w:shd w:val="clear" w:color="auto" w:fill="auto"/>
@@ -12768,11 +13286,11 @@
               <w:adjustRightInd w:val="0"/>
               <w:snapToGrid w:val="0"/>
               <w:spacing w:line="240" w:lineRule="auto"/>
-              <w:ind w:left="0" w:right="0" w:firstLine="0" w:leftChars="0" w:rightChars="0" w:firstLineChars="0"/>
+              <w:ind w:left="0" w:leftChars="0" w:right="0" w:rightChars="0" w:firstLine="0" w:firstLineChars="0"/>
               <w:jc w:val="center"/>
               <w:textAlignment w:val="baseline"/>
               <w:rPr>
-                <w:rFonts w:cs="Arial" w:hint="default"/>
+                <w:rFonts w:hint="default" w:cs="Arial"/>
                 <w:snapToGrid w:val="0"/>
                 <w:color w:val="000000"/>
                 <w:kern w:val="0"/>
@@ -12784,7 +13302,7 @@
             </w:pPr>
             <w:r>
               <w:rPr>
-                <w:rFonts w:cs="Arial" w:hint="eastAsia"/>
+                <w:rFonts w:hint="eastAsia" w:cs="Arial"/>
                 <w:snapToGrid w:val="0"/>
                 <w:color w:val="000000"/>
                 <w:kern w:val="0"/>
@@ -12801,9 +13319,9 @@
           <w:tcPr>
             <w:tcW w:w="3587" w:type="dxa"/>
             <w:tcBorders>
-              <w:top w:val="single" w:sz="4" w:space="0" w:color="auto"/>
-              <w:left w:val="single" w:sz="4" w:space="0" w:color="auto"/>
-              <w:bottom w:val="single" w:sz="12" w:space="0" w:color="auto"/>
+              <w:top w:val="single" w:color="auto" w:sz="4" w:space="0"/>
+              <w:left w:val="single" w:color="auto" w:sz="4" w:space="0"/>
+              <w:bottom w:val="single" w:color="auto" w:sz="12" w:space="0"/>
               <w:right w:val="nil"/>
             </w:tcBorders>
             <w:shd w:val="clear" w:color="auto" w:fill="auto"/>
@@ -12832,11 +13350,11 @@
               <w:adjustRightInd w:val="0"/>
               <w:snapToGrid w:val="0"/>
               <w:spacing w:line="240" w:lineRule="auto"/>
-              <w:ind w:left="0" w:right="0" w:firstLine="0" w:leftChars="0" w:rightChars="0" w:firstLineChars="0"/>
+              <w:ind w:left="0" w:leftChars="0" w:right="0" w:rightChars="0" w:firstLine="0" w:firstLineChars="0"/>
               <w:jc w:val="center"/>
               <w:textAlignment w:val="baseline"/>
               <w:rPr>
-                <w:rFonts w:cs="Arial" w:hint="default"/>
+                <w:rFonts w:hint="default" w:cs="Arial"/>
                 <w:snapToGrid w:val="0"/>
                 <w:color w:val="000000"/>
                 <w:kern w:val="0"/>
@@ -12848,7 +13366,7 @@
             </w:pPr>
             <w:r>
               <w:rPr>
-                <w:rFonts w:cs="Arial" w:hint="eastAsia"/>
+                <w:rFonts w:hint="eastAsia" w:cs="Arial"/>
                 <w:snapToGrid w:val="0"/>
                 <w:color w:val="000000"/>
                 <w:kern w:val="0"/>
@@ -12865,9 +13383,9 @@
           <w:tcPr>
             <w:tcW w:w="1099" w:type="dxa"/>
             <w:tcBorders>
-              <w:top w:val="single" w:sz="4" w:space="0" w:color="auto"/>
-              <w:left w:val="single" w:sz="4" w:space="0" w:color="auto"/>
-              <w:bottom w:val="single" w:sz="12" w:space="0" w:color="auto"/>
+              <w:top w:val="single" w:color="auto" w:sz="4" w:space="0"/>
+              <w:left w:val="single" w:color="auto" w:sz="4" w:space="0"/>
+              <w:bottom w:val="single" w:color="auto" w:sz="12" w:space="0"/>
               <w:right w:val="nil"/>
             </w:tcBorders>
             <w:shd w:val="clear" w:color="auto" w:fill="auto"/>
@@ -12896,11 +13414,11 @@
               <w:adjustRightInd w:val="0"/>
               <w:snapToGrid w:val="0"/>
               <w:spacing w:line="240" w:lineRule="auto"/>
-              <w:ind w:left="0" w:right="0" w:firstLine="0" w:leftChars="0" w:rightChars="0" w:firstLineChars="0"/>
+              <w:ind w:left="0" w:leftChars="0" w:right="0" w:rightChars="0" w:firstLine="0" w:firstLineChars="0"/>
               <w:jc w:val="center"/>
               <w:textAlignment w:val="baseline"/>
               <w:rPr>
-                <w:rFonts w:ascii="Arial" w:eastAsia="宋体" w:hAnsi="Arial" w:cs="Arial" w:hint="default"/>
+                <w:rFonts w:hint="default" w:ascii="Arial" w:hAnsi="Arial" w:eastAsia="宋体" w:cs="Arial"/>
                 <w:snapToGrid w:val="0"/>
                 <w:color w:val="000000"/>
                 <w:kern w:val="0"/>
@@ -12912,7 +13430,7 @@
             </w:pPr>
             <w:r>
               <w:rPr>
-                <w:rFonts w:cs="Arial" w:hint="default"/>
+                <w:rFonts w:hint="default" w:cs="Arial"/>
                 <w:snapToGrid w:val="0"/>
                 <w:color w:val="000000"/>
                 <w:kern w:val="0"/>
@@ -12925,7 +13443,7 @@
             </w:r>
             <w:r>
               <w:rPr>
-                <w:rFonts w:cs="Arial" w:hint="eastAsia"/>
+                <w:rFonts w:hint="eastAsia" w:cs="Arial"/>
                 <w:snapToGrid w:val="0"/>
                 <w:color w:val="000000"/>
                 <w:kern w:val="0"/>
@@ -12942,10 +13460,10 @@
           <w:tcPr>
             <w:tcW w:w="1312" w:type="dxa"/>
             <w:tcBorders>
-              <w:top w:val="single" w:sz="4" w:space="0" w:color="auto"/>
-              <w:left w:val="single" w:sz="4" w:space="0" w:color="auto"/>
-              <w:bottom w:val="single" w:sz="12" w:space="0" w:color="auto"/>
-              <w:right w:val="single" w:sz="12" w:space="0" w:color="auto"/>
+              <w:top w:val="single" w:color="auto" w:sz="4" w:space="0"/>
+              <w:left w:val="single" w:color="auto" w:sz="4" w:space="0"/>
+              <w:bottom w:val="single" w:color="auto" w:sz="12" w:space="0"/>
+              <w:right w:val="single" w:color="auto" w:sz="12" w:space="0"/>
             </w:tcBorders>
             <w:shd w:val="clear" w:color="auto" w:fill="auto"/>
             <w:tcMar>
@@ -12973,11 +13491,11 @@
               <w:adjustRightInd w:val="0"/>
               <w:snapToGrid w:val="0"/>
               <w:spacing w:line="240" w:lineRule="auto"/>
-              <w:ind w:left="0" w:right="0" w:firstLine="0" w:leftChars="0" w:rightChars="0" w:firstLineChars="0"/>
+              <w:ind w:left="0" w:leftChars="0" w:right="0" w:rightChars="0" w:firstLine="0" w:firstLineChars="0"/>
               <w:jc w:val="center"/>
               <w:textAlignment w:val="baseline"/>
               <w:rPr>
-                <w:rFonts w:ascii="Arial" w:eastAsia="宋体" w:hAnsi="Arial" w:cs="Arial" w:hint="eastAsia"/>
+                <w:rFonts w:hint="eastAsia" w:ascii="Arial" w:hAnsi="Arial" w:eastAsia="宋体" w:cs="Arial"/>
                 <w:snapToGrid w:val="0"/>
                 <w:color w:val="000000"/>
                 <w:kern w:val="0"/>
@@ -12989,7 +13507,7 @@
             </w:pPr>
             <w:r>
               <w:rPr>
-                <w:rFonts w:cs="Arial" w:hint="eastAsia"/>
+                <w:rFonts w:hint="eastAsia" w:cs="Arial"/>
                 <w:snapToGrid w:val="0"/>
                 <w:color w:val="000000"/>
                 <w:kern w:val="0"/>
@@ -13006,7 +13524,7 @@
     </w:tbl>
     <w:p>
       <w:pPr>
-        <w:pStyle w:val="a2"/>
+        <w:pStyle w:val="32"/>
         <w:keepNext w:val="0"/>
         <w:keepLines w:val="0"/>
         <w:pageBreakBefore w:val="0"/>
@@ -13030,7 +13548,7 @@
     </w:p>
     <w:p>
       <w:pPr>
-        <w:pStyle w:val="1"/>
+        <w:pStyle w:val="31"/>
         <w:keepNext w:val="0"/>
         <w:keepLines w:val="0"/>
         <w:pageBreakBefore w:val="0"/>
@@ -13046,19 +13564,19 @@
         <w:snapToGrid w:val="0"/>
         <w:textAlignment w:val="baseline"/>
       </w:pPr>
-      <w:bookmarkStart w:id="38" w:name="_Toc27382"/>
-      <w:bookmarkStart w:id="39" w:name="heading_35"/>
-      <w:bookmarkStart w:id="40" w:name="_Toc21034"/>
+      <w:bookmarkStart w:id="37" w:name="heading_35"/>
+      <w:bookmarkStart w:id="38" w:name="_Toc21034"/>
+      <w:bookmarkStart w:id="39" w:name="_Toc27382"/>
       <w:r>
         <w:t>输出的文件及记录</w:t>
       </w:r>
+      <w:bookmarkEnd w:id="37"/>
       <w:bookmarkEnd w:id="38"/>
       <w:bookmarkEnd w:id="39"/>
-      <w:bookmarkEnd w:id="40"/>
     </w:p>
     <w:p>
       <w:pPr>
-        <w:pStyle w:val="a2"/>
+        <w:pStyle w:val="32"/>
         <w:keepNext w:val="0"/>
         <w:keepLines w:val="0"/>
         <w:pageBreakBefore w:val="0"/>
@@ -13075,7 +13593,7 @@
         <w:jc w:val="center"/>
         <w:textAlignment w:val="baseline"/>
         <w:rPr>
-          <w:rFonts w:eastAsia="宋体" w:hint="default"/>
+          <w:rFonts w:hint="default" w:eastAsia="宋体"/>
           <w:lang w:val="en-US" w:eastAsia="zh-CN"/>
         </w:rPr>
       </w:pPr>
@@ -13108,7 +13626,7 @@
           <w:rFonts w:hint="eastAsia"/>
           <w:lang w:val="en-US" w:eastAsia="zh-CN"/>
         </w:rPr>
-        <w:instrText>"柴_标题1"\n</w:instrText>
+        <w:instrText xml:space="preserve">"柴_标题1"\n</w:instrText>
       </w:r>
       <w:r>
         <w:instrText xml:space="preserve"> \s</w:instrText>
@@ -13125,7 +13643,7 @@
           <w:rFonts w:hint="eastAsia"/>
           <w:lang w:val="en-US" w:eastAsia="zh-CN"/>
         </w:rPr>
-        <w:instrText>* Charformat</w:instrText>
+        <w:instrText xml:space="preserve">* Charformat</w:instrText>
       </w:r>
       <w:r>
         <w:rPr>
@@ -13190,8 +13708,8 @@
         </w:rPr>
         <w:fldChar w:fldCharType="end"/>
       </w:r>
-      <w:bookmarkStart w:id="41" w:name="_Toc16410"/>
-      <w:bookmarkStart w:id="42" w:name="_Toc1810"/>
+      <w:bookmarkStart w:id="40" w:name="_Toc16410"/>
+      <w:bookmarkStart w:id="41" w:name="_Toc1810"/>
       <w:r>
         <w:rPr>
           <w:rFonts w:hint="default"/>
@@ -13206,22 +13724,23 @@
         </w:rPr>
         <w:t>输出文件和记录表</w:t>
       </w:r>
+      <w:bookmarkEnd w:id="40"/>
       <w:bookmarkEnd w:id="41"/>
-      <w:bookmarkEnd w:id="42"/>
     </w:p>
     <w:tbl>
       <w:tblPr>
-        <w:tblStyle w:val="TableNormal"/>
+        <w:tblStyle w:val="22"/>
         <w:tblW w:w="8522" w:type="dxa"/>
         <w:jc w:val="center"/>
         <w:tblBorders>
-          <w:top w:val="nil"/>
-          <w:left w:val="nil"/>
-          <w:bottom w:val="nil"/>
-          <w:right w:val="nil"/>
-          <w:insideH w:val="nil"/>
-          <w:insideV w:val="nil"/>
+          <w:top w:val="none" w:color="auto" w:sz="0" w:space="0"/>
+          <w:left w:val="none" w:color="auto" w:sz="0" w:space="0"/>
+          <w:bottom w:val="none" w:color="auto" w:sz="0" w:space="0"/>
+          <w:right w:val="none" w:color="auto" w:sz="0" w:space="0"/>
+          <w:insideH w:val="none" w:color="auto" w:sz="0" w:space="0"/>
+          <w:insideV w:val="none" w:color="auto" w:sz="0" w:space="0"/>
         </w:tblBorders>
+        <w:tblLayout w:type="autofit"/>
         <w:tblCellMar>
           <w:top w:w="0" w:type="dxa"/>
           <w:left w:w="10" w:type="dxa"/>
@@ -13235,15 +13754,13 @@
       </w:tblGrid>
       <w:tr>
         <w:tblPrEx>
-          <w:tblW w:w="8522" w:type="dxa"/>
-          <w:jc w:val="center"/>
           <w:tblBorders>
-            <w:top w:val="nil"/>
-            <w:left w:val="nil"/>
-            <w:bottom w:val="nil"/>
-            <w:right w:val="nil"/>
-            <w:insideH w:val="nil"/>
-            <w:insideV w:val="nil"/>
+            <w:top w:val="none" w:color="auto" w:sz="0" w:space="0"/>
+            <w:left w:val="none" w:color="auto" w:sz="0" w:space="0"/>
+            <w:bottom w:val="none" w:color="auto" w:sz="0" w:space="0"/>
+            <w:right w:val="none" w:color="auto" w:sz="0" w:space="0"/>
+            <w:insideH w:val="none" w:color="auto" w:sz="0" w:space="0"/>
+            <w:insideV w:val="none" w:color="auto" w:sz="0" w:space="0"/>
           </w:tblBorders>
           <w:tblCellMar>
             <w:top w:w="0" w:type="dxa"/>
@@ -13253,7 +13770,7 @@
           </w:tblCellMar>
         </w:tblPrEx>
         <w:trPr>
-          <w:trHeight w:val="0"/>
+          <w:trHeight w:val="0" w:hRule="atLeast"/>
           <w:tblHeader/>
           <w:jc w:val="center"/>
         </w:trPr>
@@ -13261,8 +13778,8 @@
           <w:tcPr>
             <w:tcW w:w="6137" w:type="dxa"/>
             <w:tcBorders>
-              <w:top w:val="single" w:sz="12" w:space="0" w:color="auto"/>
-              <w:left w:val="single" w:sz="12" w:space="0" w:color="auto"/>
+              <w:top w:val="single" w:color="auto" w:sz="12" w:space="0"/>
+              <w:left w:val="single" w:color="auto" w:sz="12" w:space="0"/>
               <w:bottom w:val="nil"/>
               <w:right w:val="nil"/>
             </w:tcBorders>
@@ -13290,7 +13807,7 @@
               <w:adjustRightInd w:val="0"/>
               <w:snapToGrid w:val="0"/>
               <w:spacing w:before="120" w:after="120" w:line="240" w:lineRule="auto"/>
-              <w:ind w:left="0" w:right="0" w:firstLine="0" w:leftChars="0" w:rightChars="0" w:firstLineChars="0"/>
+              <w:ind w:left="0" w:leftChars="0" w:right="0" w:rightChars="0" w:firstLine="0" w:firstLineChars="0"/>
               <w:jc w:val="center"/>
               <w:textAlignment w:val="baseline"/>
               <w:rPr>
@@ -13301,7 +13818,7 @@
             </w:pPr>
             <w:r>
               <w:rPr>
-                <w:rFonts w:ascii="Arial" w:eastAsia="等线" w:hAnsi="Arial" w:cs="Arial"/>
+                <w:rFonts w:ascii="Arial" w:hAnsi="Arial" w:eastAsia="等线" w:cs="Arial"/>
                 <w:b/>
                 <w:sz w:val="22"/>
               </w:rPr>
@@ -13313,10 +13830,10 @@
           <w:tcPr>
             <w:tcW w:w="2385" w:type="dxa"/>
             <w:tcBorders>
-              <w:top w:val="single" w:sz="12" w:space="0" w:color="auto"/>
-              <w:left w:val="single" w:sz="4" w:space="0" w:color="auto"/>
+              <w:top w:val="single" w:color="auto" w:sz="12" w:space="0"/>
+              <w:left w:val="single" w:color="auto" w:sz="4" w:space="0"/>
               <w:bottom w:val="nil"/>
-              <w:right w:val="single" w:sz="12" w:space="0" w:color="auto"/>
+              <w:right w:val="single" w:color="auto" w:sz="12" w:space="0"/>
             </w:tcBorders>
             <w:tcMar>
               <w:top w:w="60" w:type="dxa"/>
@@ -13342,7 +13859,7 @@
               <w:adjustRightInd w:val="0"/>
               <w:snapToGrid w:val="0"/>
               <w:spacing w:before="120" w:after="120" w:line="240" w:lineRule="auto"/>
-              <w:ind w:left="0" w:right="0" w:firstLine="0" w:leftChars="0" w:rightChars="0" w:firstLineChars="0"/>
+              <w:ind w:left="0" w:leftChars="0" w:right="0" w:rightChars="0" w:firstLine="0" w:firstLineChars="0"/>
               <w:jc w:val="center"/>
               <w:textAlignment w:val="baseline"/>
               <w:rPr>
@@ -13353,7 +13870,7 @@
             </w:pPr>
             <w:r>
               <w:rPr>
-                <w:rFonts w:ascii="Arial" w:eastAsia="等线" w:hAnsi="Arial" w:cs="Arial"/>
+                <w:rFonts w:ascii="Arial" w:hAnsi="Arial" w:eastAsia="等线" w:cs="Arial"/>
                 <w:b/>
                 <w:sz w:val="22"/>
               </w:rPr>
@@ -13364,8 +13881,14 @@
       </w:tr>
       <w:tr>
         <w:tblPrEx>
-          <w:tblW w:w="8522" w:type="dxa"/>
-          <w:jc w:val="center"/>
+          <w:tblBorders>
+            <w:top w:val="none" w:color="auto" w:sz="0" w:space="0"/>
+            <w:left w:val="none" w:color="auto" w:sz="0" w:space="0"/>
+            <w:bottom w:val="none" w:color="auto" w:sz="0" w:space="0"/>
+            <w:right w:val="none" w:color="auto" w:sz="0" w:space="0"/>
+            <w:insideH w:val="none" w:color="auto" w:sz="0" w:space="0"/>
+            <w:insideV w:val="none" w:color="auto" w:sz="0" w:space="0"/>
+          </w:tblBorders>
           <w:tblCellMar>
             <w:top w:w="0" w:type="dxa"/>
             <w:left w:w="10" w:type="dxa"/>
@@ -13374,15 +13897,15 @@
           </w:tblCellMar>
         </w:tblPrEx>
         <w:trPr>
-          <w:trHeight w:val="0"/>
+          <w:trHeight w:val="0" w:hRule="atLeast"/>
           <w:jc w:val="center"/>
         </w:trPr>
         <w:tc>
           <w:tcPr>
             <w:tcW w:w="6137" w:type="dxa"/>
             <w:tcBorders>
-              <w:top w:val="single" w:sz="4" w:space="0" w:color="auto"/>
-              <w:left w:val="single" w:sz="12" w:space="0" w:color="auto"/>
+              <w:top w:val="single" w:color="auto" w:sz="4" w:space="0"/>
+              <w:left w:val="single" w:color="auto" w:sz="12" w:space="0"/>
               <w:bottom w:val="nil"/>
               <w:right w:val="nil"/>
             </w:tcBorders>
@@ -13410,7 +13933,7 @@
               <w:adjustRightInd w:val="0"/>
               <w:snapToGrid w:val="0"/>
               <w:spacing w:before="120" w:after="120" w:line="240" w:lineRule="auto"/>
-              <w:ind w:left="0" w:right="0" w:firstLine="0" w:leftChars="0" w:rightChars="0" w:firstLineChars="0"/>
+              <w:ind w:left="0" w:leftChars="0" w:right="0" w:rightChars="0" w:firstLine="0" w:firstLineChars="0"/>
               <w:jc w:val="center"/>
               <w:textAlignment w:val="baseline"/>
               <w:rPr>
@@ -13420,7 +13943,7 @@
             </w:pPr>
             <w:r>
               <w:rPr>
-                <w:rFonts w:ascii="Arial" w:eastAsia="等线" w:hAnsi="Arial" w:cs="Arial"/>
+                <w:rFonts w:ascii="Arial" w:hAnsi="Arial" w:eastAsia="等线" w:cs="Arial"/>
                 <w:sz w:val="22"/>
               </w:rPr>
               <w:t>《过程框架设计方案》</w:t>
@@ -13431,10 +13954,10 @@
           <w:tcPr>
             <w:tcW w:w="2385" w:type="dxa"/>
             <w:tcBorders>
-              <w:top w:val="single" w:sz="4" w:space="0" w:color="auto"/>
-              <w:left w:val="single" w:sz="4" w:space="0" w:color="auto"/>
+              <w:top w:val="single" w:color="auto" w:sz="4" w:space="0"/>
+              <w:left w:val="single" w:color="auto" w:sz="4" w:space="0"/>
               <w:bottom w:val="nil"/>
-              <w:right w:val="single" w:sz="12" w:space="0" w:color="auto"/>
+              <w:right w:val="single" w:color="auto" w:sz="12" w:space="0"/>
             </w:tcBorders>
             <w:tcMar>
               <w:top w:w="60" w:type="dxa"/>
@@ -13460,7 +13983,7 @@
               <w:adjustRightInd w:val="0"/>
               <w:snapToGrid w:val="0"/>
               <w:spacing w:before="120" w:after="120" w:line="240" w:lineRule="auto"/>
-              <w:ind w:left="0" w:right="0" w:firstLine="0" w:leftChars="0" w:rightChars="0" w:firstLineChars="0"/>
+              <w:ind w:left="0" w:leftChars="0" w:right="0" w:rightChars="0" w:firstLine="0" w:firstLineChars="0"/>
               <w:jc w:val="center"/>
               <w:textAlignment w:val="baseline"/>
               <w:rPr>
@@ -13470,7 +13993,7 @@
             </w:pPr>
             <w:r>
               <w:rPr>
-                <w:rFonts w:ascii="Arial" w:eastAsia="等线" w:hAnsi="Arial" w:cs="Arial"/>
+                <w:rFonts w:ascii="Arial" w:hAnsi="Arial" w:eastAsia="等线" w:cs="Arial"/>
                 <w:sz w:val="22"/>
               </w:rPr>
               <w:t>运维部</w:t>
@@ -13480,8 +14003,14 @@
       </w:tr>
       <w:tr>
         <w:tblPrEx>
-          <w:tblW w:w="8522" w:type="dxa"/>
-          <w:jc w:val="center"/>
+          <w:tblBorders>
+            <w:top w:val="none" w:color="auto" w:sz="0" w:space="0"/>
+            <w:left w:val="none" w:color="auto" w:sz="0" w:space="0"/>
+            <w:bottom w:val="none" w:color="auto" w:sz="0" w:space="0"/>
+            <w:right w:val="none" w:color="auto" w:sz="0" w:space="0"/>
+            <w:insideH w:val="none" w:color="auto" w:sz="0" w:space="0"/>
+            <w:insideV w:val="none" w:color="auto" w:sz="0" w:space="0"/>
+          </w:tblBorders>
           <w:tblCellMar>
             <w:top w:w="0" w:type="dxa"/>
             <w:left w:w="10" w:type="dxa"/>
@@ -13490,15 +14019,15 @@
           </w:tblCellMar>
         </w:tblPrEx>
         <w:trPr>
-          <w:trHeight w:val="0"/>
+          <w:trHeight w:val="0" w:hRule="atLeast"/>
           <w:jc w:val="center"/>
         </w:trPr>
         <w:tc>
           <w:tcPr>
             <w:tcW w:w="6137" w:type="dxa"/>
             <w:tcBorders>
-              <w:top w:val="single" w:sz="4" w:space="0" w:color="auto"/>
-              <w:left w:val="single" w:sz="12" w:space="0" w:color="auto"/>
+              <w:top w:val="single" w:color="auto" w:sz="4" w:space="0"/>
+              <w:left w:val="single" w:color="auto" w:sz="12" w:space="0"/>
               <w:bottom w:val="nil"/>
               <w:right w:val="nil"/>
             </w:tcBorders>
@@ -13526,7 +14055,7 @@
               <w:adjustRightInd w:val="0"/>
               <w:snapToGrid w:val="0"/>
               <w:spacing w:before="120" w:after="120" w:line="240" w:lineRule="auto"/>
-              <w:ind w:left="0" w:right="0" w:firstLine="0" w:leftChars="0" w:rightChars="0" w:firstLineChars="0"/>
+              <w:ind w:left="0" w:leftChars="0" w:right="0" w:rightChars="0" w:firstLine="0" w:firstLineChars="0"/>
               <w:jc w:val="center"/>
               <w:textAlignment w:val="baseline"/>
               <w:rPr>
@@ -13536,7 +14065,7 @@
             </w:pPr>
             <w:r>
               <w:rPr>
-                <w:rFonts w:ascii="Arial" w:eastAsia="等线" w:hAnsi="Arial" w:cs="Arial"/>
+                <w:rFonts w:ascii="Arial" w:hAnsi="Arial" w:eastAsia="等线" w:cs="Arial"/>
                 <w:sz w:val="22"/>
               </w:rPr>
               <w:t>《过程框架设计需求报告》</w:t>
@@ -13547,10 +14076,10 @@
           <w:tcPr>
             <w:tcW w:w="2385" w:type="dxa"/>
             <w:tcBorders>
-              <w:top w:val="single" w:sz="4" w:space="0" w:color="auto"/>
-              <w:left w:val="single" w:sz="4" w:space="0" w:color="auto"/>
+              <w:top w:val="single" w:color="auto" w:sz="4" w:space="0"/>
+              <w:left w:val="single" w:color="auto" w:sz="4" w:space="0"/>
               <w:bottom w:val="nil"/>
-              <w:right w:val="single" w:sz="12" w:space="0" w:color="auto"/>
+              <w:right w:val="single" w:color="auto" w:sz="12" w:space="0"/>
             </w:tcBorders>
             <w:tcMar>
               <w:top w:w="60" w:type="dxa"/>
@@ -13576,7 +14105,7 @@
               <w:adjustRightInd w:val="0"/>
               <w:snapToGrid w:val="0"/>
               <w:spacing w:before="120" w:after="120" w:line="240" w:lineRule="auto"/>
-              <w:ind w:left="0" w:right="0" w:firstLine="0" w:leftChars="0" w:rightChars="0" w:firstLineChars="0"/>
+              <w:ind w:left="0" w:leftChars="0" w:right="0" w:rightChars="0" w:firstLine="0" w:firstLineChars="0"/>
               <w:jc w:val="center"/>
               <w:textAlignment w:val="baseline"/>
               <w:rPr>
@@ -13586,7 +14115,7 @@
             </w:pPr>
             <w:r>
               <w:rPr>
-                <w:rFonts w:ascii="Arial" w:eastAsia="等线" w:hAnsi="Arial" w:cs="Arial"/>
+                <w:rFonts w:ascii="Arial" w:hAnsi="Arial" w:eastAsia="等线" w:cs="Arial"/>
                 <w:sz w:val="22"/>
               </w:rPr>
               <w:t>运维部</w:t>
@@ -13596,8 +14125,14 @@
       </w:tr>
       <w:tr>
         <w:tblPrEx>
-          <w:tblW w:w="8522" w:type="dxa"/>
-          <w:jc w:val="center"/>
+          <w:tblBorders>
+            <w:top w:val="none" w:color="auto" w:sz="0" w:space="0"/>
+            <w:left w:val="none" w:color="auto" w:sz="0" w:space="0"/>
+            <w:bottom w:val="none" w:color="auto" w:sz="0" w:space="0"/>
+            <w:right w:val="none" w:color="auto" w:sz="0" w:space="0"/>
+            <w:insideH w:val="none" w:color="auto" w:sz="0" w:space="0"/>
+            <w:insideV w:val="none" w:color="auto" w:sz="0" w:space="0"/>
+          </w:tblBorders>
           <w:tblCellMar>
             <w:top w:w="0" w:type="dxa"/>
             <w:left w:w="10" w:type="dxa"/>
@@ -13606,15 +14141,15 @@
           </w:tblCellMar>
         </w:tblPrEx>
         <w:trPr>
-          <w:trHeight w:val="0"/>
+          <w:trHeight w:val="0" w:hRule="atLeast"/>
           <w:jc w:val="center"/>
         </w:trPr>
         <w:tc>
           <w:tcPr>
             <w:tcW w:w="6137" w:type="dxa"/>
             <w:tcBorders>
-              <w:top w:val="single" w:sz="4" w:space="0" w:color="auto"/>
-              <w:left w:val="single" w:sz="12" w:space="0" w:color="auto"/>
+              <w:top w:val="single" w:color="auto" w:sz="4" w:space="0"/>
+              <w:left w:val="single" w:color="auto" w:sz="12" w:space="0"/>
               <w:bottom w:val="nil"/>
               <w:right w:val="nil"/>
             </w:tcBorders>
@@ -13642,7 +14177,7 @@
               <w:adjustRightInd w:val="0"/>
               <w:snapToGrid w:val="0"/>
               <w:spacing w:before="120" w:after="120" w:line="240" w:lineRule="auto"/>
-              <w:ind w:left="0" w:right="0" w:firstLine="0" w:leftChars="0" w:rightChars="0" w:firstLineChars="0"/>
+              <w:ind w:left="0" w:leftChars="0" w:right="0" w:rightChars="0" w:firstLine="0" w:firstLineChars="0"/>
               <w:jc w:val="center"/>
               <w:textAlignment w:val="baseline"/>
               <w:rPr>
@@ -13652,7 +14187,7 @@
             </w:pPr>
             <w:r>
               <w:rPr>
-                <w:rFonts w:ascii="Arial" w:eastAsia="等线" w:hAnsi="Arial" w:cs="Arial"/>
+                <w:rFonts w:ascii="Arial" w:hAnsi="Arial" w:eastAsia="等线" w:cs="Arial"/>
                 <w:sz w:val="22"/>
               </w:rPr>
               <w:t>《过程框架评审记录》</w:t>
@@ -13663,10 +14198,10 @@
           <w:tcPr>
             <w:tcW w:w="2385" w:type="dxa"/>
             <w:tcBorders>
-              <w:top w:val="single" w:sz="4" w:space="0" w:color="auto"/>
-              <w:left w:val="single" w:sz="4" w:space="0" w:color="auto"/>
+              <w:top w:val="single" w:color="auto" w:sz="4" w:space="0"/>
+              <w:left w:val="single" w:color="auto" w:sz="4" w:space="0"/>
               <w:bottom w:val="nil"/>
-              <w:right w:val="single" w:sz="12" w:space="0" w:color="auto"/>
+              <w:right w:val="single" w:color="auto" w:sz="12" w:space="0"/>
             </w:tcBorders>
             <w:tcMar>
               <w:top w:w="60" w:type="dxa"/>
@@ -13692,7 +14227,7 @@
               <w:adjustRightInd w:val="0"/>
               <w:snapToGrid w:val="0"/>
               <w:spacing w:before="120" w:after="120" w:line="240" w:lineRule="auto"/>
-              <w:ind w:left="0" w:right="0" w:firstLine="0" w:leftChars="0" w:rightChars="0" w:firstLineChars="0"/>
+              <w:ind w:left="0" w:leftChars="0" w:right="0" w:rightChars="0" w:firstLine="0" w:firstLineChars="0"/>
               <w:jc w:val="center"/>
               <w:textAlignment w:val="baseline"/>
               <w:rPr>
@@ -13702,7 +14237,7 @@
             </w:pPr>
             <w:r>
               <w:rPr>
-                <w:rFonts w:ascii="Arial" w:eastAsia="等线" w:hAnsi="Arial" w:cs="Arial"/>
+                <w:rFonts w:ascii="Arial" w:hAnsi="Arial" w:eastAsia="等线" w:cs="Arial"/>
                 <w:sz w:val="22"/>
               </w:rPr>
               <w:t>质量部</w:t>
@@ -13712,8 +14247,14 @@
       </w:tr>
       <w:tr>
         <w:tblPrEx>
-          <w:tblW w:w="8522" w:type="dxa"/>
-          <w:jc w:val="center"/>
+          <w:tblBorders>
+            <w:top w:val="none" w:color="auto" w:sz="0" w:space="0"/>
+            <w:left w:val="none" w:color="auto" w:sz="0" w:space="0"/>
+            <w:bottom w:val="none" w:color="auto" w:sz="0" w:space="0"/>
+            <w:right w:val="none" w:color="auto" w:sz="0" w:space="0"/>
+            <w:insideH w:val="none" w:color="auto" w:sz="0" w:space="0"/>
+            <w:insideV w:val="none" w:color="auto" w:sz="0" w:space="0"/>
+          </w:tblBorders>
           <w:tblCellMar>
             <w:top w:w="0" w:type="dxa"/>
             <w:left w:w="10" w:type="dxa"/>
@@ -13722,16 +14263,16 @@
           </w:tblCellMar>
         </w:tblPrEx>
         <w:trPr>
-          <w:trHeight w:val="0"/>
+          <w:trHeight w:val="0" w:hRule="atLeast"/>
           <w:jc w:val="center"/>
         </w:trPr>
         <w:tc>
           <w:tcPr>
             <w:tcW w:w="6137" w:type="dxa"/>
             <w:tcBorders>
-              <w:top w:val="single" w:sz="4" w:space="0" w:color="auto"/>
-              <w:left w:val="single" w:sz="12" w:space="0" w:color="auto"/>
-              <w:bottom w:val="single" w:sz="12" w:space="0" w:color="auto"/>
+              <w:top w:val="single" w:color="auto" w:sz="4" w:space="0"/>
+              <w:left w:val="single" w:color="auto" w:sz="12" w:space="0"/>
+              <w:bottom w:val="single" w:color="auto" w:sz="12" w:space="0"/>
               <w:right w:val="nil"/>
             </w:tcBorders>
             <w:tcMar>
@@ -13758,7 +14299,7 @@
               <w:adjustRightInd w:val="0"/>
               <w:snapToGrid w:val="0"/>
               <w:spacing w:before="120" w:after="120" w:line="240" w:lineRule="auto"/>
-              <w:ind w:left="0" w:right="0" w:firstLine="0" w:leftChars="0" w:rightChars="0" w:firstLineChars="0"/>
+              <w:ind w:left="0" w:leftChars="0" w:right="0" w:rightChars="0" w:firstLine="0" w:firstLineChars="0"/>
               <w:jc w:val="center"/>
               <w:textAlignment w:val="baseline"/>
               <w:rPr>
@@ -13768,7 +14309,7 @@
             </w:pPr>
             <w:r>
               <w:rPr>
-                <w:rFonts w:ascii="Arial" w:eastAsia="等线" w:hAnsi="Arial" w:cs="Arial"/>
+                <w:rFonts w:ascii="Arial" w:hAnsi="Arial" w:eastAsia="等线" w:cs="Arial"/>
                 <w:sz w:val="22"/>
               </w:rPr>
               <w:t>《过程框架改进计划》</w:t>
@@ -13779,10 +14320,10 @@
           <w:tcPr>
             <w:tcW w:w="2385" w:type="dxa"/>
             <w:tcBorders>
-              <w:top w:val="single" w:sz="4" w:space="0" w:color="auto"/>
-              <w:left w:val="single" w:sz="4" w:space="0" w:color="auto"/>
-              <w:bottom w:val="single" w:sz="12" w:space="0" w:color="auto"/>
-              <w:right w:val="single" w:sz="12" w:space="0" w:color="auto"/>
+              <w:top w:val="single" w:color="auto" w:sz="4" w:space="0"/>
+              <w:left w:val="single" w:color="auto" w:sz="4" w:space="0"/>
+              <w:bottom w:val="single" w:color="auto" w:sz="12" w:space="0"/>
+              <w:right w:val="single" w:color="auto" w:sz="12" w:space="0"/>
             </w:tcBorders>
             <w:tcMar>
               <w:top w:w="60" w:type="dxa"/>
@@ -13808,7 +14349,7 @@
               <w:adjustRightInd w:val="0"/>
               <w:snapToGrid w:val="0"/>
               <w:spacing w:before="120" w:after="120" w:line="240" w:lineRule="auto"/>
-              <w:ind w:left="0" w:right="0" w:firstLine="0" w:leftChars="0" w:rightChars="0" w:firstLineChars="0"/>
+              <w:ind w:left="0" w:leftChars="0" w:right="0" w:rightChars="0" w:firstLine="0" w:firstLineChars="0"/>
               <w:jc w:val="center"/>
               <w:textAlignment w:val="baseline"/>
               <w:rPr>
@@ -13818,7 +14359,7 @@
             </w:pPr>
             <w:r>
               <w:rPr>
-                <w:rFonts w:ascii="Arial" w:eastAsia="等线" w:hAnsi="Arial" w:cs="Arial"/>
+                <w:rFonts w:ascii="Arial" w:hAnsi="Arial" w:eastAsia="等线" w:cs="Arial"/>
                 <w:sz w:val="22"/>
               </w:rPr>
               <w:t>运维部</w:t>
@@ -13829,7 +14370,7 @@
     </w:tbl>
     <w:p>
       <w:pPr>
-        <w:pStyle w:val="a2"/>
+        <w:pStyle w:val="32"/>
         <w:keepNext w:val="0"/>
         <w:keepLines w:val="0"/>
         <w:pageBreakBefore w:val="0"/>
@@ -13853,20 +14394,70 @@
     <w:sectPr>
       <w:pgSz w:w="11906" w:h="16838"/>
       <w:pgMar w:top="1440" w:right="1800" w:bottom="1440" w:left="1800" w:header="851" w:footer="992" w:gutter="0"/>
-      <w:cols w:num="1" w:space="425"/>
+      <w:cols w:space="425" w:num="1"/>
       <w:docGrid w:type="lines" w:linePitch="312" w:charSpace="0"/>
     </w:sectPr>
   </w:body>
 </w:document>
 </file>
 
+<file path=word/endnotes.xml><?xml version="1.0" encoding="utf-8"?>
+<w:endnotes xmlns:wpc="http://schemas.microsoft.com/office/word/2010/wordprocessingCanvas" xmlns:mc="http://schemas.openxmlformats.org/markup-compatibility/2006" xmlns:o="urn:schemas-microsoft-com:office:office" xmlns:r="http://schemas.openxmlformats.org/officeDocument/2006/relationships" xmlns:m="http://schemas.openxmlformats.org/officeDocument/2006/math" xmlns:v="urn:schemas-microsoft-com:vml" xmlns:wp14="http://schemas.microsoft.com/office/word/2010/wordprocessingDrawing" xmlns:wp="http://schemas.openxmlformats.org/drawingml/2006/wordprocessingDrawing" xmlns:w="http://schemas.openxmlformats.org/wordprocessingml/2006/main" xmlns:w14="http://schemas.microsoft.com/office/word/2010/wordml" xmlns:w15="http://schemas.microsoft.com/office/word/2012/wordml" xmlns:w10="urn:schemas-microsoft-com:office:word" xmlns:wpg="http://schemas.microsoft.com/office/word/2010/wordprocessingGroup" xmlns:wpi="http://schemas.microsoft.com/office/word/2010/wordprocessingInk" xmlns:wne="http://schemas.microsoft.com/office/word/2006/wordml" xmlns:wps="http://schemas.microsoft.com/office/word/2010/wordprocessingShape" xmlns:wpsCustomData="http://www.wps.cn/officeDocument/2013/wpsCustomData" mc:Ignorable="w14 w15 wp14">
+  <w:endnote w:type="separator" w:id="0">
+    <w:p>
+      <w:pPr>
+        <w:spacing w:line="240" w:lineRule="auto"/>
+      </w:pPr>
+      <w:r>
+        <w:separator/>
+      </w:r>
+    </w:p>
+  </w:endnote>
+  <w:endnote w:type="continuationSeparator" w:id="1">
+    <w:p>
+      <w:pPr>
+        <w:spacing w:line="240" w:lineRule="auto"/>
+      </w:pPr>
+      <w:r>
+        <w:continuationSeparator/>
+      </w:r>
+    </w:p>
+  </w:endnote>
+</w:endnotes>
+</file>
+
+<file path=word/footnotes.xml><?xml version="1.0" encoding="utf-8"?>
+<w:footnotes xmlns:wpc="http://schemas.microsoft.com/office/word/2010/wordprocessingCanvas" xmlns:mc="http://schemas.openxmlformats.org/markup-compatibility/2006" xmlns:o="urn:schemas-microsoft-com:office:office" xmlns:r="http://schemas.openxmlformats.org/officeDocument/2006/relationships" xmlns:m="http://schemas.openxmlformats.org/officeDocument/2006/math" xmlns:v="urn:schemas-microsoft-com:vml" xmlns:wp14="http://schemas.microsoft.com/office/word/2010/wordprocessingDrawing" xmlns:wp="http://schemas.openxmlformats.org/drawingml/2006/wordprocessingDrawing" xmlns:w="http://schemas.openxmlformats.org/wordprocessingml/2006/main" xmlns:w14="http://schemas.microsoft.com/office/word/2010/wordml" xmlns:w15="http://schemas.microsoft.com/office/word/2012/wordml" xmlns:w10="urn:schemas-microsoft-com:office:word" xmlns:wpg="http://schemas.microsoft.com/office/word/2010/wordprocessingGroup" xmlns:wpi="http://schemas.microsoft.com/office/word/2010/wordprocessingInk" xmlns:wne="http://schemas.microsoft.com/office/word/2006/wordml" xmlns:wps="http://schemas.microsoft.com/office/word/2010/wordprocessingShape" xmlns:wpsCustomData="http://www.wps.cn/officeDocument/2013/wpsCustomData" mc:Ignorable="w14 w15 wp14">
+  <w:footnote w:type="separator" w:id="0">
+    <w:p>
+      <w:pPr>
+        <w:spacing w:line="360" w:lineRule="auto"/>
+      </w:pPr>
+      <w:r>
+        <w:separator/>
+      </w:r>
+    </w:p>
+  </w:footnote>
+  <w:footnote w:type="continuationSeparator" w:id="1">
+    <w:p>
+      <w:pPr>
+        <w:spacing w:line="360" w:lineRule="auto"/>
+      </w:pPr>
+      <w:r>
+        <w:continuationSeparator/>
+      </w:r>
+    </w:p>
+  </w:footnote>
+</w:footnotes>
+</file>
+
 <file path=word/numbering.xml><?xml version="1.0" encoding="utf-8"?>
-<w:numbering xmlns:wpc="http://schemas.microsoft.com/office/word/2010/wordprocessingCanvas" xmlns:mc="http://schemas.openxmlformats.org/markup-compatibility/2006" xmlns:o="urn:schemas-microsoft-com:office:office" xmlns:r="http://schemas.openxmlformats.org/officeDocument/2006/relationships" xmlns:m="http://schemas.openxmlformats.org/officeDocument/2006/math" xmlns:v="urn:schemas-microsoft-com:vml" xmlns:wp14="http://schemas.microsoft.com/office/word/2010/wordprocessingDrawing" xmlns:wp="http://schemas.openxmlformats.org/drawingml/2006/wordprocessingDrawing" xmlns:w10="urn:schemas-microsoft-com:office:word" xmlns:w="http://schemas.openxmlformats.org/wordprocessingml/2006/main" xmlns:w14="http://schemas.microsoft.com/office/word/2010/wordml" xmlns:w15="http://schemas.microsoft.com/office/word/2012/wordml" xmlns:wne="http://schemas.microsoft.com/office/word/2006/wordml" xmlns:wpg="http://schemas.microsoft.com/office/word/2010/wordprocessingGroup" xmlns:wpi="http://schemas.microsoft.com/office/word/2010/wordprocessingInk" xmlns:wps="http://schemas.microsoft.com/office/word/2010/wordprocessingShape" mc:Ignorable="w14 w15 wp14">
+<w:numbering xmlns:wpc="http://schemas.microsoft.com/office/word/2010/wordprocessingCanvas" xmlns:mc="http://schemas.openxmlformats.org/markup-compatibility/2006" xmlns:o="urn:schemas-microsoft-com:office:office" xmlns:r="http://schemas.openxmlformats.org/officeDocument/2006/relationships" xmlns:m="http://schemas.openxmlformats.org/officeDocument/2006/math" xmlns:v="urn:schemas-microsoft-com:vml" xmlns:wp14="http://schemas.microsoft.com/office/word/2010/wordprocessingDrawing" xmlns:wp="http://schemas.openxmlformats.org/drawingml/2006/wordprocessingDrawing" xmlns:w10="urn:schemas-microsoft-com:office:word" xmlns:w="http://schemas.openxmlformats.org/wordprocessingml/2006/main" xmlns:w14="http://schemas.microsoft.com/office/word/2010/wordml" xmlns:wpg="http://schemas.microsoft.com/office/word/2010/wordprocessingGroup" xmlns:wpi="http://schemas.microsoft.com/office/word/2010/wordprocessingInk" xmlns:wne="http://schemas.microsoft.com/office/word/2006/wordml" xmlns:wps="http://schemas.microsoft.com/office/word/2010/wordprocessingShape" xmlns:wpsCustomData="http://www.wps.cn/officeDocument/2013/wpsCustomData" mc:Ignorable="w14 wp14">
   <w:abstractNum w:abstractNumId="0">
     <w:nsid w:val="8E6C9E49"/>
     <w:multiLevelType w:val="singleLevel"/>
     <w:tmpl w:val="8E6C9E49"/>
-    <w:lvl w:ilvl="0">
+    <w:lvl w:ilvl="0" w:tentative="0">
       <w:start w:val="1"/>
       <w:numFmt w:val="decimal"/>
       <w:suff w:val="nothing"/>
@@ -13878,10 +14469,10 @@
     <w:nsid w:val="8E964DCE"/>
     <w:multiLevelType w:val="multilevel"/>
     <w:tmpl w:val="8E964DCE"/>
-    <w:lvl w:ilvl="0">
+    <w:lvl w:ilvl="0" w:tentative="0">
       <w:start w:val="1"/>
       <w:numFmt w:val="decimal"/>
-      <w:pStyle w:val="Heading1"/>
+      <w:pStyle w:val="2"/>
       <w:lvlText w:val="%1."/>
       <w:lvlJc w:val="left"/>
       <w:pPr>
@@ -13891,10 +14482,10 @@
         <w:rFonts w:hint="default"/>
       </w:rPr>
     </w:lvl>
-    <w:lvl w:ilvl="1">
+    <w:lvl w:ilvl="1" w:tentative="0">
       <w:start w:val="1"/>
       <w:numFmt w:val="decimal"/>
-      <w:pStyle w:val="Heading2"/>
+      <w:pStyle w:val="3"/>
       <w:lvlText w:val="%1.%2."/>
       <w:lvlJc w:val="left"/>
       <w:pPr>
@@ -13904,10 +14495,10 @@
         <w:rFonts w:hint="default"/>
       </w:rPr>
     </w:lvl>
-    <w:lvl w:ilvl="2">
+    <w:lvl w:ilvl="2" w:tentative="0">
       <w:start w:val="1"/>
       <w:numFmt w:val="decimal"/>
-      <w:pStyle w:val="Heading3"/>
+      <w:pStyle w:val="4"/>
       <w:lvlText w:val="%1.%2.%3."/>
       <w:lvlJc w:val="left"/>
       <w:pPr>
@@ -13917,10 +14508,10 @@
         <w:rFonts w:hint="default"/>
       </w:rPr>
     </w:lvl>
-    <w:lvl w:ilvl="3">
+    <w:lvl w:ilvl="3" w:tentative="0">
       <w:start w:val="1"/>
       <w:numFmt w:val="decimal"/>
-      <w:pStyle w:val="Heading4"/>
+      <w:pStyle w:val="5"/>
       <w:lvlText w:val="%1.%2.%3.%4."/>
       <w:lvlJc w:val="left"/>
       <w:pPr>
@@ -13930,10 +14521,10 @@
         <w:rFonts w:hint="default"/>
       </w:rPr>
     </w:lvl>
-    <w:lvl w:ilvl="4">
+    <w:lvl w:ilvl="4" w:tentative="0">
       <w:start w:val="1"/>
       <w:numFmt w:val="decimal"/>
-      <w:pStyle w:val="Heading5"/>
+      <w:pStyle w:val="6"/>
       <w:lvlText w:val="%1.%2.%3.%4.%5."/>
       <w:lvlJc w:val="left"/>
       <w:pPr>
@@ -13943,10 +14534,10 @@
         <w:rFonts w:hint="default"/>
       </w:rPr>
     </w:lvl>
-    <w:lvl w:ilvl="5">
+    <w:lvl w:ilvl="5" w:tentative="0">
       <w:start w:val="1"/>
       <w:numFmt w:val="decimal"/>
-      <w:pStyle w:val="Heading6"/>
+      <w:pStyle w:val="7"/>
       <w:lvlText w:val="%1.%2.%3.%4.%5.%6."/>
       <w:lvlJc w:val="left"/>
       <w:pPr>
@@ -13956,10 +14547,10 @@
         <w:rFonts w:hint="default"/>
       </w:rPr>
     </w:lvl>
-    <w:lvl w:ilvl="6">
+    <w:lvl w:ilvl="6" w:tentative="0">
       <w:start w:val="1"/>
       <w:numFmt w:val="decimal"/>
-      <w:pStyle w:val="Heading7"/>
+      <w:pStyle w:val="8"/>
       <w:lvlText w:val="%1.%2.%3.%4.%5.%6.%7."/>
       <w:lvlJc w:val="left"/>
       <w:pPr>
@@ -13969,10 +14560,10 @@
         <w:rFonts w:hint="default"/>
       </w:rPr>
     </w:lvl>
-    <w:lvl w:ilvl="7">
+    <w:lvl w:ilvl="7" w:tentative="0">
       <w:start w:val="1"/>
       <w:numFmt w:val="decimal"/>
-      <w:pStyle w:val="Heading8"/>
+      <w:pStyle w:val="9"/>
       <w:lvlText w:val="%1.%2.%3.%4.%5.%6.%7.%8."/>
       <w:lvlJc w:val="left"/>
       <w:pPr>
@@ -13982,10 +14573,10 @@
         <w:rFonts w:hint="default"/>
       </w:rPr>
     </w:lvl>
-    <w:lvl w:ilvl="8">
+    <w:lvl w:ilvl="8" w:tentative="0">
       <w:start w:val="1"/>
       <w:numFmt w:val="decimal"/>
-      <w:pStyle w:val="Heading9"/>
+      <w:pStyle w:val="10"/>
       <w:lvlText w:val="%1.%2.%3.%4.%5.%6.%7.%8.%9."/>
       <w:lvlJc w:val="left"/>
       <w:pPr>
@@ -14000,7 +14591,7 @@
     <w:nsid w:val="926CAB3A"/>
     <w:multiLevelType w:val="singleLevel"/>
     <w:tmpl w:val="926CAB3A"/>
-    <w:lvl w:ilvl="0">
+    <w:lvl w:ilvl="0" w:tentative="0">
       <w:start w:val="1"/>
       <w:numFmt w:val="decimal"/>
       <w:suff w:val="nothing"/>
@@ -14012,7 +14603,7 @@
     <w:nsid w:val="94F59E07"/>
     <w:multiLevelType w:val="singleLevel"/>
     <w:tmpl w:val="94F59E07"/>
-    <w:lvl w:ilvl="0">
+    <w:lvl w:ilvl="0" w:tentative="0">
       <w:start w:val="1"/>
       <w:numFmt w:val="decimal"/>
       <w:suff w:val="nothing"/>
@@ -14024,7 +14615,7 @@
     <w:nsid w:val="1E2F6DCD"/>
     <w:multiLevelType w:val="singleLevel"/>
     <w:tmpl w:val="1E2F6DCD"/>
-    <w:lvl w:ilvl="0">
+    <w:lvl w:ilvl="0" w:tentative="0">
       <w:start w:val="1"/>
       <w:numFmt w:val="decimal"/>
       <w:suff w:val="nothing"/>
@@ -14036,7 +14627,7 @@
     <w:nsid w:val="5A3E9F97"/>
     <w:multiLevelType w:val="singleLevel"/>
     <w:tmpl w:val="5A3E9F97"/>
-    <w:lvl w:ilvl="0">
+    <w:lvl w:ilvl="0" w:tentative="0">
       <w:start w:val="1"/>
       <w:numFmt w:val="decimal"/>
       <w:suff w:val="nothing"/>
@@ -14048,7 +14639,7 @@
     <w:nsid w:val="6A1658FB"/>
     <w:multiLevelType w:val="singleLevel"/>
     <w:tmpl w:val="6A1658FB"/>
-    <w:lvl w:ilvl="0">
+    <w:lvl w:ilvl="0" w:tentative="0">
       <w:start w:val="1"/>
       <w:numFmt w:val="decimal"/>
       <w:suff w:val="nothing"/>
@@ -14060,7 +14651,7 @@
     <w:nsid w:val="6EECEBCB"/>
     <w:multiLevelType w:val="singleLevel"/>
     <w:tmpl w:val="6EECEBCB"/>
-    <w:lvl w:ilvl="0">
+    <w:lvl w:ilvl="0" w:tentative="0">
       <w:start w:val="1"/>
       <w:numFmt w:val="decimal"/>
       <w:suff w:val="nothing"/>
@@ -14072,7 +14663,7 @@
     <w:nsid w:val="7799E57F"/>
     <w:multiLevelType w:val="singleLevel"/>
     <w:tmpl w:val="7799E57F"/>
-    <w:lvl w:ilvl="0">
+    <w:lvl w:ilvl="0" w:tentative="0">
       <w:start w:val="1"/>
       <w:numFmt w:val="decimal"/>
       <w:suff w:val="nothing"/>
@@ -14111,267 +14702,269 @@
 </file>
 
 <file path=word/styles.xml><?xml version="1.0" encoding="utf-8"?>
-<w:styles xmlns:mc="http://schemas.openxmlformats.org/markup-compatibility/2006" xmlns:r="http://schemas.openxmlformats.org/officeDocument/2006/relationships" xmlns:w="http://schemas.openxmlformats.org/wordprocessingml/2006/main" xmlns:w14="http://schemas.microsoft.com/office/word/2010/wordml" xmlns:w15="http://schemas.microsoft.com/office/word/2012/wordml" mc:Ignorable="w14 w15">
+<w:styles xmlns:mc="http://schemas.openxmlformats.org/markup-compatibility/2006" xmlns:o="urn:schemas-microsoft-com:office:office" xmlns:r="http://schemas.openxmlformats.org/officeDocument/2006/relationships" xmlns:m="http://schemas.openxmlformats.org/officeDocument/2006/math" xmlns:v="urn:schemas-microsoft-com:vml" xmlns:w="http://schemas.openxmlformats.org/wordprocessingml/2006/main" xmlns:w14="http://schemas.microsoft.com/office/word/2010/wordml" xmlns:w10="urn:schemas-microsoft-com:office:word" xmlns:sl="http://schemas.openxmlformats.org/schemaLibrary/2006/main" xmlns:wpsCustomData="http://www.wps.cn/officeDocument/2013/wpsCustomData" mc:Ignorable="w14">
   <w:docDefaults>
     <w:rPrDefault>
       <w:rPr>
-        <w:rFonts w:ascii="Times New Roman" w:eastAsia="宋体" w:hAnsi="Times New Roman" w:cs="Times New Roman"/>
+        <w:rFonts w:ascii="Times New Roman" w:hAnsi="Times New Roman" w:eastAsia="宋体" w:cs="Times New Roman"/>
       </w:rPr>
     </w:rPrDefault>
     <w:pPrDefault/>
   </w:docDefaults>
-  <w:latentStyles w:defLockedState="0" w:defUIPriority="99" w:defSemiHidden="1" w:defUnhideWhenUsed="1" w:defQFormat="0" w:count="260">
-    <w:lsdException w:name="Normal" w:semiHidden="0" w:uiPriority="0" w:unhideWhenUsed="0" w:qFormat="1"/>
-    <w:lsdException w:name="heading 1" w:semiHidden="0" w:uiPriority="0" w:unhideWhenUsed="0" w:qFormat="1"/>
-    <w:lsdException w:name="heading 2" w:semiHidden="0" w:uiPriority="0" w:qFormat="1"/>
-    <w:lsdException w:name="heading 3" w:uiPriority="0" w:qFormat="1"/>
-    <w:lsdException w:name="heading 4" w:semiHidden="0" w:uiPriority="0" w:qFormat="1"/>
-    <w:lsdException w:name="heading 5" w:uiPriority="0" w:qFormat="1"/>
-    <w:lsdException w:name="heading 6" w:uiPriority="0" w:qFormat="1"/>
-    <w:lsdException w:name="heading 7" w:uiPriority="0" w:qFormat="1"/>
-    <w:lsdException w:name="heading 8" w:uiPriority="0" w:qFormat="1"/>
-    <w:lsdException w:name="heading 9" w:uiPriority="0" w:qFormat="1"/>
-    <w:lsdException w:name="index 1" w:semiHidden="0" w:uiPriority="0" w:unhideWhenUsed="0"/>
-    <w:lsdException w:name="index 2" w:semiHidden="0" w:uiPriority="0" w:unhideWhenUsed="0"/>
-    <w:lsdException w:name="index 3" w:semiHidden="0" w:uiPriority="0" w:unhideWhenUsed="0"/>
-    <w:lsdException w:name="index 4" w:semiHidden="0" w:uiPriority="0" w:unhideWhenUsed="0"/>
-    <w:lsdException w:name="index 5" w:semiHidden="0" w:uiPriority="0" w:unhideWhenUsed="0"/>
-    <w:lsdException w:name="index 6" w:semiHidden="0" w:uiPriority="0" w:unhideWhenUsed="0"/>
-    <w:lsdException w:name="index 7" w:semiHidden="0" w:uiPriority="0" w:unhideWhenUsed="0"/>
-    <w:lsdException w:name="index 8" w:semiHidden="0" w:uiPriority="0" w:unhideWhenUsed="0"/>
-    <w:lsdException w:name="index 9" w:semiHidden="0" w:uiPriority="0" w:unhideWhenUsed="0"/>
-    <w:lsdException w:name="toc 1" w:semiHidden="0" w:uiPriority="0" w:unhideWhenUsed="0" w:qFormat="1"/>
-    <w:lsdException w:name="toc 2" w:semiHidden="0" w:uiPriority="0" w:unhideWhenUsed="0" w:qFormat="1"/>
-    <w:lsdException w:name="toc 3" w:semiHidden="0" w:uiPriority="0" w:unhideWhenUsed="0" w:qFormat="1"/>
-    <w:lsdException w:name="toc 4" w:semiHidden="0" w:uiPriority="0" w:unhideWhenUsed="0"/>
-    <w:lsdException w:name="toc 5" w:semiHidden="0" w:uiPriority="0" w:unhideWhenUsed="0"/>
-    <w:lsdException w:name="toc 6" w:semiHidden="0" w:uiPriority="0" w:unhideWhenUsed="0"/>
-    <w:lsdException w:name="toc 7" w:semiHidden="0" w:uiPriority="0" w:unhideWhenUsed="0"/>
-    <w:lsdException w:name="toc 8" w:semiHidden="0" w:uiPriority="0" w:unhideWhenUsed="0"/>
-    <w:lsdException w:name="toc 9" w:semiHidden="0" w:uiPriority="0" w:unhideWhenUsed="0"/>
-    <w:lsdException w:name="Normal Indent" w:semiHidden="0" w:uiPriority="0" w:unhideWhenUsed="0"/>
-    <w:lsdException w:name="footnote text" w:semiHidden="0" w:uiPriority="0" w:unhideWhenUsed="0"/>
-    <w:lsdException w:name="annotation text" w:semiHidden="0" w:uiPriority="0" w:unhideWhenUsed="0" w:qFormat="1"/>
-    <w:lsdException w:name="header" w:semiHidden="0" w:uiPriority="0" w:unhideWhenUsed="0" w:qFormat="1"/>
-    <w:lsdException w:name="footer" w:semiHidden="0" w:uiPriority="0" w:unhideWhenUsed="0" w:qFormat="1"/>
-    <w:lsdException w:name="index heading" w:semiHidden="0" w:uiPriority="0" w:unhideWhenUsed="0"/>
-    <w:lsdException w:name="caption" w:uiPriority="0" w:qFormat="1"/>
-    <w:lsdException w:name="table of figures" w:semiHidden="0" w:uiPriority="0" w:unhideWhenUsed="0" w:qFormat="1"/>
-    <w:lsdException w:name="envelope address" w:semiHidden="0" w:uiPriority="0" w:unhideWhenUsed="0"/>
-    <w:lsdException w:name="envelope return" w:semiHidden="0" w:uiPriority="0" w:unhideWhenUsed="0"/>
-    <w:lsdException w:name="footnote reference" w:semiHidden="0" w:uiPriority="0" w:unhideWhenUsed="0"/>
-    <w:lsdException w:name="annotation reference" w:semiHidden="0" w:uiPriority="0" w:unhideWhenUsed="0"/>
-    <w:lsdException w:name="line number" w:semiHidden="0" w:uiPriority="0" w:unhideWhenUsed="0"/>
-    <w:lsdException w:name="page number" w:semiHidden="0" w:uiPriority="0" w:unhideWhenUsed="0"/>
-    <w:lsdException w:name="endnote reference" w:semiHidden="0" w:uiPriority="0" w:unhideWhenUsed="0"/>
-    <w:lsdException w:name="endnote text" w:semiHidden="0" w:uiPriority="0" w:unhideWhenUsed="0"/>
-    <w:lsdException w:name="table of authorities" w:semiHidden="0" w:uiPriority="0" w:unhideWhenUsed="0"/>
-    <w:lsdException w:name="macro" w:semiHidden="0" w:uiPriority="0" w:unhideWhenUsed="0"/>
-    <w:lsdException w:name="toa heading" w:semiHidden="0" w:uiPriority="0" w:unhideWhenUsed="0"/>
-    <w:lsdException w:name="List" w:semiHidden="0" w:uiPriority="0" w:unhideWhenUsed="0"/>
-    <w:lsdException w:name="List Bullet" w:semiHidden="0" w:uiPriority="0" w:unhideWhenUsed="0"/>
-    <w:lsdException w:name="List Number" w:semiHidden="0" w:uiPriority="0" w:unhideWhenUsed="0"/>
-    <w:lsdException w:name="List 2" w:semiHidden="0" w:uiPriority="0" w:unhideWhenUsed="0"/>
-    <w:lsdException w:name="List 3" w:semiHidden="0" w:uiPriority="0" w:unhideWhenUsed="0"/>
-    <w:lsdException w:name="List 4" w:semiHidden="0" w:uiPriority="0" w:unhideWhenUsed="0"/>
-    <w:lsdException w:name="List 5" w:semiHidden="0" w:uiPriority="0" w:unhideWhenUsed="0"/>
-    <w:lsdException w:name="List Bullet 2" w:semiHidden="0" w:uiPriority="0" w:unhideWhenUsed="0"/>
-    <w:lsdException w:name="List Bullet 3" w:semiHidden="0" w:uiPriority="0" w:unhideWhenUsed="0"/>
-    <w:lsdException w:name="List Bullet 4" w:semiHidden="0" w:uiPriority="0" w:unhideWhenUsed="0"/>
-    <w:lsdException w:name="List Bullet 5" w:semiHidden="0" w:uiPriority="0" w:unhideWhenUsed="0"/>
-    <w:lsdException w:name="List Number 2" w:semiHidden="0" w:uiPriority="0" w:unhideWhenUsed="0"/>
-    <w:lsdException w:name="List Number 3" w:semiHidden="0" w:uiPriority="0" w:unhideWhenUsed="0"/>
-    <w:lsdException w:name="List Number 4" w:semiHidden="0" w:uiPriority="0" w:unhideWhenUsed="0"/>
-    <w:lsdException w:name="List Number 5" w:semiHidden="0" w:uiPriority="0" w:unhideWhenUsed="0"/>
-    <w:lsdException w:name="Title" w:semiHidden="0" w:uiPriority="0" w:unhideWhenUsed="0" w:qFormat="1"/>
-    <w:lsdException w:name="Closing" w:semiHidden="0" w:uiPriority="0" w:unhideWhenUsed="0"/>
-    <w:lsdException w:name="Signature" w:semiHidden="0" w:uiPriority="0" w:unhideWhenUsed="0"/>
-    <w:lsdException w:name="Default Paragraph Font" w:uiPriority="0" w:unhideWhenUsed="0" w:qFormat="1"/>
-    <w:lsdException w:name="Body Text" w:uiPriority="0" w:unhideWhenUsed="0" w:qFormat="1"/>
-    <w:lsdException w:name="Body Text Indent" w:semiHidden="0" w:uiPriority="0" w:unhideWhenUsed="0"/>
-    <w:lsdException w:name="List Continue" w:semiHidden="0" w:uiPriority="0" w:unhideWhenUsed="0"/>
-    <w:lsdException w:name="List Continue 2" w:semiHidden="0" w:uiPriority="0" w:unhideWhenUsed="0"/>
-    <w:lsdException w:name="List Continue 3" w:semiHidden="0" w:uiPriority="0" w:unhideWhenUsed="0"/>
-    <w:lsdException w:name="List Continue 4" w:semiHidden="0" w:uiPriority="0" w:unhideWhenUsed="0"/>
-    <w:lsdException w:name="List Continue 5" w:semiHidden="0" w:uiPriority="0" w:unhideWhenUsed="0"/>
-    <w:lsdException w:name="Message Header" w:semiHidden="0" w:uiPriority="0" w:unhideWhenUsed="0"/>
-    <w:lsdException w:name="Subtitle" w:semiHidden="0" w:uiPriority="0" w:unhideWhenUsed="0" w:qFormat="1"/>
-    <w:lsdException w:name="Salutation" w:semiHidden="0" w:uiPriority="0" w:unhideWhenUsed="0"/>
-    <w:lsdException w:name="Date" w:semiHidden="0" w:uiPriority="0" w:unhideWhenUsed="0"/>
-    <w:lsdException w:name="Body Text First Indent" w:semiHidden="0" w:uiPriority="0" w:unhideWhenUsed="0"/>
-    <w:lsdException w:name="Body Text First Indent 2" w:semiHidden="0" w:uiPriority="0" w:unhideWhenUsed="0"/>
-    <w:lsdException w:name="Body Text 2" w:semiHidden="0" w:uiPriority="0" w:unhideWhenUsed="0"/>
-    <w:lsdException w:name="Body Text 3" w:semiHidden="0" w:uiPriority="0" w:unhideWhenUsed="0"/>
-    <w:lsdException w:name="Body Text Indent 2" w:semiHidden="0" w:uiPriority="0" w:unhideWhenUsed="0"/>
-    <w:lsdException w:name="Body Text Indent 3" w:semiHidden="0" w:uiPriority="0" w:unhideWhenUsed="0"/>
-    <w:lsdException w:name="Block Text" w:semiHidden="0" w:uiPriority="0" w:unhideWhenUsed="0"/>
-    <w:lsdException w:name="Hyperlink" w:semiHidden="0" w:uiPriority="0" w:unhideWhenUsed="0"/>
-    <w:lsdException w:name="FollowedHyperlink" w:semiHidden="0" w:uiPriority="0" w:unhideWhenUsed="0"/>
-    <w:lsdException w:name="Strong" w:semiHidden="0" w:uiPriority="0" w:unhideWhenUsed="0" w:qFormat="1"/>
-    <w:lsdException w:name="Emphasis" w:semiHidden="0" w:uiPriority="0" w:unhideWhenUsed="0" w:qFormat="1"/>
-    <w:lsdException w:name="Document Map" w:semiHidden="0" w:uiPriority="0" w:unhideWhenUsed="0"/>
-    <w:lsdException w:name="Plain Text" w:semiHidden="0" w:uiPriority="0" w:unhideWhenUsed="0"/>
-    <w:lsdException w:name="E-mail Signature" w:semiHidden="0" w:uiPriority="0" w:unhideWhenUsed="0"/>
-    <w:lsdException w:name="Normal (Web)" w:semiHidden="0" w:uiPriority="0" w:unhideWhenUsed="0" w:qFormat="1"/>
-    <w:lsdException w:name="HTML Acronym" w:semiHidden="0" w:uiPriority="0" w:unhideWhenUsed="0"/>
-    <w:lsdException w:name="HTML Address" w:semiHidden="0" w:uiPriority="0" w:unhideWhenUsed="0"/>
-    <w:lsdException w:name="HTML Cite" w:semiHidden="0" w:uiPriority="0" w:unhideWhenUsed="0"/>
-    <w:lsdException w:name="HTML Code" w:semiHidden="0" w:uiPriority="0" w:unhideWhenUsed="0"/>
-    <w:lsdException w:name="HTML Definition" w:semiHidden="0" w:uiPriority="0" w:unhideWhenUsed="0"/>
-    <w:lsdException w:name="HTML Keyboard" w:semiHidden="0" w:uiPriority="0" w:unhideWhenUsed="0"/>
-    <w:lsdException w:name="HTML Preformatted" w:semiHidden="0" w:uiPriority="0" w:unhideWhenUsed="0" w:qFormat="1"/>
-    <w:lsdException w:name="HTML Sample" w:semiHidden="0" w:uiPriority="0" w:unhideWhenUsed="0"/>
-    <w:lsdException w:name="HTML Typewriter" w:semiHidden="0" w:uiPriority="0" w:unhideWhenUsed="0"/>
-    <w:lsdException w:name="HTML Variable" w:semiHidden="0" w:uiPriority="0" w:unhideWhenUsed="0"/>
-    <w:lsdException w:name="Normal Table" w:uiPriority="0" w:unhideWhenUsed="0" w:qFormat="1"/>
-    <w:lsdException w:name="annotation subject" w:semiHidden="0" w:uiPriority="0" w:unhideWhenUsed="0"/>
-    <w:lsdException w:name="Table Simple 1" w:semiHidden="0" w:uiPriority="0" w:unhideWhenUsed="0"/>
-    <w:lsdException w:name="Table Simple 2" w:semiHidden="0" w:uiPriority="0" w:unhideWhenUsed="0"/>
-    <w:lsdException w:name="Table Simple 3" w:semiHidden="0" w:uiPriority="0" w:unhideWhenUsed="0"/>
-    <w:lsdException w:name="Table Classic 1" w:semiHidden="0" w:uiPriority="0" w:unhideWhenUsed="0"/>
-    <w:lsdException w:name="Table Classic 2" w:semiHidden="0" w:uiPriority="0" w:unhideWhenUsed="0"/>
-    <w:lsdException w:name="Table Classic 3" w:semiHidden="0" w:uiPriority="0" w:unhideWhenUsed="0"/>
-    <w:lsdException w:name="Table Classic 4" w:semiHidden="0" w:uiPriority="0" w:unhideWhenUsed="0"/>
-    <w:lsdException w:name="Table Colorful 1" w:semiHidden="0" w:uiPriority="0" w:unhideWhenUsed="0"/>
-    <w:lsdException w:name="Table Colorful 2" w:semiHidden="0" w:uiPriority="0" w:unhideWhenUsed="0"/>
-    <w:lsdException w:name="Table Colorful 3" w:semiHidden="0" w:uiPriority="0" w:unhideWhenUsed="0"/>
-    <w:lsdException w:name="Table Columns 1" w:semiHidden="0" w:uiPriority="0" w:unhideWhenUsed="0"/>
-    <w:lsdException w:name="Table Columns 2" w:semiHidden="0" w:uiPriority="0" w:unhideWhenUsed="0"/>
-    <w:lsdException w:name="Table Columns 3" w:semiHidden="0" w:uiPriority="0" w:unhideWhenUsed="0"/>
-    <w:lsdException w:name="Table Columns 4" w:semiHidden="0" w:uiPriority="0" w:unhideWhenUsed="0"/>
-    <w:lsdException w:name="Table Columns 5" w:semiHidden="0" w:uiPriority="0" w:unhideWhenUsed="0"/>
-    <w:lsdException w:name="Table Grid 1" w:semiHidden="0" w:uiPriority="0" w:unhideWhenUsed="0"/>
-    <w:lsdException w:name="Table Grid 2" w:semiHidden="0" w:uiPriority="0" w:unhideWhenUsed="0"/>
-    <w:lsdException w:name="Table Grid 3" w:semiHidden="0" w:uiPriority="0" w:unhideWhenUsed="0"/>
-    <w:lsdException w:name="Table Grid 4" w:semiHidden="0" w:uiPriority="0" w:unhideWhenUsed="0"/>
-    <w:lsdException w:name="Table Grid 5" w:semiHidden="0" w:uiPriority="0" w:unhideWhenUsed="0"/>
-    <w:lsdException w:name="Table Grid 6" w:semiHidden="0" w:uiPriority="0" w:unhideWhenUsed="0"/>
-    <w:lsdException w:name="Table Grid 7" w:semiHidden="0" w:uiPriority="0" w:unhideWhenUsed="0"/>
-    <w:lsdException w:name="Table Grid 8" w:semiHidden="0" w:uiPriority="0" w:unhideWhenUsed="0"/>
-    <w:lsdException w:name="Table List 1" w:semiHidden="0" w:uiPriority="0" w:unhideWhenUsed="0"/>
-    <w:lsdException w:name="Table List 2" w:semiHidden="0" w:uiPriority="0" w:unhideWhenUsed="0"/>
-    <w:lsdException w:name="Table List 3" w:semiHidden="0" w:uiPriority="0" w:unhideWhenUsed="0"/>
-    <w:lsdException w:name="Table List 4" w:semiHidden="0" w:uiPriority="0" w:unhideWhenUsed="0"/>
-    <w:lsdException w:name="Table List 5" w:semiHidden="0" w:uiPriority="0" w:unhideWhenUsed="0"/>
-    <w:lsdException w:name="Table List 6" w:semiHidden="0" w:uiPriority="0" w:unhideWhenUsed="0"/>
-    <w:lsdException w:name="Table List 7" w:semiHidden="0" w:uiPriority="0" w:unhideWhenUsed="0"/>
-    <w:lsdException w:name="Table List 8" w:semiHidden="0" w:uiPriority="0" w:unhideWhenUsed="0"/>
-    <w:lsdException w:name="Table 3D effects 1" w:semiHidden="0" w:uiPriority="0" w:unhideWhenUsed="0"/>
-    <w:lsdException w:name="Table 3D effects 2" w:semiHidden="0" w:uiPriority="0" w:unhideWhenUsed="0"/>
-    <w:lsdException w:name="Table 3D effects 3" w:semiHidden="0" w:uiPriority="0" w:unhideWhenUsed="0"/>
-    <w:lsdException w:name="Table Contemporary" w:semiHidden="0" w:uiPriority="0" w:unhideWhenUsed="0"/>
-    <w:lsdException w:name="Table Elegant" w:semiHidden="0" w:uiPriority="0" w:unhideWhenUsed="0"/>
-    <w:lsdException w:name="Table Professional" w:semiHidden="0" w:uiPriority="0" w:unhideWhenUsed="0"/>
-    <w:lsdException w:name="Table Subtle 1" w:semiHidden="0" w:uiPriority="0" w:unhideWhenUsed="0"/>
-    <w:lsdException w:name="Table Subtle 2" w:semiHidden="0" w:uiPriority="0" w:unhideWhenUsed="0"/>
-    <w:lsdException w:name="Table Web 1" w:semiHidden="0" w:uiPriority="0" w:unhideWhenUsed="0"/>
-    <w:lsdException w:name="Table Web 2" w:semiHidden="0" w:uiPriority="0" w:unhideWhenUsed="0"/>
-    <w:lsdException w:name="Table Web 3" w:semiHidden="0" w:uiPriority="0" w:unhideWhenUsed="0"/>
-    <w:lsdException w:name="Balloon Text" w:semiHidden="0" w:uiPriority="0" w:unhideWhenUsed="0"/>
-    <w:lsdException w:name="Table Grid" w:semiHidden="0" w:uiPriority="0" w:unhideWhenUsed="0" w:qFormat="1"/>
-    <w:lsdException w:name="Table Theme" w:semiHidden="0" w:uiPriority="0" w:unhideWhenUsed="0"/>
-    <w:lsdException w:name="Light Shading" w:semiHidden="0" w:uiPriority="60" w:unhideWhenUsed="0"/>
-    <w:lsdException w:name="Light List" w:semiHidden="0" w:uiPriority="61" w:unhideWhenUsed="0"/>
-    <w:lsdException w:name="Light Grid" w:semiHidden="0" w:uiPriority="62" w:unhideWhenUsed="0"/>
-    <w:lsdException w:name="Medium Shading 1" w:semiHidden="0" w:uiPriority="63" w:unhideWhenUsed="0"/>
-    <w:lsdException w:name="Medium Shading 2" w:semiHidden="0" w:uiPriority="64" w:unhideWhenUsed="0"/>
-    <w:lsdException w:name="Medium List 1" w:semiHidden="0" w:uiPriority="65" w:unhideWhenUsed="0"/>
-    <w:lsdException w:name="Medium List 2" w:semiHidden="0" w:uiPriority="66" w:unhideWhenUsed="0"/>
-    <w:lsdException w:name="Medium Grid 1" w:semiHidden="0" w:uiPriority="67" w:unhideWhenUsed="0"/>
-    <w:lsdException w:name="Medium Grid 2" w:semiHidden="0" w:uiPriority="68" w:unhideWhenUsed="0"/>
-    <w:lsdException w:name="Medium Grid 3" w:semiHidden="0" w:uiPriority="69" w:unhideWhenUsed="0"/>
-    <w:lsdException w:name="Dark List" w:semiHidden="0" w:uiPriority="70" w:unhideWhenUsed="0"/>
-    <w:lsdException w:name="Colorful Shading" w:semiHidden="0" w:uiPriority="71" w:unhideWhenUsed="0"/>
-    <w:lsdException w:name="Colorful List" w:semiHidden="0" w:uiPriority="72" w:unhideWhenUsed="0"/>
-    <w:lsdException w:name="Colorful Grid" w:semiHidden="0" w:uiPriority="73" w:unhideWhenUsed="0"/>
-    <w:lsdException w:name="Light Shading Accent 1" w:semiHidden="0" w:uiPriority="60" w:unhideWhenUsed="0"/>
-    <w:lsdException w:name="Light List Accent 1" w:semiHidden="0" w:uiPriority="61" w:unhideWhenUsed="0"/>
-    <w:lsdException w:name="Light Grid Accent 1" w:semiHidden="0" w:uiPriority="62" w:unhideWhenUsed="0"/>
-    <w:lsdException w:name="Medium Shading 1 Accent 1" w:semiHidden="0" w:uiPriority="63" w:unhideWhenUsed="0"/>
-    <w:lsdException w:name="Medium Shading 2 Accent 1" w:semiHidden="0" w:uiPriority="64" w:unhideWhenUsed="0"/>
-    <w:lsdException w:name="Medium List 1 Accent 1" w:semiHidden="0" w:uiPriority="65" w:unhideWhenUsed="0"/>
-    <w:lsdException w:name="Medium List 2 Accent 1" w:semiHidden="0" w:uiPriority="66" w:unhideWhenUsed="0"/>
-    <w:lsdException w:name="Medium Grid 1 Accent 1" w:semiHidden="0" w:uiPriority="67" w:unhideWhenUsed="0"/>
-    <w:lsdException w:name="Medium Grid 2 Accent 1" w:semiHidden="0" w:uiPriority="68" w:unhideWhenUsed="0"/>
-    <w:lsdException w:name="Medium Grid 3 Accent 1" w:semiHidden="0" w:uiPriority="69" w:unhideWhenUsed="0"/>
-    <w:lsdException w:name="Dark List Accent 1" w:semiHidden="0" w:uiPriority="70" w:unhideWhenUsed="0"/>
-    <w:lsdException w:name="Colorful Shading Accent 1" w:semiHidden="0" w:uiPriority="71" w:unhideWhenUsed="0"/>
-    <w:lsdException w:name="Colorful List Accent 1" w:semiHidden="0" w:uiPriority="72" w:unhideWhenUsed="0"/>
-    <w:lsdException w:name="Colorful Grid Accent 1" w:semiHidden="0" w:uiPriority="73" w:unhideWhenUsed="0"/>
-    <w:lsdException w:name="Light Shading Accent 2" w:semiHidden="0" w:uiPriority="60" w:unhideWhenUsed="0"/>
-    <w:lsdException w:name="Light List Accent 2" w:semiHidden="0" w:uiPriority="61" w:unhideWhenUsed="0"/>
-    <w:lsdException w:name="Light Grid Accent 2" w:semiHidden="0" w:uiPriority="62" w:unhideWhenUsed="0"/>
-    <w:lsdException w:name="Medium Shading 1 Accent 2" w:semiHidden="0" w:uiPriority="63" w:unhideWhenUsed="0"/>
-    <w:lsdException w:name="Medium Shading 2 Accent 2" w:semiHidden="0" w:uiPriority="64" w:unhideWhenUsed="0"/>
-    <w:lsdException w:name="Medium List 1 Accent 2" w:semiHidden="0" w:uiPriority="65" w:unhideWhenUsed="0"/>
-    <w:lsdException w:name="Medium List 2 Accent 2" w:semiHidden="0" w:uiPriority="66" w:unhideWhenUsed="0"/>
-    <w:lsdException w:name="Medium Grid 1 Accent 2" w:semiHidden="0" w:uiPriority="67" w:unhideWhenUsed="0"/>
-    <w:lsdException w:name="Medium Grid 2 Accent 2" w:semiHidden="0" w:uiPriority="68" w:unhideWhenUsed="0"/>
-    <w:lsdException w:name="Medium Grid 3 Accent 2" w:semiHidden="0" w:uiPriority="69" w:unhideWhenUsed="0"/>
-    <w:lsdException w:name="Dark List Accent 2" w:semiHidden="0" w:uiPriority="70" w:unhideWhenUsed="0"/>
-    <w:lsdException w:name="Colorful Shading Accent 2" w:semiHidden="0" w:uiPriority="71" w:unhideWhenUsed="0"/>
-    <w:lsdException w:name="Colorful List Accent 2" w:semiHidden="0" w:uiPriority="72" w:unhideWhenUsed="0"/>
-    <w:lsdException w:name="Colorful Grid Accent 2" w:semiHidden="0" w:uiPriority="73" w:unhideWhenUsed="0"/>
-    <w:lsdException w:name="Light Shading Accent 3" w:semiHidden="0" w:uiPriority="60" w:unhideWhenUsed="0"/>
-    <w:lsdException w:name="Light List Accent 3" w:semiHidden="0" w:uiPriority="61" w:unhideWhenUsed="0"/>
-    <w:lsdException w:name="Light Grid Accent 3" w:semiHidden="0" w:uiPriority="62" w:unhideWhenUsed="0"/>
-    <w:lsdException w:name="Medium Shading 1 Accent 3" w:semiHidden="0" w:uiPriority="63" w:unhideWhenUsed="0"/>
-    <w:lsdException w:name="Medium Shading 2 Accent 3" w:semiHidden="0" w:uiPriority="64" w:unhideWhenUsed="0"/>
-    <w:lsdException w:name="Medium List 1 Accent 3" w:semiHidden="0" w:uiPriority="65" w:unhideWhenUsed="0"/>
-    <w:lsdException w:name="Medium List 2 Accent 3" w:semiHidden="0" w:uiPriority="66" w:unhideWhenUsed="0"/>
-    <w:lsdException w:name="Medium Grid 1 Accent 3" w:semiHidden="0" w:uiPriority="67" w:unhideWhenUsed="0"/>
-    <w:lsdException w:name="Medium Grid 2 Accent 3" w:semiHidden="0" w:uiPriority="68" w:unhideWhenUsed="0"/>
-    <w:lsdException w:name="Medium Grid 3 Accent 3" w:semiHidden="0" w:uiPriority="69" w:unhideWhenUsed="0"/>
-    <w:lsdException w:name="Dark List Accent 3" w:semiHidden="0" w:uiPriority="70" w:unhideWhenUsed="0"/>
-    <w:lsdException w:name="Colorful Shading Accent 3" w:semiHidden="0" w:uiPriority="71" w:unhideWhenUsed="0"/>
-    <w:lsdException w:name="Colorful List Accent 3" w:semiHidden="0" w:uiPriority="72" w:unhideWhenUsed="0"/>
-    <w:lsdException w:name="Colorful Grid Accent 3" w:semiHidden="0" w:uiPriority="73" w:unhideWhenUsed="0"/>
-    <w:lsdException w:name="Light Shading Accent 4" w:semiHidden="0" w:uiPriority="60" w:unhideWhenUsed="0"/>
-    <w:lsdException w:name="Light List Accent 4" w:semiHidden="0" w:uiPriority="61" w:unhideWhenUsed="0"/>
-    <w:lsdException w:name="Light Grid Accent 4" w:semiHidden="0" w:uiPriority="62" w:unhideWhenUsed="0"/>
-    <w:lsdException w:name="Medium Shading 1 Accent 4" w:semiHidden="0" w:uiPriority="63" w:unhideWhenUsed="0"/>
-    <w:lsdException w:name="Medium Shading 2 Accent 4" w:semiHidden="0" w:uiPriority="64" w:unhideWhenUsed="0"/>
-    <w:lsdException w:name="Medium List 1 Accent 4" w:semiHidden="0" w:uiPriority="65" w:unhideWhenUsed="0"/>
-    <w:lsdException w:name="Medium List 2 Accent 4" w:semiHidden="0" w:uiPriority="66" w:unhideWhenUsed="0"/>
-    <w:lsdException w:name="Medium Grid 1 Accent 4" w:semiHidden="0" w:uiPriority="67" w:unhideWhenUsed="0"/>
-    <w:lsdException w:name="Medium Grid 2 Accent 4" w:semiHidden="0" w:uiPriority="68" w:unhideWhenUsed="0"/>
-    <w:lsdException w:name="Medium Grid 3 Accent 4" w:semiHidden="0" w:uiPriority="69" w:unhideWhenUsed="0"/>
-    <w:lsdException w:name="Dark List Accent 4" w:semiHidden="0" w:uiPriority="70" w:unhideWhenUsed="0"/>
-    <w:lsdException w:name="Colorful Shading Accent 4" w:semiHidden="0" w:uiPriority="71" w:unhideWhenUsed="0"/>
-    <w:lsdException w:name="Colorful List Accent 4" w:semiHidden="0" w:uiPriority="72" w:unhideWhenUsed="0"/>
-    <w:lsdException w:name="Colorful Grid Accent 4" w:semiHidden="0" w:uiPriority="73" w:unhideWhenUsed="0"/>
-    <w:lsdException w:name="Light Shading Accent 5" w:semiHidden="0" w:uiPriority="60" w:unhideWhenUsed="0"/>
-    <w:lsdException w:name="Light List Accent 5" w:semiHidden="0" w:uiPriority="61" w:unhideWhenUsed="0"/>
-    <w:lsdException w:name="Light Grid Accent 5" w:semiHidden="0" w:uiPriority="62" w:unhideWhenUsed="0"/>
-    <w:lsdException w:name="Medium Shading 1 Accent 5" w:semiHidden="0" w:uiPriority="63" w:unhideWhenUsed="0"/>
-    <w:lsdException w:name="Medium Shading 2 Accent 5" w:semiHidden="0" w:uiPriority="64" w:unhideWhenUsed="0"/>
-    <w:lsdException w:name="Medium List 1 Accent 5" w:semiHidden="0" w:uiPriority="65" w:unhideWhenUsed="0"/>
-    <w:lsdException w:name="Medium List 2 Accent 5" w:semiHidden="0" w:uiPriority="66" w:unhideWhenUsed="0"/>
-    <w:lsdException w:name="Medium Grid 1 Accent 5" w:semiHidden="0" w:uiPriority="67" w:unhideWhenUsed="0"/>
-    <w:lsdException w:name="Medium Grid 2 Accent 5" w:semiHidden="0" w:uiPriority="68" w:unhideWhenUsed="0"/>
-    <w:lsdException w:name="Medium Grid 3 Accent 5" w:semiHidden="0" w:uiPriority="69" w:unhideWhenUsed="0"/>
-    <w:lsdException w:name="Dark List Accent 5" w:semiHidden="0" w:uiPriority="70" w:unhideWhenUsed="0"/>
-    <w:lsdException w:name="Colorful Shading Accent 5" w:semiHidden="0" w:uiPriority="71" w:unhideWhenUsed="0"/>
-    <w:lsdException w:name="Colorful List Accent 5" w:semiHidden="0" w:uiPriority="72" w:unhideWhenUsed="0"/>
-    <w:lsdException w:name="Colorful Grid Accent 5" w:semiHidden="0" w:uiPriority="73" w:unhideWhenUsed="0"/>
-    <w:lsdException w:name="Light Shading Accent 6" w:semiHidden="0" w:uiPriority="60" w:unhideWhenUsed="0"/>
-    <w:lsdException w:name="Light List Accent 6" w:semiHidden="0" w:uiPriority="61" w:unhideWhenUsed="0"/>
-    <w:lsdException w:name="Light Grid Accent 6" w:semiHidden="0" w:uiPriority="62" w:unhideWhenUsed="0"/>
-    <w:lsdException w:name="Medium Shading 1 Accent 6" w:semiHidden="0" w:uiPriority="63" w:unhideWhenUsed="0"/>
-    <w:lsdException w:name="Medium Shading 2 Accent 6" w:semiHidden="0" w:uiPriority="64" w:unhideWhenUsed="0"/>
-    <w:lsdException w:name="Medium List 1 Accent 6" w:semiHidden="0" w:uiPriority="65" w:unhideWhenUsed="0"/>
-    <w:lsdException w:name="Medium List 2 Accent 6" w:semiHidden="0" w:uiPriority="66" w:unhideWhenUsed="0"/>
-    <w:lsdException w:name="Medium Grid 1 Accent 6" w:semiHidden="0" w:uiPriority="67" w:unhideWhenUsed="0"/>
-    <w:lsdException w:name="Medium Grid 2 Accent 6" w:semiHidden="0" w:uiPriority="68" w:unhideWhenUsed="0"/>
-    <w:lsdException w:name="Medium Grid 3 Accent 6" w:semiHidden="0" w:uiPriority="69" w:unhideWhenUsed="0"/>
-    <w:lsdException w:name="Dark List Accent 6" w:semiHidden="0" w:uiPriority="70" w:unhideWhenUsed="0"/>
-    <w:lsdException w:name="Colorful Shading Accent 6" w:semiHidden="0" w:uiPriority="71" w:unhideWhenUsed="0"/>
-    <w:lsdException w:name="Colorful List Accent 6" w:semiHidden="0" w:uiPriority="72" w:unhideWhenUsed="0"/>
-    <w:lsdException w:name="Colorful Grid Accent 6" w:semiHidden="0" w:uiPriority="73" w:unhideWhenUsed="0"/>
+  <w:latentStyles w:count="260" w:defQFormat="0" w:defUnhideWhenUsed="1" w:defSemiHidden="1" w:defUIPriority="99" w:defLockedState="0">
+    <w:lsdException w:qFormat="1" w:unhideWhenUsed="0" w:uiPriority="0" w:semiHidden="0" w:name="Normal"/>
+    <w:lsdException w:qFormat="1" w:unhideWhenUsed="0" w:uiPriority="0" w:semiHidden="0" w:name="heading 1"/>
+    <w:lsdException w:qFormat="1" w:uiPriority="0" w:semiHidden="0" w:name="heading 2"/>
+    <w:lsdException w:qFormat="1" w:uiPriority="0" w:name="heading 3"/>
+    <w:lsdException w:qFormat="1" w:uiPriority="0" w:semiHidden="0" w:name="heading 4"/>
+    <w:lsdException w:qFormat="1" w:uiPriority="0" w:name="heading 5"/>
+    <w:lsdException w:qFormat="1" w:uiPriority="0" w:name="heading 6"/>
+    <w:lsdException w:qFormat="1" w:uiPriority="0" w:name="heading 7"/>
+    <w:lsdException w:qFormat="1" w:uiPriority="0" w:name="heading 8"/>
+    <w:lsdException w:qFormat="1" w:uiPriority="0" w:name="heading 9"/>
+    <w:lsdException w:unhideWhenUsed="0" w:uiPriority="0" w:semiHidden="0" w:name="index 1"/>
+    <w:lsdException w:unhideWhenUsed="0" w:uiPriority="0" w:semiHidden="0" w:name="index 2"/>
+    <w:lsdException w:unhideWhenUsed="0" w:uiPriority="0" w:semiHidden="0" w:name="index 3"/>
+    <w:lsdException w:unhideWhenUsed="0" w:uiPriority="0" w:semiHidden="0" w:name="index 4"/>
+    <w:lsdException w:unhideWhenUsed="0" w:uiPriority="0" w:semiHidden="0" w:name="index 5"/>
+    <w:lsdException w:unhideWhenUsed="0" w:uiPriority="0" w:semiHidden="0" w:name="index 6"/>
+    <w:lsdException w:unhideWhenUsed="0" w:uiPriority="0" w:semiHidden="0" w:name="index 7"/>
+    <w:lsdException w:unhideWhenUsed="0" w:uiPriority="0" w:semiHidden="0" w:name="index 8"/>
+    <w:lsdException w:unhideWhenUsed="0" w:uiPriority="0" w:semiHidden="0" w:name="index 9"/>
+    <w:lsdException w:qFormat="1" w:unhideWhenUsed="0" w:uiPriority="0" w:semiHidden="0" w:name="toc 1"/>
+    <w:lsdException w:qFormat="1" w:unhideWhenUsed="0" w:uiPriority="0" w:semiHidden="0" w:name="toc 2"/>
+    <w:lsdException w:qFormat="1" w:unhideWhenUsed="0" w:uiPriority="0" w:semiHidden="0" w:name="toc 3"/>
+    <w:lsdException w:unhideWhenUsed="0" w:uiPriority="0" w:semiHidden="0" w:name="toc 4"/>
+    <w:lsdException w:unhideWhenUsed="0" w:uiPriority="0" w:semiHidden="0" w:name="toc 5"/>
+    <w:lsdException w:unhideWhenUsed="0" w:uiPriority="0" w:semiHidden="0" w:name="toc 6"/>
+    <w:lsdException w:unhideWhenUsed="0" w:uiPriority="0" w:semiHidden="0" w:name="toc 7"/>
+    <w:lsdException w:unhideWhenUsed="0" w:uiPriority="0" w:semiHidden="0" w:name="toc 8"/>
+    <w:lsdException w:unhideWhenUsed="0" w:uiPriority="0" w:semiHidden="0" w:name="toc 9"/>
+    <w:lsdException w:unhideWhenUsed="0" w:uiPriority="0" w:semiHidden="0" w:name="Normal Indent"/>
+    <w:lsdException w:unhideWhenUsed="0" w:uiPriority="0" w:semiHidden="0" w:name="footnote text"/>
+    <w:lsdException w:qFormat="1" w:unhideWhenUsed="0" w:uiPriority="0" w:semiHidden="0" w:name="annotation text"/>
+    <w:lsdException w:qFormat="1" w:unhideWhenUsed="0" w:uiPriority="0" w:semiHidden="0" w:name="header"/>
+    <w:lsdException w:qFormat="1" w:unhideWhenUsed="0" w:uiPriority="0" w:semiHidden="0" w:name="footer"/>
+    <w:lsdException w:unhideWhenUsed="0" w:uiPriority="0" w:semiHidden="0" w:name="index heading"/>
+    <w:lsdException w:qFormat="1" w:uiPriority="0" w:name="caption"/>
+    <w:lsdException w:qFormat="1" w:unhideWhenUsed="0" w:uiPriority="0" w:semiHidden="0" w:name="table of figures"/>
+    <w:lsdException w:unhideWhenUsed="0" w:uiPriority="0" w:semiHidden="0" w:name="envelope address"/>
+    <w:lsdException w:unhideWhenUsed="0" w:uiPriority="0" w:semiHidden="0" w:name="envelope return"/>
+    <w:lsdException w:unhideWhenUsed="0" w:uiPriority="0" w:semiHidden="0" w:name="footnote reference"/>
+    <w:lsdException w:unhideWhenUsed="0" w:uiPriority="0" w:semiHidden="0" w:name="annotation reference"/>
+    <w:lsdException w:unhideWhenUsed="0" w:uiPriority="0" w:semiHidden="0" w:name="line number"/>
+    <w:lsdException w:unhideWhenUsed="0" w:uiPriority="0" w:semiHidden="0" w:name="page number"/>
+    <w:lsdException w:unhideWhenUsed="0" w:uiPriority="0" w:semiHidden="0" w:name="endnote reference"/>
+    <w:lsdException w:unhideWhenUsed="0" w:uiPriority="0" w:semiHidden="0" w:name="endnote text"/>
+    <w:lsdException w:unhideWhenUsed="0" w:uiPriority="0" w:semiHidden="0" w:name="table of authorities"/>
+    <w:lsdException w:unhideWhenUsed="0" w:uiPriority="0" w:semiHidden="0" w:name="macro"/>
+    <w:lsdException w:unhideWhenUsed="0" w:uiPriority="0" w:semiHidden="0" w:name="toa heading"/>
+    <w:lsdException w:unhideWhenUsed="0" w:uiPriority="0" w:semiHidden="0" w:name="List"/>
+    <w:lsdException w:unhideWhenUsed="0" w:uiPriority="0" w:semiHidden="0" w:name="List Bullet"/>
+    <w:lsdException w:unhideWhenUsed="0" w:uiPriority="0" w:semiHidden="0" w:name="List Number"/>
+    <w:lsdException w:unhideWhenUsed="0" w:uiPriority="0" w:semiHidden="0" w:name="List 2"/>
+    <w:lsdException w:unhideWhenUsed="0" w:uiPriority="0" w:semiHidden="0" w:name="List 3"/>
+    <w:lsdException w:unhideWhenUsed="0" w:uiPriority="0" w:semiHidden="0" w:name="List 4"/>
+    <w:lsdException w:unhideWhenUsed="0" w:uiPriority="0" w:semiHidden="0" w:name="List 5"/>
+    <w:lsdException w:unhideWhenUsed="0" w:uiPriority="0" w:semiHidden="0" w:name="List Bullet 2"/>
+    <w:lsdException w:unhideWhenUsed="0" w:uiPriority="0" w:semiHidden="0" w:name="List Bullet 3"/>
+    <w:lsdException w:unhideWhenUsed="0" w:uiPriority="0" w:semiHidden="0" w:name="List Bullet 4"/>
+    <w:lsdException w:unhideWhenUsed="0" w:uiPriority="0" w:semiHidden="0" w:name="List Bullet 5"/>
+    <w:lsdException w:unhideWhenUsed="0" w:uiPriority="0" w:semiHidden="0" w:name="List Number 2"/>
+    <w:lsdException w:unhideWhenUsed="0" w:uiPriority="0" w:semiHidden="0" w:name="List Number 3"/>
+    <w:lsdException w:unhideWhenUsed="0" w:uiPriority="0" w:semiHidden="0" w:name="List Number 4"/>
+    <w:lsdException w:unhideWhenUsed="0" w:uiPriority="0" w:semiHidden="0" w:name="List Number 5"/>
+    <w:lsdException w:qFormat="1" w:unhideWhenUsed="0" w:uiPriority="0" w:semiHidden="0" w:name="Title"/>
+    <w:lsdException w:unhideWhenUsed="0" w:uiPriority="0" w:semiHidden="0" w:name="Closing"/>
+    <w:lsdException w:unhideWhenUsed="0" w:uiPriority="0" w:semiHidden="0" w:name="Signature"/>
+    <w:lsdException w:qFormat="1" w:unhideWhenUsed="0" w:uiPriority="0" w:name="Default Paragraph Font"/>
+    <w:lsdException w:qFormat="1" w:unhideWhenUsed="0" w:uiPriority="0" w:name="Body Text"/>
+    <w:lsdException w:unhideWhenUsed="0" w:uiPriority="0" w:semiHidden="0" w:name="Body Text Indent"/>
+    <w:lsdException w:unhideWhenUsed="0" w:uiPriority="0" w:semiHidden="0" w:name="List Continue"/>
+    <w:lsdException w:unhideWhenUsed="0" w:uiPriority="0" w:semiHidden="0" w:name="List Continue 2"/>
+    <w:lsdException w:unhideWhenUsed="0" w:uiPriority="0" w:semiHidden="0" w:name="List Continue 3"/>
+    <w:lsdException w:unhideWhenUsed="0" w:uiPriority="0" w:semiHidden="0" w:name="List Continue 4"/>
+    <w:lsdException w:unhideWhenUsed="0" w:uiPriority="0" w:semiHidden="0" w:name="List Continue 5"/>
+    <w:lsdException w:unhideWhenUsed="0" w:uiPriority="0" w:semiHidden="0" w:name="Message Header"/>
+    <w:lsdException w:qFormat="1" w:unhideWhenUsed="0" w:uiPriority="0" w:semiHidden="0" w:name="Subtitle"/>
+    <w:lsdException w:unhideWhenUsed="0" w:uiPriority="0" w:semiHidden="0" w:name="Salutation"/>
+    <w:lsdException w:unhideWhenUsed="0" w:uiPriority="0" w:semiHidden="0" w:name="Date"/>
+    <w:lsdException w:unhideWhenUsed="0" w:uiPriority="0" w:semiHidden="0" w:name="Body Text First Indent"/>
+    <w:lsdException w:unhideWhenUsed="0" w:uiPriority="0" w:semiHidden="0" w:name="Body Text First Indent 2"/>
+    <w:lsdException w:uiPriority="99" w:name="Note Heading"/>
+    <w:lsdException w:unhideWhenUsed="0" w:uiPriority="0" w:semiHidden="0" w:name="Body Text 2"/>
+    <w:lsdException w:unhideWhenUsed="0" w:uiPriority="0" w:semiHidden="0" w:name="Body Text 3"/>
+    <w:lsdException w:unhideWhenUsed="0" w:uiPriority="0" w:semiHidden="0" w:name="Body Text Indent 2"/>
+    <w:lsdException w:unhideWhenUsed="0" w:uiPriority="0" w:semiHidden="0" w:name="Body Text Indent 3"/>
+    <w:lsdException w:unhideWhenUsed="0" w:uiPriority="0" w:semiHidden="0" w:name="Block Text"/>
+    <w:lsdException w:unhideWhenUsed="0" w:uiPriority="0" w:semiHidden="0" w:name="Hyperlink"/>
+    <w:lsdException w:unhideWhenUsed="0" w:uiPriority="0" w:semiHidden="0" w:name="FollowedHyperlink"/>
+    <w:lsdException w:qFormat="1" w:unhideWhenUsed="0" w:uiPriority="0" w:semiHidden="0" w:name="Strong"/>
+    <w:lsdException w:qFormat="1" w:unhideWhenUsed="0" w:uiPriority="0" w:semiHidden="0" w:name="Emphasis"/>
+    <w:lsdException w:unhideWhenUsed="0" w:uiPriority="0" w:semiHidden="0" w:name="Document Map"/>
+    <w:lsdException w:unhideWhenUsed="0" w:uiPriority="0" w:semiHidden="0" w:name="Plain Text"/>
+    <w:lsdException w:unhideWhenUsed="0" w:uiPriority="0" w:semiHidden="0" w:name="E-mail Signature"/>
+    <w:lsdException w:qFormat="1" w:unhideWhenUsed="0" w:uiPriority="0" w:semiHidden="0" w:name="Normal (Web)"/>
+    <w:lsdException w:unhideWhenUsed="0" w:uiPriority="0" w:semiHidden="0" w:name="HTML Acronym"/>
+    <w:lsdException w:unhideWhenUsed="0" w:uiPriority="0" w:semiHidden="0" w:name="HTML Address"/>
+    <w:lsdException w:unhideWhenUsed="0" w:uiPriority="0" w:semiHidden="0" w:name="HTML Cite"/>
+    <w:lsdException w:unhideWhenUsed="0" w:uiPriority="0" w:semiHidden="0" w:name="HTML Code"/>
+    <w:lsdException w:unhideWhenUsed="0" w:uiPriority="0" w:semiHidden="0" w:name="HTML Definition"/>
+    <w:lsdException w:unhideWhenUsed="0" w:uiPriority="0" w:semiHidden="0" w:name="HTML Keyboard"/>
+    <w:lsdException w:qFormat="1" w:unhideWhenUsed="0" w:uiPriority="0" w:semiHidden="0" w:name="HTML Preformatted"/>
+    <w:lsdException w:unhideWhenUsed="0" w:uiPriority="0" w:semiHidden="0" w:name="HTML Sample"/>
+    <w:lsdException w:unhideWhenUsed="0" w:uiPriority="0" w:semiHidden="0" w:name="HTML Typewriter"/>
+    <w:lsdException w:unhideWhenUsed="0" w:uiPriority="0" w:semiHidden="0" w:name="HTML Variable"/>
+    <w:lsdException w:qFormat="1" w:unhideWhenUsed="0" w:uiPriority="0" w:name="Normal Table"/>
+    <w:lsdException w:unhideWhenUsed="0" w:uiPriority="0" w:semiHidden="0" w:name="annotation subject"/>
+    <w:lsdException w:unhideWhenUsed="0" w:uiPriority="0" w:semiHidden="0" w:name="Table Simple 1"/>
+    <w:lsdException w:unhideWhenUsed="0" w:uiPriority="0" w:semiHidden="0" w:name="Table Simple 2"/>
+    <w:lsdException w:unhideWhenUsed="0" w:uiPriority="0" w:semiHidden="0" w:name="Table Simple 3"/>
+    <w:lsdException w:unhideWhenUsed="0" w:uiPriority="0" w:semiHidden="0" w:name="Table Classic 1"/>
+    <w:lsdException w:unhideWhenUsed="0" w:uiPriority="0" w:semiHidden="0" w:name="Table Classic 2"/>
+    <w:lsdException w:unhideWhenUsed="0" w:uiPriority="0" w:semiHidden="0" w:name="Table Classic 3"/>
+    <w:lsdException w:unhideWhenUsed="0" w:uiPriority="0" w:semiHidden="0" w:name="Table Classic 4"/>
+    <w:lsdException w:unhideWhenUsed="0" w:uiPriority="0" w:semiHidden="0" w:name="Table Colorful 1"/>
+    <w:lsdException w:unhideWhenUsed="0" w:uiPriority="0" w:semiHidden="0" w:name="Table Colorful 2"/>
+    <w:lsdException w:unhideWhenUsed="0" w:uiPriority="0" w:semiHidden="0" w:name="Table Colorful 3"/>
+    <w:lsdException w:unhideWhenUsed="0" w:uiPriority="0" w:semiHidden="0" w:name="Table Columns 1"/>
+    <w:lsdException w:unhideWhenUsed="0" w:uiPriority="0" w:semiHidden="0" w:name="Table Columns 2"/>
+    <w:lsdException w:unhideWhenUsed="0" w:uiPriority="0" w:semiHidden="0" w:name="Table Columns 3"/>
+    <w:lsdException w:unhideWhenUsed="0" w:uiPriority="0" w:semiHidden="0" w:name="Table Columns 4"/>
+    <w:lsdException w:unhideWhenUsed="0" w:uiPriority="0" w:semiHidden="0" w:name="Table Columns 5"/>
+    <w:lsdException w:unhideWhenUsed="0" w:uiPriority="0" w:semiHidden="0" w:name="Table Grid 1"/>
+    <w:lsdException w:unhideWhenUsed="0" w:uiPriority="0" w:semiHidden="0" w:name="Table Grid 2"/>
+    <w:lsdException w:unhideWhenUsed="0" w:uiPriority="0" w:semiHidden="0" w:name="Table Grid 3"/>
+    <w:lsdException w:unhideWhenUsed="0" w:uiPriority="0" w:semiHidden="0" w:name="Table Grid 4"/>
+    <w:lsdException w:unhideWhenUsed="0" w:uiPriority="0" w:semiHidden="0" w:name="Table Grid 5"/>
+    <w:lsdException w:unhideWhenUsed="0" w:uiPriority="0" w:semiHidden="0" w:name="Table Grid 6"/>
+    <w:lsdException w:unhideWhenUsed="0" w:uiPriority="0" w:semiHidden="0" w:name="Table Grid 7"/>
+    <w:lsdException w:unhideWhenUsed="0" w:uiPriority="0" w:semiHidden="0" w:name="Table Grid 8"/>
+    <w:lsdException w:unhideWhenUsed="0" w:uiPriority="0" w:semiHidden="0" w:name="Table List 1"/>
+    <w:lsdException w:unhideWhenUsed="0" w:uiPriority="0" w:semiHidden="0" w:name="Table List 2"/>
+    <w:lsdException w:unhideWhenUsed="0" w:uiPriority="0" w:semiHidden="0" w:name="Table List 3"/>
+    <w:lsdException w:unhideWhenUsed="0" w:uiPriority="0" w:semiHidden="0" w:name="Table List 4"/>
+    <w:lsdException w:unhideWhenUsed="0" w:uiPriority="0" w:semiHidden="0" w:name="Table List 5"/>
+    <w:lsdException w:unhideWhenUsed="0" w:uiPriority="0" w:semiHidden="0" w:name="Table List 6"/>
+    <w:lsdException w:unhideWhenUsed="0" w:uiPriority="0" w:semiHidden="0" w:name="Table List 7"/>
+    <w:lsdException w:unhideWhenUsed="0" w:uiPriority="0" w:semiHidden="0" w:name="Table List 8"/>
+    <w:lsdException w:unhideWhenUsed="0" w:uiPriority="0" w:semiHidden="0" w:name="Table 3D effects 1"/>
+    <w:lsdException w:unhideWhenUsed="0" w:uiPriority="0" w:semiHidden="0" w:name="Table 3D effects 2"/>
+    <w:lsdException w:unhideWhenUsed="0" w:uiPriority="0" w:semiHidden="0" w:name="Table 3D effects 3"/>
+    <w:lsdException w:unhideWhenUsed="0" w:uiPriority="0" w:semiHidden="0" w:name="Table Contemporary"/>
+    <w:lsdException w:unhideWhenUsed="0" w:uiPriority="0" w:semiHidden="0" w:name="Table Elegant"/>
+    <w:lsdException w:unhideWhenUsed="0" w:uiPriority="0" w:semiHidden="0" w:name="Table Professional"/>
+    <w:lsdException w:unhideWhenUsed="0" w:uiPriority="0" w:semiHidden="0" w:name="Table Subtle 1"/>
+    <w:lsdException w:unhideWhenUsed="0" w:uiPriority="0" w:semiHidden="0" w:name="Table Subtle 2"/>
+    <w:lsdException w:unhideWhenUsed="0" w:uiPriority="0" w:semiHidden="0" w:name="Table Web 1"/>
+    <w:lsdException w:unhideWhenUsed="0" w:uiPriority="0" w:semiHidden="0" w:name="Table Web 2"/>
+    <w:lsdException w:unhideWhenUsed="0" w:uiPriority="0" w:semiHidden="0" w:name="Table Web 3"/>
+    <w:lsdException w:unhideWhenUsed="0" w:uiPriority="0" w:semiHidden="0" w:name="Balloon Text"/>
+    <w:lsdException w:qFormat="1" w:unhideWhenUsed="0" w:uiPriority="0" w:semiHidden="0" w:name="Table Grid"/>
+    <w:lsdException w:unhideWhenUsed="0" w:uiPriority="0" w:semiHidden="0" w:name="Table Theme"/>
+    <w:lsdException w:unhideWhenUsed="0" w:uiPriority="60" w:semiHidden="0" w:name="Light Shading"/>
+    <w:lsdException w:unhideWhenUsed="0" w:uiPriority="61" w:semiHidden="0" w:name="Light List"/>
+    <w:lsdException w:unhideWhenUsed="0" w:uiPriority="62" w:semiHidden="0" w:name="Light Grid"/>
+    <w:lsdException w:unhideWhenUsed="0" w:uiPriority="63" w:semiHidden="0" w:name="Medium Shading 1"/>
+    <w:lsdException w:unhideWhenUsed="0" w:uiPriority="64" w:semiHidden="0" w:name="Medium Shading 2"/>
+    <w:lsdException w:unhideWhenUsed="0" w:uiPriority="65" w:semiHidden="0" w:name="Medium List 1"/>
+    <w:lsdException w:unhideWhenUsed="0" w:uiPriority="66" w:semiHidden="0" w:name="Medium List 2"/>
+    <w:lsdException w:unhideWhenUsed="0" w:uiPriority="67" w:semiHidden="0" w:name="Medium Grid 1"/>
+    <w:lsdException w:unhideWhenUsed="0" w:uiPriority="68" w:semiHidden="0" w:name="Medium Grid 2"/>
+    <w:lsdException w:unhideWhenUsed="0" w:uiPriority="69" w:semiHidden="0" w:name="Medium Grid 3"/>
+    <w:lsdException w:unhideWhenUsed="0" w:uiPriority="70" w:semiHidden="0" w:name="Dark List"/>
+    <w:lsdException w:unhideWhenUsed="0" w:uiPriority="71" w:semiHidden="0" w:name="Colorful Shading"/>
+    <w:lsdException w:unhideWhenUsed="0" w:uiPriority="72" w:semiHidden="0" w:name="Colorful List"/>
+    <w:lsdException w:unhideWhenUsed="0" w:uiPriority="73" w:semiHidden="0" w:name="Colorful Grid"/>
+    <w:lsdException w:unhideWhenUsed="0" w:uiPriority="60" w:semiHidden="0" w:name="Light Shading Accent 1"/>
+    <w:lsdException w:unhideWhenUsed="0" w:uiPriority="61" w:semiHidden="0" w:name="Light List Accent 1"/>
+    <w:lsdException w:unhideWhenUsed="0" w:uiPriority="62" w:semiHidden="0" w:name="Light Grid Accent 1"/>
+    <w:lsdException w:unhideWhenUsed="0" w:uiPriority="63" w:semiHidden="0" w:name="Medium Shading 1 Accent 1"/>
+    <w:lsdException w:unhideWhenUsed="0" w:uiPriority="64" w:semiHidden="0" w:name="Medium Shading 2 Accent 1"/>
+    <w:lsdException w:unhideWhenUsed="0" w:uiPriority="65" w:semiHidden="0" w:name="Medium List 1 Accent 1"/>
+    <w:lsdException w:unhideWhenUsed="0" w:uiPriority="66" w:semiHidden="0" w:name="Medium List 2 Accent 1"/>
+    <w:lsdException w:unhideWhenUsed="0" w:uiPriority="67" w:semiHidden="0" w:name="Medium Grid 1 Accent 1"/>
+    <w:lsdException w:unhideWhenUsed="0" w:uiPriority="68" w:semiHidden="0" w:name="Medium Grid 2 Accent 1"/>
+    <w:lsdException w:unhideWhenUsed="0" w:uiPriority="69" w:semiHidden="0" w:name="Medium Grid 3 Accent 1"/>
+    <w:lsdException w:unhideWhenUsed="0" w:uiPriority="70" w:semiHidden="0" w:name="Dark List Accent 1"/>
+    <w:lsdException w:unhideWhenUsed="0" w:uiPriority="71" w:semiHidden="0" w:name="Colorful Shading Accent 1"/>
+    <w:lsdException w:unhideWhenUsed="0" w:uiPriority="72" w:semiHidden="0" w:name="Colorful List Accent 1"/>
+    <w:lsdException w:unhideWhenUsed="0" w:uiPriority="73" w:semiHidden="0" w:name="Colorful Grid Accent 1"/>
+    <w:lsdException w:unhideWhenUsed="0" w:uiPriority="60" w:semiHidden="0" w:name="Light Shading Accent 2"/>
+    <w:lsdException w:unhideWhenUsed="0" w:uiPriority="61" w:semiHidden="0" w:name="Light List Accent 2"/>
+    <w:lsdException w:unhideWhenUsed="0" w:uiPriority="62" w:semiHidden="0" w:name="Light Grid Accent 2"/>
+    <w:lsdException w:unhideWhenUsed="0" w:uiPriority="63" w:semiHidden="0" w:name="Medium Shading 1 Accent 2"/>
+    <w:lsdException w:unhideWhenUsed="0" w:uiPriority="64" w:semiHidden="0" w:name="Medium Shading 2 Accent 2"/>
+    <w:lsdException w:unhideWhenUsed="0" w:uiPriority="65" w:semiHidden="0" w:name="Medium List 1 Accent 2"/>
+    <w:lsdException w:unhideWhenUsed="0" w:uiPriority="66" w:semiHidden="0" w:name="Medium List 2 Accent 2"/>
+    <w:lsdException w:unhideWhenUsed="0" w:uiPriority="67" w:semiHidden="0" w:name="Medium Grid 1 Accent 2"/>
+    <w:lsdException w:unhideWhenUsed="0" w:uiPriority="68" w:semiHidden="0" w:name="Medium Grid 2 Accent 2"/>
+    <w:lsdException w:unhideWhenUsed="0" w:uiPriority="69" w:semiHidden="0" w:name="Medium Grid 3 Accent 2"/>
+    <w:lsdException w:unhideWhenUsed="0" w:uiPriority="70" w:semiHidden="0" w:name="Dark List Accent 2"/>
+    <w:lsdException w:unhideWhenUsed="0" w:uiPriority="71" w:semiHidden="0" w:name="Colorful Shading Accent 2"/>
+    <w:lsdException w:unhideWhenUsed="0" w:uiPriority="72" w:semiHidden="0" w:name="Colorful List Accent 2"/>
+    <w:lsdException w:unhideWhenUsed="0" w:uiPriority="73" w:semiHidden="0" w:name="Colorful Grid Accent 2"/>
+    <w:lsdException w:unhideWhenUsed="0" w:uiPriority="60" w:semiHidden="0" w:name="Light Shading Accent 3"/>
+    <w:lsdException w:unhideWhenUsed="0" w:uiPriority="61" w:semiHidden="0" w:name="Light List Accent 3"/>
+    <w:lsdException w:unhideWhenUsed="0" w:uiPriority="62" w:semiHidden="0" w:name="Light Grid Accent 3"/>
+    <w:lsdException w:unhideWhenUsed="0" w:uiPriority="63" w:semiHidden="0" w:name="Medium Shading 1 Accent 3"/>
+    <w:lsdException w:unhideWhenUsed="0" w:uiPriority="64" w:semiHidden="0" w:name="Medium Shading 2 Accent 3"/>
+    <w:lsdException w:unhideWhenUsed="0" w:uiPriority="65" w:semiHidden="0" w:name="Medium List 1 Accent 3"/>
+    <w:lsdException w:unhideWhenUsed="0" w:uiPriority="66" w:semiHidden="0" w:name="Medium List 2 Accent 3"/>
+    <w:lsdException w:unhideWhenUsed="0" w:uiPriority="67" w:semiHidden="0" w:name="Medium Grid 1 Accent 3"/>
+    <w:lsdException w:unhideWhenUsed="0" w:uiPriority="68" w:semiHidden="0" w:name="Medium Grid 2 Accent 3"/>
+    <w:lsdException w:unhideWhenUsed="0" w:uiPriority="69" w:semiHidden="0" w:name="Medium Grid 3 Accent 3"/>
+    <w:lsdException w:unhideWhenUsed="0" w:uiPriority="70" w:semiHidden="0" w:name="Dark List Accent 3"/>
+    <w:lsdException w:unhideWhenUsed="0" w:uiPriority="71" w:semiHidden="0" w:name="Colorful Shading Accent 3"/>
+    <w:lsdException w:unhideWhenUsed="0" w:uiPriority="72" w:semiHidden="0" w:name="Colorful List Accent 3"/>
+    <w:lsdException w:unhideWhenUsed="0" w:uiPriority="73" w:semiHidden="0" w:name="Colorful Grid Accent 3"/>
+    <w:lsdException w:unhideWhenUsed="0" w:uiPriority="60" w:semiHidden="0" w:name="Light Shading Accent 4"/>
+    <w:lsdException w:unhideWhenUsed="0" w:uiPriority="61" w:semiHidden="0" w:name="Light List Accent 4"/>
+    <w:lsdException w:unhideWhenUsed="0" w:uiPriority="62" w:semiHidden="0" w:name="Light Grid Accent 4"/>
+    <w:lsdException w:unhideWhenUsed="0" w:uiPriority="63" w:semiHidden="0" w:name="Medium Shading 1 Accent 4"/>
+    <w:lsdException w:unhideWhenUsed="0" w:uiPriority="64" w:semiHidden="0" w:name="Medium Shading 2 Accent 4"/>
+    <w:lsdException w:unhideWhenUsed="0" w:uiPriority="65" w:semiHidden="0" w:name="Medium List 1 Accent 4"/>
+    <w:lsdException w:unhideWhenUsed="0" w:uiPriority="66" w:semiHidden="0" w:name="Medium List 2 Accent 4"/>
+    <w:lsdException w:unhideWhenUsed="0" w:uiPriority="67" w:semiHidden="0" w:name="Medium Grid 1 Accent 4"/>
+    <w:lsdException w:unhideWhenUsed="0" w:uiPriority="68" w:semiHidden="0" w:name="Medium Grid 2 Accent 4"/>
+    <w:lsdException w:unhideWhenUsed="0" w:uiPriority="69" w:semiHidden="0" w:name="Medium Grid 3 Accent 4"/>
+    <w:lsdException w:unhideWhenUsed="0" w:uiPriority="70" w:semiHidden="0" w:name="Dark List Accent 4"/>
+    <w:lsdException w:unhideWhenUsed="0" w:uiPriority="71" w:semiHidden="0" w:name="Colorful Shading Accent 4"/>
+    <w:lsdException w:unhideWhenUsed="0" w:uiPriority="72" w:semiHidden="0" w:name="Colorful List Accent 4"/>
+    <w:lsdException w:unhideWhenUsed="0" w:uiPriority="73" w:semiHidden="0" w:name="Colorful Grid Accent 4"/>
+    <w:lsdException w:unhideWhenUsed="0" w:uiPriority="60" w:semiHidden="0" w:name="Light Shading Accent 5"/>
+    <w:lsdException w:unhideWhenUsed="0" w:uiPriority="61" w:semiHidden="0" w:name="Light List Accent 5"/>
+    <w:lsdException w:unhideWhenUsed="0" w:uiPriority="62" w:semiHidden="0" w:name="Light Grid Accent 5"/>
+    <w:lsdException w:unhideWhenUsed="0" w:uiPriority="63" w:semiHidden="0" w:name="Medium Shading 1 Accent 5"/>
+    <w:lsdException w:unhideWhenUsed="0" w:uiPriority="64" w:semiHidden="0" w:name="Medium Shading 2 Accent 5"/>
+    <w:lsdException w:unhideWhenUsed="0" w:uiPriority="65" w:semiHidden="0" w:name="Medium List 1 Accent 5"/>
+    <w:lsdException w:unhideWhenUsed="0" w:uiPriority="66" w:semiHidden="0" w:name="Medium List 2 Accent 5"/>
+    <w:lsdException w:unhideWhenUsed="0" w:uiPriority="67" w:semiHidden="0" w:name="Medium Grid 1 Accent 5"/>
+    <w:lsdException w:unhideWhenUsed="0" w:uiPriority="68" w:semiHidden="0" w:name="Medium Grid 2 Accent 5"/>
+    <w:lsdException w:unhideWhenUsed="0" w:uiPriority="69" w:semiHidden="0" w:name="Medium Grid 3 Accent 5"/>
+    <w:lsdException w:unhideWhenUsed="0" w:uiPriority="70" w:semiHidden="0" w:name="Dark List Accent 5"/>
+    <w:lsdException w:unhideWhenUsed="0" w:uiPriority="71" w:semiHidden="0" w:name="Colorful Shading Accent 5"/>
+    <w:lsdException w:unhideWhenUsed="0" w:uiPriority="72" w:semiHidden="0" w:name="Colorful List Accent 5"/>
+    <w:lsdException w:unhideWhenUsed="0" w:uiPriority="73" w:semiHidden="0" w:name="Colorful Grid Accent 5"/>
+    <w:lsdException w:unhideWhenUsed="0" w:uiPriority="60" w:semiHidden="0" w:name="Light Shading Accent 6"/>
+    <w:lsdException w:unhideWhenUsed="0" w:uiPriority="61" w:semiHidden="0" w:name="Light List Accent 6"/>
+    <w:lsdException w:unhideWhenUsed="0" w:uiPriority="62" w:semiHidden="0" w:name="Light Grid Accent 6"/>
+    <w:lsdException w:unhideWhenUsed="0" w:uiPriority="63" w:semiHidden="0" w:name="Medium Shading 1 Accent 6"/>
+    <w:lsdException w:unhideWhenUsed="0" w:uiPriority="64" w:semiHidden="0" w:name="Medium Shading 2 Accent 6"/>
+    <w:lsdException w:unhideWhenUsed="0" w:uiPriority="65" w:semiHidden="0" w:name="Medium List 1 Accent 6"/>
+    <w:lsdException w:unhideWhenUsed="0" w:uiPriority="66" w:semiHidden="0" w:name="Medium List 2 Accent 6"/>
+    <w:lsdException w:unhideWhenUsed="0" w:uiPriority="67" w:semiHidden="0" w:name="Medium Grid 1 Accent 6"/>
+    <w:lsdException w:unhideWhenUsed="0" w:uiPriority="68" w:semiHidden="0" w:name="Medium Grid 2 Accent 6"/>
+    <w:lsdException w:unhideWhenUsed="0" w:uiPriority="69" w:semiHidden="0" w:name="Medium Grid 3 Accent 6"/>
+    <w:lsdException w:unhideWhenUsed="0" w:uiPriority="70" w:semiHidden="0" w:name="Dark List Accent 6"/>
+    <w:lsdException w:unhideWhenUsed="0" w:uiPriority="71" w:semiHidden="0" w:name="Colorful Shading Accent 6"/>
+    <w:lsdException w:unhideWhenUsed="0" w:uiPriority="72" w:semiHidden="0" w:name="Colorful List Accent 6"/>
+    <w:lsdException w:unhideWhenUsed="0" w:uiPriority="73" w:semiHidden="0" w:name="Colorful Grid Accent 6"/>
   </w:latentStyles>
-  <w:style w:type="paragraph" w:default="1" w:styleId="Normal">
+  <w:style w:type="paragraph" w:default="1" w:styleId="1">
     <w:name w:val="Normal"/>
     <w:qFormat/>
+    <w:uiPriority w:val="0"/>
     <w:pPr>
       <w:kinsoku w:val="0"/>
       <w:autoSpaceDE w:val="0"/>
@@ -14383,7 +14976,7 @@
       <w:textAlignment w:val="baseline"/>
     </w:pPr>
     <w:rPr>
-      <w:rFonts w:ascii="Arial" w:eastAsia="宋体" w:hAnsi="Arial" w:cs="Arial"/>
+      <w:rFonts w:ascii="Arial" w:hAnsi="Arial" w:eastAsia="宋体" w:cs="Arial"/>
       <w:snapToGrid w:val="0"/>
       <w:color w:val="000000"/>
       <w:kern w:val="0"/>
@@ -14392,11 +14985,12 @@
       <w:lang w:val="en-US" w:eastAsia="en-US" w:bidi="ar-SA"/>
     </w:rPr>
   </w:style>
-  <w:style w:type="paragraph" w:styleId="Heading1">
+  <w:style w:type="paragraph" w:styleId="2">
     <w:name w:val="heading 1"/>
-    <w:basedOn w:val="Normal"/>
-    <w:next w:val="Normal"/>
+    <w:basedOn w:val="1"/>
+    <w:next w:val="1"/>
     <w:qFormat/>
+    <w:uiPriority w:val="0"/>
     <w:pPr>
       <w:keepNext/>
       <w:keepLines/>
@@ -14414,12 +15008,13 @@
       <w:sz w:val="44"/>
     </w:rPr>
   </w:style>
-  <w:style w:type="paragraph" w:styleId="Heading2">
+  <w:style w:type="paragraph" w:styleId="3">
     <w:name w:val="heading 2"/>
-    <w:basedOn w:val="Normal"/>
-    <w:next w:val="Normal"/>
+    <w:basedOn w:val="1"/>
+    <w:next w:val="1"/>
     <w:unhideWhenUsed/>
     <w:qFormat/>
+    <w:uiPriority w:val="0"/>
     <w:pPr>
       <w:keepNext/>
       <w:keepLines/>
@@ -14432,18 +15027,19 @@
       <w:outlineLvl w:val="1"/>
     </w:pPr>
     <w:rPr>
-      <w:rFonts w:ascii="Arial" w:eastAsia="黑体" w:hAnsi="Arial"/>
+      <w:rFonts w:ascii="Arial" w:hAnsi="Arial" w:eastAsia="黑体"/>
       <w:b/>
       <w:sz w:val="32"/>
     </w:rPr>
   </w:style>
-  <w:style w:type="paragraph" w:styleId="Heading3">
+  <w:style w:type="paragraph" w:styleId="4">
     <w:name w:val="heading 3"/>
-    <w:basedOn w:val="Normal"/>
-    <w:next w:val="Normal"/>
+    <w:basedOn w:val="1"/>
+    <w:next w:val="1"/>
     <w:semiHidden/>
     <w:unhideWhenUsed/>
     <w:qFormat/>
+    <w:uiPriority w:val="0"/>
     <w:pPr>
       <w:keepNext/>
       <w:keepLines/>
@@ -14460,12 +15056,13 @@
       <w:sz w:val="32"/>
     </w:rPr>
   </w:style>
-  <w:style w:type="paragraph" w:styleId="Heading4">
+  <w:style w:type="paragraph" w:styleId="5">
     <w:name w:val="heading 4"/>
-    <w:basedOn w:val="Normal"/>
-    <w:next w:val="Normal"/>
+    <w:basedOn w:val="1"/>
+    <w:next w:val="1"/>
     <w:unhideWhenUsed/>
     <w:qFormat/>
+    <w:uiPriority w:val="0"/>
     <w:pPr>
       <w:keepNext/>
       <w:keepLines/>
@@ -14478,18 +15075,19 @@
       <w:outlineLvl w:val="3"/>
     </w:pPr>
     <w:rPr>
-      <w:rFonts w:ascii="Arial" w:eastAsia="黑体" w:hAnsi="Arial"/>
+      <w:rFonts w:ascii="Arial" w:hAnsi="Arial" w:eastAsia="黑体"/>
       <w:b/>
       <w:sz w:val="28"/>
     </w:rPr>
   </w:style>
-  <w:style w:type="paragraph" w:styleId="Heading5">
+  <w:style w:type="paragraph" w:styleId="6">
     <w:name w:val="heading 5"/>
-    <w:basedOn w:val="Normal"/>
-    <w:next w:val="Normal"/>
+    <w:basedOn w:val="1"/>
+    <w:next w:val="1"/>
     <w:semiHidden/>
     <w:unhideWhenUsed/>
     <w:qFormat/>
+    <w:uiPriority w:val="0"/>
     <w:pPr>
       <w:keepNext/>
       <w:keepLines/>
@@ -14506,13 +15104,14 @@
       <w:sz w:val="28"/>
     </w:rPr>
   </w:style>
-  <w:style w:type="paragraph" w:styleId="Heading6">
+  <w:style w:type="paragraph" w:styleId="7">
     <w:name w:val="heading 6"/>
-    <w:basedOn w:val="Normal"/>
-    <w:next w:val="Normal"/>
+    <w:basedOn w:val="1"/>
+    <w:next w:val="1"/>
     <w:semiHidden/>
     <w:unhideWhenUsed/>
     <w:qFormat/>
+    <w:uiPriority w:val="0"/>
     <w:pPr>
       <w:keepNext/>
       <w:keepLines/>
@@ -14525,18 +15124,19 @@
       <w:outlineLvl w:val="5"/>
     </w:pPr>
     <w:rPr>
-      <w:rFonts w:ascii="Arial" w:eastAsia="黑体" w:hAnsi="Arial"/>
+      <w:rFonts w:ascii="Arial" w:hAnsi="Arial" w:eastAsia="黑体"/>
       <w:b/>
       <w:sz w:val="24"/>
     </w:rPr>
   </w:style>
-  <w:style w:type="paragraph" w:styleId="Heading7">
+  <w:style w:type="paragraph" w:styleId="8">
     <w:name w:val="heading 7"/>
-    <w:basedOn w:val="Normal"/>
-    <w:next w:val="Normal"/>
+    <w:basedOn w:val="1"/>
+    <w:next w:val="1"/>
     <w:semiHidden/>
     <w:unhideWhenUsed/>
     <w:qFormat/>
+    <w:uiPriority w:val="0"/>
     <w:pPr>
       <w:keepNext/>
       <w:keepLines/>
@@ -14553,13 +15153,14 @@
       <w:sz w:val="24"/>
     </w:rPr>
   </w:style>
-  <w:style w:type="paragraph" w:styleId="Heading8">
+  <w:style w:type="paragraph" w:styleId="9">
     <w:name w:val="heading 8"/>
-    <w:basedOn w:val="Normal"/>
-    <w:next w:val="Normal"/>
+    <w:basedOn w:val="1"/>
+    <w:next w:val="1"/>
     <w:semiHidden/>
     <w:unhideWhenUsed/>
     <w:qFormat/>
+    <w:uiPriority w:val="0"/>
     <w:pPr>
       <w:keepNext/>
       <w:keepLines/>
@@ -14572,17 +15173,18 @@
       <w:outlineLvl w:val="7"/>
     </w:pPr>
     <w:rPr>
-      <w:rFonts w:ascii="Arial" w:eastAsia="黑体" w:hAnsi="Arial"/>
+      <w:rFonts w:ascii="Arial" w:hAnsi="Arial" w:eastAsia="黑体"/>
       <w:sz w:val="24"/>
     </w:rPr>
   </w:style>
-  <w:style w:type="paragraph" w:styleId="Heading9">
+  <w:style w:type="paragraph" w:styleId="10">
     <w:name w:val="heading 9"/>
-    <w:basedOn w:val="Normal"/>
-    <w:next w:val="Normal"/>
+    <w:basedOn w:val="1"/>
+    <w:next w:val="1"/>
     <w:semiHidden/>
     <w:unhideWhenUsed/>
     <w:qFormat/>
+    <w:uiPriority w:val="0"/>
     <w:pPr>
       <w:keepNext/>
       <w:keepLines/>
@@ -14595,19 +15197,21 @@
       <w:outlineLvl w:val="8"/>
     </w:pPr>
     <w:rPr>
-      <w:rFonts w:ascii="Arial" w:eastAsia="黑体" w:hAnsi="Arial"/>
+      <w:rFonts w:ascii="Arial" w:hAnsi="Arial" w:eastAsia="黑体"/>
       <w:sz w:val="21"/>
     </w:rPr>
   </w:style>
-  <w:style w:type="character" w:default="1" w:styleId="DefaultParagraphFont">
+  <w:style w:type="character" w:default="1" w:styleId="24">
     <w:name w:val="Default Paragraph Font"/>
     <w:semiHidden/>
     <w:qFormat/>
+    <w:uiPriority w:val="0"/>
   </w:style>
-  <w:style w:type="table" w:default="1" w:styleId="TableNormal">
+  <w:style w:type="table" w:default="1" w:styleId="22">
     <w:name w:val="Normal Table"/>
     <w:semiHidden/>
     <w:qFormat/>
+    <w:uiPriority w:val="0"/>
     <w:tblPr>
       <w:tblCellMar>
         <w:top w:w="0" w:type="dxa"/>
@@ -14617,39 +15221,43 @@
       </w:tblCellMar>
     </w:tblPr>
   </w:style>
-  <w:style w:type="paragraph" w:styleId="CommentText">
+  <w:style w:type="paragraph" w:styleId="11">
     <w:name w:val="annotation text"/>
-    <w:basedOn w:val="Normal"/>
+    <w:basedOn w:val="1"/>
     <w:qFormat/>
+    <w:uiPriority w:val="0"/>
     <w:pPr>
       <w:jc w:val="left"/>
     </w:pPr>
   </w:style>
-  <w:style w:type="paragraph" w:styleId="BodyText">
+  <w:style w:type="paragraph" w:styleId="12">
     <w:name w:val="Body Text"/>
-    <w:basedOn w:val="Normal"/>
+    <w:basedOn w:val="1"/>
     <w:semiHidden/>
     <w:qFormat/>
+    <w:uiPriority w:val="0"/>
     <w:rPr>
-      <w:rFonts w:ascii="Arial" w:eastAsia="Arial" w:hAnsi="Arial" w:cs="Arial"/>
+      <w:rFonts w:ascii="Arial" w:hAnsi="Arial" w:eastAsia="Arial" w:cs="Arial"/>
       <w:sz w:val="21"/>
       <w:szCs w:val="21"/>
       <w:lang w:val="en-US" w:eastAsia="en-US" w:bidi="ar-SA"/>
     </w:rPr>
   </w:style>
-  <w:style w:type="paragraph" w:styleId="TOC3">
+  <w:style w:type="paragraph" w:styleId="13">
     <w:name w:val="toc 3"/>
-    <w:basedOn w:val="Normal"/>
-    <w:next w:val="Normal"/>
+    <w:basedOn w:val="1"/>
+    <w:next w:val="1"/>
     <w:qFormat/>
+    <w:uiPriority w:val="0"/>
     <w:pPr>
       <w:ind w:left="840" w:leftChars="400"/>
     </w:pPr>
   </w:style>
-  <w:style w:type="paragraph" w:styleId="Footer">
+  <w:style w:type="paragraph" w:styleId="14">
     <w:name w:val="footer"/>
-    <w:basedOn w:val="Normal"/>
+    <w:basedOn w:val="1"/>
     <w:qFormat/>
+    <w:uiPriority w:val="0"/>
     <w:pPr>
       <w:tabs>
         <w:tab w:val="center" w:pos="4153"/>
@@ -14662,16 +15270,17 @@
       <w:sz w:val="18"/>
     </w:rPr>
   </w:style>
-  <w:style w:type="paragraph" w:styleId="Header">
+  <w:style w:type="paragraph" w:styleId="15">
     <w:name w:val="header"/>
-    <w:basedOn w:val="Normal"/>
+    <w:basedOn w:val="1"/>
     <w:qFormat/>
+    <w:uiPriority w:val="0"/>
     <w:pPr>
       <w:pBdr>
-        <w:top w:val="nil"/>
-        <w:left w:val="nil"/>
-        <w:bottom w:val="nil"/>
-        <w:right w:val="nil"/>
+        <w:top w:val="none" w:color="auto" w:sz="0" w:space="0"/>
+        <w:left w:val="none" w:color="auto" w:sz="0" w:space="0"/>
+        <w:bottom w:val="none" w:color="auto" w:sz="0" w:space="0"/>
+        <w:right w:val="none" w:color="auto" w:sz="0" w:space="0"/>
       </w:pBdr>
       <w:tabs>
         <w:tab w:val="center" w:pos="4153"/>
@@ -14686,55 +15295,61 @@
       <w:sz w:val="18"/>
     </w:rPr>
   </w:style>
-  <w:style w:type="paragraph" w:styleId="TOC1">
+  <w:style w:type="paragraph" w:styleId="16">
     <w:name w:val="toc 1"/>
-    <w:basedOn w:val="Normal"/>
-    <w:next w:val="Normal"/>
+    <w:basedOn w:val="1"/>
+    <w:next w:val="1"/>
     <w:qFormat/>
+    <w:uiPriority w:val="0"/>
     <w:rPr>
-      <w:rFonts w:ascii="Arial" w:eastAsia="Microsoft JhengHei" w:hAnsi="Arial"/>
+      <w:rFonts w:ascii="Arial" w:hAnsi="Arial" w:eastAsia="Microsoft JhengHei"/>
       <w:sz w:val="24"/>
     </w:rPr>
   </w:style>
-  <w:style w:type="paragraph" w:styleId="TableofFigures">
+  <w:style w:type="paragraph" w:styleId="17">
     <w:name w:val="table of figures"/>
-    <w:basedOn w:val="Normal"/>
-    <w:next w:val="Normal"/>
+    <w:basedOn w:val="1"/>
+    <w:next w:val="1"/>
     <w:qFormat/>
+    <w:uiPriority w:val="0"/>
     <w:pPr>
-      <w:ind w:hanging="200" w:leftChars="200" w:hangingChars="200"/>
+      <w:ind w:leftChars="200" w:hanging="200" w:hangingChars="200"/>
     </w:pPr>
   </w:style>
-  <w:style w:type="paragraph" w:styleId="TOC2">
+  <w:style w:type="paragraph" w:styleId="18">
     <w:name w:val="toc 2"/>
-    <w:basedOn w:val="Normal"/>
-    <w:next w:val="Normal"/>
+    <w:basedOn w:val="1"/>
+    <w:next w:val="1"/>
     <w:qFormat/>
+    <w:uiPriority w:val="0"/>
     <w:pPr>
       <w:ind w:left="420" w:leftChars="200"/>
     </w:pPr>
   </w:style>
-  <w:style w:type="paragraph" w:styleId="HTMLPreformatted">
+  <w:style w:type="paragraph" w:styleId="19">
     <w:name w:val="HTML Preformatted"/>
-    <w:basedOn w:val="Normal"/>
+    <w:basedOn w:val="1"/>
     <w:qFormat/>
+    <w:uiPriority w:val="0"/>
     <w:rPr>
       <w:rFonts w:ascii="Courier New" w:hAnsi="Courier New"/>
       <w:sz w:val="20"/>
     </w:rPr>
   </w:style>
-  <w:style w:type="paragraph" w:styleId="NormalWeb">
+  <w:style w:type="paragraph" w:styleId="20">
     <w:name w:val="Normal (Web)"/>
-    <w:basedOn w:val="Normal"/>
+    <w:basedOn w:val="1"/>
     <w:qFormat/>
+    <w:uiPriority w:val="0"/>
     <w:rPr>
       <w:sz w:val="24"/>
     </w:rPr>
   </w:style>
-  <w:style w:type="paragraph" w:styleId="Title">
+  <w:style w:type="paragraph" w:styleId="21">
     <w:name w:val="Title"/>
-    <w:basedOn w:val="Normal"/>
+    <w:basedOn w:val="1"/>
     <w:qFormat/>
+    <w:uiPriority w:val="0"/>
     <w:pPr>
       <w:spacing w:before="240" w:beforeLines="0" w:beforeAutospacing="0" w:after="60" w:afterLines="0" w:afterAutospacing="0"/>
       <w:jc w:val="center"/>
@@ -14746,85 +15361,91 @@
       <w:sz w:val="32"/>
     </w:rPr>
   </w:style>
-  <w:style w:type="table" w:styleId="TableGrid">
+  <w:style w:type="table" w:styleId="23">
     <w:name w:val="Table Grid"/>
-    <w:basedOn w:val="TableNormal"/>
+    <w:basedOn w:val="22"/>
     <w:qFormat/>
+    <w:uiPriority w:val="0"/>
     <w:pPr>
       <w:widowControl w:val="0"/>
       <w:jc w:val="both"/>
     </w:pPr>
     <w:tblPr>
       <w:tblBorders>
-        <w:top w:val="single" w:sz="4" w:space="0" w:color="auto"/>
-        <w:left w:val="single" w:sz="4" w:space="0" w:color="auto"/>
-        <w:bottom w:val="single" w:sz="4" w:space="0" w:color="auto"/>
-        <w:right w:val="single" w:sz="4" w:space="0" w:color="auto"/>
-        <w:insideH w:val="single" w:sz="4" w:space="0" w:color="auto"/>
-        <w:insideV w:val="single" w:sz="4" w:space="0" w:color="auto"/>
+        <w:top w:val="single" w:color="auto" w:sz="4" w:space="0"/>
+        <w:left w:val="single" w:color="auto" w:sz="4" w:space="0"/>
+        <w:bottom w:val="single" w:color="auto" w:sz="4" w:space="0"/>
+        <w:right w:val="single" w:color="auto" w:sz="4" w:space="0"/>
+        <w:insideH w:val="single" w:color="auto" w:sz="4" w:space="0"/>
+        <w:insideV w:val="single" w:color="auto" w:sz="4" w:space="0"/>
       </w:tblBorders>
     </w:tblPr>
   </w:style>
-  <w:style w:type="character" w:styleId="Strong">
+  <w:style w:type="character" w:styleId="25">
     <w:name w:val="Strong"/>
-    <w:basedOn w:val="DefaultParagraphFont"/>
+    <w:basedOn w:val="24"/>
     <w:qFormat/>
+    <w:uiPriority w:val="0"/>
     <w:rPr>
       <w:b/>
     </w:rPr>
   </w:style>
-  <w:style w:type="paragraph" w:customStyle="1" w:styleId="a">
+  <w:style w:type="paragraph" w:customStyle="1" w:styleId="26">
     <w:name w:val="柴_文档修订信息"/>
-    <w:basedOn w:val="Normal"/>
+    <w:basedOn w:val="1"/>
     <w:qFormat/>
+    <w:uiPriority w:val="0"/>
     <w:pPr>
       <w:widowControl w:val="0"/>
       <w:ind w:firstLine="470" w:firstLineChars="200"/>
       <w:jc w:val="center"/>
     </w:pPr>
     <w:rPr>
-      <w:rFonts w:ascii="Arial" w:hAnsi="Arial" w:hint="eastAsia"/>
+      <w:rFonts w:hint="eastAsia" w:ascii="Arial" w:hAnsi="Arial"/>
       <w:b/>
       <w:bCs/>
       <w:sz w:val="24"/>
       <w:lang w:eastAsia="zh-CN"/>
     </w:rPr>
   </w:style>
-  <w:style w:type="paragraph" w:customStyle="1" w:styleId="a0">
+  <w:style w:type="paragraph" w:customStyle="1" w:styleId="27">
     <w:name w:val="柴_公司名"/>
-    <w:basedOn w:val="Title"/>
+    <w:basedOn w:val="21"/>
     <w:qFormat/>
+    <w:uiPriority w:val="0"/>
     <w:pPr>
       <w:spacing w:after="600" w:afterLines="600"/>
     </w:pPr>
     <w:rPr>
-      <w:rFonts w:ascii="宋体" w:eastAsia="宋体" w:hAnsi="宋体" w:cs="宋体" w:hint="eastAsia"/>
+      <w:rFonts w:hint="eastAsia" w:ascii="宋体" w:hAnsi="宋体" w:eastAsia="宋体" w:cs="宋体"/>
       <w:bCs/>
       <w:spacing w:val="-6"/>
       <w:sz w:val="52"/>
       <w:szCs w:val="52"/>
     </w:rPr>
   </w:style>
-  <w:style w:type="paragraph" w:customStyle="1" w:styleId="a1">
+  <w:style w:type="paragraph" w:customStyle="1" w:styleId="28">
     <w:name w:val="柴_文档名"/>
-    <w:basedOn w:val="Title"/>
+    <w:basedOn w:val="21"/>
     <w:qFormat/>
+    <w:uiPriority w:val="0"/>
     <w:pPr>
       <w:spacing w:after="900" w:afterLines="900"/>
     </w:pPr>
     <w:rPr>
-      <w:rFonts w:ascii="黑体" w:eastAsia="黑体" w:hAnsi="黑体" w:cs="黑体"/>
+      <w:rFonts w:ascii="黑体" w:hAnsi="黑体" w:eastAsia="黑体" w:cs="黑体"/>
       <w:bCs/>
       <w:spacing w:val="-7"/>
       <w:sz w:val="52"/>
       <w:szCs w:val="52"/>
     </w:rPr>
   </w:style>
-  <w:style w:type="table" w:customStyle="1" w:styleId="TableNormal0">
+  <w:style w:type="table" w:customStyle="1" w:styleId="29">
     <w:name w:val="Table Normal_0"/>
     <w:semiHidden/>
     <w:unhideWhenUsed/>
     <w:qFormat/>
+    <w:uiPriority w:val="0"/>
     <w:tblPr>
       <w:tblCellMar>
         <w:top w:w="0" w:type="dxa"/>
@@ -14834,82 +15455,88 @@
       </w:tblCellMar>
     </w:tblPr>
   </w:style>
-  <w:style w:type="paragraph" w:customStyle="1" w:styleId="TableText">
+  <w:style w:type="paragraph" w:customStyle="1" w:styleId="30">
     <w:name w:val="Table Text"/>
-    <w:basedOn w:val="Normal"/>
+    <w:basedOn w:val="1"/>
     <w:semiHidden/>
     <w:qFormat/>
+    <w:uiPriority w:val="0"/>
     <w:rPr>
-      <w:rFonts w:ascii="宋体" w:eastAsia="宋体" w:hAnsi="宋体" w:cs="宋体"/>
+      <w:rFonts w:ascii="宋体" w:hAnsi="宋体" w:eastAsia="宋体" w:cs="宋体"/>
       <w:sz w:val="21"/>
       <w:szCs w:val="21"/>
       <w:lang w:val="en-US" w:eastAsia="en-US" w:bidi="ar-SA"/>
     </w:rPr>
   </w:style>
-  <w:style w:type="paragraph" w:customStyle="1" w:styleId="1">
+  <w:style w:type="paragraph" w:customStyle="1" w:styleId="31">
     <w:name w:val="柴_标题1"/>
-    <w:basedOn w:val="Heading1"/>
-    <w:next w:val="a2"/>
-    <w:link w:val="1Char"/>
+    <w:basedOn w:val="2"/>
+    <w:next w:val="32"/>
+    <w:link w:val="41"/>
     <w:qFormat/>
+    <w:uiPriority w:val="0"/>
     <w:pPr>
       <w:spacing w:before="100" w:after="90" w:line="360" w:lineRule="auto"/>
     </w:pPr>
     <w:rPr>
-      <w:rFonts w:ascii="Arial" w:eastAsia="宋体" w:hAnsi="Arial"/>
+      <w:rFonts w:ascii="Arial" w:hAnsi="Arial" w:eastAsia="宋体"/>
       <w:sz w:val="32"/>
     </w:rPr>
   </w:style>
-  <w:style w:type="paragraph" w:customStyle="1" w:styleId="a2">
+  <w:style w:type="paragraph" w:customStyle="1" w:styleId="32">
     <w:name w:val="柴_正文"/>
-    <w:basedOn w:val="BodyText"/>
-    <w:link w:val="Char"/>
+    <w:basedOn w:val="12"/>
+    <w:link w:val="44"/>
     <w:qFormat/>
+    <w:uiPriority w:val="0"/>
     <w:pPr>
       <w:spacing w:line="360" w:lineRule="auto"/>
       <w:ind w:firstLine="470" w:firstLineChars="200"/>
     </w:pPr>
     <w:rPr>
-      <w:rFonts w:ascii="Arial" w:eastAsia="宋体" w:hAnsi="Arial"/>
+      <w:rFonts w:ascii="Arial" w:hAnsi="Arial" w:eastAsia="宋体"/>
       <w:sz w:val="24"/>
       <w:lang w:eastAsia="zh-CN"/>
     </w:rPr>
   </w:style>
-  <w:style w:type="paragraph" w:customStyle="1" w:styleId="2">
+  <w:style w:type="paragraph" w:customStyle="1" w:styleId="33">
     <w:name w:val="柴_标题2"/>
-    <w:basedOn w:val="Heading2"/>
-    <w:next w:val="a2"/>
-    <w:link w:val="2Char"/>
+    <w:basedOn w:val="3"/>
+    <w:next w:val="32"/>
+    <w:link w:val="47"/>
     <w:qFormat/>
+    <w:uiPriority w:val="0"/>
     <w:pPr>
       <w:spacing w:line="360" w:lineRule="auto"/>
     </w:pPr>
     <w:rPr>
-      <w:rFonts w:ascii="Arial" w:eastAsia="宋体" w:hAnsi="Arial"/>
+      <w:rFonts w:ascii="Arial" w:hAnsi="Arial" w:eastAsia="宋体"/>
       <w:sz w:val="28"/>
     </w:rPr>
   </w:style>
-  <w:style w:type="paragraph" w:customStyle="1" w:styleId="3">
+  <w:style w:type="paragraph" w:customStyle="1" w:styleId="34">
     <w:name w:val="柴_标题3"/>
-    <w:basedOn w:val="Heading3"/>
-    <w:next w:val="a2"/>
+    <w:basedOn w:val="4"/>
+    <w:next w:val="32"/>
     <w:qFormat/>
+    <w:uiPriority w:val="0"/>
     <w:pPr>
       <w:spacing w:line="360" w:lineRule="auto"/>
       <w:ind w:left="0" w:firstLine="472" w:firstLineChars="200"/>
     </w:pPr>
     <w:rPr>
-      <w:rFonts w:ascii="宋体" w:eastAsia="宋体" w:hAnsi="宋体" w:cs="宋体"/>
+      <w:rFonts w:ascii="宋体" w:hAnsi="宋体" w:eastAsia="宋体" w:cs="宋体"/>
       <w:spacing w:val="-2"/>
       <w:sz w:val="24"/>
       <w:szCs w:val="24"/>
     </w:rPr>
   </w:style>
-  <w:style w:type="paragraph" w:customStyle="1" w:styleId="a3">
+  <w:style w:type="paragraph" w:customStyle="1" w:styleId="35">
     <w:name w:val="柴_目录"/>
-    <w:basedOn w:val="Normal"/>
-    <w:next w:val="BodyText"/>
+    <w:basedOn w:val="1"/>
+    <w:next w:val="12"/>
     <w:qFormat/>
+    <w:uiPriority w:val="0"/>
     <w:pPr>
       <w:tabs>
         <w:tab w:val="right" w:leader="dot" w:pos="8442"/>
@@ -14917,59 +15544,64 @@
       <w:ind w:left="0" w:leftChars="0"/>
     </w:pPr>
     <w:rPr>
-      <w:rFonts w:ascii="Arial" w:eastAsia="Microsoft JhengHei" w:hAnsi="Arial"/>
+      <w:rFonts w:ascii="Arial" w:hAnsi="Arial" w:eastAsia="Microsoft JhengHei"/>
       <w:sz w:val="24"/>
     </w:rPr>
   </w:style>
-  <w:style w:type="paragraph" w:customStyle="1" w:styleId="WPSOffice1">
+  <w:style w:type="paragraph" w:customStyle="1" w:styleId="36">
     <w:name w:val="WPSOffice手动目录 1"/>
     <w:qFormat/>
+    <w:uiPriority w:val="0"/>
     <w:pPr>
       <w:ind w:leftChars="0"/>
     </w:pPr>
     <w:rPr>
-      <w:rFonts w:ascii="Times New Roman" w:eastAsia="宋体" w:hAnsi="Times New Roman" w:cs="Times New Roman"/>
+      <w:rFonts w:ascii="Times New Roman" w:hAnsi="Times New Roman" w:eastAsia="宋体" w:cs="Times New Roman"/>
       <w:sz w:val="20"/>
       <w:szCs w:val="20"/>
     </w:rPr>
   </w:style>
-  <w:style w:type="paragraph" w:customStyle="1" w:styleId="WPSOffice2">
+  <w:style w:type="paragraph" w:customStyle="1" w:styleId="37">
     <w:name w:val="WPSOffice手动目录 2"/>
     <w:qFormat/>
+    <w:uiPriority w:val="0"/>
     <w:pPr>
       <w:ind w:leftChars="200"/>
     </w:pPr>
     <w:rPr>
-      <w:rFonts w:ascii="Times New Roman" w:eastAsia="宋体" w:hAnsi="Times New Roman" w:cs="Times New Roman"/>
+      <w:rFonts w:ascii="Times New Roman" w:hAnsi="Times New Roman" w:eastAsia="宋体" w:cs="Times New Roman"/>
       <w:sz w:val="20"/>
       <w:szCs w:val="20"/>
     </w:rPr>
   </w:style>
-  <w:style w:type="paragraph" w:customStyle="1" w:styleId="WPSOffice3">
+  <w:style w:type="paragraph" w:customStyle="1" w:styleId="38">
     <w:name w:val="WPSOffice手动目录 3"/>
     <w:qFormat/>
+    <w:uiPriority w:val="0"/>
     <w:pPr>
       <w:ind w:leftChars="400"/>
     </w:pPr>
     <w:rPr>
-      <w:rFonts w:ascii="Times New Roman" w:eastAsia="宋体" w:hAnsi="Times New Roman" w:cs="Times New Roman"/>
+      <w:rFonts w:ascii="Times New Roman" w:hAnsi="Times New Roman" w:eastAsia="宋体" w:cs="Times New Roman"/>
       <w:sz w:val="20"/>
       <w:szCs w:val="20"/>
     </w:rPr>
   </w:style>
-  <w:style w:type="paragraph" w:customStyle="1" w:styleId="Compact">
+  <w:style w:type="paragraph" w:customStyle="1" w:styleId="39">
     <w:name w:val="Compact"/>
-    <w:basedOn w:val="BodyText"/>
+    <w:basedOn w:val="12"/>
     <w:qFormat/>
+    <w:uiPriority w:val="0"/>
     <w:pPr>
       <w:spacing w:before="36" w:after="36"/>
     </w:pPr>
   </w:style>
-  <w:style w:type="table" w:customStyle="1" w:styleId="Table">
+  <w:style w:type="table" w:customStyle="1" w:styleId="40">
     <w:name w:val="Table"/>
     <w:semiHidden/>
     <w:unhideWhenUsed/>
     <w:qFormat/>
+    <w:uiPriority w:val="0"/>
     <w:tblPr>
       <w:tblCellMar>
         <w:top w:w="0" w:type="dxa"/>
@@ -14981,26 +15613,28 @@
     <w:tblStylePr w:type="firstRow">
       <w:tcPr>
         <w:tcBorders>
-          <w:bottom w:val="single" w:sz="0" w:space="0" w:color="auto"/>
+          <w:bottom w:val="single" w:color="auto" w:sz="0" w:space="0"/>
         </w:tcBorders>
         <w:vAlign w:val="bottom"/>
       </w:tcPr>
     </w:tblStylePr>
   </w:style>
-  <w:style w:type="character" w:customStyle="1" w:styleId="1Char">
+  <w:style w:type="character" w:customStyle="1" w:styleId="41">
     <w:name w:val="柴_标题1 Char"/>
-    <w:link w:val="1"/>
+    <w:link w:val="31"/>
     <w:qFormat/>
+    <w:uiPriority w:val="0"/>
     <w:rPr>
-      <w:rFonts w:ascii="Arial" w:eastAsia="宋体" w:hAnsi="Arial"/>
+      <w:rFonts w:ascii="Arial" w:hAnsi="Arial" w:eastAsia="宋体"/>
       <w:sz w:val="32"/>
     </w:rPr>
   </w:style>
-  <w:style w:type="paragraph" w:customStyle="1" w:styleId="a4">
+  <w:style w:type="paragraph" w:customStyle="1" w:styleId="42">
     <w:name w:val="柴_正文_无缩进"/>
-    <w:basedOn w:val="Normal"/>
-    <w:link w:val="Char0"/>
+    <w:basedOn w:val="1"/>
+    <w:link w:val="46"/>
     <w:qFormat/>
+    <w:uiPriority w:val="0"/>
     <w:pPr>
       <w:ind w:firstLine="0" w:firstLineChars="0"/>
     </w:pPr>
@@ -15010,38 +15644,41 @@
       <w:lang w:eastAsia="zh-CN"/>
     </w:rPr>
   </w:style>
-  <w:style w:type="paragraph" w:customStyle="1" w:styleId="4">
+  <w:style w:type="paragraph" w:customStyle="1" w:styleId="43">
     <w:name w:val="柴_标题4"/>
-    <w:basedOn w:val="Heading4"/>
-    <w:next w:val="Normal"/>
+    <w:basedOn w:val="5"/>
+    <w:next w:val="1"/>
     <w:qFormat/>
+    <w:uiPriority w:val="0"/>
     <w:pPr>
       <w:widowControl w:val="0"/>
       <w:spacing w:before="160" w:line="360" w:lineRule="auto"/>
-      <w:ind w:left="981" w:hanging="862" w:leftChars="300"/>
+      <w:ind w:left="981" w:leftChars="300" w:hanging="862"/>
     </w:pPr>
     <w:rPr>
-      <w:rFonts w:ascii="Calibri" w:eastAsia="宋体" w:hAnsi="Calibri" w:cs="宋体" w:hint="eastAsia"/>
+      <w:rFonts w:hint="eastAsia" w:ascii="Calibri" w:hAnsi="Calibri" w:eastAsia="宋体" w:cs="宋体"/>
       <w:sz w:val="24"/>
       <w:szCs w:val="24"/>
       <w:lang w:eastAsia="zh-CN" w:bidi="zh-CN"/>
     </w:rPr>
   </w:style>
-  <w:style w:type="character" w:customStyle="1" w:styleId="Char">
+  <w:style w:type="character" w:customStyle="1" w:styleId="44">
     <w:name w:val="柴_正文 Char"/>
-    <w:link w:val="a2"/>
+    <w:link w:val="32"/>
     <w:qFormat/>
+    <w:uiPriority w:val="0"/>
     <w:rPr>
-      <w:rFonts w:ascii="Arial" w:eastAsia="宋体" w:hAnsi="Arial"/>
+      <w:rFonts w:ascii="Arial" w:hAnsi="Arial" w:eastAsia="宋体"/>
       <w:sz w:val="24"/>
       <w:lang w:eastAsia="zh-CN"/>
     </w:rPr>
   </w:style>
-  <w:style w:type="table" w:customStyle="1" w:styleId="TableNormal00">
+  <w:style w:type="table" w:customStyle="1" w:styleId="45">
     <w:name w:val="Table Normal_0_0"/>
     <w:semiHidden/>
     <w:unhideWhenUsed/>
     <w:qFormat/>
+    <w:uiPriority w:val="0"/>
     <w:tblPr>
       <w:tblCellMar>
         <w:top w:w="0" w:type="dxa"/>
@@ -15051,41 +15688,45 @@
       </w:tblCellMar>
     </w:tblPr>
   </w:style>
-  <w:style w:type="character" w:customStyle="1" w:styleId="Char0">
+  <w:style w:type="character" w:customStyle="1" w:styleId="46">
     <w:name w:val="柴_正文_无缩进 Char"/>
-    <w:link w:val="a4"/>
+    <w:link w:val="42"/>
     <w:qFormat/>
+    <w:uiPriority w:val="0"/>
     <w:rPr>
       <w:rFonts w:ascii="Arial" w:hAnsi="Arial"/>
       <w:sz w:val="24"/>
       <w:lang w:eastAsia="zh-CN"/>
     </w:rPr>
   </w:style>
-  <w:style w:type="character" w:customStyle="1" w:styleId="2Char">
+  <w:style w:type="character" w:customStyle="1" w:styleId="47">
     <w:name w:val="柴_标题2 Char"/>
-    <w:link w:val="2"/>
+    <w:link w:val="33"/>
     <w:qFormat/>
+    <w:uiPriority w:val="0"/>
     <w:rPr>
-      <w:rFonts w:ascii="Arial" w:eastAsia="宋体" w:hAnsi="Arial"/>
+      <w:rFonts w:ascii="Arial" w:hAnsi="Arial" w:eastAsia="宋体"/>
       <w:sz w:val="28"/>
     </w:rPr>
   </w:style>
-  <w:style w:type="character" w:customStyle="1" w:styleId="Char1">
+  <w:style w:type="character" w:customStyle="1" w:styleId="48">
     <w:name w:val="柴_题注 Char"/>
-    <w:link w:val="a5"/>
+    <w:link w:val="49"/>
     <w:qFormat/>
+    <w:uiPriority w:val="0"/>
   </w:style>
-  <w:style w:type="paragraph" w:customStyle="1" w:styleId="a5">
+  <w:style w:type="paragraph" w:customStyle="1" w:styleId="49">
     <w:name w:val="柴_题注"/>
-    <w:basedOn w:val="HTMLPreformatted"/>
-    <w:link w:val="Char1"/>
+    <w:basedOn w:val="19"/>
+    <w:link w:val="48"/>
     <w:qFormat/>
+    <w:uiPriority w:val="0"/>
     <w:pPr>
       <w:pBdr>
-        <w:top w:val="nil"/>
-        <w:left w:val="nil"/>
-        <w:bottom w:val="nil"/>
-        <w:right w:val="nil"/>
+        <w:top w:val="none" w:color="auto" w:sz="0" w:space="0"/>
+        <w:left w:val="none" w:color="auto" w:sz="0" w:space="0"/>
+        <w:bottom w:val="none" w:color="auto" w:sz="0" w:space="0"/>
+        <w:right w:val="none" w:color="auto" w:sz="0" w:space="0"/>
       </w:pBdr>
       <w:tabs>
         <w:tab w:val="left" w:pos="916"/>
